--- a/4.质量管理/1.流程制度规范类文件/JXTX-04-08-运维服务验收管理制度.docx
+++ b/4.质量管理/1.流程制度规范类文件/JXTX-04-08-运维服务验收管理制度.docx
@@ -22,6 +22,59 @@
         <w:textAlignment w:val="baseline"/>
       </w:pPr>
       <w:bookmarkStart w:id="0" w:name="_Toc32749"/>
+      <w:bookmarkStart w:id="21" w:name="_GoBack"/>
+      <w:r>
+        <w:drawing>
+          <wp:anchor distT="0" distB="0" distL="114300" distR="114300" simplePos="0" relativeHeight="251661312" behindDoc="1" locked="0" layoutInCell="1" allowOverlap="1">
+            <wp:simplePos x="0" y="0"/>
+            <wp:positionH relativeFrom="column">
+              <wp:posOffset>-19050</wp:posOffset>
+            </wp:positionH>
+            <wp:positionV relativeFrom="paragraph">
+              <wp:posOffset>-22225</wp:posOffset>
+            </wp:positionV>
+            <wp:extent cx="5304790" cy="8893810"/>
+            <wp:effectExtent l="0" t="0" r="13970" b="6350"/>
+            <wp:wrapNone/>
+            <wp:docPr id="3" name="图片 3"/>
+            <wp:cNvGraphicFramePr>
+              <a:graphicFrameLocks xmlns:a="http://schemas.openxmlformats.org/drawingml/2006/main" noChangeAspect="1"/>
+            </wp:cNvGraphicFramePr>
+            <a:graphic xmlns:a="http://schemas.openxmlformats.org/drawingml/2006/main">
+              <a:graphicData uri="http://schemas.openxmlformats.org/drawingml/2006/picture">
+                <pic:pic xmlns:pic="http://schemas.openxmlformats.org/drawingml/2006/picture">
+                  <pic:nvPicPr>
+                    <pic:cNvPr id="3" name="图片 3"/>
+                    <pic:cNvPicPr>
+                      <a:picLocks noChangeAspect="1"/>
+                    </pic:cNvPicPr>
+                  </pic:nvPicPr>
+                  <pic:blipFill>
+                    <a:blip r:embed="rId7"/>
+                    <a:stretch>
+                      <a:fillRect/>
+                    </a:stretch>
+                  </pic:blipFill>
+                  <pic:spPr>
+                    <a:xfrm>
+                      <a:off x="0" y="0"/>
+                      <a:ext cx="5304790" cy="8893810"/>
+                    </a:xfrm>
+                    <a:prstGeom prst="rect">
+                      <a:avLst/>
+                    </a:prstGeom>
+                    <a:noFill/>
+                    <a:ln>
+                      <a:noFill/>
+                    </a:ln>
+                  </pic:spPr>
+                </pic:pic>
+              </a:graphicData>
+            </a:graphic>
+          </wp:anchor>
+        </w:drawing>
+      </w:r>
+      <w:bookmarkEnd w:id="21"/>
       <w:r>
         <w:drawing>
           <wp:anchor distT="0" distB="0" distL="114300" distR="114300" simplePos="0" relativeHeight="251660288" behindDoc="1" locked="0" layoutInCell="1" allowOverlap="1">
@@ -49,7 +102,7 @@
                     </pic:cNvPicPr>
                   </pic:nvPicPr>
                   <pic:blipFill>
-                    <a:blip r:embed="rId7"/>
+                    <a:blip r:embed="rId8"/>
                     <a:stretch>
                       <a:fillRect/>
                     </a:stretch>
@@ -104,7 +157,7 @@
                     </pic:cNvPicPr>
                   </pic:nvPicPr>
                   <pic:blipFill>
-                    <a:blip r:embed="rId8">
+                    <a:blip r:embed="rId9">
                       <a:alphaModFix amt="58000"/>
                       <a:lum contrast="-52000"/>
                     </a:blip>
@@ -1927,8 +1980,6 @@
         <w:snapToGrid w:val="0"/>
         <w:textAlignment w:val="baseline"/>
       </w:pPr>
-      <w:bookmarkStart w:id="21" w:name="_GoBack"/>
-      <w:bookmarkEnd w:id="21"/>
       <w:r>
         <w:br w:type="page"/>
       </w:r>
@@ -4969,6 +5020,7 @@
             <w:insideH w:val="single" w:color="auto" w:sz="4" w:space="0"/>
             <w:insideV w:val="single" w:color="auto" w:sz="4" w:space="0"/>
           </w:tblBorders>
+          <w:shd w:val="clear" w:color="auto" w:fill="auto"/>
           <w:tblCellMar>
             <w:top w:w="15" w:type="dxa"/>
             <w:left w:w="15" w:type="dxa"/>

--- a/4.质量管理/1.流程制度规范类文件/JXTX-04-08-运维服务验收管理制度.docx
+++ b/4.质量管理/1.流程制度规范类文件/JXTX-04-08-运维服务验收管理制度.docx
@@ -21,8 +21,8 @@
         <w:spacing w:before="3120" w:beforeLines="1000"/>
         <w:textAlignment w:val="baseline"/>
       </w:pPr>
-      <w:bookmarkStart w:id="0" w:name="_Toc32749"/>
       <w:bookmarkStart w:id="21" w:name="_GoBack"/>
+      <w:bookmarkStart w:id="0" w:name="_Toc7470"/>
       <w:r>
         <w:drawing>
           <wp:anchor distT="0" distB="0" distL="114300" distR="114300" simplePos="0" relativeHeight="251661312" behindDoc="1" locked="0" layoutInCell="1" allowOverlap="1">
@@ -74,7 +74,6 @@
           </wp:anchor>
         </w:drawing>
       </w:r>
-      <w:bookmarkEnd w:id="21"/>
       <w:r>
         <w:drawing>
           <wp:anchor distT="0" distB="0" distL="114300" distR="114300" simplePos="0" relativeHeight="251660288" behindDoc="1" locked="0" layoutInCell="1" allowOverlap="1">
@@ -212,7 +211,7 @@
           <w:lang w:val="en-US" w:eastAsia="zh-CN"/>
         </w:rPr>
       </w:pPr>
-      <w:bookmarkStart w:id="1" w:name="_Toc853"/>
+      <w:bookmarkStart w:id="1" w:name="_Toc24640"/>
       <w:r>
         <w:rPr>
           <w:rFonts w:hint="eastAsia"/>
@@ -353,12 +352,6 @@
             <w:insideH w:val="none" w:color="auto" w:sz="0" w:space="0"/>
             <w:insideV w:val="none" w:color="auto" w:sz="0" w:space="0"/>
           </w:tblBorders>
-          <w:tblCellMar>
-            <w:top w:w="0" w:type="dxa"/>
-            <w:left w:w="108" w:type="dxa"/>
-            <w:bottom w:w="0" w:type="dxa"/>
-            <w:right w:w="108" w:type="dxa"/>
-          </w:tblCellMar>
         </w:tblPrEx>
         <w:trPr>
           <w:trHeight w:val="810" w:hRule="atLeast"/>
@@ -907,6 +900,7 @@
               <w:kinsoku w:val="0"/>
               <w:wordWrap/>
               <w:overflowPunct/>
+              <w:topLinePunct w:val="0"/>
               <w:autoSpaceDE w:val="0"/>
               <w:autoSpaceDN w:val="0"/>
               <w:bidi w:val="0"/>
@@ -956,6 +950,7 @@
               <w:kinsoku w:val="0"/>
               <w:wordWrap/>
               <w:overflowPunct/>
+              <w:topLinePunct w:val="0"/>
               <w:autoSpaceDE w:val="0"/>
               <w:autoSpaceDN w:val="0"/>
               <w:bidi w:val="0"/>
@@ -995,6 +990,7 @@
               <w:kinsoku w:val="0"/>
               <w:wordWrap/>
               <w:overflowPunct/>
+              <w:topLinePunct w:val="0"/>
               <w:autoSpaceDE w:val="0"/>
               <w:autoSpaceDN w:val="0"/>
               <w:bidi w:val="0"/>
@@ -1034,6 +1030,7 @@
               <w:kinsoku w:val="0"/>
               <w:wordWrap/>
               <w:overflowPunct/>
+              <w:topLinePunct w:val="0"/>
               <w:autoSpaceDE w:val="0"/>
               <w:autoSpaceDN w:val="0"/>
               <w:bidi w:val="0"/>
@@ -1076,6 +1073,7 @@
               <w:kinsoku w:val="0"/>
               <w:wordWrap/>
               <w:overflowPunct/>
+              <w:topLinePunct w:val="0"/>
               <w:autoSpaceDE w:val="0"/>
               <w:autoSpaceDN w:val="0"/>
               <w:bidi w:val="0"/>
@@ -1118,6 +1116,7 @@
               <w:kinsoku w:val="0"/>
               <w:wordWrap/>
               <w:overflowPunct/>
+              <w:topLinePunct w:val="0"/>
               <w:autoSpaceDE w:val="0"/>
               <w:autoSpaceDN w:val="0"/>
               <w:bidi w:val="0"/>
@@ -1179,6 +1178,7 @@
               <w:kinsoku w:val="0"/>
               <w:wordWrap/>
               <w:overflowPunct/>
+              <w:topLinePunct w:val="0"/>
               <w:autoSpaceDE w:val="0"/>
               <w:autoSpaceDN w:val="0"/>
               <w:bidi w:val="0"/>
@@ -1231,6 +1231,7 @@
               <w:kinsoku w:val="0"/>
               <w:wordWrap/>
               <w:overflowPunct/>
+              <w:topLinePunct w:val="0"/>
               <w:autoSpaceDE w:val="0"/>
               <w:autoSpaceDN w:val="0"/>
               <w:bidi w:val="0"/>
@@ -1271,6 +1272,7 @@
               <w:kinsoku w:val="0"/>
               <w:wordWrap/>
               <w:overflowPunct/>
+              <w:topLinePunct w:val="0"/>
               <w:autoSpaceDE w:val="0"/>
               <w:autoSpaceDN w:val="0"/>
               <w:bidi w:val="0"/>
@@ -1321,6 +1323,7 @@
               <w:kinsoku w:val="0"/>
               <w:wordWrap/>
               <w:overflowPunct/>
+              <w:topLinePunct w:val="0"/>
               <w:autoSpaceDE w:val="0"/>
               <w:autoSpaceDN w:val="0"/>
               <w:bidi w:val="0"/>
@@ -1364,6 +1367,7 @@
               <w:kinsoku w:val="0"/>
               <w:wordWrap/>
               <w:overflowPunct/>
+              <w:topLinePunct w:val="0"/>
               <w:autoSpaceDE w:val="0"/>
               <w:autoSpaceDN w:val="0"/>
               <w:bidi w:val="0"/>
@@ -1417,6 +1421,7 @@
               <w:kinsoku w:val="0"/>
               <w:wordWrap/>
               <w:overflowPunct/>
+              <w:topLinePunct w:val="0"/>
               <w:autoSpaceDE w:val="0"/>
               <w:autoSpaceDN w:val="0"/>
               <w:bidi w:val="0"/>
@@ -1481,6 +1486,7 @@
               <w:kinsoku w:val="0"/>
               <w:wordWrap/>
               <w:overflowPunct/>
+              <w:topLinePunct w:val="0"/>
               <w:autoSpaceDE w:val="0"/>
               <w:autoSpaceDN w:val="0"/>
               <w:bidi w:val="0"/>
@@ -1506,6 +1512,7 @@
               <w:kinsoku w:val="0"/>
               <w:wordWrap/>
               <w:overflowPunct/>
+              <w:topLinePunct w:val="0"/>
               <w:autoSpaceDE w:val="0"/>
               <w:autoSpaceDN w:val="0"/>
               <w:bidi w:val="0"/>
@@ -1531,6 +1538,7 @@
               <w:kinsoku w:val="0"/>
               <w:wordWrap/>
               <w:overflowPunct/>
+              <w:topLinePunct w:val="0"/>
               <w:autoSpaceDE w:val="0"/>
               <w:autoSpaceDN w:val="0"/>
               <w:bidi w:val="0"/>
@@ -1556,6 +1564,7 @@
               <w:kinsoku w:val="0"/>
               <w:wordWrap/>
               <w:overflowPunct/>
+              <w:topLinePunct w:val="0"/>
               <w:autoSpaceDE w:val="0"/>
               <w:autoSpaceDN w:val="0"/>
               <w:bidi w:val="0"/>
@@ -1581,6 +1590,7 @@
               <w:kinsoku w:val="0"/>
               <w:wordWrap/>
               <w:overflowPunct/>
+              <w:topLinePunct w:val="0"/>
               <w:autoSpaceDE w:val="0"/>
               <w:autoSpaceDN w:val="0"/>
               <w:bidi w:val="0"/>
@@ -1606,6 +1616,7 @@
               <w:kinsoku w:val="0"/>
               <w:wordWrap/>
               <w:overflowPunct/>
+              <w:topLinePunct w:val="0"/>
               <w:autoSpaceDE w:val="0"/>
               <w:autoSpaceDN w:val="0"/>
               <w:bidi w:val="0"/>
@@ -1653,6 +1664,7 @@
               <w:kinsoku w:val="0"/>
               <w:wordWrap/>
               <w:overflowPunct/>
+              <w:topLinePunct w:val="0"/>
               <w:autoSpaceDE w:val="0"/>
               <w:autoSpaceDN w:val="0"/>
               <w:bidi w:val="0"/>
@@ -1678,6 +1690,7 @@
               <w:kinsoku w:val="0"/>
               <w:wordWrap/>
               <w:overflowPunct/>
+              <w:topLinePunct w:val="0"/>
               <w:autoSpaceDE w:val="0"/>
               <w:autoSpaceDN w:val="0"/>
               <w:bidi w:val="0"/>
@@ -1703,6 +1716,7 @@
               <w:kinsoku w:val="0"/>
               <w:wordWrap/>
               <w:overflowPunct/>
+              <w:topLinePunct w:val="0"/>
               <w:autoSpaceDE w:val="0"/>
               <w:autoSpaceDN w:val="0"/>
               <w:bidi w:val="0"/>
@@ -1728,6 +1742,7 @@
               <w:kinsoku w:val="0"/>
               <w:wordWrap/>
               <w:overflowPunct/>
+              <w:topLinePunct w:val="0"/>
               <w:autoSpaceDE w:val="0"/>
               <w:autoSpaceDN w:val="0"/>
               <w:bidi w:val="0"/>
@@ -1753,6 +1768,7 @@
               <w:kinsoku w:val="0"/>
               <w:wordWrap/>
               <w:overflowPunct/>
+              <w:topLinePunct w:val="0"/>
               <w:autoSpaceDE w:val="0"/>
               <w:autoSpaceDN w:val="0"/>
               <w:bidi w:val="0"/>
@@ -1778,6 +1794,7 @@
               <w:kinsoku w:val="0"/>
               <w:wordWrap/>
               <w:overflowPunct/>
+              <w:topLinePunct w:val="0"/>
               <w:autoSpaceDE w:val="0"/>
               <w:autoSpaceDN w:val="0"/>
               <w:bidi w:val="0"/>
@@ -1825,6 +1842,7 @@
               <w:kinsoku w:val="0"/>
               <w:wordWrap/>
               <w:overflowPunct/>
+              <w:topLinePunct w:val="0"/>
               <w:autoSpaceDE w:val="0"/>
               <w:autoSpaceDN w:val="0"/>
               <w:bidi w:val="0"/>
@@ -1850,6 +1868,7 @@
               <w:kinsoku w:val="0"/>
               <w:wordWrap/>
               <w:overflowPunct/>
+              <w:topLinePunct w:val="0"/>
               <w:autoSpaceDE w:val="0"/>
               <w:autoSpaceDN w:val="0"/>
               <w:bidi w:val="0"/>
@@ -1875,6 +1894,7 @@
               <w:kinsoku w:val="0"/>
               <w:wordWrap/>
               <w:overflowPunct/>
+              <w:topLinePunct w:val="0"/>
               <w:autoSpaceDE w:val="0"/>
               <w:autoSpaceDN w:val="0"/>
               <w:bidi w:val="0"/>
@@ -1900,6 +1920,7 @@
               <w:kinsoku w:val="0"/>
               <w:wordWrap/>
               <w:overflowPunct/>
+              <w:topLinePunct w:val="0"/>
               <w:autoSpaceDE w:val="0"/>
               <w:autoSpaceDN w:val="0"/>
               <w:bidi w:val="0"/>
@@ -1925,6 +1946,7 @@
               <w:kinsoku w:val="0"/>
               <w:wordWrap/>
               <w:overflowPunct/>
+              <w:topLinePunct w:val="0"/>
               <w:autoSpaceDE w:val="0"/>
               <w:autoSpaceDN w:val="0"/>
               <w:bidi w:val="0"/>
@@ -1950,6 +1972,7 @@
               <w:kinsoku w:val="0"/>
               <w:wordWrap/>
               <w:overflowPunct/>
+              <w:topLinePunct w:val="0"/>
               <w:autoSpaceDE w:val="0"/>
               <w:autoSpaceDN w:val="0"/>
               <w:bidi w:val="0"/>
@@ -2050,9 +2073,23 @@
         <w:p>
           <w:pPr>
             <w:pStyle w:val="16"/>
+            <w:keepNext w:val="0"/>
+            <w:keepLines w:val="0"/>
+            <w:pageBreakBefore w:val="0"/>
+            <w:widowControl w:val="0"/>
             <w:tabs>
               <w:tab w:val="right" w:leader="dot" w:pos="8306"/>
             </w:tabs>
+            <w:kinsoku w:val="0"/>
+            <w:wordWrap/>
+            <w:overflowPunct/>
+            <w:topLinePunct w:val="0"/>
+            <w:autoSpaceDE w:val="0"/>
+            <w:autoSpaceDN w:val="0"/>
+            <w:bidi w:val="0"/>
+            <w:adjustRightInd w:val="0"/>
+            <w:snapToGrid w:val="0"/>
+            <w:textAlignment w:val="baseline"/>
           </w:pPr>
           <w:r>
             <w:rPr>
@@ -2090,7 +2127,7 @@
               <w:rFonts w:hint="eastAsia" w:ascii="宋体" w:hAnsi="宋体" w:eastAsia="宋体" w:cs="宋体"/>
               <w:szCs w:val="24"/>
             </w:rPr>
-            <w:instrText xml:space="preserve"> HYPERLINK \l _Toc32749 </w:instrText>
+            <w:instrText xml:space="preserve"> HYPERLINK \l _Toc7470 </w:instrText>
           </w:r>
           <w:r>
             <w:rPr>
@@ -2113,7 +2150,7 @@
             <w:fldChar w:fldCharType="begin"/>
           </w:r>
           <w:r>
-            <w:instrText xml:space="preserve"> PAGEREF _Toc32749 \h </w:instrText>
+            <w:instrText xml:space="preserve"> PAGEREF _Toc7470 \h </w:instrText>
           </w:r>
           <w:r>
             <w:fldChar w:fldCharType="separate"/>
@@ -2135,9 +2172,23 @@
         <w:p>
           <w:pPr>
             <w:pStyle w:val="16"/>
+            <w:keepNext w:val="0"/>
+            <w:keepLines w:val="0"/>
+            <w:pageBreakBefore w:val="0"/>
+            <w:widowControl w:val="0"/>
             <w:tabs>
               <w:tab w:val="right" w:leader="dot" w:pos="8306"/>
             </w:tabs>
+            <w:kinsoku w:val="0"/>
+            <w:wordWrap/>
+            <w:overflowPunct/>
+            <w:topLinePunct w:val="0"/>
+            <w:autoSpaceDE w:val="0"/>
+            <w:autoSpaceDN w:val="0"/>
+            <w:bidi w:val="0"/>
+            <w:adjustRightInd w:val="0"/>
+            <w:snapToGrid w:val="0"/>
+            <w:textAlignment w:val="baseline"/>
           </w:pPr>
           <w:r>
             <w:rPr>
@@ -2151,7 +2202,7 @@
               <w:rFonts w:hint="eastAsia" w:ascii="宋体" w:hAnsi="宋体" w:eastAsia="宋体" w:cs="宋体"/>
               <w:szCs w:val="24"/>
             </w:rPr>
-            <w:instrText xml:space="preserve"> HYPERLINK \l _Toc853 </w:instrText>
+            <w:instrText xml:space="preserve"> HYPERLINK \l _Toc24640 </w:instrText>
           </w:r>
           <w:r>
             <w:rPr>
@@ -2174,7 +2225,7 @@
             <w:fldChar w:fldCharType="begin"/>
           </w:r>
           <w:r>
-            <w:instrText xml:space="preserve"> PAGEREF _Toc853 \h </w:instrText>
+            <w:instrText xml:space="preserve"> PAGEREF _Toc24640 \h </w:instrText>
           </w:r>
           <w:r>
             <w:fldChar w:fldCharType="separate"/>
@@ -2196,9 +2247,23 @@
         <w:p>
           <w:pPr>
             <w:pStyle w:val="16"/>
+            <w:keepNext w:val="0"/>
+            <w:keepLines w:val="0"/>
+            <w:pageBreakBefore w:val="0"/>
+            <w:widowControl w:val="0"/>
             <w:tabs>
               <w:tab w:val="right" w:leader="dot" w:pos="8306"/>
             </w:tabs>
+            <w:kinsoku w:val="0"/>
+            <w:wordWrap/>
+            <w:overflowPunct/>
+            <w:topLinePunct w:val="0"/>
+            <w:autoSpaceDE w:val="0"/>
+            <w:autoSpaceDN w:val="0"/>
+            <w:bidi w:val="0"/>
+            <w:adjustRightInd w:val="0"/>
+            <w:snapToGrid w:val="0"/>
+            <w:textAlignment w:val="baseline"/>
           </w:pPr>
           <w:r>
             <w:rPr>
@@ -2212,7 +2277,7 @@
               <w:rFonts w:hint="eastAsia" w:ascii="宋体" w:hAnsi="宋体" w:eastAsia="宋体" w:cs="宋体"/>
               <w:szCs w:val="24"/>
             </w:rPr>
-            <w:instrText xml:space="preserve"> HYPERLINK \l _Toc1504 </w:instrText>
+            <w:instrText xml:space="preserve"> HYPERLINK \l _Toc23703 </w:instrText>
           </w:r>
           <w:r>
             <w:rPr>
@@ -2235,7 +2300,7 @@
             <w:fldChar w:fldCharType="begin"/>
           </w:r>
           <w:r>
-            <w:instrText xml:space="preserve"> PAGEREF _Toc1504 \h </w:instrText>
+            <w:instrText xml:space="preserve"> PAGEREF _Toc23703 \h </w:instrText>
           </w:r>
           <w:r>
             <w:fldChar w:fldCharType="separate"/>
@@ -2257,9 +2322,23 @@
         <w:p>
           <w:pPr>
             <w:pStyle w:val="17"/>
+            <w:keepNext w:val="0"/>
+            <w:keepLines w:val="0"/>
+            <w:pageBreakBefore w:val="0"/>
+            <w:widowControl w:val="0"/>
             <w:tabs>
               <w:tab w:val="right" w:leader="dot" w:pos="8306"/>
             </w:tabs>
+            <w:kinsoku w:val="0"/>
+            <w:wordWrap/>
+            <w:overflowPunct/>
+            <w:topLinePunct w:val="0"/>
+            <w:autoSpaceDE w:val="0"/>
+            <w:autoSpaceDN w:val="0"/>
+            <w:bidi w:val="0"/>
+            <w:adjustRightInd w:val="0"/>
+            <w:snapToGrid w:val="0"/>
+            <w:textAlignment w:val="baseline"/>
           </w:pPr>
           <w:r>
             <w:rPr>
@@ -2273,7 +2352,7 @@
               <w:rFonts w:hint="eastAsia" w:ascii="宋体" w:hAnsi="宋体" w:eastAsia="宋体" w:cs="宋体"/>
               <w:szCs w:val="24"/>
             </w:rPr>
-            <w:instrText xml:space="preserve"> HYPERLINK \l _Toc6507 </w:instrText>
+            <w:instrText xml:space="preserve"> HYPERLINK \l _Toc10841 </w:instrText>
           </w:r>
           <w:r>
             <w:rPr>
@@ -2296,7 +2375,7 @@
             <w:fldChar w:fldCharType="begin"/>
           </w:r>
           <w:r>
-            <w:instrText xml:space="preserve"> PAGEREF _Toc6507 \h </w:instrText>
+            <w:instrText xml:space="preserve"> PAGEREF _Toc10841 \h </w:instrText>
           </w:r>
           <w:r>
             <w:fldChar w:fldCharType="separate"/>
@@ -2318,9 +2397,23 @@
         <w:p>
           <w:pPr>
             <w:pStyle w:val="17"/>
+            <w:keepNext w:val="0"/>
+            <w:keepLines w:val="0"/>
+            <w:pageBreakBefore w:val="0"/>
+            <w:widowControl w:val="0"/>
             <w:tabs>
               <w:tab w:val="right" w:leader="dot" w:pos="8306"/>
             </w:tabs>
+            <w:kinsoku w:val="0"/>
+            <w:wordWrap/>
+            <w:overflowPunct/>
+            <w:topLinePunct w:val="0"/>
+            <w:autoSpaceDE w:val="0"/>
+            <w:autoSpaceDN w:val="0"/>
+            <w:bidi w:val="0"/>
+            <w:adjustRightInd w:val="0"/>
+            <w:snapToGrid w:val="0"/>
+            <w:textAlignment w:val="baseline"/>
           </w:pPr>
           <w:r>
             <w:rPr>
@@ -2334,7 +2427,7 @@
               <w:rFonts w:hint="eastAsia" w:ascii="宋体" w:hAnsi="宋体" w:eastAsia="宋体" w:cs="宋体"/>
               <w:szCs w:val="24"/>
             </w:rPr>
-            <w:instrText xml:space="preserve"> HYPERLINK \l _Toc2295 </w:instrText>
+            <w:instrText xml:space="preserve"> HYPERLINK \l _Toc32371 </w:instrText>
           </w:r>
           <w:r>
             <w:rPr>
@@ -2357,7 +2450,7 @@
             <w:fldChar w:fldCharType="begin"/>
           </w:r>
           <w:r>
-            <w:instrText xml:space="preserve"> PAGEREF _Toc2295 \h </w:instrText>
+            <w:instrText xml:space="preserve"> PAGEREF _Toc32371 \h </w:instrText>
           </w:r>
           <w:r>
             <w:fldChar w:fldCharType="separate"/>
@@ -2379,9 +2472,23 @@
         <w:p>
           <w:pPr>
             <w:pStyle w:val="17"/>
+            <w:keepNext w:val="0"/>
+            <w:keepLines w:val="0"/>
+            <w:pageBreakBefore w:val="0"/>
+            <w:widowControl w:val="0"/>
             <w:tabs>
               <w:tab w:val="right" w:leader="dot" w:pos="8306"/>
             </w:tabs>
+            <w:kinsoku w:val="0"/>
+            <w:wordWrap/>
+            <w:overflowPunct/>
+            <w:topLinePunct w:val="0"/>
+            <w:autoSpaceDE w:val="0"/>
+            <w:autoSpaceDN w:val="0"/>
+            <w:bidi w:val="0"/>
+            <w:adjustRightInd w:val="0"/>
+            <w:snapToGrid w:val="0"/>
+            <w:textAlignment w:val="baseline"/>
           </w:pPr>
           <w:r>
             <w:rPr>
@@ -2395,7 +2502,7 @@
               <w:rFonts w:hint="eastAsia" w:ascii="宋体" w:hAnsi="宋体" w:eastAsia="宋体" w:cs="宋体"/>
               <w:szCs w:val="24"/>
             </w:rPr>
-            <w:instrText xml:space="preserve"> HYPERLINK \l _Toc2231 </w:instrText>
+            <w:instrText xml:space="preserve"> HYPERLINK \l _Toc30966 </w:instrText>
           </w:r>
           <w:r>
             <w:rPr>
@@ -2418,7 +2525,7 @@
             <w:fldChar w:fldCharType="begin"/>
           </w:r>
           <w:r>
-            <w:instrText xml:space="preserve"> PAGEREF _Toc2231 \h </w:instrText>
+            <w:instrText xml:space="preserve"> PAGEREF _Toc30966 \h </w:instrText>
           </w:r>
           <w:r>
             <w:fldChar w:fldCharType="separate"/>
@@ -2440,9 +2547,23 @@
         <w:p>
           <w:pPr>
             <w:pStyle w:val="16"/>
+            <w:keepNext w:val="0"/>
+            <w:keepLines w:val="0"/>
+            <w:pageBreakBefore w:val="0"/>
+            <w:widowControl w:val="0"/>
             <w:tabs>
               <w:tab w:val="right" w:leader="dot" w:pos="8306"/>
             </w:tabs>
+            <w:kinsoku w:val="0"/>
+            <w:wordWrap/>
+            <w:overflowPunct/>
+            <w:topLinePunct w:val="0"/>
+            <w:autoSpaceDE w:val="0"/>
+            <w:autoSpaceDN w:val="0"/>
+            <w:bidi w:val="0"/>
+            <w:adjustRightInd w:val="0"/>
+            <w:snapToGrid w:val="0"/>
+            <w:textAlignment w:val="baseline"/>
           </w:pPr>
           <w:r>
             <w:rPr>
@@ -2456,7 +2577,7 @@
               <w:rFonts w:hint="eastAsia" w:ascii="宋体" w:hAnsi="宋体" w:eastAsia="宋体" w:cs="宋体"/>
               <w:szCs w:val="24"/>
             </w:rPr>
-            <w:instrText xml:space="preserve"> HYPERLINK \l _Toc30587 </w:instrText>
+            <w:instrText xml:space="preserve"> HYPERLINK \l _Toc22564 </w:instrText>
           </w:r>
           <w:r>
             <w:rPr>
@@ -2479,7 +2600,7 @@
             <w:fldChar w:fldCharType="begin"/>
           </w:r>
           <w:r>
-            <w:instrText xml:space="preserve"> PAGEREF _Toc30587 \h </w:instrText>
+            <w:instrText xml:space="preserve"> PAGEREF _Toc22564 \h </w:instrText>
           </w:r>
           <w:r>
             <w:fldChar w:fldCharType="separate"/>
@@ -2501,9 +2622,23 @@
         <w:p>
           <w:pPr>
             <w:pStyle w:val="17"/>
+            <w:keepNext w:val="0"/>
+            <w:keepLines w:val="0"/>
+            <w:pageBreakBefore w:val="0"/>
+            <w:widowControl w:val="0"/>
             <w:tabs>
               <w:tab w:val="right" w:leader="dot" w:pos="8306"/>
             </w:tabs>
+            <w:kinsoku w:val="0"/>
+            <w:wordWrap/>
+            <w:overflowPunct/>
+            <w:topLinePunct w:val="0"/>
+            <w:autoSpaceDE w:val="0"/>
+            <w:autoSpaceDN w:val="0"/>
+            <w:bidi w:val="0"/>
+            <w:adjustRightInd w:val="0"/>
+            <w:snapToGrid w:val="0"/>
+            <w:textAlignment w:val="baseline"/>
           </w:pPr>
           <w:r>
             <w:rPr>
@@ -2517,7 +2652,7 @@
               <w:rFonts w:hint="eastAsia" w:ascii="宋体" w:hAnsi="宋体" w:eastAsia="宋体" w:cs="宋体"/>
               <w:szCs w:val="24"/>
             </w:rPr>
-            <w:instrText xml:space="preserve"> HYPERLINK \l _Toc5528 </w:instrText>
+            <w:instrText xml:space="preserve"> HYPERLINK \l _Toc29927 </w:instrText>
           </w:r>
           <w:r>
             <w:rPr>
@@ -2540,7 +2675,7 @@
             <w:fldChar w:fldCharType="begin"/>
           </w:r>
           <w:r>
-            <w:instrText xml:space="preserve"> PAGEREF _Toc5528 \h </w:instrText>
+            <w:instrText xml:space="preserve"> PAGEREF _Toc29927 \h </w:instrText>
           </w:r>
           <w:r>
             <w:fldChar w:fldCharType="separate"/>
@@ -2562,9 +2697,23 @@
         <w:p>
           <w:pPr>
             <w:pStyle w:val="17"/>
+            <w:keepNext w:val="0"/>
+            <w:keepLines w:val="0"/>
+            <w:pageBreakBefore w:val="0"/>
+            <w:widowControl w:val="0"/>
             <w:tabs>
               <w:tab w:val="right" w:leader="dot" w:pos="8306"/>
             </w:tabs>
+            <w:kinsoku w:val="0"/>
+            <w:wordWrap/>
+            <w:overflowPunct/>
+            <w:topLinePunct w:val="0"/>
+            <w:autoSpaceDE w:val="0"/>
+            <w:autoSpaceDN w:val="0"/>
+            <w:bidi w:val="0"/>
+            <w:adjustRightInd w:val="0"/>
+            <w:snapToGrid w:val="0"/>
+            <w:textAlignment w:val="baseline"/>
           </w:pPr>
           <w:r>
             <w:rPr>
@@ -2578,7 +2727,7 @@
               <w:rFonts w:hint="eastAsia" w:ascii="宋体" w:hAnsi="宋体" w:eastAsia="宋体" w:cs="宋体"/>
               <w:szCs w:val="24"/>
             </w:rPr>
-            <w:instrText xml:space="preserve"> HYPERLINK \l _Toc7861 </w:instrText>
+            <w:instrText xml:space="preserve"> HYPERLINK \l _Toc15467 </w:instrText>
           </w:r>
           <w:r>
             <w:rPr>
@@ -2601,7 +2750,7 @@
             <w:fldChar w:fldCharType="begin"/>
           </w:r>
           <w:r>
-            <w:instrText xml:space="preserve"> PAGEREF _Toc7861 \h </w:instrText>
+            <w:instrText xml:space="preserve"> PAGEREF _Toc15467 \h </w:instrText>
           </w:r>
           <w:r>
             <w:fldChar w:fldCharType="separate"/>
@@ -2623,9 +2772,23 @@
         <w:p>
           <w:pPr>
             <w:pStyle w:val="17"/>
+            <w:keepNext w:val="0"/>
+            <w:keepLines w:val="0"/>
+            <w:pageBreakBefore w:val="0"/>
+            <w:widowControl w:val="0"/>
             <w:tabs>
               <w:tab w:val="right" w:leader="dot" w:pos="8306"/>
             </w:tabs>
+            <w:kinsoku w:val="0"/>
+            <w:wordWrap/>
+            <w:overflowPunct/>
+            <w:topLinePunct w:val="0"/>
+            <w:autoSpaceDE w:val="0"/>
+            <w:autoSpaceDN w:val="0"/>
+            <w:bidi w:val="0"/>
+            <w:adjustRightInd w:val="0"/>
+            <w:snapToGrid w:val="0"/>
+            <w:textAlignment w:val="baseline"/>
           </w:pPr>
           <w:r>
             <w:rPr>
@@ -2639,7 +2802,7 @@
               <w:rFonts w:hint="eastAsia" w:ascii="宋体" w:hAnsi="宋体" w:eastAsia="宋体" w:cs="宋体"/>
               <w:szCs w:val="24"/>
             </w:rPr>
-            <w:instrText xml:space="preserve"> HYPERLINK \l _Toc12527 </w:instrText>
+            <w:instrText xml:space="preserve"> HYPERLINK \l _Toc26214 </w:instrText>
           </w:r>
           <w:r>
             <w:rPr>
@@ -2662,7 +2825,7 @@
             <w:fldChar w:fldCharType="begin"/>
           </w:r>
           <w:r>
-            <w:instrText xml:space="preserve"> PAGEREF _Toc12527 \h </w:instrText>
+            <w:instrText xml:space="preserve"> PAGEREF _Toc26214 \h </w:instrText>
           </w:r>
           <w:r>
             <w:fldChar w:fldCharType="separate"/>
@@ -2684,9 +2847,23 @@
         <w:p>
           <w:pPr>
             <w:pStyle w:val="17"/>
+            <w:keepNext w:val="0"/>
+            <w:keepLines w:val="0"/>
+            <w:pageBreakBefore w:val="0"/>
+            <w:widowControl w:val="0"/>
             <w:tabs>
               <w:tab w:val="right" w:leader="dot" w:pos="8306"/>
             </w:tabs>
+            <w:kinsoku w:val="0"/>
+            <w:wordWrap/>
+            <w:overflowPunct/>
+            <w:topLinePunct w:val="0"/>
+            <w:autoSpaceDE w:val="0"/>
+            <w:autoSpaceDN w:val="0"/>
+            <w:bidi w:val="0"/>
+            <w:adjustRightInd w:val="0"/>
+            <w:snapToGrid w:val="0"/>
+            <w:textAlignment w:val="baseline"/>
           </w:pPr>
           <w:r>
             <w:rPr>
@@ -2700,7 +2877,7 @@
               <w:rFonts w:hint="eastAsia" w:ascii="宋体" w:hAnsi="宋体" w:eastAsia="宋体" w:cs="宋体"/>
               <w:szCs w:val="24"/>
             </w:rPr>
-            <w:instrText xml:space="preserve"> HYPERLINK \l _Toc10688 </w:instrText>
+            <w:instrText xml:space="preserve"> HYPERLINK \l _Toc6417 </w:instrText>
           </w:r>
           <w:r>
             <w:rPr>
@@ -2723,7 +2900,7 @@
             <w:fldChar w:fldCharType="begin"/>
           </w:r>
           <w:r>
-            <w:instrText xml:space="preserve"> PAGEREF _Toc10688 \h </w:instrText>
+            <w:instrText xml:space="preserve"> PAGEREF _Toc6417 \h </w:instrText>
           </w:r>
           <w:r>
             <w:fldChar w:fldCharType="separate"/>
@@ -2745,9 +2922,23 @@
         <w:p>
           <w:pPr>
             <w:pStyle w:val="16"/>
+            <w:keepNext w:val="0"/>
+            <w:keepLines w:val="0"/>
+            <w:pageBreakBefore w:val="0"/>
+            <w:widowControl w:val="0"/>
             <w:tabs>
               <w:tab w:val="right" w:leader="dot" w:pos="8306"/>
             </w:tabs>
+            <w:kinsoku w:val="0"/>
+            <w:wordWrap/>
+            <w:overflowPunct/>
+            <w:topLinePunct w:val="0"/>
+            <w:autoSpaceDE w:val="0"/>
+            <w:autoSpaceDN w:val="0"/>
+            <w:bidi w:val="0"/>
+            <w:adjustRightInd w:val="0"/>
+            <w:snapToGrid w:val="0"/>
+            <w:textAlignment w:val="baseline"/>
           </w:pPr>
           <w:r>
             <w:rPr>
@@ -2761,7 +2952,7 @@
               <w:rFonts w:hint="eastAsia" w:ascii="宋体" w:hAnsi="宋体" w:eastAsia="宋体" w:cs="宋体"/>
               <w:szCs w:val="24"/>
             </w:rPr>
-            <w:instrText xml:space="preserve"> HYPERLINK \l _Toc18497 </w:instrText>
+            <w:instrText xml:space="preserve"> HYPERLINK \l _Toc6317 </w:instrText>
           </w:r>
           <w:r>
             <w:rPr>
@@ -2784,7 +2975,7 @@
             <w:fldChar w:fldCharType="begin"/>
           </w:r>
           <w:r>
-            <w:instrText xml:space="preserve"> PAGEREF _Toc18497 \h </w:instrText>
+            <w:instrText xml:space="preserve"> PAGEREF _Toc6317 \h </w:instrText>
           </w:r>
           <w:r>
             <w:fldChar w:fldCharType="separate"/>
@@ -2806,9 +2997,23 @@
         <w:p>
           <w:pPr>
             <w:pStyle w:val="16"/>
+            <w:keepNext w:val="0"/>
+            <w:keepLines w:val="0"/>
+            <w:pageBreakBefore w:val="0"/>
+            <w:widowControl w:val="0"/>
             <w:tabs>
               <w:tab w:val="right" w:leader="dot" w:pos="8306"/>
             </w:tabs>
+            <w:kinsoku w:val="0"/>
+            <w:wordWrap/>
+            <w:overflowPunct/>
+            <w:topLinePunct w:val="0"/>
+            <w:autoSpaceDE w:val="0"/>
+            <w:autoSpaceDN w:val="0"/>
+            <w:bidi w:val="0"/>
+            <w:adjustRightInd w:val="0"/>
+            <w:snapToGrid w:val="0"/>
+            <w:textAlignment w:val="baseline"/>
           </w:pPr>
           <w:r>
             <w:rPr>
@@ -2822,7 +3027,7 @@
               <w:rFonts w:hint="eastAsia" w:ascii="宋体" w:hAnsi="宋体" w:eastAsia="宋体" w:cs="宋体"/>
               <w:szCs w:val="24"/>
             </w:rPr>
-            <w:instrText xml:space="preserve"> HYPERLINK \l _Toc19349 </w:instrText>
+            <w:instrText xml:space="preserve"> HYPERLINK \l _Toc5809 </w:instrText>
           </w:r>
           <w:r>
             <w:rPr>
@@ -2845,7 +3050,7 @@
             <w:fldChar w:fldCharType="begin"/>
           </w:r>
           <w:r>
-            <w:instrText xml:space="preserve"> PAGEREF _Toc19349 \h </w:instrText>
+            <w:instrText xml:space="preserve"> PAGEREF _Toc5809 \h </w:instrText>
           </w:r>
           <w:r>
             <w:fldChar w:fldCharType="separate"/>
@@ -2867,9 +3072,23 @@
         <w:p>
           <w:pPr>
             <w:pStyle w:val="17"/>
+            <w:keepNext w:val="0"/>
+            <w:keepLines w:val="0"/>
+            <w:pageBreakBefore w:val="0"/>
+            <w:widowControl w:val="0"/>
             <w:tabs>
               <w:tab w:val="right" w:leader="dot" w:pos="8306"/>
             </w:tabs>
+            <w:kinsoku w:val="0"/>
+            <w:wordWrap/>
+            <w:overflowPunct/>
+            <w:topLinePunct w:val="0"/>
+            <w:autoSpaceDE w:val="0"/>
+            <w:autoSpaceDN w:val="0"/>
+            <w:bidi w:val="0"/>
+            <w:adjustRightInd w:val="0"/>
+            <w:snapToGrid w:val="0"/>
+            <w:textAlignment w:val="baseline"/>
           </w:pPr>
           <w:r>
             <w:rPr>
@@ -2883,7 +3102,7 @@
               <w:rFonts w:hint="eastAsia" w:ascii="宋体" w:hAnsi="宋体" w:eastAsia="宋体" w:cs="宋体"/>
               <w:szCs w:val="24"/>
             </w:rPr>
-            <w:instrText xml:space="preserve"> HYPERLINK \l _Toc30722 </w:instrText>
+            <w:instrText xml:space="preserve"> HYPERLINK \l _Toc6923 </w:instrText>
           </w:r>
           <w:r>
             <w:rPr>
@@ -2906,7 +3125,7 @@
             <w:fldChar w:fldCharType="begin"/>
           </w:r>
           <w:r>
-            <w:instrText xml:space="preserve"> PAGEREF _Toc30722 \h </w:instrText>
+            <w:instrText xml:space="preserve"> PAGEREF _Toc6923 \h </w:instrText>
           </w:r>
           <w:r>
             <w:fldChar w:fldCharType="separate"/>
@@ -2928,9 +3147,23 @@
         <w:p>
           <w:pPr>
             <w:pStyle w:val="17"/>
+            <w:keepNext w:val="0"/>
+            <w:keepLines w:val="0"/>
+            <w:pageBreakBefore w:val="0"/>
+            <w:widowControl w:val="0"/>
             <w:tabs>
               <w:tab w:val="right" w:leader="dot" w:pos="8306"/>
             </w:tabs>
+            <w:kinsoku w:val="0"/>
+            <w:wordWrap/>
+            <w:overflowPunct/>
+            <w:topLinePunct w:val="0"/>
+            <w:autoSpaceDE w:val="0"/>
+            <w:autoSpaceDN w:val="0"/>
+            <w:bidi w:val="0"/>
+            <w:adjustRightInd w:val="0"/>
+            <w:snapToGrid w:val="0"/>
+            <w:textAlignment w:val="baseline"/>
           </w:pPr>
           <w:r>
             <w:rPr>
@@ -2944,7 +3177,7 @@
               <w:rFonts w:hint="eastAsia" w:ascii="宋体" w:hAnsi="宋体" w:eastAsia="宋体" w:cs="宋体"/>
               <w:szCs w:val="24"/>
             </w:rPr>
-            <w:instrText xml:space="preserve"> HYPERLINK \l _Toc5809 </w:instrText>
+            <w:instrText xml:space="preserve"> HYPERLINK \l _Toc29691 </w:instrText>
           </w:r>
           <w:r>
             <w:rPr>
@@ -2967,7 +3200,7 @@
             <w:fldChar w:fldCharType="begin"/>
           </w:r>
           <w:r>
-            <w:instrText xml:space="preserve"> PAGEREF _Toc5809 \h </w:instrText>
+            <w:instrText xml:space="preserve"> PAGEREF _Toc29691 \h </w:instrText>
           </w:r>
           <w:r>
             <w:fldChar w:fldCharType="separate"/>
@@ -2989,9 +3222,23 @@
         <w:p>
           <w:pPr>
             <w:pStyle w:val="17"/>
+            <w:keepNext w:val="0"/>
+            <w:keepLines w:val="0"/>
+            <w:pageBreakBefore w:val="0"/>
+            <w:widowControl w:val="0"/>
             <w:tabs>
               <w:tab w:val="right" w:leader="dot" w:pos="8306"/>
             </w:tabs>
+            <w:kinsoku w:val="0"/>
+            <w:wordWrap/>
+            <w:overflowPunct/>
+            <w:topLinePunct w:val="0"/>
+            <w:autoSpaceDE w:val="0"/>
+            <w:autoSpaceDN w:val="0"/>
+            <w:bidi w:val="0"/>
+            <w:adjustRightInd w:val="0"/>
+            <w:snapToGrid w:val="0"/>
+            <w:textAlignment w:val="baseline"/>
           </w:pPr>
           <w:r>
             <w:rPr>
@@ -3005,7 +3252,7 @@
               <w:rFonts w:hint="eastAsia" w:ascii="宋体" w:hAnsi="宋体" w:eastAsia="宋体" w:cs="宋体"/>
               <w:szCs w:val="24"/>
             </w:rPr>
-            <w:instrText xml:space="preserve"> HYPERLINK \l _Toc14636 </w:instrText>
+            <w:instrText xml:space="preserve"> HYPERLINK \l _Toc21412 </w:instrText>
           </w:r>
           <w:r>
             <w:rPr>
@@ -3028,7 +3275,7 @@
             <w:fldChar w:fldCharType="begin"/>
           </w:r>
           <w:r>
-            <w:instrText xml:space="preserve"> PAGEREF _Toc14636 \h </w:instrText>
+            <w:instrText xml:space="preserve"> PAGEREF _Toc21412 \h </w:instrText>
           </w:r>
           <w:r>
             <w:fldChar w:fldCharType="separate"/>
@@ -3050,9 +3297,23 @@
         <w:p>
           <w:pPr>
             <w:pStyle w:val="17"/>
+            <w:keepNext w:val="0"/>
+            <w:keepLines w:val="0"/>
+            <w:pageBreakBefore w:val="0"/>
+            <w:widowControl w:val="0"/>
             <w:tabs>
               <w:tab w:val="right" w:leader="dot" w:pos="8306"/>
             </w:tabs>
+            <w:kinsoku w:val="0"/>
+            <w:wordWrap/>
+            <w:overflowPunct/>
+            <w:topLinePunct w:val="0"/>
+            <w:autoSpaceDE w:val="0"/>
+            <w:autoSpaceDN w:val="0"/>
+            <w:bidi w:val="0"/>
+            <w:adjustRightInd w:val="0"/>
+            <w:snapToGrid w:val="0"/>
+            <w:textAlignment w:val="baseline"/>
           </w:pPr>
           <w:r>
             <w:rPr>
@@ -3066,7 +3327,7 @@
               <w:rFonts w:hint="eastAsia" w:ascii="宋体" w:hAnsi="宋体" w:eastAsia="宋体" w:cs="宋体"/>
               <w:szCs w:val="24"/>
             </w:rPr>
-            <w:instrText xml:space="preserve"> HYPERLINK \l _Toc22227 </w:instrText>
+            <w:instrText xml:space="preserve"> HYPERLINK \l _Toc24553 </w:instrText>
           </w:r>
           <w:r>
             <w:rPr>
@@ -3089,7 +3350,7 @@
             <w:fldChar w:fldCharType="begin"/>
           </w:r>
           <w:r>
-            <w:instrText xml:space="preserve"> PAGEREF _Toc22227 \h </w:instrText>
+            <w:instrText xml:space="preserve"> PAGEREF _Toc24553 \h </w:instrText>
           </w:r>
           <w:r>
             <w:fldChar w:fldCharType="separate"/>
@@ -3111,9 +3372,23 @@
         <w:p>
           <w:pPr>
             <w:pStyle w:val="17"/>
+            <w:keepNext w:val="0"/>
+            <w:keepLines w:val="0"/>
+            <w:pageBreakBefore w:val="0"/>
+            <w:widowControl w:val="0"/>
             <w:tabs>
               <w:tab w:val="right" w:leader="dot" w:pos="8306"/>
             </w:tabs>
+            <w:kinsoku w:val="0"/>
+            <w:wordWrap/>
+            <w:overflowPunct/>
+            <w:topLinePunct w:val="0"/>
+            <w:autoSpaceDE w:val="0"/>
+            <w:autoSpaceDN w:val="0"/>
+            <w:bidi w:val="0"/>
+            <w:adjustRightInd w:val="0"/>
+            <w:snapToGrid w:val="0"/>
+            <w:textAlignment w:val="baseline"/>
           </w:pPr>
           <w:r>
             <w:rPr>
@@ -3127,7 +3402,7 @@
               <w:rFonts w:hint="eastAsia" w:ascii="宋体" w:hAnsi="宋体" w:eastAsia="宋体" w:cs="宋体"/>
               <w:szCs w:val="24"/>
             </w:rPr>
-            <w:instrText xml:space="preserve"> HYPERLINK \l _Toc11401 </w:instrText>
+            <w:instrText xml:space="preserve"> HYPERLINK \l _Toc14670 </w:instrText>
           </w:r>
           <w:r>
             <w:rPr>
@@ -3150,7 +3425,7 @@
             <w:fldChar w:fldCharType="begin"/>
           </w:r>
           <w:r>
-            <w:instrText xml:space="preserve"> PAGEREF _Toc11401 \h </w:instrText>
+            <w:instrText xml:space="preserve"> PAGEREF _Toc14670 \h </w:instrText>
           </w:r>
           <w:r>
             <w:fldChar w:fldCharType="separate"/>
@@ -3172,9 +3447,23 @@
         <w:p>
           <w:pPr>
             <w:pStyle w:val="17"/>
+            <w:keepNext w:val="0"/>
+            <w:keepLines w:val="0"/>
+            <w:pageBreakBefore w:val="0"/>
+            <w:widowControl w:val="0"/>
             <w:tabs>
               <w:tab w:val="right" w:leader="dot" w:pos="8306"/>
             </w:tabs>
+            <w:kinsoku w:val="0"/>
+            <w:wordWrap/>
+            <w:overflowPunct/>
+            <w:topLinePunct w:val="0"/>
+            <w:autoSpaceDE w:val="0"/>
+            <w:autoSpaceDN w:val="0"/>
+            <w:bidi w:val="0"/>
+            <w:adjustRightInd w:val="0"/>
+            <w:snapToGrid w:val="0"/>
+            <w:textAlignment w:val="baseline"/>
           </w:pPr>
           <w:r>
             <w:rPr>
@@ -3188,7 +3477,7 @@
               <w:rFonts w:hint="eastAsia" w:ascii="宋体" w:hAnsi="宋体" w:eastAsia="宋体" w:cs="宋体"/>
               <w:szCs w:val="24"/>
             </w:rPr>
-            <w:instrText xml:space="preserve"> HYPERLINK \l _Toc9620 </w:instrText>
+            <w:instrText xml:space="preserve"> HYPERLINK \l _Toc29368 </w:instrText>
           </w:r>
           <w:r>
             <w:rPr>
@@ -3211,7 +3500,7 @@
             <w:fldChar w:fldCharType="begin"/>
           </w:r>
           <w:r>
-            <w:instrText xml:space="preserve"> PAGEREF _Toc9620 \h </w:instrText>
+            <w:instrText xml:space="preserve"> PAGEREF _Toc29368 \h </w:instrText>
           </w:r>
           <w:r>
             <w:fldChar w:fldCharType="separate"/>
@@ -3233,9 +3522,23 @@
         <w:p>
           <w:pPr>
             <w:pStyle w:val="16"/>
+            <w:keepNext w:val="0"/>
+            <w:keepLines w:val="0"/>
+            <w:pageBreakBefore w:val="0"/>
+            <w:widowControl w:val="0"/>
             <w:tabs>
               <w:tab w:val="right" w:leader="dot" w:pos="8306"/>
             </w:tabs>
+            <w:kinsoku w:val="0"/>
+            <w:wordWrap/>
+            <w:overflowPunct/>
+            <w:topLinePunct w:val="0"/>
+            <w:autoSpaceDE w:val="0"/>
+            <w:autoSpaceDN w:val="0"/>
+            <w:bidi w:val="0"/>
+            <w:adjustRightInd w:val="0"/>
+            <w:snapToGrid w:val="0"/>
+            <w:textAlignment w:val="baseline"/>
           </w:pPr>
           <w:r>
             <w:rPr>
@@ -3249,7 +3552,7 @@
               <w:rFonts w:hint="eastAsia" w:ascii="宋体" w:hAnsi="宋体" w:eastAsia="宋体" w:cs="宋体"/>
               <w:szCs w:val="24"/>
             </w:rPr>
-            <w:instrText xml:space="preserve"> HYPERLINK \l _Toc31070 </w:instrText>
+            <w:instrText xml:space="preserve"> HYPERLINK \l _Toc29982 </w:instrText>
           </w:r>
           <w:r>
             <w:rPr>
@@ -3272,7 +3575,7 @@
             <w:fldChar w:fldCharType="begin"/>
           </w:r>
           <w:r>
-            <w:instrText xml:space="preserve"> PAGEREF _Toc31070 \h </w:instrText>
+            <w:instrText xml:space="preserve"> PAGEREF _Toc29982 \h </w:instrText>
           </w:r>
           <w:r>
             <w:fldChar w:fldCharType="separate"/>
@@ -3294,9 +3597,23 @@
         <w:p>
           <w:pPr>
             <w:pStyle w:val="16"/>
+            <w:keepNext w:val="0"/>
+            <w:keepLines w:val="0"/>
+            <w:pageBreakBefore w:val="0"/>
+            <w:widowControl w:val="0"/>
             <w:tabs>
               <w:tab w:val="right" w:leader="dot" w:pos="8306"/>
             </w:tabs>
+            <w:kinsoku w:val="0"/>
+            <w:wordWrap/>
+            <w:overflowPunct/>
+            <w:topLinePunct w:val="0"/>
+            <w:autoSpaceDE w:val="0"/>
+            <w:autoSpaceDN w:val="0"/>
+            <w:bidi w:val="0"/>
+            <w:adjustRightInd w:val="0"/>
+            <w:snapToGrid w:val="0"/>
+            <w:textAlignment w:val="baseline"/>
           </w:pPr>
           <w:r>
             <w:rPr>
@@ -3310,7 +3627,7 @@
               <w:rFonts w:hint="eastAsia" w:ascii="宋体" w:hAnsi="宋体" w:eastAsia="宋体" w:cs="宋体"/>
               <w:szCs w:val="24"/>
             </w:rPr>
-            <w:instrText xml:space="preserve"> HYPERLINK \l _Toc30960 </w:instrText>
+            <w:instrText xml:space="preserve"> HYPERLINK \l _Toc9133 </w:instrText>
           </w:r>
           <w:r>
             <w:rPr>
@@ -3333,7 +3650,7 @@
             <w:fldChar w:fldCharType="begin"/>
           </w:r>
           <w:r>
-            <w:instrText xml:space="preserve"> PAGEREF _Toc30960 \h </w:instrText>
+            <w:instrText xml:space="preserve"> PAGEREF _Toc9133 \h </w:instrText>
           </w:r>
           <w:r>
             <w:fldChar w:fldCharType="separate"/>
@@ -3449,7 +3766,7 @@
           <w:lang w:val="en-US" w:eastAsia="zh-CN"/>
         </w:rPr>
       </w:pPr>
-      <w:bookmarkStart w:id="2" w:name="_Toc1504"/>
+      <w:bookmarkStart w:id="2" w:name="_Toc23703"/>
       <w:r>
         <w:rPr>
           <w:rFonts w:hint="default"/>
@@ -3481,7 +3798,7 @@
           <w:lang w:val="en-US" w:eastAsia="zh-CN"/>
         </w:rPr>
       </w:pPr>
-      <w:bookmarkStart w:id="3" w:name="_Toc6507"/>
+      <w:bookmarkStart w:id="3" w:name="_Toc10841"/>
       <w:r>
         <w:rPr>
           <w:rFonts w:hint="default"/>
@@ -3543,7 +3860,7 @@
           <w:lang w:val="en-US" w:eastAsia="zh-CN"/>
         </w:rPr>
       </w:pPr>
-      <w:bookmarkStart w:id="4" w:name="_Toc2295"/>
+      <w:bookmarkStart w:id="4" w:name="_Toc32371"/>
       <w:r>
         <w:rPr>
           <w:rFonts w:hint="default"/>
@@ -3605,7 +3922,7 @@
           <w:lang w:val="en-US" w:eastAsia="zh-CN"/>
         </w:rPr>
       </w:pPr>
-      <w:bookmarkStart w:id="5" w:name="_Toc2231"/>
+      <w:bookmarkStart w:id="5" w:name="_Toc30966"/>
       <w:r>
         <w:rPr>
           <w:rFonts w:hint="default"/>
@@ -3757,7 +4074,7 @@
           <w:lang w:val="en-US" w:eastAsia="zh-CN"/>
         </w:rPr>
       </w:pPr>
-      <w:bookmarkStart w:id="6" w:name="_Toc30587"/>
+      <w:bookmarkStart w:id="6" w:name="_Toc22564"/>
       <w:r>
         <w:rPr>
           <w:rFonts w:hint="default"/>
@@ -3789,7 +4106,7 @@
           <w:lang w:val="en-US" w:eastAsia="zh-CN"/>
         </w:rPr>
       </w:pPr>
-      <w:bookmarkStart w:id="7" w:name="_Toc5528"/>
+      <w:bookmarkStart w:id="7" w:name="_Toc29927"/>
       <w:r>
         <w:rPr>
           <w:rFonts w:hint="default"/>
@@ -3971,7 +4288,7 @@
           <w:lang w:val="en-US" w:eastAsia="zh-CN"/>
         </w:rPr>
       </w:pPr>
-      <w:bookmarkStart w:id="8" w:name="_Toc7861"/>
+      <w:bookmarkStart w:id="8" w:name="_Toc15467"/>
       <w:r>
         <w:rPr>
           <w:rFonts w:hint="default"/>
@@ -4123,7 +4440,7 @@
           <w:lang w:val="en-US" w:eastAsia="zh-CN"/>
         </w:rPr>
       </w:pPr>
-      <w:bookmarkStart w:id="9" w:name="_Toc12527"/>
+      <w:bookmarkStart w:id="9" w:name="_Toc26214"/>
       <w:r>
         <w:rPr>
           <w:rFonts w:hint="default"/>
@@ -4215,7 +4532,7 @@
           <w:lang w:val="en-US" w:eastAsia="zh-CN"/>
         </w:rPr>
       </w:pPr>
-      <w:bookmarkStart w:id="10" w:name="_Toc10688"/>
+      <w:bookmarkStart w:id="10" w:name="_Toc6417"/>
       <w:r>
         <w:rPr>
           <w:rFonts w:hint="default"/>
@@ -4288,13 +4605,26 @@
     <w:p>
       <w:pPr>
         <w:pStyle w:val="28"/>
+        <w:keepNext w:val="0"/>
+        <w:keepLines w:val="0"/>
+        <w:pageBreakBefore w:val="0"/>
+        <w:widowControl w:val="0"/>
+        <w:kinsoku w:val="0"/>
+        <w:wordWrap/>
+        <w:overflowPunct/>
+        <w:topLinePunct w:val="0"/>
+        <w:autoSpaceDE w:val="0"/>
+        <w:autoSpaceDN w:val="0"/>
         <w:bidi w:val="0"/>
-        <w:rPr>
-          <w:rFonts w:hint="default"/>
-          <w:lang w:val="en-US" w:eastAsia="zh-CN"/>
-        </w:rPr>
-      </w:pPr>
-      <w:bookmarkStart w:id="11" w:name="_Toc18497"/>
+        <w:adjustRightInd w:val="0"/>
+        <w:snapToGrid w:val="0"/>
+        <w:textAlignment w:val="baseline"/>
+        <w:rPr>
+          <w:rFonts w:hint="default"/>
+          <w:lang w:val="en-US" w:eastAsia="zh-CN"/>
+        </w:rPr>
+      </w:pPr>
+      <w:bookmarkStart w:id="11" w:name="_Toc6317"/>
       <w:r>
         <w:rPr>
           <w:rFonts w:hint="default"/>
@@ -4368,11 +4698,22 @@
             <w:pPr>
               <w:keepNext w:val="0"/>
               <w:keepLines w:val="0"/>
-              <w:widowControl/>
+              <w:pageBreakBefore w:val="0"/>
+              <w:widowControl w:val="0"/>
               <w:suppressLineNumbers w:val="0"/>
+              <w:kinsoku w:val="0"/>
+              <w:wordWrap/>
+              <w:overflowPunct/>
+              <w:topLinePunct w:val="0"/>
+              <w:autoSpaceDE w:val="0"/>
+              <w:autoSpaceDN w:val="0"/>
+              <w:bidi w:val="0"/>
+              <w:adjustRightInd w:val="0"/>
+              <w:snapToGrid w:val="0"/>
               <w:spacing w:line="300" w:lineRule="atLeast"/>
               <w:ind w:left="0" w:leftChars="0" w:right="0" w:rightChars="0" w:firstLine="0" w:firstLineChars="0"/>
               <w:jc w:val="center"/>
+              <w:textAlignment w:val="baseline"/>
               <w:rPr>
                 <w:rFonts w:ascii="Segoe UI" w:hAnsi="Segoe UI" w:eastAsia="Segoe UI" w:cs="Segoe UI"/>
                 <w:i w:val="0"/>
@@ -4418,11 +4759,22 @@
             <w:pPr>
               <w:keepNext w:val="0"/>
               <w:keepLines w:val="0"/>
-              <w:widowControl/>
+              <w:pageBreakBefore w:val="0"/>
+              <w:widowControl w:val="0"/>
               <w:suppressLineNumbers w:val="0"/>
+              <w:kinsoku w:val="0"/>
+              <w:wordWrap/>
+              <w:overflowPunct/>
+              <w:topLinePunct w:val="0"/>
+              <w:autoSpaceDE w:val="0"/>
+              <w:autoSpaceDN w:val="0"/>
+              <w:bidi w:val="0"/>
+              <w:adjustRightInd w:val="0"/>
+              <w:snapToGrid w:val="0"/>
               <w:spacing w:line="300" w:lineRule="atLeast"/>
               <w:ind w:left="0" w:leftChars="0" w:right="0" w:rightChars="0" w:firstLine="0" w:firstLineChars="0"/>
               <w:jc w:val="center"/>
+              <w:textAlignment w:val="baseline"/>
               <w:rPr>
                 <w:rFonts w:hint="default" w:ascii="Segoe UI" w:hAnsi="Segoe UI" w:eastAsia="Segoe UI" w:cs="Segoe UI"/>
                 <w:i w:val="0"/>
@@ -4468,11 +4820,22 @@
             <w:pPr>
               <w:keepNext w:val="0"/>
               <w:keepLines w:val="0"/>
-              <w:widowControl/>
+              <w:pageBreakBefore w:val="0"/>
+              <w:widowControl w:val="0"/>
               <w:suppressLineNumbers w:val="0"/>
+              <w:kinsoku w:val="0"/>
+              <w:wordWrap/>
+              <w:overflowPunct/>
+              <w:topLinePunct w:val="0"/>
+              <w:autoSpaceDE w:val="0"/>
+              <w:autoSpaceDN w:val="0"/>
+              <w:bidi w:val="0"/>
+              <w:adjustRightInd w:val="0"/>
+              <w:snapToGrid w:val="0"/>
               <w:spacing w:line="300" w:lineRule="atLeast"/>
               <w:ind w:left="0" w:leftChars="0" w:right="0" w:rightChars="0" w:firstLine="0" w:firstLineChars="0"/>
               <w:jc w:val="center"/>
+              <w:textAlignment w:val="baseline"/>
               <w:rPr>
                 <w:rFonts w:hint="default" w:ascii="Segoe UI" w:hAnsi="Segoe UI" w:eastAsia="Segoe UI" w:cs="Segoe UI"/>
                 <w:i w:val="0"/>
@@ -4537,10 +4900,21 @@
             <w:pPr>
               <w:keepNext w:val="0"/>
               <w:keepLines w:val="0"/>
-              <w:widowControl/>
+              <w:pageBreakBefore w:val="0"/>
+              <w:widowControl w:val="0"/>
               <w:suppressLineNumbers w:val="0"/>
+              <w:kinsoku w:val="0"/>
+              <w:wordWrap/>
+              <w:overflowPunct/>
+              <w:topLinePunct w:val="0"/>
+              <w:autoSpaceDE w:val="0"/>
+              <w:autoSpaceDN w:val="0"/>
+              <w:bidi w:val="0"/>
+              <w:adjustRightInd w:val="0"/>
+              <w:snapToGrid w:val="0"/>
               <w:spacing w:line="300" w:lineRule="atLeast"/>
               <w:jc w:val="left"/>
+              <w:textAlignment w:val="baseline"/>
               <w:rPr>
                 <w:rFonts w:hint="default" w:ascii="Segoe UI" w:hAnsi="Segoe UI" w:eastAsia="Segoe UI" w:cs="Segoe UI"/>
                 <w:i w:val="0"/>
@@ -4589,10 +4963,21 @@
             <w:pPr>
               <w:keepNext w:val="0"/>
               <w:keepLines w:val="0"/>
-              <w:widowControl/>
+              <w:pageBreakBefore w:val="0"/>
+              <w:widowControl w:val="0"/>
               <w:suppressLineNumbers w:val="0"/>
+              <w:kinsoku w:val="0"/>
+              <w:wordWrap/>
+              <w:overflowPunct/>
+              <w:topLinePunct w:val="0"/>
+              <w:autoSpaceDE w:val="0"/>
+              <w:autoSpaceDN w:val="0"/>
+              <w:bidi w:val="0"/>
+              <w:adjustRightInd w:val="0"/>
+              <w:snapToGrid w:val="0"/>
               <w:spacing w:line="300" w:lineRule="atLeast"/>
               <w:jc w:val="left"/>
+              <w:textAlignment w:val="baseline"/>
               <w:rPr>
                 <w:rFonts w:hint="default" w:ascii="Segoe UI" w:hAnsi="Segoe UI" w:eastAsia="Segoe UI" w:cs="Segoe UI"/>
                 <w:i w:val="0"/>
@@ -4638,10 +5023,21 @@
             <w:pPr>
               <w:keepNext w:val="0"/>
               <w:keepLines w:val="0"/>
-              <w:widowControl/>
+              <w:pageBreakBefore w:val="0"/>
+              <w:widowControl w:val="0"/>
               <w:suppressLineNumbers w:val="0"/>
+              <w:kinsoku w:val="0"/>
+              <w:wordWrap/>
+              <w:overflowPunct/>
+              <w:topLinePunct w:val="0"/>
+              <w:autoSpaceDE w:val="0"/>
+              <w:autoSpaceDN w:val="0"/>
+              <w:bidi w:val="0"/>
+              <w:adjustRightInd w:val="0"/>
+              <w:snapToGrid w:val="0"/>
               <w:spacing w:line="300" w:lineRule="atLeast"/>
               <w:jc w:val="left"/>
+              <w:textAlignment w:val="baseline"/>
               <w:rPr>
                 <w:rFonts w:hint="default" w:ascii="Segoe UI" w:hAnsi="Segoe UI" w:eastAsia="Segoe UI" w:cs="Segoe UI"/>
                 <w:i w:val="0"/>
@@ -4706,10 +5102,21 @@
             <w:pPr>
               <w:keepNext w:val="0"/>
               <w:keepLines w:val="0"/>
-              <w:widowControl/>
+              <w:pageBreakBefore w:val="0"/>
+              <w:widowControl w:val="0"/>
               <w:suppressLineNumbers w:val="0"/>
+              <w:kinsoku w:val="0"/>
+              <w:wordWrap/>
+              <w:overflowPunct/>
+              <w:topLinePunct w:val="0"/>
+              <w:autoSpaceDE w:val="0"/>
+              <w:autoSpaceDN w:val="0"/>
+              <w:bidi w:val="0"/>
+              <w:adjustRightInd w:val="0"/>
+              <w:snapToGrid w:val="0"/>
               <w:spacing w:line="300" w:lineRule="atLeast"/>
               <w:jc w:val="left"/>
+              <w:textAlignment w:val="baseline"/>
               <w:rPr>
                 <w:rFonts w:hint="default" w:ascii="Segoe UI" w:hAnsi="Segoe UI" w:eastAsia="Segoe UI" w:cs="Segoe UI"/>
                 <w:i w:val="0"/>
@@ -4758,10 +5165,21 @@
             <w:pPr>
               <w:keepNext w:val="0"/>
               <w:keepLines w:val="0"/>
-              <w:widowControl/>
+              <w:pageBreakBefore w:val="0"/>
+              <w:widowControl w:val="0"/>
               <w:suppressLineNumbers w:val="0"/>
+              <w:kinsoku w:val="0"/>
+              <w:wordWrap/>
+              <w:overflowPunct/>
+              <w:topLinePunct w:val="0"/>
+              <w:autoSpaceDE w:val="0"/>
+              <w:autoSpaceDN w:val="0"/>
+              <w:bidi w:val="0"/>
+              <w:adjustRightInd w:val="0"/>
+              <w:snapToGrid w:val="0"/>
               <w:spacing w:line="300" w:lineRule="atLeast"/>
               <w:jc w:val="left"/>
+              <w:textAlignment w:val="baseline"/>
               <w:rPr>
                 <w:rFonts w:hint="default" w:ascii="Segoe UI" w:hAnsi="Segoe UI" w:eastAsia="Segoe UI" w:cs="Segoe UI"/>
                 <w:i w:val="0"/>
@@ -4807,10 +5225,21 @@
             <w:pPr>
               <w:keepNext w:val="0"/>
               <w:keepLines w:val="0"/>
-              <w:widowControl/>
+              <w:pageBreakBefore w:val="0"/>
+              <w:widowControl w:val="0"/>
               <w:suppressLineNumbers w:val="0"/>
+              <w:kinsoku w:val="0"/>
+              <w:wordWrap/>
+              <w:overflowPunct/>
+              <w:topLinePunct w:val="0"/>
+              <w:autoSpaceDE w:val="0"/>
+              <w:autoSpaceDN w:val="0"/>
+              <w:bidi w:val="0"/>
+              <w:adjustRightInd w:val="0"/>
+              <w:snapToGrid w:val="0"/>
               <w:spacing w:line="300" w:lineRule="atLeast"/>
               <w:jc w:val="left"/>
+              <w:textAlignment w:val="baseline"/>
               <w:rPr>
                 <w:rFonts w:hint="default" w:ascii="Segoe UI" w:hAnsi="Segoe UI" w:eastAsia="Segoe UI" w:cs="Segoe UI"/>
                 <w:i w:val="0"/>
@@ -4875,10 +5304,21 @@
             <w:pPr>
               <w:keepNext w:val="0"/>
               <w:keepLines w:val="0"/>
-              <w:widowControl/>
+              <w:pageBreakBefore w:val="0"/>
+              <w:widowControl w:val="0"/>
               <w:suppressLineNumbers w:val="0"/>
+              <w:kinsoku w:val="0"/>
+              <w:wordWrap/>
+              <w:overflowPunct/>
+              <w:topLinePunct w:val="0"/>
+              <w:autoSpaceDE w:val="0"/>
+              <w:autoSpaceDN w:val="0"/>
+              <w:bidi w:val="0"/>
+              <w:adjustRightInd w:val="0"/>
+              <w:snapToGrid w:val="0"/>
               <w:spacing w:line="300" w:lineRule="atLeast"/>
               <w:jc w:val="left"/>
+              <w:textAlignment w:val="baseline"/>
               <w:rPr>
                 <w:rFonts w:hint="default" w:ascii="Segoe UI" w:hAnsi="Segoe UI" w:eastAsia="Segoe UI" w:cs="Segoe UI"/>
                 <w:i w:val="0"/>
@@ -4927,10 +5367,21 @@
             <w:pPr>
               <w:keepNext w:val="0"/>
               <w:keepLines w:val="0"/>
-              <w:widowControl/>
+              <w:pageBreakBefore w:val="0"/>
+              <w:widowControl w:val="0"/>
               <w:suppressLineNumbers w:val="0"/>
+              <w:kinsoku w:val="0"/>
+              <w:wordWrap/>
+              <w:overflowPunct/>
+              <w:topLinePunct w:val="0"/>
+              <w:autoSpaceDE w:val="0"/>
+              <w:autoSpaceDN w:val="0"/>
+              <w:bidi w:val="0"/>
+              <w:adjustRightInd w:val="0"/>
+              <w:snapToGrid w:val="0"/>
               <w:spacing w:line="300" w:lineRule="atLeast"/>
               <w:jc w:val="left"/>
+              <w:textAlignment w:val="baseline"/>
               <w:rPr>
                 <w:rFonts w:hint="default" w:ascii="Segoe UI" w:hAnsi="Segoe UI" w:eastAsia="Segoe UI" w:cs="Segoe UI"/>
                 <w:i w:val="0"/>
@@ -4976,10 +5427,21 @@
             <w:pPr>
               <w:keepNext w:val="0"/>
               <w:keepLines w:val="0"/>
-              <w:widowControl/>
+              <w:pageBreakBefore w:val="0"/>
+              <w:widowControl w:val="0"/>
               <w:suppressLineNumbers w:val="0"/>
+              <w:kinsoku w:val="0"/>
+              <w:wordWrap/>
+              <w:overflowPunct/>
+              <w:topLinePunct w:val="0"/>
+              <w:autoSpaceDE w:val="0"/>
+              <w:autoSpaceDN w:val="0"/>
+              <w:bidi w:val="0"/>
+              <w:adjustRightInd w:val="0"/>
+              <w:snapToGrid w:val="0"/>
               <w:spacing w:line="300" w:lineRule="atLeast"/>
               <w:jc w:val="left"/>
+              <w:textAlignment w:val="baseline"/>
               <w:rPr>
                 <w:rFonts w:hint="default" w:ascii="Segoe UI" w:hAnsi="Segoe UI" w:eastAsia="Segoe UI" w:cs="Segoe UI"/>
                 <w:i w:val="0"/>
@@ -5044,10 +5506,21 @@
             <w:pPr>
               <w:keepNext w:val="0"/>
               <w:keepLines w:val="0"/>
-              <w:widowControl/>
+              <w:pageBreakBefore w:val="0"/>
+              <w:widowControl w:val="0"/>
               <w:suppressLineNumbers w:val="0"/>
+              <w:kinsoku w:val="0"/>
+              <w:wordWrap/>
+              <w:overflowPunct/>
+              <w:topLinePunct w:val="0"/>
+              <w:autoSpaceDE w:val="0"/>
+              <w:autoSpaceDN w:val="0"/>
+              <w:bidi w:val="0"/>
+              <w:adjustRightInd w:val="0"/>
+              <w:snapToGrid w:val="0"/>
               <w:spacing w:line="300" w:lineRule="atLeast"/>
               <w:jc w:val="left"/>
+              <w:textAlignment w:val="baseline"/>
               <w:rPr>
                 <w:rFonts w:hint="default" w:ascii="Segoe UI" w:hAnsi="Segoe UI" w:eastAsia="Segoe UI" w:cs="Segoe UI"/>
                 <w:i w:val="0"/>
@@ -5096,10 +5569,21 @@
             <w:pPr>
               <w:keepNext w:val="0"/>
               <w:keepLines w:val="0"/>
-              <w:widowControl/>
+              <w:pageBreakBefore w:val="0"/>
+              <w:widowControl w:val="0"/>
               <w:suppressLineNumbers w:val="0"/>
+              <w:kinsoku w:val="0"/>
+              <w:wordWrap/>
+              <w:overflowPunct/>
+              <w:topLinePunct w:val="0"/>
+              <w:autoSpaceDE w:val="0"/>
+              <w:autoSpaceDN w:val="0"/>
+              <w:bidi w:val="0"/>
+              <w:adjustRightInd w:val="0"/>
+              <w:snapToGrid w:val="0"/>
               <w:spacing w:line="300" w:lineRule="atLeast"/>
               <w:jc w:val="left"/>
+              <w:textAlignment w:val="baseline"/>
               <w:rPr>
                 <w:rFonts w:hint="default" w:ascii="Segoe UI" w:hAnsi="Segoe UI" w:eastAsia="Segoe UI" w:cs="Segoe UI"/>
                 <w:i w:val="0"/>
@@ -5145,10 +5629,21 @@
             <w:pPr>
               <w:keepNext w:val="0"/>
               <w:keepLines w:val="0"/>
-              <w:widowControl/>
+              <w:pageBreakBefore w:val="0"/>
+              <w:widowControl w:val="0"/>
               <w:suppressLineNumbers w:val="0"/>
+              <w:kinsoku w:val="0"/>
+              <w:wordWrap/>
+              <w:overflowPunct/>
+              <w:topLinePunct w:val="0"/>
+              <w:autoSpaceDE w:val="0"/>
+              <w:autoSpaceDN w:val="0"/>
+              <w:bidi w:val="0"/>
+              <w:adjustRightInd w:val="0"/>
+              <w:snapToGrid w:val="0"/>
               <w:spacing w:line="300" w:lineRule="atLeast"/>
               <w:jc w:val="left"/>
+              <w:textAlignment w:val="baseline"/>
               <w:rPr>
                 <w:rFonts w:hint="default" w:ascii="Segoe UI" w:hAnsi="Segoe UI" w:eastAsia="Segoe UI" w:cs="Segoe UI"/>
                 <w:i w:val="0"/>
@@ -5183,13 +5678,26 @@
     <w:p>
       <w:pPr>
         <w:pStyle w:val="28"/>
+        <w:keepNext w:val="0"/>
+        <w:keepLines w:val="0"/>
+        <w:pageBreakBefore w:val="0"/>
+        <w:widowControl w:val="0"/>
+        <w:kinsoku w:val="0"/>
+        <w:wordWrap/>
+        <w:overflowPunct/>
+        <w:topLinePunct w:val="0"/>
+        <w:autoSpaceDE w:val="0"/>
+        <w:autoSpaceDN w:val="0"/>
         <w:bidi w:val="0"/>
-        <w:rPr>
-          <w:rFonts w:hint="default"/>
-          <w:lang w:val="en-US" w:eastAsia="zh-CN"/>
-        </w:rPr>
-      </w:pPr>
-      <w:bookmarkStart w:id="12" w:name="_Toc19349"/>
+        <w:adjustRightInd w:val="0"/>
+        <w:snapToGrid w:val="0"/>
+        <w:textAlignment w:val="baseline"/>
+        <w:rPr>
+          <w:rFonts w:hint="default"/>
+          <w:lang w:val="en-US" w:eastAsia="zh-CN"/>
+        </w:rPr>
+      </w:pPr>
+      <w:bookmarkStart w:id="12" w:name="_Toc5809"/>
       <w:r>
         <w:rPr>
           <w:rFonts w:hint="default"/>
@@ -5202,13 +5710,26 @@
     <w:p>
       <w:pPr>
         <w:pStyle w:val="30"/>
+        <w:keepNext w:val="0"/>
+        <w:keepLines w:val="0"/>
+        <w:pageBreakBefore w:val="0"/>
+        <w:widowControl w:val="0"/>
+        <w:kinsoku w:val="0"/>
+        <w:wordWrap/>
+        <w:overflowPunct/>
+        <w:topLinePunct w:val="0"/>
+        <w:autoSpaceDE w:val="0"/>
+        <w:autoSpaceDN w:val="0"/>
         <w:bidi w:val="0"/>
-        <w:rPr>
-          <w:rFonts w:hint="default"/>
-          <w:lang w:val="en-US" w:eastAsia="zh-CN"/>
-        </w:rPr>
-      </w:pPr>
-      <w:bookmarkStart w:id="13" w:name="_Toc30722"/>
+        <w:adjustRightInd w:val="0"/>
+        <w:snapToGrid w:val="0"/>
+        <w:textAlignment w:val="baseline"/>
+        <w:rPr>
+          <w:rFonts w:hint="default"/>
+          <w:lang w:val="en-US" w:eastAsia="zh-CN"/>
+        </w:rPr>
+      </w:pPr>
+      <w:bookmarkStart w:id="13" w:name="_Toc6923"/>
       <w:r>
         <w:rPr>
           <w:rFonts w:hint="default"/>
@@ -5281,13 +5802,26 @@
     <w:p>
       <w:pPr>
         <w:pStyle w:val="30"/>
+        <w:keepNext w:val="0"/>
+        <w:keepLines w:val="0"/>
+        <w:pageBreakBefore w:val="0"/>
+        <w:widowControl w:val="0"/>
+        <w:kinsoku w:val="0"/>
+        <w:wordWrap/>
+        <w:overflowPunct/>
+        <w:topLinePunct w:val="0"/>
+        <w:autoSpaceDE w:val="0"/>
+        <w:autoSpaceDN w:val="0"/>
         <w:bidi w:val="0"/>
-        <w:rPr>
-          <w:rFonts w:hint="default"/>
-          <w:lang w:val="en-US" w:eastAsia="zh-CN"/>
-        </w:rPr>
-      </w:pPr>
-      <w:bookmarkStart w:id="14" w:name="_Toc5809"/>
+        <w:adjustRightInd w:val="0"/>
+        <w:snapToGrid w:val="0"/>
+        <w:textAlignment w:val="baseline"/>
+        <w:rPr>
+          <w:rFonts w:hint="default"/>
+          <w:lang w:val="en-US" w:eastAsia="zh-CN"/>
+        </w:rPr>
+      </w:pPr>
+      <w:bookmarkStart w:id="14" w:name="_Toc29691"/>
       <w:r>
         <w:rPr>
           <w:rFonts w:hint="default"/>
@@ -5360,13 +5894,26 @@
     <w:p>
       <w:pPr>
         <w:pStyle w:val="30"/>
+        <w:keepNext w:val="0"/>
+        <w:keepLines w:val="0"/>
+        <w:pageBreakBefore w:val="0"/>
+        <w:widowControl w:val="0"/>
+        <w:kinsoku w:val="0"/>
+        <w:wordWrap/>
+        <w:overflowPunct/>
+        <w:topLinePunct w:val="0"/>
+        <w:autoSpaceDE w:val="0"/>
+        <w:autoSpaceDN w:val="0"/>
         <w:bidi w:val="0"/>
-        <w:rPr>
-          <w:rFonts w:hint="default"/>
-          <w:lang w:val="en-US" w:eastAsia="zh-CN"/>
-        </w:rPr>
-      </w:pPr>
-      <w:bookmarkStart w:id="15" w:name="_Toc14636"/>
+        <w:adjustRightInd w:val="0"/>
+        <w:snapToGrid w:val="0"/>
+        <w:textAlignment w:val="baseline"/>
+        <w:rPr>
+          <w:rFonts w:hint="default"/>
+          <w:lang w:val="en-US" w:eastAsia="zh-CN"/>
+        </w:rPr>
+      </w:pPr>
+      <w:bookmarkStart w:id="15" w:name="_Toc21412"/>
       <w:r>
         <w:rPr>
           <w:rFonts w:hint="default"/>
@@ -5499,13 +6046,26 @@
     <w:p>
       <w:pPr>
         <w:pStyle w:val="30"/>
+        <w:keepNext w:val="0"/>
+        <w:keepLines w:val="0"/>
+        <w:pageBreakBefore w:val="0"/>
+        <w:widowControl w:val="0"/>
+        <w:kinsoku w:val="0"/>
+        <w:wordWrap/>
+        <w:overflowPunct/>
+        <w:topLinePunct w:val="0"/>
+        <w:autoSpaceDE w:val="0"/>
+        <w:autoSpaceDN w:val="0"/>
         <w:bidi w:val="0"/>
-        <w:rPr>
-          <w:rFonts w:hint="default"/>
-          <w:lang w:val="en-US" w:eastAsia="zh-CN"/>
-        </w:rPr>
-      </w:pPr>
-      <w:bookmarkStart w:id="16" w:name="_Toc22227"/>
+        <w:adjustRightInd w:val="0"/>
+        <w:snapToGrid w:val="0"/>
+        <w:textAlignment w:val="baseline"/>
+        <w:rPr>
+          <w:rFonts w:hint="default"/>
+          <w:lang w:val="en-US" w:eastAsia="zh-CN"/>
+        </w:rPr>
+      </w:pPr>
+      <w:bookmarkStart w:id="16" w:name="_Toc24553"/>
       <w:r>
         <w:rPr>
           <w:rFonts w:hint="default"/>
@@ -5668,13 +6228,26 @@
     <w:p>
       <w:pPr>
         <w:pStyle w:val="30"/>
+        <w:keepNext w:val="0"/>
+        <w:keepLines w:val="0"/>
+        <w:pageBreakBefore w:val="0"/>
+        <w:widowControl w:val="0"/>
+        <w:kinsoku w:val="0"/>
+        <w:wordWrap/>
+        <w:overflowPunct/>
+        <w:topLinePunct w:val="0"/>
+        <w:autoSpaceDE w:val="0"/>
+        <w:autoSpaceDN w:val="0"/>
         <w:bidi w:val="0"/>
-        <w:rPr>
-          <w:rFonts w:hint="default"/>
-          <w:lang w:val="en-US" w:eastAsia="zh-CN"/>
-        </w:rPr>
-      </w:pPr>
-      <w:bookmarkStart w:id="17" w:name="_Toc11401"/>
+        <w:adjustRightInd w:val="0"/>
+        <w:snapToGrid w:val="0"/>
+        <w:textAlignment w:val="baseline"/>
+        <w:rPr>
+          <w:rFonts w:hint="default"/>
+          <w:lang w:val="en-US" w:eastAsia="zh-CN"/>
+        </w:rPr>
+      </w:pPr>
+      <w:bookmarkStart w:id="17" w:name="_Toc14670"/>
       <w:r>
         <w:rPr>
           <w:rFonts w:hint="default"/>
@@ -5777,13 +6350,26 @@
     <w:p>
       <w:pPr>
         <w:pStyle w:val="30"/>
+        <w:keepNext w:val="0"/>
+        <w:keepLines w:val="0"/>
+        <w:pageBreakBefore w:val="0"/>
+        <w:widowControl w:val="0"/>
+        <w:kinsoku w:val="0"/>
+        <w:wordWrap/>
+        <w:overflowPunct/>
+        <w:topLinePunct w:val="0"/>
+        <w:autoSpaceDE w:val="0"/>
+        <w:autoSpaceDN w:val="0"/>
         <w:bidi w:val="0"/>
-        <w:rPr>
-          <w:rFonts w:hint="default"/>
-          <w:lang w:val="en-US" w:eastAsia="zh-CN"/>
-        </w:rPr>
-      </w:pPr>
-      <w:bookmarkStart w:id="18" w:name="_Toc9620"/>
+        <w:adjustRightInd w:val="0"/>
+        <w:snapToGrid w:val="0"/>
+        <w:textAlignment w:val="baseline"/>
+        <w:rPr>
+          <w:rFonts w:hint="default"/>
+          <w:lang w:val="en-US" w:eastAsia="zh-CN"/>
+        </w:rPr>
+      </w:pPr>
+      <w:bookmarkStart w:id="18" w:name="_Toc29368"/>
       <w:r>
         <w:rPr>
           <w:rFonts w:hint="default"/>
@@ -5826,13 +6412,26 @@
     <w:p>
       <w:pPr>
         <w:pStyle w:val="28"/>
+        <w:keepNext w:val="0"/>
+        <w:keepLines w:val="0"/>
+        <w:pageBreakBefore w:val="0"/>
+        <w:widowControl w:val="0"/>
+        <w:kinsoku w:val="0"/>
+        <w:wordWrap/>
+        <w:overflowPunct/>
+        <w:topLinePunct w:val="0"/>
+        <w:autoSpaceDE w:val="0"/>
+        <w:autoSpaceDN w:val="0"/>
         <w:bidi w:val="0"/>
-        <w:rPr>
-          <w:rFonts w:hint="default"/>
-          <w:lang w:val="en-US" w:eastAsia="zh-CN"/>
-        </w:rPr>
-      </w:pPr>
-      <w:bookmarkStart w:id="19" w:name="_Toc31070"/>
+        <w:adjustRightInd w:val="0"/>
+        <w:snapToGrid w:val="0"/>
+        <w:textAlignment w:val="baseline"/>
+        <w:rPr>
+          <w:rFonts w:hint="default"/>
+          <w:lang w:val="en-US" w:eastAsia="zh-CN"/>
+        </w:rPr>
+      </w:pPr>
+      <w:bookmarkStart w:id="19" w:name="_Toc29982"/>
       <w:r>
         <w:rPr>
           <w:rFonts w:hint="default"/>
@@ -6185,13 +6784,26 @@
     <w:p>
       <w:pPr>
         <w:pStyle w:val="28"/>
+        <w:keepNext w:val="0"/>
+        <w:keepLines w:val="0"/>
+        <w:pageBreakBefore w:val="0"/>
+        <w:widowControl w:val="0"/>
+        <w:kinsoku w:val="0"/>
+        <w:wordWrap/>
+        <w:overflowPunct/>
+        <w:topLinePunct w:val="0"/>
+        <w:autoSpaceDE w:val="0"/>
+        <w:autoSpaceDN w:val="0"/>
         <w:bidi w:val="0"/>
-        <w:rPr>
-          <w:rFonts w:hint="default"/>
-          <w:lang w:val="en-US" w:eastAsia="zh-CN"/>
-        </w:rPr>
-      </w:pPr>
-      <w:bookmarkStart w:id="20" w:name="_Toc30960"/>
+        <w:adjustRightInd w:val="0"/>
+        <w:snapToGrid w:val="0"/>
+        <w:textAlignment w:val="baseline"/>
+        <w:rPr>
+          <w:rFonts w:hint="default"/>
+          <w:lang w:val="en-US" w:eastAsia="zh-CN"/>
+        </w:rPr>
+      </w:pPr>
+      <w:bookmarkStart w:id="20" w:name="_Toc9133"/>
       <w:r>
         <w:rPr>
           <w:rFonts w:hint="default"/>
@@ -6306,6 +6918,7 @@
         <w:t>本制度产生的相关记录表单（《服务验收申请表》、《服务验收计划》、《服务验收报告》等）由质量管理部负责设计并管理。</w:t>
       </w:r>
     </w:p>
+    <w:bookmarkEnd w:id="21"/>
     <w:sectPr>
       <w:headerReference r:id="rId5" w:type="default"/>
       <w:pgSz w:w="11906" w:h="16838"/>

--- a/4.质量管理/1.流程制度规范类文件/JXTX-04-08-运维服务验收管理制度.docx
+++ b/4.质量管理/1.流程制度规范类文件/JXTX-04-08-运维服务验收管理制度.docx
@@ -1,10 +1,11 @@
 
 <file path=word/document.xml><?xml version="1.0" encoding="utf-8"?>
-<w:document xmlns:wpc="http://schemas.microsoft.com/office/word/2010/wordprocessingCanvas" xmlns:mc="http://schemas.openxmlformats.org/markup-compatibility/2006" xmlns:o="urn:schemas-microsoft-com:office:office" xmlns:r="http://schemas.openxmlformats.org/officeDocument/2006/relationships" xmlns:m="http://schemas.openxmlformats.org/officeDocument/2006/math" xmlns:v="urn:schemas-microsoft-com:vml" xmlns:wp14="http://schemas.microsoft.com/office/word/2010/wordprocessingDrawing" xmlns:wp="http://schemas.openxmlformats.org/drawingml/2006/wordprocessingDrawing" xmlns:w="http://schemas.openxmlformats.org/wordprocessingml/2006/main" xmlns:w14="http://schemas.microsoft.com/office/word/2010/wordml" xmlns:w10="urn:schemas-microsoft-com:office:word" xmlns:w15="http://schemas.microsoft.com/office/word/2012/wordml" xmlns:wpg="http://schemas.microsoft.com/office/word/2010/wordprocessingGroup" xmlns:wpi="http://schemas.microsoft.com/office/word/2010/wordprocessingInk" xmlns:wne="http://schemas.microsoft.com/office/word/2006/wordml" xmlns:wps="http://schemas.microsoft.com/office/word/2010/wordprocessingShape" xmlns:wpsCustomData="http://www.wps.cn/officeDocument/2013/wpsCustomData" mc:Ignorable="w14 w15 wp14">
+<w:document xmlns:wpc="http://schemas.microsoft.com/office/word/2010/wordprocessingCanvas" xmlns:mc="http://schemas.openxmlformats.org/markup-compatibility/2006" xmlns:o="urn:schemas-microsoft-com:office:office" xmlns:r="http://schemas.openxmlformats.org/officeDocument/2006/relationships" xmlns:m="http://schemas.openxmlformats.org/officeDocument/2006/math" xmlns:v="urn:schemas-microsoft-com:vml" xmlns:wp14="http://schemas.microsoft.com/office/word/2010/wordprocessingDrawing" xmlns:wp="http://schemas.openxmlformats.org/drawingml/2006/wordprocessingDrawing" xmlns:w10="urn:schemas-microsoft-com:office:word" xmlns:w="http://schemas.openxmlformats.org/wordprocessingml/2006/main" xmlns:w14="http://schemas.microsoft.com/office/word/2010/wordml" xmlns:w15="http://schemas.microsoft.com/office/word/2012/wordml" xmlns:wne="http://schemas.microsoft.com/office/word/2006/wordml" xmlns:wpg="http://schemas.microsoft.com/office/word/2010/wordprocessingGroup" xmlns:wpi="http://schemas.microsoft.com/office/word/2010/wordprocessingInk" xmlns:wps="http://schemas.microsoft.com/office/word/2010/wordprocessingShape" mc:Ignorable="w14 w15 wp14">
+  <!-- Generated by Aspose.Words for .NET 13.3.0.1 -->
   <w:body>
     <w:p>
       <w:pPr>
-        <w:pStyle w:val="24"/>
+        <w:pStyle w:val="a"/>
         <w:keepNext w:val="0"/>
         <w:keepLines w:val="0"/>
         <w:pageBreakBefore w:val="0"/>
@@ -21,11 +22,10 @@
         <w:spacing w:before="3120" w:beforeLines="1000"/>
         <w:textAlignment w:val="baseline"/>
       </w:pPr>
-      <w:bookmarkStart w:id="21" w:name="_GoBack"/>
       <w:bookmarkStart w:id="0" w:name="_Toc7470"/>
       <w:r>
         <w:drawing>
-          <wp:anchor distT="0" distB="0" distL="114300" distR="114300" simplePos="0" relativeHeight="251661312" behindDoc="1" locked="0" layoutInCell="1" allowOverlap="1">
+          <wp:anchor distT="0" distB="0" distL="114300" distR="114300" simplePos="0" relativeHeight="251660288" behindDoc="1" locked="0" layoutInCell="1" allowOverlap="1">
             <wp:simplePos x="0" y="0"/>
             <wp:positionH relativeFrom="column">
               <wp:posOffset>-19050</wp:posOffset>
@@ -50,7 +50,7 @@
                     </pic:cNvPicPr>
                   </pic:nvPicPr>
                   <pic:blipFill>
-                    <a:blip r:embed="rId7"/>
+                    <a:blip xmlns:r="http://schemas.openxmlformats.org/officeDocument/2006/relationships" r:embed="rId4"/>
                     <a:stretch>
                       <a:fillRect/>
                     </a:stretch>
@@ -76,7 +76,7 @@
       </w:r>
       <w:r>
         <w:drawing>
-          <wp:anchor distT="0" distB="0" distL="114300" distR="114300" simplePos="0" relativeHeight="251660288" behindDoc="1" locked="0" layoutInCell="1" allowOverlap="1">
+          <wp:anchor distT="0" distB="0" distL="114300" distR="114300" simplePos="0" relativeHeight="251659264" behindDoc="1" locked="0" layoutInCell="1" allowOverlap="1">
             <wp:simplePos x="0" y="0"/>
             <wp:positionH relativeFrom="column">
               <wp:posOffset>0</wp:posOffset>
@@ -101,7 +101,7 @@
                     </pic:cNvPicPr>
                   </pic:nvPicPr>
                   <pic:blipFill>
-                    <a:blip r:embed="rId8"/>
+                    <a:blip xmlns:r="http://schemas.openxmlformats.org/officeDocument/2006/relationships" r:embed="rId5"/>
                     <a:stretch>
                       <a:fillRect/>
                     </a:stretch>
@@ -131,7 +131,7 @@
           <w:lang w:val="en-US" w:eastAsia="zh-CN"/>
         </w:rPr>
         <w:drawing>
-          <wp:anchor distT="0" distB="0" distL="114300" distR="114300" simplePos="0" relativeHeight="251659264" behindDoc="1" locked="0" layoutInCell="1" allowOverlap="1">
+          <wp:anchor distT="0" distB="0" distL="114300" distR="114300" simplePos="0" relativeHeight="251658240" behindDoc="1" locked="0" layoutInCell="1" allowOverlap="1">
             <wp:simplePos x="0" y="0"/>
             <wp:positionH relativeFrom="column">
               <wp:posOffset>635</wp:posOffset>
@@ -156,7 +156,7 @@
                     </pic:cNvPicPr>
                   </pic:nvPicPr>
                   <pic:blipFill>
-                    <a:blip r:embed="rId9">
+                    <a:blip xmlns:r="http://schemas.openxmlformats.org/officeDocument/2006/relationships" r:embed="rId6">
                       <a:alphaModFix amt="58000"/>
                       <a:lum contrast="-52000"/>
                     </a:blip>
@@ -190,7 +190,7 @@
     </w:p>
     <w:p>
       <w:pPr>
-        <w:pStyle w:val="25"/>
+        <w:pStyle w:val="a0"/>
         <w:keepNext w:val="0"/>
         <w:keepLines w:val="0"/>
         <w:pageBreakBefore w:val="0"/>
@@ -237,11 +237,11 @@
         <w:adjustRightInd w:val="0"/>
         <w:snapToGrid w:val="0"/>
         <w:spacing w:after="624" w:afterLines="200" w:line="219" w:lineRule="auto"/>
-        <w:ind w:left="0" w:leftChars="0" w:right="0" w:rightChars="0" w:firstLine="0" w:firstLineChars="0"/>
+        <w:ind w:left="0" w:right="0" w:firstLine="0" w:leftChars="0" w:rightChars="0" w:firstLineChars="0"/>
         <w:jc w:val="center"/>
         <w:textAlignment w:val="baseline"/>
         <w:rPr>
-          <w:rFonts w:hint="eastAsia" w:ascii="宋体" w:hAnsi="宋体" w:eastAsia="宋体" w:cs="宋体"/>
+          <w:rFonts w:ascii="宋体" w:eastAsia="宋体" w:hAnsi="宋体" w:cs="宋体" w:hint="eastAsia"/>
           <w:sz w:val="24"/>
           <w:szCs w:val="24"/>
           <w:lang w:val="en-US" w:eastAsia="zh-CN"/>
@@ -249,7 +249,7 @@
       </w:pPr>
       <w:r>
         <w:rPr>
-          <w:rFonts w:ascii="宋体" w:hAnsi="宋体" w:eastAsia="宋体" w:cs="宋体"/>
+          <w:rFonts w:ascii="宋体" w:eastAsia="宋体" w:hAnsi="宋体" w:cs="宋体"/>
           <w:b/>
           <w:bCs/>
           <w:spacing w:val="-3"/>
@@ -260,7 +260,7 @@
       </w:r>
       <w:r>
         <w:rPr>
-          <w:rFonts w:hint="eastAsia" w:ascii="宋体" w:hAnsi="宋体" w:eastAsia="宋体" w:cs="宋体"/>
+          <w:rFonts w:ascii="宋体" w:eastAsia="宋体" w:hAnsi="宋体" w:cs="宋体" w:hint="eastAsia"/>
           <w:b/>
           <w:bCs/>
           <w:spacing w:val="-3"/>
@@ -272,7 +272,7 @@
       </w:r>
       <w:r>
         <w:rPr>
-          <w:rFonts w:ascii="宋体" w:hAnsi="宋体" w:eastAsia="宋体" w:cs="宋体"/>
+          <w:rFonts w:ascii="宋体" w:eastAsia="宋体" w:hAnsi="宋体" w:cs="宋体"/>
           <w:b/>
           <w:bCs/>
           <w:spacing w:val="-3"/>
@@ -283,7 +283,7 @@
       </w:r>
       <w:r>
         <w:rPr>
-          <w:rFonts w:hint="eastAsia" w:ascii="宋体" w:hAnsi="宋体" w:cs="宋体"/>
+          <w:rFonts w:ascii="宋体" w:hAnsi="宋体" w:cs="宋体" w:hint="eastAsia"/>
           <w:b/>
           <w:bCs/>
           <w:spacing w:val="-3"/>
@@ -295,7 +295,7 @@
       </w:r>
       <w:r>
         <w:rPr>
-          <w:rFonts w:ascii="宋体" w:hAnsi="宋体" w:eastAsia="宋体" w:cs="宋体"/>
+          <w:rFonts w:ascii="宋体" w:eastAsia="宋体" w:hAnsi="宋体" w:cs="宋体"/>
           <w:b/>
           <w:bCs/>
           <w:spacing w:val="-3"/>
@@ -306,7 +306,7 @@
       </w:r>
       <w:r>
         <w:rPr>
-          <w:rFonts w:hint="eastAsia" w:ascii="宋体" w:hAnsi="宋体" w:cs="宋体"/>
+          <w:rFonts w:ascii="宋体" w:hAnsi="宋体" w:cs="宋体" w:hint="eastAsia"/>
           <w:b/>
           <w:bCs/>
           <w:spacing w:val="-3"/>
@@ -319,18 +319,17 @@
     </w:p>
     <w:tbl>
       <w:tblPr>
-        <w:tblStyle w:val="21"/>
+        <w:tblStyle w:val="TableGrid"/>
         <w:tblW w:w="0" w:type="auto"/>
         <w:jc w:val="center"/>
         <w:tblBorders>
-          <w:top w:val="none" w:color="auto" w:sz="0" w:space="0"/>
-          <w:left w:val="none" w:color="auto" w:sz="0" w:space="0"/>
-          <w:bottom w:val="none" w:color="auto" w:sz="0" w:space="0"/>
-          <w:right w:val="none" w:color="auto" w:sz="0" w:space="0"/>
-          <w:insideH w:val="none" w:color="auto" w:sz="0" w:space="0"/>
-          <w:insideV w:val="none" w:color="auto" w:sz="0" w:space="0"/>
+          <w:top w:val="nil"/>
+          <w:left w:val="nil"/>
+          <w:bottom w:val="nil"/>
+          <w:right w:val="nil"/>
+          <w:insideH w:val="nil"/>
+          <w:insideV w:val="nil"/>
         </w:tblBorders>
-        <w:tblLayout w:type="autofit"/>
         <w:tblCellMar>
           <w:top w:w="0" w:type="dxa"/>
           <w:left w:w="108" w:type="dxa"/>
@@ -344,17 +343,25 @@
       </w:tblGrid>
       <w:tr>
         <w:tblPrEx>
+          <w:tblW w:w="0" w:type="auto"/>
+          <w:jc w:val="center"/>
           <w:tblBorders>
-            <w:top w:val="none" w:color="auto" w:sz="0" w:space="0"/>
-            <w:left w:val="none" w:color="auto" w:sz="0" w:space="0"/>
-            <w:bottom w:val="none" w:color="auto" w:sz="0" w:space="0"/>
-            <w:right w:val="none" w:color="auto" w:sz="0" w:space="0"/>
-            <w:insideH w:val="none" w:color="auto" w:sz="0" w:space="0"/>
-            <w:insideV w:val="none" w:color="auto" w:sz="0" w:space="0"/>
+            <w:top w:val="nil"/>
+            <w:left w:val="nil"/>
+            <w:bottom w:val="nil"/>
+            <w:right w:val="nil"/>
+            <w:insideH w:val="nil"/>
+            <w:insideV w:val="nil"/>
           </w:tblBorders>
+          <w:tblCellMar>
+            <w:top w:w="0" w:type="dxa"/>
+            <w:left w:w="108" w:type="dxa"/>
+            <w:bottom w:w="0" w:type="dxa"/>
+            <w:right w:w="108" w:type="dxa"/>
+          </w:tblCellMar>
         </w:tblPrEx>
         <w:trPr>
-          <w:trHeight w:val="810" w:hRule="atLeast"/>
+          <w:trHeight w:val="810"/>
           <w:jc w:val="center"/>
         </w:trPr>
         <w:tc>
@@ -393,7 +400,7 @@
             </w:r>
             <w:r>
               <w:rPr>
-                <w:rFonts w:hint="default" w:asciiTheme="minorAscii" w:hAnsiTheme="minorAscii" w:eastAsiaTheme="minorEastAsia"/>
+                <w:rFonts w:asciiTheme="minorAscii" w:eastAsiaTheme="minorEastAsia" w:hAnsiTheme="minorAscii" w:hint="default"/>
                 <w:spacing w:val="227"/>
                 <w:sz w:val="21"/>
                 <w:vertAlign w:val="baseline"/>
@@ -447,7 +454,7 @@
             </w:r>
             <w:r>
               <w:rPr>
-                <w:rFonts w:hint="eastAsia" w:asciiTheme="minorAscii" w:hAnsiTheme="minorAscii" w:eastAsiaTheme="minorEastAsia"/>
+                <w:rFonts w:asciiTheme="minorAscii" w:eastAsiaTheme="minorEastAsia" w:hAnsiTheme="minorAscii" w:hint="eastAsia"/>
                 <w:spacing w:val="227"/>
                 <w:sz w:val="21"/>
                 <w:vertAlign w:val="baseline"/>
@@ -469,14 +476,8 @@
       </w:tr>
       <w:tr>
         <w:tblPrEx>
-          <w:tblBorders>
-            <w:top w:val="none" w:color="auto" w:sz="0" w:space="0"/>
-            <w:left w:val="none" w:color="auto" w:sz="0" w:space="0"/>
-            <w:bottom w:val="none" w:color="auto" w:sz="0" w:space="0"/>
-            <w:right w:val="none" w:color="auto" w:sz="0" w:space="0"/>
-            <w:insideH w:val="none" w:color="auto" w:sz="0" w:space="0"/>
-            <w:insideV w:val="none" w:color="auto" w:sz="0" w:space="0"/>
-          </w:tblBorders>
+          <w:tblW w:w="0" w:type="auto"/>
+          <w:jc w:val="center"/>
           <w:tblCellMar>
             <w:top w:w="0" w:type="dxa"/>
             <w:left w:w="108" w:type="dxa"/>
@@ -485,7 +486,7 @@
           </w:tblCellMar>
         </w:tblPrEx>
         <w:trPr>
-          <w:trHeight w:val="810" w:hRule="atLeast"/>
+          <w:trHeight w:val="810"/>
           <w:jc w:val="center"/>
         </w:trPr>
         <w:tc>
@@ -510,7 +511,7 @@
               <w:snapToGrid w:val="0"/>
               <w:textAlignment w:val="baseline"/>
               <w:rPr>
-                <w:rFonts w:hint="default" w:ascii="Arial" w:hAnsi="Arial" w:eastAsia="Arial" w:cs="Arial"/>
+                <w:rFonts w:ascii="Arial" w:eastAsia="Arial" w:hAnsi="Arial" w:cs="Arial" w:hint="default"/>
                 <w:snapToGrid w:val="0"/>
                 <w:color w:val="000000"/>
                 <w:kern w:val="0"/>
@@ -542,7 +543,7 @@
             </w:r>
             <w:r>
               <w:rPr>
-                <w:rFonts w:hint="default" w:asciiTheme="minorAscii" w:hAnsiTheme="minorAscii" w:eastAsiaTheme="minorEastAsia"/>
+                <w:rFonts w:asciiTheme="minorAscii" w:eastAsiaTheme="minorEastAsia" w:hAnsiTheme="minorAscii" w:hint="default"/>
                 <w:spacing w:val="227"/>
                 <w:sz w:val="21"/>
                 <w:vertAlign w:val="baseline"/>
@@ -596,7 +597,7 @@
               <w:snapToGrid w:val="0"/>
               <w:textAlignment w:val="baseline"/>
               <w:rPr>
-                <w:rFonts w:hint="default" w:ascii="Arial" w:hAnsi="Arial" w:eastAsia="Arial" w:cs="Arial"/>
+                <w:rFonts w:ascii="Arial" w:eastAsia="Arial" w:hAnsi="Arial" w:cs="Arial" w:hint="default"/>
                 <w:snapToGrid w:val="0"/>
                 <w:color w:val="000000"/>
                 <w:kern w:val="0"/>
@@ -616,7 +617,7 @@
             </w:r>
             <w:r>
               <w:rPr>
-                <w:rFonts w:hint="eastAsia" w:asciiTheme="minorAscii" w:hAnsiTheme="minorAscii" w:eastAsiaTheme="minorEastAsia"/>
+                <w:rFonts w:asciiTheme="minorAscii" w:eastAsiaTheme="minorEastAsia" w:hAnsiTheme="minorAscii" w:hint="eastAsia"/>
                 <w:spacing w:val="227"/>
                 <w:sz w:val="21"/>
                 <w:vertAlign w:val="baseline"/>
@@ -638,14 +639,8 @@
       </w:tr>
       <w:tr>
         <w:tblPrEx>
-          <w:tblBorders>
-            <w:top w:val="none" w:color="auto" w:sz="0" w:space="0"/>
-            <w:left w:val="none" w:color="auto" w:sz="0" w:space="0"/>
-            <w:bottom w:val="none" w:color="auto" w:sz="0" w:space="0"/>
-            <w:right w:val="none" w:color="auto" w:sz="0" w:space="0"/>
-            <w:insideH w:val="none" w:color="auto" w:sz="0" w:space="0"/>
-            <w:insideV w:val="none" w:color="auto" w:sz="0" w:space="0"/>
-          </w:tblBorders>
+          <w:tblW w:w="0" w:type="auto"/>
+          <w:jc w:val="center"/>
           <w:tblCellMar>
             <w:top w:w="0" w:type="dxa"/>
             <w:left w:w="108" w:type="dxa"/>
@@ -654,7 +649,7 @@
           </w:tblCellMar>
         </w:tblPrEx>
         <w:trPr>
-          <w:trHeight w:val="635" w:hRule="atLeast"/>
+          <w:trHeight w:val="635"/>
           <w:jc w:val="center"/>
         </w:trPr>
         <w:tc>
@@ -705,7 +700,7 @@
             </w:r>
             <w:r>
               <w:rPr>
-                <w:rFonts w:hint="eastAsia" w:asciiTheme="minorAscii" w:hAnsiTheme="minorAscii" w:eastAsiaTheme="minorEastAsia"/>
+                <w:rFonts w:asciiTheme="minorAscii" w:eastAsiaTheme="minorEastAsia" w:hAnsiTheme="minorAscii" w:hint="eastAsia"/>
                 <w:spacing w:val="227"/>
                 <w:sz w:val="21"/>
                 <w:vertAlign w:val="baseline"/>
@@ -759,7 +754,7 @@
             </w:r>
             <w:r>
               <w:rPr>
-                <w:rFonts w:hint="eastAsia" w:asciiTheme="minorAscii" w:hAnsiTheme="minorAscii" w:eastAsiaTheme="minorEastAsia"/>
+                <w:rFonts w:asciiTheme="minorAscii" w:eastAsiaTheme="minorEastAsia" w:hAnsiTheme="minorAscii" w:hint="eastAsia"/>
                 <w:spacing w:val="227"/>
                 <w:sz w:val="21"/>
                 <w:vertAlign w:val="baseline"/>
@@ -820,14 +815,14 @@
         <w:ind w:left="3634"/>
         <w:textAlignment w:val="baseline"/>
         <w:rPr>
-          <w:rFonts w:ascii="宋体" w:hAnsi="宋体" w:eastAsia="宋体" w:cs="宋体"/>
+          <w:rFonts w:ascii="宋体" w:eastAsia="宋体" w:hAnsi="宋体" w:cs="宋体"/>
           <w:sz w:val="31"/>
           <w:szCs w:val="31"/>
         </w:rPr>
       </w:pPr>
       <w:r>
         <w:rPr>
-          <w:rFonts w:ascii="宋体" w:hAnsi="宋体" w:eastAsia="宋体" w:cs="宋体"/>
+          <w:rFonts w:ascii="宋体" w:eastAsia="宋体" w:hAnsi="宋体" w:cs="宋体"/>
           <w:b/>
           <w:bCs/>
           <w:spacing w:val="4"/>
@@ -839,16 +834,16 @@
     </w:p>
     <w:tbl>
       <w:tblPr>
-        <w:tblStyle w:val="26"/>
+        <w:tblStyle w:val="TableNormal0"/>
         <w:tblW w:w="8214" w:type="dxa"/>
         <w:jc w:val="center"/>
         <w:tblBorders>
-          <w:top w:val="single" w:color="000000" w:sz="2" w:space="0"/>
-          <w:left w:val="single" w:color="000000" w:sz="2" w:space="0"/>
-          <w:bottom w:val="single" w:color="000000" w:sz="2" w:space="0"/>
-          <w:right w:val="single" w:color="000000" w:sz="2" w:space="0"/>
-          <w:insideH w:val="single" w:color="000000" w:sz="2" w:space="0"/>
-          <w:insideV w:val="single" w:color="000000" w:sz="2" w:space="0"/>
+          <w:top w:val="single" w:sz="2" w:space="0" w:color="000000"/>
+          <w:left w:val="single" w:sz="2" w:space="0" w:color="000000"/>
+          <w:bottom w:val="single" w:sz="2" w:space="0" w:color="000000"/>
+          <w:right w:val="single" w:sz="2" w:space="0" w:color="000000"/>
+          <w:insideH w:val="single" w:sz="2" w:space="0" w:color="000000"/>
+          <w:insideV w:val="single" w:sz="2" w:space="0" w:color="000000"/>
         </w:tblBorders>
         <w:tblLayout w:type="fixed"/>
         <w:tblCellMar>
@@ -868,14 +863,17 @@
       </w:tblGrid>
       <w:tr>
         <w:tblPrEx>
+          <w:tblW w:w="8214" w:type="dxa"/>
+          <w:jc w:val="center"/>
           <w:tblBorders>
-            <w:top w:val="single" w:color="000000" w:sz="2" w:space="0"/>
-            <w:left w:val="single" w:color="000000" w:sz="2" w:space="0"/>
-            <w:bottom w:val="single" w:color="000000" w:sz="2" w:space="0"/>
-            <w:right w:val="single" w:color="000000" w:sz="2" w:space="0"/>
-            <w:insideH w:val="single" w:color="000000" w:sz="2" w:space="0"/>
-            <w:insideV w:val="single" w:color="000000" w:sz="2" w:space="0"/>
+            <w:top w:val="single" w:sz="2" w:space="0" w:color="000000"/>
+            <w:left w:val="single" w:sz="2" w:space="0" w:color="000000"/>
+            <w:bottom w:val="single" w:sz="2" w:space="0" w:color="000000"/>
+            <w:right w:val="single" w:sz="2" w:space="0" w:color="000000"/>
+            <w:insideH w:val="single" w:sz="2" w:space="0" w:color="000000"/>
+            <w:insideV w:val="single" w:sz="2" w:space="0" w:color="000000"/>
           </w:tblBorders>
+          <w:tblLayout w:type="fixed"/>
           <w:tblCellMar>
             <w:top w:w="0" w:type="dxa"/>
             <w:left w:w="0" w:type="dxa"/>
@@ -884,7 +882,7 @@
           </w:tblCellMar>
         </w:tblPrEx>
         <w:trPr>
-          <w:trHeight w:val="593" w:hRule="atLeast"/>
+          <w:trHeight w:val="593"/>
           <w:jc w:val="center"/>
         </w:trPr>
         <w:tc>
@@ -907,18 +905,18 @@
               <w:adjustRightInd w:val="0"/>
               <w:snapToGrid w:val="0"/>
               <w:spacing w:before="176" w:line="228" w:lineRule="auto"/>
-              <w:ind w:left="0" w:leftChars="0" w:right="0" w:rightChars="0" w:firstLine="0" w:firstLineChars="0"/>
+              <w:ind w:left="0" w:right="0" w:firstLine="0" w:leftChars="0" w:rightChars="0" w:firstLineChars="0"/>
               <w:jc w:val="center"/>
               <w:textAlignment w:val="baseline"/>
               <w:rPr>
-                <w:rFonts w:ascii="宋体" w:hAnsi="宋体" w:eastAsia="宋体" w:cs="宋体"/>
+                <w:rFonts w:ascii="宋体" w:eastAsia="宋体" w:hAnsi="宋体" w:cs="宋体"/>
                 <w:sz w:val="20"/>
                 <w:szCs w:val="20"/>
               </w:rPr>
             </w:pPr>
             <w:r>
               <w:rPr>
-                <w:rFonts w:hint="eastAsia" w:ascii="宋体" w:hAnsi="宋体" w:cs="宋体"/>
+                <w:rFonts w:ascii="宋体" w:hAnsi="宋体" w:cs="宋体" w:hint="eastAsia"/>
                 <w:spacing w:val="-14"/>
                 <w:sz w:val="20"/>
                 <w:szCs w:val="20"/>
@@ -928,7 +926,7 @@
             </w:r>
             <w:r>
               <w:rPr>
-                <w:rFonts w:ascii="宋体" w:hAnsi="宋体" w:eastAsia="宋体" w:cs="宋体"/>
+                <w:rFonts w:ascii="宋体" w:eastAsia="宋体" w:hAnsi="宋体" w:cs="宋体"/>
                 <w:spacing w:val="-14"/>
                 <w:sz w:val="20"/>
                 <w:szCs w:val="20"/>
@@ -957,18 +955,18 @@
               <w:adjustRightInd w:val="0"/>
               <w:snapToGrid w:val="0"/>
               <w:spacing w:before="175" w:line="227" w:lineRule="auto"/>
-              <w:ind w:left="0" w:leftChars="0" w:right="0" w:rightChars="0" w:firstLine="0" w:firstLineChars="0"/>
+              <w:ind w:left="0" w:right="0" w:firstLine="0" w:leftChars="0" w:rightChars="0" w:firstLineChars="0"/>
               <w:jc w:val="center"/>
               <w:textAlignment w:val="baseline"/>
               <w:rPr>
-                <w:rFonts w:ascii="宋体" w:hAnsi="宋体" w:eastAsia="宋体" w:cs="宋体"/>
+                <w:rFonts w:ascii="宋体" w:eastAsia="宋体" w:hAnsi="宋体" w:cs="宋体"/>
                 <w:sz w:val="20"/>
                 <w:szCs w:val="20"/>
               </w:rPr>
             </w:pPr>
             <w:r>
               <w:rPr>
-                <w:rFonts w:ascii="宋体" w:hAnsi="宋体" w:eastAsia="宋体" w:cs="宋体"/>
+                <w:rFonts w:ascii="宋体" w:eastAsia="宋体" w:hAnsi="宋体" w:cs="宋体"/>
                 <w:spacing w:val="4"/>
                 <w:sz w:val="20"/>
                 <w:szCs w:val="20"/>
@@ -997,18 +995,18 @@
               <w:adjustRightInd w:val="0"/>
               <w:snapToGrid w:val="0"/>
               <w:spacing w:before="175" w:line="228" w:lineRule="auto"/>
-              <w:ind w:left="0" w:leftChars="0" w:right="0" w:rightChars="0" w:firstLine="0" w:firstLineChars="0"/>
+              <w:ind w:left="0" w:right="0" w:firstLine="0" w:leftChars="0" w:rightChars="0" w:firstLineChars="0"/>
               <w:jc w:val="center"/>
               <w:textAlignment w:val="baseline"/>
               <w:rPr>
-                <w:rFonts w:ascii="宋体" w:hAnsi="宋体" w:eastAsia="宋体" w:cs="宋体"/>
+                <w:rFonts w:ascii="宋体" w:eastAsia="宋体" w:hAnsi="宋体" w:cs="宋体"/>
                 <w:sz w:val="20"/>
                 <w:szCs w:val="20"/>
               </w:rPr>
             </w:pPr>
             <w:r>
               <w:rPr>
-                <w:rFonts w:ascii="宋体" w:hAnsi="宋体" w:eastAsia="宋体" w:cs="宋体"/>
+                <w:rFonts w:ascii="宋体" w:eastAsia="宋体" w:hAnsi="宋体" w:cs="宋体"/>
                 <w:spacing w:val="7"/>
                 <w:sz w:val="20"/>
                 <w:szCs w:val="20"/>
@@ -1037,11 +1035,11 @@
               <w:adjustRightInd w:val="0"/>
               <w:snapToGrid w:val="0"/>
               <w:spacing w:before="175" w:line="228" w:lineRule="auto"/>
-              <w:ind w:left="0" w:leftChars="0" w:right="0" w:rightChars="0" w:firstLine="0" w:firstLineChars="0"/>
+              <w:ind w:left="0" w:right="0" w:firstLine="0" w:leftChars="0" w:rightChars="0" w:firstLineChars="0"/>
               <w:jc w:val="center"/>
               <w:textAlignment w:val="baseline"/>
               <w:rPr>
-                <w:rFonts w:hint="eastAsia" w:ascii="宋体" w:hAnsi="宋体" w:eastAsia="宋体" w:cs="宋体"/>
+                <w:rFonts w:ascii="宋体" w:eastAsia="宋体" w:hAnsi="宋体" w:cs="宋体" w:hint="eastAsia"/>
                 <w:spacing w:val="7"/>
                 <w:sz w:val="20"/>
                 <w:szCs w:val="20"/>
@@ -1050,7 +1048,7 @@
             </w:pPr>
             <w:r>
               <w:rPr>
-                <w:rFonts w:hint="eastAsia" w:ascii="宋体" w:hAnsi="宋体" w:cs="宋体"/>
+                <w:rFonts w:ascii="宋体" w:hAnsi="宋体" w:cs="宋体" w:hint="eastAsia"/>
                 <w:spacing w:val="7"/>
                 <w:sz w:val="20"/>
                 <w:szCs w:val="20"/>
@@ -1080,11 +1078,11 @@
               <w:adjustRightInd w:val="0"/>
               <w:snapToGrid w:val="0"/>
               <w:spacing w:before="175" w:line="228" w:lineRule="auto"/>
-              <w:ind w:left="0" w:leftChars="0" w:right="0" w:rightChars="0" w:firstLine="0" w:firstLineChars="0"/>
+              <w:ind w:left="0" w:right="0" w:firstLine="0" w:leftChars="0" w:rightChars="0" w:firstLineChars="0"/>
               <w:jc w:val="center"/>
               <w:textAlignment w:val="baseline"/>
               <w:rPr>
-                <w:rFonts w:hint="default" w:ascii="宋体" w:hAnsi="宋体" w:cs="宋体"/>
+                <w:rFonts w:ascii="宋体" w:hAnsi="宋体" w:cs="宋体" w:hint="default"/>
                 <w:spacing w:val="7"/>
                 <w:sz w:val="20"/>
                 <w:szCs w:val="20"/>
@@ -1093,7 +1091,7 @@
             </w:pPr>
             <w:r>
               <w:rPr>
-                <w:rFonts w:hint="eastAsia" w:ascii="宋体" w:hAnsi="宋体" w:cs="宋体"/>
+                <w:rFonts w:ascii="宋体" w:hAnsi="宋体" w:cs="宋体" w:hint="eastAsia"/>
                 <w:spacing w:val="7"/>
                 <w:sz w:val="20"/>
                 <w:szCs w:val="20"/>
@@ -1123,18 +1121,18 @@
               <w:adjustRightInd w:val="0"/>
               <w:snapToGrid w:val="0"/>
               <w:spacing w:before="176" w:line="229" w:lineRule="auto"/>
-              <w:ind w:left="0" w:leftChars="0" w:right="0" w:rightChars="0" w:firstLine="0" w:firstLineChars="0"/>
+              <w:ind w:left="0" w:right="0" w:firstLine="0" w:leftChars="0" w:rightChars="0" w:firstLineChars="0"/>
               <w:jc w:val="center"/>
               <w:textAlignment w:val="baseline"/>
               <w:rPr>
-                <w:rFonts w:ascii="宋体" w:hAnsi="宋体" w:eastAsia="宋体" w:cs="宋体"/>
+                <w:rFonts w:ascii="宋体" w:eastAsia="宋体" w:hAnsi="宋体" w:cs="宋体"/>
                 <w:sz w:val="20"/>
                 <w:szCs w:val="20"/>
               </w:rPr>
             </w:pPr>
             <w:r>
               <w:rPr>
-                <w:rFonts w:ascii="宋体" w:hAnsi="宋体" w:eastAsia="宋体" w:cs="宋体"/>
+                <w:rFonts w:ascii="宋体" w:eastAsia="宋体" w:hAnsi="宋体" w:cs="宋体"/>
                 <w:spacing w:val="7"/>
                 <w:sz w:val="20"/>
                 <w:szCs w:val="20"/>
@@ -1146,14 +1144,9 @@
       </w:tr>
       <w:tr>
         <w:tblPrEx>
-          <w:tblBorders>
-            <w:top w:val="single" w:color="000000" w:sz="2" w:space="0"/>
-            <w:left w:val="single" w:color="000000" w:sz="2" w:space="0"/>
-            <w:bottom w:val="single" w:color="000000" w:sz="2" w:space="0"/>
-            <w:right w:val="single" w:color="000000" w:sz="2" w:space="0"/>
-            <w:insideH w:val="single" w:color="000000" w:sz="2" w:space="0"/>
-            <w:insideV w:val="single" w:color="000000" w:sz="2" w:space="0"/>
-          </w:tblBorders>
+          <w:tblW w:w="8214" w:type="dxa"/>
+          <w:jc w:val="center"/>
+          <w:tblLayout w:type="fixed"/>
           <w:tblCellMar>
             <w:top w:w="0" w:type="dxa"/>
             <w:left w:w="0" w:type="dxa"/>
@@ -1162,7 +1155,7 @@
           </w:tblCellMar>
         </w:tblPrEx>
         <w:trPr>
-          <w:trHeight w:val="516" w:hRule="atLeast"/>
+          <w:trHeight w:val="516"/>
           <w:jc w:val="center"/>
         </w:trPr>
         <w:tc>
@@ -1185,11 +1178,11 @@
               <w:adjustRightInd w:val="0"/>
               <w:snapToGrid w:val="0"/>
               <w:spacing w:before="173" w:line="267" w:lineRule="exact"/>
-              <w:ind w:left="0" w:leftChars="0" w:right="0" w:rightChars="0" w:firstLine="0" w:firstLineChars="0"/>
+              <w:ind w:left="0" w:right="0" w:firstLine="0" w:leftChars="0" w:rightChars="0" w:firstLineChars="0"/>
               <w:jc w:val="center"/>
               <w:textAlignment w:val="baseline"/>
               <w:rPr>
-                <w:rFonts w:hint="default" w:ascii="宋体" w:hAnsi="宋体" w:eastAsia="宋体" w:cs="宋体"/>
+                <w:rFonts w:ascii="宋体" w:eastAsia="宋体" w:hAnsi="宋体" w:cs="宋体" w:hint="default"/>
                 <w:sz w:val="20"/>
                 <w:szCs w:val="20"/>
                 <w:lang w:val="en-US"/>
@@ -1197,7 +1190,7 @@
             </w:pPr>
             <w:r>
               <w:rPr>
-                <w:rFonts w:ascii="宋体" w:hAnsi="宋体" w:eastAsia="宋体" w:cs="宋体"/>
+                <w:rFonts w:ascii="宋体" w:eastAsia="宋体" w:hAnsi="宋体" w:cs="宋体"/>
                 <w:spacing w:val="3"/>
                 <w:position w:val="1"/>
                 <w:sz w:val="20"/>
@@ -1207,7 +1200,7 @@
             </w:r>
             <w:r>
               <w:rPr>
-                <w:rFonts w:hint="eastAsia" w:ascii="宋体" w:hAnsi="宋体" w:cs="宋体"/>
+                <w:rFonts w:ascii="宋体" w:hAnsi="宋体" w:cs="宋体" w:hint="eastAsia"/>
                 <w:spacing w:val="3"/>
                 <w:position w:val="1"/>
                 <w:sz w:val="20"/>
@@ -1238,18 +1231,18 @@
               <w:adjustRightInd w:val="0"/>
               <w:snapToGrid w:val="0"/>
               <w:spacing w:before="173" w:line="267" w:lineRule="exact"/>
-              <w:ind w:left="0" w:leftChars="0" w:right="0" w:rightChars="0" w:firstLine="0" w:firstLineChars="0"/>
+              <w:ind w:left="0" w:right="0" w:firstLine="0" w:leftChars="0" w:rightChars="0" w:firstLineChars="0"/>
               <w:jc w:val="center"/>
               <w:textAlignment w:val="baseline"/>
               <w:rPr>
-                <w:rFonts w:ascii="宋体" w:hAnsi="宋体" w:eastAsia="宋体" w:cs="宋体"/>
+                <w:rFonts w:ascii="宋体" w:eastAsia="宋体" w:hAnsi="宋体" w:cs="宋体"/>
                 <w:sz w:val="20"/>
                 <w:szCs w:val="20"/>
               </w:rPr>
             </w:pPr>
             <w:r>
               <w:rPr>
-                <w:rFonts w:ascii="宋体" w:hAnsi="宋体" w:eastAsia="宋体" w:cs="宋体"/>
+                <w:rFonts w:ascii="宋体" w:eastAsia="宋体" w:hAnsi="宋体" w:cs="宋体"/>
                 <w:spacing w:val="4"/>
                 <w:position w:val="1"/>
                 <w:sz w:val="20"/>
@@ -1279,18 +1272,18 @@
               <w:adjustRightInd w:val="0"/>
               <w:snapToGrid w:val="0"/>
               <w:spacing w:before="172" w:line="228" w:lineRule="auto"/>
-              <w:ind w:left="0" w:leftChars="0" w:right="0" w:rightChars="0" w:firstLine="0" w:firstLineChars="0"/>
+              <w:ind w:left="0" w:right="0" w:firstLine="0" w:leftChars="0" w:rightChars="0" w:firstLineChars="0"/>
               <w:jc w:val="center"/>
               <w:textAlignment w:val="baseline"/>
               <w:rPr>
-                <w:rFonts w:ascii="宋体" w:hAnsi="宋体" w:eastAsia="宋体" w:cs="宋体"/>
+                <w:rFonts w:ascii="宋体" w:eastAsia="宋体" w:hAnsi="宋体" w:cs="宋体"/>
                 <w:sz w:val="20"/>
                 <w:szCs w:val="20"/>
               </w:rPr>
             </w:pPr>
             <w:r>
               <w:rPr>
-                <w:rFonts w:ascii="宋体" w:hAnsi="宋体" w:eastAsia="宋体" w:cs="宋体"/>
+                <w:rFonts w:ascii="宋体" w:eastAsia="宋体" w:hAnsi="宋体" w:cs="宋体"/>
                 <w:spacing w:val="200"/>
                 <w:kern w:val="0"/>
                 <w:sz w:val="20"/>
@@ -1300,7 +1293,7 @@
             </w:r>
             <w:r>
               <w:rPr>
-                <w:rFonts w:ascii="宋体" w:hAnsi="宋体" w:eastAsia="宋体" w:cs="宋体"/>
+                <w:rFonts w:ascii="宋体" w:eastAsia="宋体" w:hAnsi="宋体" w:cs="宋体"/>
                 <w:spacing w:val="0"/>
                 <w:kern w:val="0"/>
                 <w:sz w:val="20"/>
@@ -1330,11 +1323,11 @@
               <w:adjustRightInd w:val="0"/>
               <w:snapToGrid w:val="0"/>
               <w:spacing w:before="173" w:line="229" w:lineRule="auto"/>
-              <w:ind w:left="0" w:leftChars="0" w:right="0" w:rightChars="0" w:firstLine="0" w:firstLineChars="0"/>
+              <w:ind w:left="0" w:right="0" w:firstLine="0" w:leftChars="0" w:rightChars="0" w:firstLineChars="0"/>
               <w:jc w:val="center"/>
               <w:textAlignment w:val="baseline"/>
               <w:rPr>
-                <w:rFonts w:ascii="宋体" w:hAnsi="宋体" w:eastAsia="宋体" w:cs="宋体"/>
+                <w:rFonts w:ascii="宋体" w:eastAsia="宋体" w:hAnsi="宋体" w:cs="宋体"/>
                 <w:spacing w:val="200"/>
                 <w:kern w:val="0"/>
                 <w:sz w:val="20"/>
@@ -1343,7 +1336,7 @@
             </w:pPr>
             <w:r>
               <w:rPr>
-                <w:rFonts w:hint="eastAsia" w:asciiTheme="minorAscii" w:hAnsiTheme="minorAscii" w:eastAsiaTheme="minorEastAsia"/>
+                <w:rFonts w:asciiTheme="minorAscii" w:eastAsiaTheme="minorEastAsia" w:hAnsiTheme="minorAscii" w:hint="eastAsia"/>
                 <w:spacing w:val="0"/>
                 <w:kern w:val="0"/>
                 <w:sz w:val="21"/>
@@ -1374,11 +1367,11 @@
               <w:adjustRightInd w:val="0"/>
               <w:snapToGrid w:val="0"/>
               <w:spacing w:before="172" w:line="228" w:lineRule="auto"/>
-              <w:ind w:left="0" w:leftChars="0" w:right="0" w:rightChars="0" w:firstLine="0" w:firstLineChars="0"/>
+              <w:ind w:left="0" w:right="0" w:firstLine="0" w:leftChars="0" w:rightChars="0" w:firstLineChars="0"/>
               <w:jc w:val="center"/>
               <w:textAlignment w:val="baseline"/>
               <w:rPr>
-                <w:rFonts w:ascii="宋体" w:hAnsi="宋体" w:eastAsia="宋体" w:cs="宋体"/>
+                <w:rFonts w:ascii="宋体" w:eastAsia="宋体" w:hAnsi="宋体" w:cs="宋体"/>
                 <w:spacing w:val="200"/>
                 <w:kern w:val="0"/>
                 <w:sz w:val="20"/>
@@ -1387,7 +1380,7 @@
             </w:pPr>
             <w:r>
               <w:rPr>
-                <w:rFonts w:hint="eastAsia" w:ascii="宋体" w:hAnsi="宋体" w:eastAsia="宋体" w:cs="宋体"/>
+                <w:rFonts w:ascii="宋体" w:eastAsia="宋体" w:hAnsi="宋体" w:cs="宋体" w:hint="eastAsia"/>
                 <w:spacing w:val="200"/>
                 <w:kern w:val="0"/>
                 <w:sz w:val="20"/>
@@ -1397,7 +1390,7 @@
             </w:r>
             <w:r>
               <w:rPr>
-                <w:rFonts w:hint="eastAsia" w:asciiTheme="minorAscii" w:hAnsiTheme="minorAscii" w:eastAsiaTheme="minorEastAsia"/>
+                <w:rFonts w:asciiTheme="minorAscii" w:eastAsiaTheme="minorEastAsia" w:hAnsiTheme="minorAscii" w:hint="eastAsia"/>
                 <w:spacing w:val="0"/>
                 <w:kern w:val="0"/>
                 <w:sz w:val="21"/>
@@ -1428,18 +1421,18 @@
               <w:adjustRightInd w:val="0"/>
               <w:snapToGrid w:val="0"/>
               <w:spacing w:before="173" w:line="229" w:lineRule="auto"/>
-              <w:ind w:left="0" w:leftChars="0" w:right="0" w:rightChars="0" w:firstLine="0" w:firstLineChars="0"/>
+              <w:ind w:left="0" w:right="0" w:firstLine="0" w:leftChars="0" w:rightChars="0" w:firstLineChars="0"/>
               <w:jc w:val="center"/>
               <w:textAlignment w:val="baseline"/>
               <w:rPr>
-                <w:rFonts w:ascii="宋体" w:hAnsi="宋体" w:eastAsia="宋体" w:cs="宋体"/>
+                <w:rFonts w:ascii="宋体" w:eastAsia="宋体" w:hAnsi="宋体" w:cs="宋体"/>
                 <w:sz w:val="20"/>
                 <w:szCs w:val="20"/>
               </w:rPr>
             </w:pPr>
             <w:r>
               <w:rPr>
-                <w:rFonts w:hint="eastAsia" w:asciiTheme="minorAscii" w:hAnsiTheme="minorAscii" w:eastAsiaTheme="minorEastAsia"/>
+                <w:rFonts w:asciiTheme="minorAscii" w:eastAsiaTheme="minorEastAsia" w:hAnsiTheme="minorAscii" w:hint="eastAsia"/>
                 <w:spacing w:val="0"/>
                 <w:kern w:val="0"/>
                 <w:sz w:val="21"/>
@@ -1453,14 +1446,9 @@
       </w:tr>
       <w:tr>
         <w:tblPrEx>
-          <w:tblBorders>
-            <w:top w:val="single" w:color="000000" w:sz="2" w:space="0"/>
-            <w:left w:val="single" w:color="000000" w:sz="2" w:space="0"/>
-            <w:bottom w:val="single" w:color="000000" w:sz="2" w:space="0"/>
-            <w:right w:val="single" w:color="000000" w:sz="2" w:space="0"/>
-            <w:insideH w:val="single" w:color="000000" w:sz="2" w:space="0"/>
-            <w:insideV w:val="single" w:color="000000" w:sz="2" w:space="0"/>
-          </w:tblBorders>
+          <w:tblW w:w="8214" w:type="dxa"/>
+          <w:jc w:val="center"/>
+          <w:tblLayout w:type="fixed"/>
           <w:tblCellMar>
             <w:top w:w="0" w:type="dxa"/>
             <w:left w:w="0" w:type="dxa"/>
@@ -1469,7 +1457,7 @@
           </w:tblCellMar>
         </w:tblPrEx>
         <w:trPr>
-          <w:trHeight w:val="556" w:hRule="atLeast"/>
+          <w:trHeight w:val="556"/>
           <w:jc w:val="center"/>
         </w:trPr>
         <w:tc>
@@ -1478,7 +1466,7 @@
           </w:tcPr>
           <w:p>
             <w:pPr>
-              <w:pStyle w:val="27"/>
+              <w:pStyle w:val="TableText"/>
               <w:keepNext w:val="0"/>
               <w:keepLines w:val="0"/>
               <w:pageBreakBefore w:val="0"/>
@@ -1492,7 +1480,7 @@
               <w:bidi w:val="0"/>
               <w:adjustRightInd w:val="0"/>
               <w:snapToGrid w:val="0"/>
-              <w:ind w:left="0" w:leftChars="0" w:right="0" w:rightChars="0" w:firstLine="0" w:firstLineChars="0"/>
+              <w:ind w:left="0" w:right="0" w:firstLine="0" w:leftChars="0" w:rightChars="0" w:firstLineChars="0"/>
               <w:jc w:val="center"/>
               <w:textAlignment w:val="baseline"/>
             </w:pPr>
@@ -1504,7 +1492,7 @@
           </w:tcPr>
           <w:p>
             <w:pPr>
-              <w:pStyle w:val="27"/>
+              <w:pStyle w:val="TableText"/>
               <w:keepNext w:val="0"/>
               <w:keepLines w:val="0"/>
               <w:pageBreakBefore w:val="0"/>
@@ -1518,7 +1506,7 @@
               <w:bidi w:val="0"/>
               <w:adjustRightInd w:val="0"/>
               <w:snapToGrid w:val="0"/>
-              <w:ind w:left="0" w:leftChars="0" w:right="0" w:rightChars="0" w:firstLine="0" w:firstLineChars="0"/>
+              <w:ind w:left="0" w:right="0" w:firstLine="0" w:leftChars="0" w:rightChars="0" w:firstLineChars="0"/>
               <w:jc w:val="center"/>
               <w:textAlignment w:val="baseline"/>
             </w:pPr>
@@ -1530,7 +1518,7 @@
           </w:tcPr>
           <w:p>
             <w:pPr>
-              <w:pStyle w:val="27"/>
+              <w:pStyle w:val="TableText"/>
               <w:keepNext w:val="0"/>
               <w:keepLines w:val="0"/>
               <w:pageBreakBefore w:val="0"/>
@@ -1544,7 +1532,7 @@
               <w:bidi w:val="0"/>
               <w:adjustRightInd w:val="0"/>
               <w:snapToGrid w:val="0"/>
-              <w:ind w:left="0" w:leftChars="0" w:right="0" w:rightChars="0" w:firstLine="0" w:firstLineChars="0"/>
+              <w:ind w:left="0" w:right="0" w:firstLine="0" w:leftChars="0" w:rightChars="0" w:firstLineChars="0"/>
               <w:jc w:val="center"/>
               <w:textAlignment w:val="baseline"/>
             </w:pPr>
@@ -1556,7 +1544,7 @@
           </w:tcPr>
           <w:p>
             <w:pPr>
-              <w:pStyle w:val="27"/>
+              <w:pStyle w:val="TableText"/>
               <w:keepNext w:val="0"/>
               <w:keepLines w:val="0"/>
               <w:pageBreakBefore w:val="0"/>
@@ -1570,7 +1558,7 @@
               <w:bidi w:val="0"/>
               <w:adjustRightInd w:val="0"/>
               <w:snapToGrid w:val="0"/>
-              <w:ind w:left="0" w:leftChars="0" w:right="0" w:rightChars="0" w:firstLine="0" w:firstLineChars="0"/>
+              <w:ind w:left="0" w:right="0" w:firstLine="0" w:leftChars="0" w:rightChars="0" w:firstLineChars="0"/>
               <w:jc w:val="center"/>
               <w:textAlignment w:val="baseline"/>
             </w:pPr>
@@ -1582,7 +1570,7 @@
           </w:tcPr>
           <w:p>
             <w:pPr>
-              <w:pStyle w:val="27"/>
+              <w:pStyle w:val="TableText"/>
               <w:keepNext w:val="0"/>
               <w:keepLines w:val="0"/>
               <w:pageBreakBefore w:val="0"/>
@@ -1596,7 +1584,7 @@
               <w:bidi w:val="0"/>
               <w:adjustRightInd w:val="0"/>
               <w:snapToGrid w:val="0"/>
-              <w:ind w:left="0" w:leftChars="0" w:right="0" w:rightChars="0" w:firstLine="0" w:firstLineChars="0"/>
+              <w:ind w:left="0" w:right="0" w:firstLine="0" w:leftChars="0" w:rightChars="0" w:firstLineChars="0"/>
               <w:jc w:val="center"/>
               <w:textAlignment w:val="baseline"/>
             </w:pPr>
@@ -1608,7 +1596,7 @@
           </w:tcPr>
           <w:p>
             <w:pPr>
-              <w:pStyle w:val="27"/>
+              <w:pStyle w:val="TableText"/>
               <w:keepNext w:val="0"/>
               <w:keepLines w:val="0"/>
               <w:pageBreakBefore w:val="0"/>
@@ -1622,7 +1610,7 @@
               <w:bidi w:val="0"/>
               <w:adjustRightInd w:val="0"/>
               <w:snapToGrid w:val="0"/>
-              <w:ind w:left="0" w:leftChars="0" w:right="0" w:rightChars="0" w:firstLine="0" w:firstLineChars="0"/>
+              <w:ind w:left="0" w:right="0" w:firstLine="0" w:leftChars="0" w:rightChars="0" w:firstLineChars="0"/>
               <w:jc w:val="center"/>
               <w:textAlignment w:val="baseline"/>
             </w:pPr>
@@ -1631,14 +1619,9 @@
       </w:tr>
       <w:tr>
         <w:tblPrEx>
-          <w:tblBorders>
-            <w:top w:val="single" w:color="000000" w:sz="2" w:space="0"/>
-            <w:left w:val="single" w:color="000000" w:sz="2" w:space="0"/>
-            <w:bottom w:val="single" w:color="000000" w:sz="2" w:space="0"/>
-            <w:right w:val="single" w:color="000000" w:sz="2" w:space="0"/>
-            <w:insideH w:val="single" w:color="000000" w:sz="2" w:space="0"/>
-            <w:insideV w:val="single" w:color="000000" w:sz="2" w:space="0"/>
-          </w:tblBorders>
+          <w:tblW w:w="8214" w:type="dxa"/>
+          <w:jc w:val="center"/>
+          <w:tblLayout w:type="fixed"/>
           <w:tblCellMar>
             <w:top w:w="0" w:type="dxa"/>
             <w:left w:w="0" w:type="dxa"/>
@@ -1647,7 +1630,7 @@
           </w:tblCellMar>
         </w:tblPrEx>
         <w:trPr>
-          <w:trHeight w:val="556" w:hRule="atLeast"/>
+          <w:trHeight w:val="556"/>
           <w:jc w:val="center"/>
         </w:trPr>
         <w:tc>
@@ -1656,7 +1639,7 @@
           </w:tcPr>
           <w:p>
             <w:pPr>
-              <w:pStyle w:val="27"/>
+              <w:pStyle w:val="TableText"/>
               <w:keepNext w:val="0"/>
               <w:keepLines w:val="0"/>
               <w:pageBreakBefore w:val="0"/>
@@ -1670,7 +1653,7 @@
               <w:bidi w:val="0"/>
               <w:adjustRightInd w:val="0"/>
               <w:snapToGrid w:val="0"/>
-              <w:ind w:left="0" w:leftChars="0" w:right="0" w:rightChars="0" w:firstLine="0" w:firstLineChars="0"/>
+              <w:ind w:left="0" w:right="0" w:firstLine="0" w:leftChars="0" w:rightChars="0" w:firstLineChars="0"/>
               <w:jc w:val="center"/>
               <w:textAlignment w:val="baseline"/>
             </w:pPr>
@@ -1682,7 +1665,7 @@
           </w:tcPr>
           <w:p>
             <w:pPr>
-              <w:pStyle w:val="27"/>
+              <w:pStyle w:val="TableText"/>
               <w:keepNext w:val="0"/>
               <w:keepLines w:val="0"/>
               <w:pageBreakBefore w:val="0"/>
@@ -1696,7 +1679,7 @@
               <w:bidi w:val="0"/>
               <w:adjustRightInd w:val="0"/>
               <w:snapToGrid w:val="0"/>
-              <w:ind w:left="0" w:leftChars="0" w:right="0" w:rightChars="0" w:firstLine="0" w:firstLineChars="0"/>
+              <w:ind w:left="0" w:right="0" w:firstLine="0" w:leftChars="0" w:rightChars="0" w:firstLineChars="0"/>
               <w:jc w:val="center"/>
               <w:textAlignment w:val="baseline"/>
             </w:pPr>
@@ -1708,7 +1691,7 @@
           </w:tcPr>
           <w:p>
             <w:pPr>
-              <w:pStyle w:val="27"/>
+              <w:pStyle w:val="TableText"/>
               <w:keepNext w:val="0"/>
               <w:keepLines w:val="0"/>
               <w:pageBreakBefore w:val="0"/>
@@ -1722,7 +1705,7 @@
               <w:bidi w:val="0"/>
               <w:adjustRightInd w:val="0"/>
               <w:snapToGrid w:val="0"/>
-              <w:ind w:left="0" w:leftChars="0" w:right="0" w:rightChars="0" w:firstLine="0" w:firstLineChars="0"/>
+              <w:ind w:left="0" w:right="0" w:firstLine="0" w:leftChars="0" w:rightChars="0" w:firstLineChars="0"/>
               <w:jc w:val="center"/>
               <w:textAlignment w:val="baseline"/>
             </w:pPr>
@@ -1734,7 +1717,7 @@
           </w:tcPr>
           <w:p>
             <w:pPr>
-              <w:pStyle w:val="27"/>
+              <w:pStyle w:val="TableText"/>
               <w:keepNext w:val="0"/>
               <w:keepLines w:val="0"/>
               <w:pageBreakBefore w:val="0"/>
@@ -1748,7 +1731,7 @@
               <w:bidi w:val="0"/>
               <w:adjustRightInd w:val="0"/>
               <w:snapToGrid w:val="0"/>
-              <w:ind w:left="0" w:leftChars="0" w:right="0" w:rightChars="0" w:firstLine="0" w:firstLineChars="0"/>
+              <w:ind w:left="0" w:right="0" w:firstLine="0" w:leftChars="0" w:rightChars="0" w:firstLineChars="0"/>
               <w:jc w:val="center"/>
               <w:textAlignment w:val="baseline"/>
             </w:pPr>
@@ -1760,7 +1743,7 @@
           </w:tcPr>
           <w:p>
             <w:pPr>
-              <w:pStyle w:val="27"/>
+              <w:pStyle w:val="TableText"/>
               <w:keepNext w:val="0"/>
               <w:keepLines w:val="0"/>
               <w:pageBreakBefore w:val="0"/>
@@ -1774,7 +1757,7 @@
               <w:bidi w:val="0"/>
               <w:adjustRightInd w:val="0"/>
               <w:snapToGrid w:val="0"/>
-              <w:ind w:left="0" w:leftChars="0" w:right="0" w:rightChars="0" w:firstLine="0" w:firstLineChars="0"/>
+              <w:ind w:left="0" w:right="0" w:firstLine="0" w:leftChars="0" w:rightChars="0" w:firstLineChars="0"/>
               <w:jc w:val="center"/>
               <w:textAlignment w:val="baseline"/>
             </w:pPr>
@@ -1786,7 +1769,7 @@
           </w:tcPr>
           <w:p>
             <w:pPr>
-              <w:pStyle w:val="27"/>
+              <w:pStyle w:val="TableText"/>
               <w:keepNext w:val="0"/>
               <w:keepLines w:val="0"/>
               <w:pageBreakBefore w:val="0"/>
@@ -1800,7 +1783,7 @@
               <w:bidi w:val="0"/>
               <w:adjustRightInd w:val="0"/>
               <w:snapToGrid w:val="0"/>
-              <w:ind w:left="0" w:leftChars="0" w:right="0" w:rightChars="0" w:firstLine="0" w:firstLineChars="0"/>
+              <w:ind w:left="0" w:right="0" w:firstLine="0" w:leftChars="0" w:rightChars="0" w:firstLineChars="0"/>
               <w:jc w:val="center"/>
               <w:textAlignment w:val="baseline"/>
             </w:pPr>
@@ -1809,14 +1792,9 @@
       </w:tr>
       <w:tr>
         <w:tblPrEx>
-          <w:tblBorders>
-            <w:top w:val="single" w:color="000000" w:sz="2" w:space="0"/>
-            <w:left w:val="single" w:color="000000" w:sz="2" w:space="0"/>
-            <w:bottom w:val="single" w:color="000000" w:sz="2" w:space="0"/>
-            <w:right w:val="single" w:color="000000" w:sz="2" w:space="0"/>
-            <w:insideH w:val="single" w:color="000000" w:sz="2" w:space="0"/>
-            <w:insideV w:val="single" w:color="000000" w:sz="2" w:space="0"/>
-          </w:tblBorders>
+          <w:tblW w:w="8214" w:type="dxa"/>
+          <w:jc w:val="center"/>
+          <w:tblLayout w:type="fixed"/>
           <w:tblCellMar>
             <w:top w:w="0" w:type="dxa"/>
             <w:left w:w="0" w:type="dxa"/>
@@ -1825,7 +1803,7 @@
           </w:tblCellMar>
         </w:tblPrEx>
         <w:trPr>
-          <w:trHeight w:val="557" w:hRule="atLeast"/>
+          <w:trHeight w:val="557"/>
           <w:jc w:val="center"/>
         </w:trPr>
         <w:tc>
@@ -1834,7 +1812,7 @@
           </w:tcPr>
           <w:p>
             <w:pPr>
-              <w:pStyle w:val="27"/>
+              <w:pStyle w:val="TableText"/>
               <w:keepNext w:val="0"/>
               <w:keepLines w:val="0"/>
               <w:pageBreakBefore w:val="0"/>
@@ -1848,7 +1826,7 @@
               <w:bidi w:val="0"/>
               <w:adjustRightInd w:val="0"/>
               <w:snapToGrid w:val="0"/>
-              <w:ind w:left="0" w:leftChars="0" w:right="0" w:rightChars="0" w:firstLine="0" w:firstLineChars="0"/>
+              <w:ind w:left="0" w:right="0" w:firstLine="0" w:leftChars="0" w:rightChars="0" w:firstLineChars="0"/>
               <w:jc w:val="center"/>
               <w:textAlignment w:val="baseline"/>
             </w:pPr>
@@ -1860,7 +1838,7 @@
           </w:tcPr>
           <w:p>
             <w:pPr>
-              <w:pStyle w:val="27"/>
+              <w:pStyle w:val="TableText"/>
               <w:keepNext w:val="0"/>
               <w:keepLines w:val="0"/>
               <w:pageBreakBefore w:val="0"/>
@@ -1874,7 +1852,7 @@
               <w:bidi w:val="0"/>
               <w:adjustRightInd w:val="0"/>
               <w:snapToGrid w:val="0"/>
-              <w:ind w:left="0" w:leftChars="0" w:right="0" w:rightChars="0" w:firstLine="0" w:firstLineChars="0"/>
+              <w:ind w:left="0" w:right="0" w:firstLine="0" w:leftChars="0" w:rightChars="0" w:firstLineChars="0"/>
               <w:jc w:val="center"/>
               <w:textAlignment w:val="baseline"/>
             </w:pPr>
@@ -1886,7 +1864,7 @@
           </w:tcPr>
           <w:p>
             <w:pPr>
-              <w:pStyle w:val="27"/>
+              <w:pStyle w:val="TableText"/>
               <w:keepNext w:val="0"/>
               <w:keepLines w:val="0"/>
               <w:pageBreakBefore w:val="0"/>
@@ -1900,7 +1878,7 @@
               <w:bidi w:val="0"/>
               <w:adjustRightInd w:val="0"/>
               <w:snapToGrid w:val="0"/>
-              <w:ind w:left="0" w:leftChars="0" w:right="0" w:rightChars="0" w:firstLine="0" w:firstLineChars="0"/>
+              <w:ind w:left="0" w:right="0" w:firstLine="0" w:leftChars="0" w:rightChars="0" w:firstLineChars="0"/>
               <w:jc w:val="center"/>
               <w:textAlignment w:val="baseline"/>
             </w:pPr>
@@ -1912,7 +1890,7 @@
           </w:tcPr>
           <w:p>
             <w:pPr>
-              <w:pStyle w:val="27"/>
+              <w:pStyle w:val="TableText"/>
               <w:keepNext w:val="0"/>
               <w:keepLines w:val="0"/>
               <w:pageBreakBefore w:val="0"/>
@@ -1926,7 +1904,7 @@
               <w:bidi w:val="0"/>
               <w:adjustRightInd w:val="0"/>
               <w:snapToGrid w:val="0"/>
-              <w:ind w:left="0" w:leftChars="0" w:right="0" w:rightChars="0" w:firstLine="0" w:firstLineChars="0"/>
+              <w:ind w:left="0" w:right="0" w:firstLine="0" w:leftChars="0" w:rightChars="0" w:firstLineChars="0"/>
               <w:jc w:val="center"/>
               <w:textAlignment w:val="baseline"/>
             </w:pPr>
@@ -1938,7 +1916,7 @@
           </w:tcPr>
           <w:p>
             <w:pPr>
-              <w:pStyle w:val="27"/>
+              <w:pStyle w:val="TableText"/>
               <w:keepNext w:val="0"/>
               <w:keepLines w:val="0"/>
               <w:pageBreakBefore w:val="0"/>
@@ -1952,7 +1930,7 @@
               <w:bidi w:val="0"/>
               <w:adjustRightInd w:val="0"/>
               <w:snapToGrid w:val="0"/>
-              <w:ind w:left="0" w:leftChars="0" w:right="0" w:rightChars="0" w:firstLine="0" w:firstLineChars="0"/>
+              <w:ind w:left="0" w:right="0" w:firstLine="0" w:leftChars="0" w:rightChars="0" w:firstLineChars="0"/>
               <w:jc w:val="center"/>
               <w:textAlignment w:val="baseline"/>
             </w:pPr>
@@ -1964,7 +1942,7 @@
           </w:tcPr>
           <w:p>
             <w:pPr>
-              <w:pStyle w:val="27"/>
+              <w:pStyle w:val="TableText"/>
               <w:keepNext w:val="0"/>
               <w:keepLines w:val="0"/>
               <w:pageBreakBefore w:val="0"/>
@@ -1978,7 +1956,7 @@
               <w:bidi w:val="0"/>
               <w:adjustRightInd w:val="0"/>
               <w:snapToGrid w:val="0"/>
-              <w:ind w:left="0" w:leftChars="0" w:right="0" w:rightChars="0" w:firstLine="0" w:firstLineChars="0"/>
+              <w:ind w:left="0" w:right="0" w:firstLine="0" w:leftChars="0" w:rightChars="0" w:firstLineChars="0"/>
               <w:jc w:val="center"/>
               <w:textAlignment w:val="baseline"/>
             </w:pPr>
@@ -2010,7 +1988,7 @@
     <w:sdt>
       <w:sdtPr>
         <w:rPr>
-          <w:rFonts w:ascii="宋体" w:hAnsi="宋体" w:eastAsia="宋体" w:cs="Arial"/>
+          <w:rFonts w:ascii="宋体" w:eastAsia="宋体" w:hAnsi="宋体" w:cs="Arial"/>
           <w:snapToGrid w:val="0"/>
           <w:color w:val="000000"/>
           <w:kern w:val="0"/>
@@ -2026,7 +2004,7 @@
       </w:sdtPr>
       <w:sdtEndPr>
         <w:rPr>
-          <w:rFonts w:hint="eastAsia" w:ascii="宋体" w:hAnsi="宋体" w:eastAsia="宋体" w:cs="宋体"/>
+          <w:rFonts w:ascii="宋体" w:eastAsia="宋体" w:hAnsi="宋体" w:cs="宋体" w:hint="eastAsia"/>
           <w:snapToGrid w:val="0"/>
           <w:color w:val="000000"/>
           <w:kern w:val="0"/>
@@ -2052,18 +2030,18 @@
             <w:adjustRightInd w:val="0"/>
             <w:snapToGrid w:val="0"/>
             <w:spacing w:before="0" w:beforeLines="0" w:after="0" w:afterLines="0" w:line="240" w:lineRule="auto"/>
-            <w:ind w:left="0" w:leftChars="0" w:right="0" w:rightChars="0" w:firstLine="0" w:firstLineChars="0"/>
+            <w:ind w:left="0" w:right="0" w:firstLine="0" w:leftChars="0" w:rightChars="0" w:firstLineChars="0"/>
             <w:jc w:val="center"/>
             <w:textAlignment w:val="baseline"/>
             <w:rPr>
-              <w:rFonts w:hint="eastAsia" w:ascii="宋体" w:hAnsi="宋体" w:eastAsia="宋体" w:cs="宋体"/>
+              <w:rFonts w:ascii="宋体" w:eastAsia="宋体" w:hAnsi="宋体" w:cs="宋体" w:hint="eastAsia"/>
               <w:sz w:val="24"/>
               <w:szCs w:val="24"/>
             </w:rPr>
           </w:pPr>
           <w:r>
             <w:rPr>
-              <w:rFonts w:hint="eastAsia" w:ascii="宋体" w:hAnsi="宋体" w:eastAsia="宋体" w:cs="宋体"/>
+              <w:rFonts w:ascii="宋体" w:eastAsia="宋体" w:hAnsi="宋体" w:cs="宋体" w:hint="eastAsia"/>
               <w:sz w:val="24"/>
               <w:szCs w:val="24"/>
             </w:rPr>
@@ -2072,7 +2050,7 @@
         </w:p>
         <w:p>
           <w:pPr>
-            <w:pStyle w:val="16"/>
+            <w:pStyle w:val="TOC1"/>
             <w:keepNext w:val="0"/>
             <w:keepLines w:val="0"/>
             <w:pageBreakBefore w:val="0"/>
@@ -2093,7 +2071,7 @@
           </w:pPr>
           <w:r>
             <w:rPr>
-              <w:rFonts w:hint="eastAsia" w:ascii="宋体" w:hAnsi="宋体" w:eastAsia="宋体" w:cs="宋体"/>
+              <w:rFonts w:ascii="宋体" w:eastAsia="宋体" w:hAnsi="宋体" w:cs="宋体" w:hint="eastAsia"/>
               <w:sz w:val="24"/>
               <w:szCs w:val="24"/>
             </w:rPr>
@@ -2101,7 +2079,7 @@
           </w:r>
           <w:r>
             <w:rPr>
-              <w:rFonts w:hint="eastAsia" w:ascii="宋体" w:hAnsi="宋体" w:eastAsia="宋体" w:cs="宋体"/>
+              <w:rFonts w:ascii="宋体" w:eastAsia="宋体" w:hAnsi="宋体" w:cs="宋体" w:hint="eastAsia"/>
               <w:sz w:val="24"/>
               <w:szCs w:val="24"/>
             </w:rPr>
@@ -2109,7 +2087,7 @@
           </w:r>
           <w:r>
             <w:rPr>
-              <w:rFonts w:hint="eastAsia" w:ascii="宋体" w:hAnsi="宋体" w:eastAsia="宋体" w:cs="宋体"/>
+              <w:rFonts w:ascii="宋体" w:eastAsia="宋体" w:hAnsi="宋体" w:cs="宋体" w:hint="eastAsia"/>
               <w:sz w:val="24"/>
               <w:szCs w:val="24"/>
             </w:rPr>
@@ -2117,21 +2095,21 @@
           </w:r>
           <w:r>
             <w:rPr>
-              <w:rFonts w:hint="eastAsia" w:ascii="宋体" w:hAnsi="宋体" w:eastAsia="宋体" w:cs="宋体"/>
+              <w:rFonts w:ascii="宋体" w:eastAsia="宋体" w:hAnsi="宋体" w:cs="宋体" w:hint="eastAsia"/>
               <w:szCs w:val="24"/>
             </w:rPr>
             <w:fldChar w:fldCharType="begin"/>
           </w:r>
           <w:r>
             <w:rPr>
-              <w:rFonts w:hint="eastAsia" w:ascii="宋体" w:hAnsi="宋体" w:eastAsia="宋体" w:cs="宋体"/>
+              <w:rFonts w:ascii="宋体" w:eastAsia="宋体" w:hAnsi="宋体" w:cs="宋体" w:hint="eastAsia"/>
               <w:szCs w:val="24"/>
             </w:rPr>
             <w:instrText xml:space="preserve"> HYPERLINK \l _Toc7470 </w:instrText>
           </w:r>
           <w:r>
             <w:rPr>
-              <w:rFonts w:hint="eastAsia" w:ascii="宋体" w:hAnsi="宋体" w:eastAsia="宋体" w:cs="宋体"/>
+              <w:rFonts w:ascii="宋体" w:eastAsia="宋体" w:hAnsi="宋体" w:cs="宋体" w:hint="eastAsia"/>
               <w:szCs w:val="24"/>
             </w:rPr>
             <w:fldChar w:fldCharType="separate"/>
@@ -2163,7 +2141,7 @@
           </w:r>
           <w:r>
             <w:rPr>
-              <w:rFonts w:hint="eastAsia" w:ascii="宋体" w:hAnsi="宋体" w:eastAsia="宋体" w:cs="宋体"/>
+              <w:rFonts w:ascii="宋体" w:eastAsia="宋体" w:hAnsi="宋体" w:cs="宋体" w:hint="eastAsia"/>
               <w:szCs w:val="24"/>
             </w:rPr>
             <w:fldChar w:fldCharType="end"/>
@@ -2171,7 +2149,7 @@
         </w:p>
         <w:p>
           <w:pPr>
-            <w:pStyle w:val="16"/>
+            <w:pStyle w:val="TOC1"/>
             <w:keepNext w:val="0"/>
             <w:keepLines w:val="0"/>
             <w:pageBreakBefore w:val="0"/>
@@ -2192,21 +2170,21 @@
           </w:pPr>
           <w:r>
             <w:rPr>
-              <w:rFonts w:hint="eastAsia" w:ascii="宋体" w:hAnsi="宋体" w:eastAsia="宋体" w:cs="宋体"/>
+              <w:rFonts w:ascii="宋体" w:eastAsia="宋体" w:hAnsi="宋体" w:cs="宋体" w:hint="eastAsia"/>
               <w:szCs w:val="24"/>
             </w:rPr>
             <w:fldChar w:fldCharType="begin"/>
           </w:r>
           <w:r>
             <w:rPr>
-              <w:rFonts w:hint="eastAsia" w:ascii="宋体" w:hAnsi="宋体" w:eastAsia="宋体" w:cs="宋体"/>
+              <w:rFonts w:ascii="宋体" w:eastAsia="宋体" w:hAnsi="宋体" w:cs="宋体" w:hint="eastAsia"/>
               <w:szCs w:val="24"/>
             </w:rPr>
             <w:instrText xml:space="preserve"> HYPERLINK \l _Toc24640 </w:instrText>
           </w:r>
           <w:r>
             <w:rPr>
-              <w:rFonts w:hint="eastAsia" w:ascii="宋体" w:hAnsi="宋体" w:eastAsia="宋体" w:cs="宋体"/>
+              <w:rFonts w:ascii="宋体" w:eastAsia="宋体" w:hAnsi="宋体" w:cs="宋体" w:hint="eastAsia"/>
               <w:szCs w:val="24"/>
             </w:rPr>
             <w:fldChar w:fldCharType="separate"/>
@@ -2238,7 +2216,7 @@
           </w:r>
           <w:r>
             <w:rPr>
-              <w:rFonts w:hint="eastAsia" w:ascii="宋体" w:hAnsi="宋体" w:eastAsia="宋体" w:cs="宋体"/>
+              <w:rFonts w:ascii="宋体" w:eastAsia="宋体" w:hAnsi="宋体" w:cs="宋体" w:hint="eastAsia"/>
               <w:szCs w:val="24"/>
             </w:rPr>
             <w:fldChar w:fldCharType="end"/>
@@ -2246,7 +2224,7 @@
         </w:p>
         <w:p>
           <w:pPr>
-            <w:pStyle w:val="16"/>
+            <w:pStyle w:val="TOC1"/>
             <w:keepNext w:val="0"/>
             <w:keepLines w:val="0"/>
             <w:pageBreakBefore w:val="0"/>
@@ -2267,21 +2245,21 @@
           </w:pPr>
           <w:r>
             <w:rPr>
-              <w:rFonts w:hint="eastAsia" w:ascii="宋体" w:hAnsi="宋体" w:eastAsia="宋体" w:cs="宋体"/>
+              <w:rFonts w:ascii="宋体" w:eastAsia="宋体" w:hAnsi="宋体" w:cs="宋体" w:hint="eastAsia"/>
               <w:szCs w:val="24"/>
             </w:rPr>
             <w:fldChar w:fldCharType="begin"/>
           </w:r>
           <w:r>
             <w:rPr>
-              <w:rFonts w:hint="eastAsia" w:ascii="宋体" w:hAnsi="宋体" w:eastAsia="宋体" w:cs="宋体"/>
+              <w:rFonts w:ascii="宋体" w:eastAsia="宋体" w:hAnsi="宋体" w:cs="宋体" w:hint="eastAsia"/>
               <w:szCs w:val="24"/>
             </w:rPr>
             <w:instrText xml:space="preserve"> HYPERLINK \l _Toc23703 </w:instrText>
           </w:r>
           <w:r>
             <w:rPr>
-              <w:rFonts w:hint="eastAsia" w:ascii="宋体" w:hAnsi="宋体" w:eastAsia="宋体" w:cs="宋体"/>
+              <w:rFonts w:ascii="宋体" w:eastAsia="宋体" w:hAnsi="宋体" w:cs="宋体" w:hint="eastAsia"/>
               <w:szCs w:val="24"/>
             </w:rPr>
             <w:fldChar w:fldCharType="separate"/>
@@ -2313,7 +2291,7 @@
           </w:r>
           <w:r>
             <w:rPr>
-              <w:rFonts w:hint="eastAsia" w:ascii="宋体" w:hAnsi="宋体" w:eastAsia="宋体" w:cs="宋体"/>
+              <w:rFonts w:ascii="宋体" w:eastAsia="宋体" w:hAnsi="宋体" w:cs="宋体" w:hint="eastAsia"/>
               <w:szCs w:val="24"/>
             </w:rPr>
             <w:fldChar w:fldCharType="end"/>
@@ -2321,7 +2299,7 @@
         </w:p>
         <w:p>
           <w:pPr>
-            <w:pStyle w:val="17"/>
+            <w:pStyle w:val="TOC2"/>
             <w:keepNext w:val="0"/>
             <w:keepLines w:val="0"/>
             <w:pageBreakBefore w:val="0"/>
@@ -2342,21 +2320,21 @@
           </w:pPr>
           <w:r>
             <w:rPr>
-              <w:rFonts w:hint="eastAsia" w:ascii="宋体" w:hAnsi="宋体" w:eastAsia="宋体" w:cs="宋体"/>
+              <w:rFonts w:ascii="宋体" w:eastAsia="宋体" w:hAnsi="宋体" w:cs="宋体" w:hint="eastAsia"/>
               <w:szCs w:val="24"/>
             </w:rPr>
             <w:fldChar w:fldCharType="begin"/>
           </w:r>
           <w:r>
             <w:rPr>
-              <w:rFonts w:hint="eastAsia" w:ascii="宋体" w:hAnsi="宋体" w:eastAsia="宋体" w:cs="宋体"/>
+              <w:rFonts w:ascii="宋体" w:eastAsia="宋体" w:hAnsi="宋体" w:cs="宋体" w:hint="eastAsia"/>
               <w:szCs w:val="24"/>
             </w:rPr>
             <w:instrText xml:space="preserve"> HYPERLINK \l _Toc10841 </w:instrText>
           </w:r>
           <w:r>
             <w:rPr>
-              <w:rFonts w:hint="eastAsia" w:ascii="宋体" w:hAnsi="宋体" w:eastAsia="宋体" w:cs="宋体"/>
+              <w:rFonts w:ascii="宋体" w:eastAsia="宋体" w:hAnsi="宋体" w:cs="宋体" w:hint="eastAsia"/>
               <w:szCs w:val="24"/>
             </w:rPr>
             <w:fldChar w:fldCharType="separate"/>
@@ -2388,7 +2366,7 @@
           </w:r>
           <w:r>
             <w:rPr>
-              <w:rFonts w:hint="eastAsia" w:ascii="宋体" w:hAnsi="宋体" w:eastAsia="宋体" w:cs="宋体"/>
+              <w:rFonts w:ascii="宋体" w:eastAsia="宋体" w:hAnsi="宋体" w:cs="宋体" w:hint="eastAsia"/>
               <w:szCs w:val="24"/>
             </w:rPr>
             <w:fldChar w:fldCharType="end"/>
@@ -2396,7 +2374,7 @@
         </w:p>
         <w:p>
           <w:pPr>
-            <w:pStyle w:val="17"/>
+            <w:pStyle w:val="TOC2"/>
             <w:keepNext w:val="0"/>
             <w:keepLines w:val="0"/>
             <w:pageBreakBefore w:val="0"/>
@@ -2417,21 +2395,21 @@
           </w:pPr>
           <w:r>
             <w:rPr>
-              <w:rFonts w:hint="eastAsia" w:ascii="宋体" w:hAnsi="宋体" w:eastAsia="宋体" w:cs="宋体"/>
+              <w:rFonts w:ascii="宋体" w:eastAsia="宋体" w:hAnsi="宋体" w:cs="宋体" w:hint="eastAsia"/>
               <w:szCs w:val="24"/>
             </w:rPr>
             <w:fldChar w:fldCharType="begin"/>
           </w:r>
           <w:r>
             <w:rPr>
-              <w:rFonts w:hint="eastAsia" w:ascii="宋体" w:hAnsi="宋体" w:eastAsia="宋体" w:cs="宋体"/>
+              <w:rFonts w:ascii="宋体" w:eastAsia="宋体" w:hAnsi="宋体" w:cs="宋体" w:hint="eastAsia"/>
               <w:szCs w:val="24"/>
             </w:rPr>
             <w:instrText xml:space="preserve"> HYPERLINK \l _Toc32371 </w:instrText>
           </w:r>
           <w:r>
             <w:rPr>
-              <w:rFonts w:hint="eastAsia" w:ascii="宋体" w:hAnsi="宋体" w:eastAsia="宋体" w:cs="宋体"/>
+              <w:rFonts w:ascii="宋体" w:eastAsia="宋体" w:hAnsi="宋体" w:cs="宋体" w:hint="eastAsia"/>
               <w:szCs w:val="24"/>
             </w:rPr>
             <w:fldChar w:fldCharType="separate"/>
@@ -2463,7 +2441,7 @@
           </w:r>
           <w:r>
             <w:rPr>
-              <w:rFonts w:hint="eastAsia" w:ascii="宋体" w:hAnsi="宋体" w:eastAsia="宋体" w:cs="宋体"/>
+              <w:rFonts w:ascii="宋体" w:eastAsia="宋体" w:hAnsi="宋体" w:cs="宋体" w:hint="eastAsia"/>
               <w:szCs w:val="24"/>
             </w:rPr>
             <w:fldChar w:fldCharType="end"/>
@@ -2471,7 +2449,7 @@
         </w:p>
         <w:p>
           <w:pPr>
-            <w:pStyle w:val="17"/>
+            <w:pStyle w:val="TOC2"/>
             <w:keepNext w:val="0"/>
             <w:keepLines w:val="0"/>
             <w:pageBreakBefore w:val="0"/>
@@ -2492,21 +2470,21 @@
           </w:pPr>
           <w:r>
             <w:rPr>
-              <w:rFonts w:hint="eastAsia" w:ascii="宋体" w:hAnsi="宋体" w:eastAsia="宋体" w:cs="宋体"/>
+              <w:rFonts w:ascii="宋体" w:eastAsia="宋体" w:hAnsi="宋体" w:cs="宋体" w:hint="eastAsia"/>
               <w:szCs w:val="24"/>
             </w:rPr>
             <w:fldChar w:fldCharType="begin"/>
           </w:r>
           <w:r>
             <w:rPr>
-              <w:rFonts w:hint="eastAsia" w:ascii="宋体" w:hAnsi="宋体" w:eastAsia="宋体" w:cs="宋体"/>
+              <w:rFonts w:ascii="宋体" w:eastAsia="宋体" w:hAnsi="宋体" w:cs="宋体" w:hint="eastAsia"/>
               <w:szCs w:val="24"/>
             </w:rPr>
             <w:instrText xml:space="preserve"> HYPERLINK \l _Toc30966 </w:instrText>
           </w:r>
           <w:r>
             <w:rPr>
-              <w:rFonts w:hint="eastAsia" w:ascii="宋体" w:hAnsi="宋体" w:eastAsia="宋体" w:cs="宋体"/>
+              <w:rFonts w:ascii="宋体" w:eastAsia="宋体" w:hAnsi="宋体" w:cs="宋体" w:hint="eastAsia"/>
               <w:szCs w:val="24"/>
             </w:rPr>
             <w:fldChar w:fldCharType="separate"/>
@@ -2538,7 +2516,7 @@
           </w:r>
           <w:r>
             <w:rPr>
-              <w:rFonts w:hint="eastAsia" w:ascii="宋体" w:hAnsi="宋体" w:eastAsia="宋体" w:cs="宋体"/>
+              <w:rFonts w:ascii="宋体" w:eastAsia="宋体" w:hAnsi="宋体" w:cs="宋体" w:hint="eastAsia"/>
               <w:szCs w:val="24"/>
             </w:rPr>
             <w:fldChar w:fldCharType="end"/>
@@ -2546,7 +2524,7 @@
         </w:p>
         <w:p>
           <w:pPr>
-            <w:pStyle w:val="16"/>
+            <w:pStyle w:val="TOC1"/>
             <w:keepNext w:val="0"/>
             <w:keepLines w:val="0"/>
             <w:pageBreakBefore w:val="0"/>
@@ -2567,21 +2545,21 @@
           </w:pPr>
           <w:r>
             <w:rPr>
-              <w:rFonts w:hint="eastAsia" w:ascii="宋体" w:hAnsi="宋体" w:eastAsia="宋体" w:cs="宋体"/>
+              <w:rFonts w:ascii="宋体" w:eastAsia="宋体" w:hAnsi="宋体" w:cs="宋体" w:hint="eastAsia"/>
               <w:szCs w:val="24"/>
             </w:rPr>
             <w:fldChar w:fldCharType="begin"/>
           </w:r>
           <w:r>
             <w:rPr>
-              <w:rFonts w:hint="eastAsia" w:ascii="宋体" w:hAnsi="宋体" w:eastAsia="宋体" w:cs="宋体"/>
+              <w:rFonts w:ascii="宋体" w:eastAsia="宋体" w:hAnsi="宋体" w:cs="宋体" w:hint="eastAsia"/>
               <w:szCs w:val="24"/>
             </w:rPr>
             <w:instrText xml:space="preserve"> HYPERLINK \l _Toc22564 </w:instrText>
           </w:r>
           <w:r>
             <w:rPr>
-              <w:rFonts w:hint="eastAsia" w:ascii="宋体" w:hAnsi="宋体" w:eastAsia="宋体" w:cs="宋体"/>
+              <w:rFonts w:ascii="宋体" w:eastAsia="宋体" w:hAnsi="宋体" w:cs="宋体" w:hint="eastAsia"/>
               <w:szCs w:val="24"/>
             </w:rPr>
             <w:fldChar w:fldCharType="separate"/>
@@ -2613,7 +2591,7 @@
           </w:r>
           <w:r>
             <w:rPr>
-              <w:rFonts w:hint="eastAsia" w:ascii="宋体" w:hAnsi="宋体" w:eastAsia="宋体" w:cs="宋体"/>
+              <w:rFonts w:ascii="宋体" w:eastAsia="宋体" w:hAnsi="宋体" w:cs="宋体" w:hint="eastAsia"/>
               <w:szCs w:val="24"/>
             </w:rPr>
             <w:fldChar w:fldCharType="end"/>
@@ -2621,7 +2599,7 @@
         </w:p>
         <w:p>
           <w:pPr>
-            <w:pStyle w:val="17"/>
+            <w:pStyle w:val="TOC2"/>
             <w:keepNext w:val="0"/>
             <w:keepLines w:val="0"/>
             <w:pageBreakBefore w:val="0"/>
@@ -2642,21 +2620,21 @@
           </w:pPr>
           <w:r>
             <w:rPr>
-              <w:rFonts w:hint="eastAsia" w:ascii="宋体" w:hAnsi="宋体" w:eastAsia="宋体" w:cs="宋体"/>
+              <w:rFonts w:ascii="宋体" w:eastAsia="宋体" w:hAnsi="宋体" w:cs="宋体" w:hint="eastAsia"/>
               <w:szCs w:val="24"/>
             </w:rPr>
             <w:fldChar w:fldCharType="begin"/>
           </w:r>
           <w:r>
             <w:rPr>
-              <w:rFonts w:hint="eastAsia" w:ascii="宋体" w:hAnsi="宋体" w:eastAsia="宋体" w:cs="宋体"/>
+              <w:rFonts w:ascii="宋体" w:eastAsia="宋体" w:hAnsi="宋体" w:cs="宋体" w:hint="eastAsia"/>
               <w:szCs w:val="24"/>
             </w:rPr>
             <w:instrText xml:space="preserve"> HYPERLINK \l _Toc29927 </w:instrText>
           </w:r>
           <w:r>
             <w:rPr>
-              <w:rFonts w:hint="eastAsia" w:ascii="宋体" w:hAnsi="宋体" w:eastAsia="宋体" w:cs="宋体"/>
+              <w:rFonts w:ascii="宋体" w:eastAsia="宋体" w:hAnsi="宋体" w:cs="宋体" w:hint="eastAsia"/>
               <w:szCs w:val="24"/>
             </w:rPr>
             <w:fldChar w:fldCharType="separate"/>
@@ -2688,7 +2666,7 @@
           </w:r>
           <w:r>
             <w:rPr>
-              <w:rFonts w:hint="eastAsia" w:ascii="宋体" w:hAnsi="宋体" w:eastAsia="宋体" w:cs="宋体"/>
+              <w:rFonts w:ascii="宋体" w:eastAsia="宋体" w:hAnsi="宋体" w:cs="宋体" w:hint="eastAsia"/>
               <w:szCs w:val="24"/>
             </w:rPr>
             <w:fldChar w:fldCharType="end"/>
@@ -2696,7 +2674,7 @@
         </w:p>
         <w:p>
           <w:pPr>
-            <w:pStyle w:val="17"/>
+            <w:pStyle w:val="TOC2"/>
             <w:keepNext w:val="0"/>
             <w:keepLines w:val="0"/>
             <w:pageBreakBefore w:val="0"/>
@@ -2717,21 +2695,21 @@
           </w:pPr>
           <w:r>
             <w:rPr>
-              <w:rFonts w:hint="eastAsia" w:ascii="宋体" w:hAnsi="宋体" w:eastAsia="宋体" w:cs="宋体"/>
+              <w:rFonts w:ascii="宋体" w:eastAsia="宋体" w:hAnsi="宋体" w:cs="宋体" w:hint="eastAsia"/>
               <w:szCs w:val="24"/>
             </w:rPr>
             <w:fldChar w:fldCharType="begin"/>
           </w:r>
           <w:r>
             <w:rPr>
-              <w:rFonts w:hint="eastAsia" w:ascii="宋体" w:hAnsi="宋体" w:eastAsia="宋体" w:cs="宋体"/>
+              <w:rFonts w:ascii="宋体" w:eastAsia="宋体" w:hAnsi="宋体" w:cs="宋体" w:hint="eastAsia"/>
               <w:szCs w:val="24"/>
             </w:rPr>
             <w:instrText xml:space="preserve"> HYPERLINK \l _Toc15467 </w:instrText>
           </w:r>
           <w:r>
             <w:rPr>
-              <w:rFonts w:hint="eastAsia" w:ascii="宋体" w:hAnsi="宋体" w:eastAsia="宋体" w:cs="宋体"/>
+              <w:rFonts w:ascii="宋体" w:eastAsia="宋体" w:hAnsi="宋体" w:cs="宋体" w:hint="eastAsia"/>
               <w:szCs w:val="24"/>
             </w:rPr>
             <w:fldChar w:fldCharType="separate"/>
@@ -2763,7 +2741,7 @@
           </w:r>
           <w:r>
             <w:rPr>
-              <w:rFonts w:hint="eastAsia" w:ascii="宋体" w:hAnsi="宋体" w:eastAsia="宋体" w:cs="宋体"/>
+              <w:rFonts w:ascii="宋体" w:eastAsia="宋体" w:hAnsi="宋体" w:cs="宋体" w:hint="eastAsia"/>
               <w:szCs w:val="24"/>
             </w:rPr>
             <w:fldChar w:fldCharType="end"/>
@@ -2771,7 +2749,7 @@
         </w:p>
         <w:p>
           <w:pPr>
-            <w:pStyle w:val="17"/>
+            <w:pStyle w:val="TOC2"/>
             <w:keepNext w:val="0"/>
             <w:keepLines w:val="0"/>
             <w:pageBreakBefore w:val="0"/>
@@ -2792,21 +2770,21 @@
           </w:pPr>
           <w:r>
             <w:rPr>
-              <w:rFonts w:hint="eastAsia" w:ascii="宋体" w:hAnsi="宋体" w:eastAsia="宋体" w:cs="宋体"/>
+              <w:rFonts w:ascii="宋体" w:eastAsia="宋体" w:hAnsi="宋体" w:cs="宋体" w:hint="eastAsia"/>
               <w:szCs w:val="24"/>
             </w:rPr>
             <w:fldChar w:fldCharType="begin"/>
           </w:r>
           <w:r>
             <w:rPr>
-              <w:rFonts w:hint="eastAsia" w:ascii="宋体" w:hAnsi="宋体" w:eastAsia="宋体" w:cs="宋体"/>
+              <w:rFonts w:ascii="宋体" w:eastAsia="宋体" w:hAnsi="宋体" w:cs="宋体" w:hint="eastAsia"/>
               <w:szCs w:val="24"/>
             </w:rPr>
             <w:instrText xml:space="preserve"> HYPERLINK \l _Toc26214 </w:instrText>
           </w:r>
           <w:r>
             <w:rPr>
-              <w:rFonts w:hint="eastAsia" w:ascii="宋体" w:hAnsi="宋体" w:eastAsia="宋体" w:cs="宋体"/>
+              <w:rFonts w:ascii="宋体" w:eastAsia="宋体" w:hAnsi="宋体" w:cs="宋体" w:hint="eastAsia"/>
               <w:szCs w:val="24"/>
             </w:rPr>
             <w:fldChar w:fldCharType="separate"/>
@@ -2838,7 +2816,7 @@
           </w:r>
           <w:r>
             <w:rPr>
-              <w:rFonts w:hint="eastAsia" w:ascii="宋体" w:hAnsi="宋体" w:eastAsia="宋体" w:cs="宋体"/>
+              <w:rFonts w:ascii="宋体" w:eastAsia="宋体" w:hAnsi="宋体" w:cs="宋体" w:hint="eastAsia"/>
               <w:szCs w:val="24"/>
             </w:rPr>
             <w:fldChar w:fldCharType="end"/>
@@ -2846,7 +2824,7 @@
         </w:p>
         <w:p>
           <w:pPr>
-            <w:pStyle w:val="17"/>
+            <w:pStyle w:val="TOC2"/>
             <w:keepNext w:val="0"/>
             <w:keepLines w:val="0"/>
             <w:pageBreakBefore w:val="0"/>
@@ -2867,21 +2845,21 @@
           </w:pPr>
           <w:r>
             <w:rPr>
-              <w:rFonts w:hint="eastAsia" w:ascii="宋体" w:hAnsi="宋体" w:eastAsia="宋体" w:cs="宋体"/>
+              <w:rFonts w:ascii="宋体" w:eastAsia="宋体" w:hAnsi="宋体" w:cs="宋体" w:hint="eastAsia"/>
               <w:szCs w:val="24"/>
             </w:rPr>
             <w:fldChar w:fldCharType="begin"/>
           </w:r>
           <w:r>
             <w:rPr>
-              <w:rFonts w:hint="eastAsia" w:ascii="宋体" w:hAnsi="宋体" w:eastAsia="宋体" w:cs="宋体"/>
+              <w:rFonts w:ascii="宋体" w:eastAsia="宋体" w:hAnsi="宋体" w:cs="宋体" w:hint="eastAsia"/>
               <w:szCs w:val="24"/>
             </w:rPr>
             <w:instrText xml:space="preserve"> HYPERLINK \l _Toc6417 </w:instrText>
           </w:r>
           <w:r>
             <w:rPr>
-              <w:rFonts w:hint="eastAsia" w:ascii="宋体" w:hAnsi="宋体" w:eastAsia="宋体" w:cs="宋体"/>
+              <w:rFonts w:ascii="宋体" w:eastAsia="宋体" w:hAnsi="宋体" w:cs="宋体" w:hint="eastAsia"/>
               <w:szCs w:val="24"/>
             </w:rPr>
             <w:fldChar w:fldCharType="separate"/>
@@ -2913,7 +2891,7 @@
           </w:r>
           <w:r>
             <w:rPr>
-              <w:rFonts w:hint="eastAsia" w:ascii="宋体" w:hAnsi="宋体" w:eastAsia="宋体" w:cs="宋体"/>
+              <w:rFonts w:ascii="宋体" w:eastAsia="宋体" w:hAnsi="宋体" w:cs="宋体" w:hint="eastAsia"/>
               <w:szCs w:val="24"/>
             </w:rPr>
             <w:fldChar w:fldCharType="end"/>
@@ -2921,7 +2899,7 @@
         </w:p>
         <w:p>
           <w:pPr>
-            <w:pStyle w:val="16"/>
+            <w:pStyle w:val="TOC1"/>
             <w:keepNext w:val="0"/>
             <w:keepLines w:val="0"/>
             <w:pageBreakBefore w:val="0"/>
@@ -2942,21 +2920,21 @@
           </w:pPr>
           <w:r>
             <w:rPr>
-              <w:rFonts w:hint="eastAsia" w:ascii="宋体" w:hAnsi="宋体" w:eastAsia="宋体" w:cs="宋体"/>
+              <w:rFonts w:ascii="宋体" w:eastAsia="宋体" w:hAnsi="宋体" w:cs="宋体" w:hint="eastAsia"/>
               <w:szCs w:val="24"/>
             </w:rPr>
             <w:fldChar w:fldCharType="begin"/>
           </w:r>
           <w:r>
             <w:rPr>
-              <w:rFonts w:hint="eastAsia" w:ascii="宋体" w:hAnsi="宋体" w:eastAsia="宋体" w:cs="宋体"/>
+              <w:rFonts w:ascii="宋体" w:eastAsia="宋体" w:hAnsi="宋体" w:cs="宋体" w:hint="eastAsia"/>
               <w:szCs w:val="24"/>
             </w:rPr>
             <w:instrText xml:space="preserve"> HYPERLINK \l _Toc6317 </w:instrText>
           </w:r>
           <w:r>
             <w:rPr>
-              <w:rFonts w:hint="eastAsia" w:ascii="宋体" w:hAnsi="宋体" w:eastAsia="宋体" w:cs="宋体"/>
+              <w:rFonts w:ascii="宋体" w:eastAsia="宋体" w:hAnsi="宋体" w:cs="宋体" w:hint="eastAsia"/>
               <w:szCs w:val="24"/>
             </w:rPr>
             <w:fldChar w:fldCharType="separate"/>
@@ -2988,7 +2966,7 @@
           </w:r>
           <w:r>
             <w:rPr>
-              <w:rFonts w:hint="eastAsia" w:ascii="宋体" w:hAnsi="宋体" w:eastAsia="宋体" w:cs="宋体"/>
+              <w:rFonts w:ascii="宋体" w:eastAsia="宋体" w:hAnsi="宋体" w:cs="宋体" w:hint="eastAsia"/>
               <w:szCs w:val="24"/>
             </w:rPr>
             <w:fldChar w:fldCharType="end"/>
@@ -2996,7 +2974,7 @@
         </w:p>
         <w:p>
           <w:pPr>
-            <w:pStyle w:val="16"/>
+            <w:pStyle w:val="TOC1"/>
             <w:keepNext w:val="0"/>
             <w:keepLines w:val="0"/>
             <w:pageBreakBefore w:val="0"/>
@@ -3017,21 +2995,21 @@
           </w:pPr>
           <w:r>
             <w:rPr>
-              <w:rFonts w:hint="eastAsia" w:ascii="宋体" w:hAnsi="宋体" w:eastAsia="宋体" w:cs="宋体"/>
+              <w:rFonts w:ascii="宋体" w:eastAsia="宋体" w:hAnsi="宋体" w:cs="宋体" w:hint="eastAsia"/>
               <w:szCs w:val="24"/>
             </w:rPr>
             <w:fldChar w:fldCharType="begin"/>
           </w:r>
           <w:r>
             <w:rPr>
-              <w:rFonts w:hint="eastAsia" w:ascii="宋体" w:hAnsi="宋体" w:eastAsia="宋体" w:cs="宋体"/>
+              <w:rFonts w:ascii="宋体" w:eastAsia="宋体" w:hAnsi="宋体" w:cs="宋体" w:hint="eastAsia"/>
               <w:szCs w:val="24"/>
             </w:rPr>
             <w:instrText xml:space="preserve"> HYPERLINK \l _Toc5809 </w:instrText>
           </w:r>
           <w:r>
             <w:rPr>
-              <w:rFonts w:hint="eastAsia" w:ascii="宋体" w:hAnsi="宋体" w:eastAsia="宋体" w:cs="宋体"/>
+              <w:rFonts w:ascii="宋体" w:eastAsia="宋体" w:hAnsi="宋体" w:cs="宋体" w:hint="eastAsia"/>
               <w:szCs w:val="24"/>
             </w:rPr>
             <w:fldChar w:fldCharType="separate"/>
@@ -3063,7 +3041,7 @@
           </w:r>
           <w:r>
             <w:rPr>
-              <w:rFonts w:hint="eastAsia" w:ascii="宋体" w:hAnsi="宋体" w:eastAsia="宋体" w:cs="宋体"/>
+              <w:rFonts w:ascii="宋体" w:eastAsia="宋体" w:hAnsi="宋体" w:cs="宋体" w:hint="eastAsia"/>
               <w:szCs w:val="24"/>
             </w:rPr>
             <w:fldChar w:fldCharType="end"/>
@@ -3071,7 +3049,7 @@
         </w:p>
         <w:p>
           <w:pPr>
-            <w:pStyle w:val="17"/>
+            <w:pStyle w:val="TOC2"/>
             <w:keepNext w:val="0"/>
             <w:keepLines w:val="0"/>
             <w:pageBreakBefore w:val="0"/>
@@ -3092,21 +3070,21 @@
           </w:pPr>
           <w:r>
             <w:rPr>
-              <w:rFonts w:hint="eastAsia" w:ascii="宋体" w:hAnsi="宋体" w:eastAsia="宋体" w:cs="宋体"/>
+              <w:rFonts w:ascii="宋体" w:eastAsia="宋体" w:hAnsi="宋体" w:cs="宋体" w:hint="eastAsia"/>
               <w:szCs w:val="24"/>
             </w:rPr>
             <w:fldChar w:fldCharType="begin"/>
           </w:r>
           <w:r>
             <w:rPr>
-              <w:rFonts w:hint="eastAsia" w:ascii="宋体" w:hAnsi="宋体" w:eastAsia="宋体" w:cs="宋体"/>
+              <w:rFonts w:ascii="宋体" w:eastAsia="宋体" w:hAnsi="宋体" w:cs="宋体" w:hint="eastAsia"/>
               <w:szCs w:val="24"/>
             </w:rPr>
             <w:instrText xml:space="preserve"> HYPERLINK \l _Toc6923 </w:instrText>
           </w:r>
           <w:r>
             <w:rPr>
-              <w:rFonts w:hint="eastAsia" w:ascii="宋体" w:hAnsi="宋体" w:eastAsia="宋体" w:cs="宋体"/>
+              <w:rFonts w:ascii="宋体" w:eastAsia="宋体" w:hAnsi="宋体" w:cs="宋体" w:hint="eastAsia"/>
               <w:szCs w:val="24"/>
             </w:rPr>
             <w:fldChar w:fldCharType="separate"/>
@@ -3138,7 +3116,7 @@
           </w:r>
           <w:r>
             <w:rPr>
-              <w:rFonts w:hint="eastAsia" w:ascii="宋体" w:hAnsi="宋体" w:eastAsia="宋体" w:cs="宋体"/>
+              <w:rFonts w:ascii="宋体" w:eastAsia="宋体" w:hAnsi="宋体" w:cs="宋体" w:hint="eastAsia"/>
               <w:szCs w:val="24"/>
             </w:rPr>
             <w:fldChar w:fldCharType="end"/>
@@ -3146,7 +3124,7 @@
         </w:p>
         <w:p>
           <w:pPr>
-            <w:pStyle w:val="17"/>
+            <w:pStyle w:val="TOC2"/>
             <w:keepNext w:val="0"/>
             <w:keepLines w:val="0"/>
             <w:pageBreakBefore w:val="0"/>
@@ -3167,21 +3145,21 @@
           </w:pPr>
           <w:r>
             <w:rPr>
-              <w:rFonts w:hint="eastAsia" w:ascii="宋体" w:hAnsi="宋体" w:eastAsia="宋体" w:cs="宋体"/>
+              <w:rFonts w:ascii="宋体" w:eastAsia="宋体" w:hAnsi="宋体" w:cs="宋体" w:hint="eastAsia"/>
               <w:szCs w:val="24"/>
             </w:rPr>
             <w:fldChar w:fldCharType="begin"/>
           </w:r>
           <w:r>
             <w:rPr>
-              <w:rFonts w:hint="eastAsia" w:ascii="宋体" w:hAnsi="宋体" w:eastAsia="宋体" w:cs="宋体"/>
+              <w:rFonts w:ascii="宋体" w:eastAsia="宋体" w:hAnsi="宋体" w:cs="宋体" w:hint="eastAsia"/>
               <w:szCs w:val="24"/>
             </w:rPr>
             <w:instrText xml:space="preserve"> HYPERLINK \l _Toc29691 </w:instrText>
           </w:r>
           <w:r>
             <w:rPr>
-              <w:rFonts w:hint="eastAsia" w:ascii="宋体" w:hAnsi="宋体" w:eastAsia="宋体" w:cs="宋体"/>
+              <w:rFonts w:ascii="宋体" w:eastAsia="宋体" w:hAnsi="宋体" w:cs="宋体" w:hint="eastAsia"/>
               <w:szCs w:val="24"/>
             </w:rPr>
             <w:fldChar w:fldCharType="separate"/>
@@ -3213,7 +3191,7 @@
           </w:r>
           <w:r>
             <w:rPr>
-              <w:rFonts w:hint="eastAsia" w:ascii="宋体" w:hAnsi="宋体" w:eastAsia="宋体" w:cs="宋体"/>
+              <w:rFonts w:ascii="宋体" w:eastAsia="宋体" w:hAnsi="宋体" w:cs="宋体" w:hint="eastAsia"/>
               <w:szCs w:val="24"/>
             </w:rPr>
             <w:fldChar w:fldCharType="end"/>
@@ -3221,7 +3199,7 @@
         </w:p>
         <w:p>
           <w:pPr>
-            <w:pStyle w:val="17"/>
+            <w:pStyle w:val="TOC2"/>
             <w:keepNext w:val="0"/>
             <w:keepLines w:val="0"/>
             <w:pageBreakBefore w:val="0"/>
@@ -3242,21 +3220,21 @@
           </w:pPr>
           <w:r>
             <w:rPr>
-              <w:rFonts w:hint="eastAsia" w:ascii="宋体" w:hAnsi="宋体" w:eastAsia="宋体" w:cs="宋体"/>
+              <w:rFonts w:ascii="宋体" w:eastAsia="宋体" w:hAnsi="宋体" w:cs="宋体" w:hint="eastAsia"/>
               <w:szCs w:val="24"/>
             </w:rPr>
             <w:fldChar w:fldCharType="begin"/>
           </w:r>
           <w:r>
             <w:rPr>
-              <w:rFonts w:hint="eastAsia" w:ascii="宋体" w:hAnsi="宋体" w:eastAsia="宋体" w:cs="宋体"/>
+              <w:rFonts w:ascii="宋体" w:eastAsia="宋体" w:hAnsi="宋体" w:cs="宋体" w:hint="eastAsia"/>
               <w:szCs w:val="24"/>
             </w:rPr>
             <w:instrText xml:space="preserve"> HYPERLINK \l _Toc21412 </w:instrText>
           </w:r>
           <w:r>
             <w:rPr>
-              <w:rFonts w:hint="eastAsia" w:ascii="宋体" w:hAnsi="宋体" w:eastAsia="宋体" w:cs="宋体"/>
+              <w:rFonts w:ascii="宋体" w:eastAsia="宋体" w:hAnsi="宋体" w:cs="宋体" w:hint="eastAsia"/>
               <w:szCs w:val="24"/>
             </w:rPr>
             <w:fldChar w:fldCharType="separate"/>
@@ -3288,7 +3266,7 @@
           </w:r>
           <w:r>
             <w:rPr>
-              <w:rFonts w:hint="eastAsia" w:ascii="宋体" w:hAnsi="宋体" w:eastAsia="宋体" w:cs="宋体"/>
+              <w:rFonts w:ascii="宋体" w:eastAsia="宋体" w:hAnsi="宋体" w:cs="宋体" w:hint="eastAsia"/>
               <w:szCs w:val="24"/>
             </w:rPr>
             <w:fldChar w:fldCharType="end"/>
@@ -3296,7 +3274,7 @@
         </w:p>
         <w:p>
           <w:pPr>
-            <w:pStyle w:val="17"/>
+            <w:pStyle w:val="TOC2"/>
             <w:keepNext w:val="0"/>
             <w:keepLines w:val="0"/>
             <w:pageBreakBefore w:val="0"/>
@@ -3317,21 +3295,21 @@
           </w:pPr>
           <w:r>
             <w:rPr>
-              <w:rFonts w:hint="eastAsia" w:ascii="宋体" w:hAnsi="宋体" w:eastAsia="宋体" w:cs="宋体"/>
+              <w:rFonts w:ascii="宋体" w:eastAsia="宋体" w:hAnsi="宋体" w:cs="宋体" w:hint="eastAsia"/>
               <w:szCs w:val="24"/>
             </w:rPr>
             <w:fldChar w:fldCharType="begin"/>
           </w:r>
           <w:r>
             <w:rPr>
-              <w:rFonts w:hint="eastAsia" w:ascii="宋体" w:hAnsi="宋体" w:eastAsia="宋体" w:cs="宋体"/>
+              <w:rFonts w:ascii="宋体" w:eastAsia="宋体" w:hAnsi="宋体" w:cs="宋体" w:hint="eastAsia"/>
               <w:szCs w:val="24"/>
             </w:rPr>
             <w:instrText xml:space="preserve"> HYPERLINK \l _Toc24553 </w:instrText>
           </w:r>
           <w:r>
             <w:rPr>
-              <w:rFonts w:hint="eastAsia" w:ascii="宋体" w:hAnsi="宋体" w:eastAsia="宋体" w:cs="宋体"/>
+              <w:rFonts w:ascii="宋体" w:eastAsia="宋体" w:hAnsi="宋体" w:cs="宋体" w:hint="eastAsia"/>
               <w:szCs w:val="24"/>
             </w:rPr>
             <w:fldChar w:fldCharType="separate"/>
@@ -3363,7 +3341,7 @@
           </w:r>
           <w:r>
             <w:rPr>
-              <w:rFonts w:hint="eastAsia" w:ascii="宋体" w:hAnsi="宋体" w:eastAsia="宋体" w:cs="宋体"/>
+              <w:rFonts w:ascii="宋体" w:eastAsia="宋体" w:hAnsi="宋体" w:cs="宋体" w:hint="eastAsia"/>
               <w:szCs w:val="24"/>
             </w:rPr>
             <w:fldChar w:fldCharType="end"/>
@@ -3371,7 +3349,7 @@
         </w:p>
         <w:p>
           <w:pPr>
-            <w:pStyle w:val="17"/>
+            <w:pStyle w:val="TOC2"/>
             <w:keepNext w:val="0"/>
             <w:keepLines w:val="0"/>
             <w:pageBreakBefore w:val="0"/>
@@ -3392,21 +3370,21 @@
           </w:pPr>
           <w:r>
             <w:rPr>
-              <w:rFonts w:hint="eastAsia" w:ascii="宋体" w:hAnsi="宋体" w:eastAsia="宋体" w:cs="宋体"/>
+              <w:rFonts w:ascii="宋体" w:eastAsia="宋体" w:hAnsi="宋体" w:cs="宋体" w:hint="eastAsia"/>
               <w:szCs w:val="24"/>
             </w:rPr>
             <w:fldChar w:fldCharType="begin"/>
           </w:r>
           <w:r>
             <w:rPr>
-              <w:rFonts w:hint="eastAsia" w:ascii="宋体" w:hAnsi="宋体" w:eastAsia="宋体" w:cs="宋体"/>
+              <w:rFonts w:ascii="宋体" w:eastAsia="宋体" w:hAnsi="宋体" w:cs="宋体" w:hint="eastAsia"/>
               <w:szCs w:val="24"/>
             </w:rPr>
             <w:instrText xml:space="preserve"> HYPERLINK \l _Toc14670 </w:instrText>
           </w:r>
           <w:r>
             <w:rPr>
-              <w:rFonts w:hint="eastAsia" w:ascii="宋体" w:hAnsi="宋体" w:eastAsia="宋体" w:cs="宋体"/>
+              <w:rFonts w:ascii="宋体" w:eastAsia="宋体" w:hAnsi="宋体" w:cs="宋体" w:hint="eastAsia"/>
               <w:szCs w:val="24"/>
             </w:rPr>
             <w:fldChar w:fldCharType="separate"/>
@@ -3438,7 +3416,7 @@
           </w:r>
           <w:r>
             <w:rPr>
-              <w:rFonts w:hint="eastAsia" w:ascii="宋体" w:hAnsi="宋体" w:eastAsia="宋体" w:cs="宋体"/>
+              <w:rFonts w:ascii="宋体" w:eastAsia="宋体" w:hAnsi="宋体" w:cs="宋体" w:hint="eastAsia"/>
               <w:szCs w:val="24"/>
             </w:rPr>
             <w:fldChar w:fldCharType="end"/>
@@ -3446,7 +3424,7 @@
         </w:p>
         <w:p>
           <w:pPr>
-            <w:pStyle w:val="17"/>
+            <w:pStyle w:val="TOC2"/>
             <w:keepNext w:val="0"/>
             <w:keepLines w:val="0"/>
             <w:pageBreakBefore w:val="0"/>
@@ -3467,21 +3445,21 @@
           </w:pPr>
           <w:r>
             <w:rPr>
-              <w:rFonts w:hint="eastAsia" w:ascii="宋体" w:hAnsi="宋体" w:eastAsia="宋体" w:cs="宋体"/>
+              <w:rFonts w:ascii="宋体" w:eastAsia="宋体" w:hAnsi="宋体" w:cs="宋体" w:hint="eastAsia"/>
               <w:szCs w:val="24"/>
             </w:rPr>
             <w:fldChar w:fldCharType="begin"/>
           </w:r>
           <w:r>
             <w:rPr>
-              <w:rFonts w:hint="eastAsia" w:ascii="宋体" w:hAnsi="宋体" w:eastAsia="宋体" w:cs="宋体"/>
+              <w:rFonts w:ascii="宋体" w:eastAsia="宋体" w:hAnsi="宋体" w:cs="宋体" w:hint="eastAsia"/>
               <w:szCs w:val="24"/>
             </w:rPr>
             <w:instrText xml:space="preserve"> HYPERLINK \l _Toc29368 </w:instrText>
           </w:r>
           <w:r>
             <w:rPr>
-              <w:rFonts w:hint="eastAsia" w:ascii="宋体" w:hAnsi="宋体" w:eastAsia="宋体" w:cs="宋体"/>
+              <w:rFonts w:ascii="宋体" w:eastAsia="宋体" w:hAnsi="宋体" w:cs="宋体" w:hint="eastAsia"/>
               <w:szCs w:val="24"/>
             </w:rPr>
             <w:fldChar w:fldCharType="separate"/>
@@ -3513,7 +3491,7 @@
           </w:r>
           <w:r>
             <w:rPr>
-              <w:rFonts w:hint="eastAsia" w:ascii="宋体" w:hAnsi="宋体" w:eastAsia="宋体" w:cs="宋体"/>
+              <w:rFonts w:ascii="宋体" w:eastAsia="宋体" w:hAnsi="宋体" w:cs="宋体" w:hint="eastAsia"/>
               <w:szCs w:val="24"/>
             </w:rPr>
             <w:fldChar w:fldCharType="end"/>
@@ -3521,7 +3499,7 @@
         </w:p>
         <w:p>
           <w:pPr>
-            <w:pStyle w:val="16"/>
+            <w:pStyle w:val="TOC1"/>
             <w:keepNext w:val="0"/>
             <w:keepLines w:val="0"/>
             <w:pageBreakBefore w:val="0"/>
@@ -3542,21 +3520,21 @@
           </w:pPr>
           <w:r>
             <w:rPr>
-              <w:rFonts w:hint="eastAsia" w:ascii="宋体" w:hAnsi="宋体" w:eastAsia="宋体" w:cs="宋体"/>
+              <w:rFonts w:ascii="宋体" w:eastAsia="宋体" w:hAnsi="宋体" w:cs="宋体" w:hint="eastAsia"/>
               <w:szCs w:val="24"/>
             </w:rPr>
             <w:fldChar w:fldCharType="begin"/>
           </w:r>
           <w:r>
             <w:rPr>
-              <w:rFonts w:hint="eastAsia" w:ascii="宋体" w:hAnsi="宋体" w:eastAsia="宋体" w:cs="宋体"/>
+              <w:rFonts w:ascii="宋体" w:eastAsia="宋体" w:hAnsi="宋体" w:cs="宋体" w:hint="eastAsia"/>
               <w:szCs w:val="24"/>
             </w:rPr>
             <w:instrText xml:space="preserve"> HYPERLINK \l _Toc29982 </w:instrText>
           </w:r>
           <w:r>
             <w:rPr>
-              <w:rFonts w:hint="eastAsia" w:ascii="宋体" w:hAnsi="宋体" w:eastAsia="宋体" w:cs="宋体"/>
+              <w:rFonts w:ascii="宋体" w:eastAsia="宋体" w:hAnsi="宋体" w:cs="宋体" w:hint="eastAsia"/>
               <w:szCs w:val="24"/>
             </w:rPr>
             <w:fldChar w:fldCharType="separate"/>
@@ -3588,7 +3566,7 @@
           </w:r>
           <w:r>
             <w:rPr>
-              <w:rFonts w:hint="eastAsia" w:ascii="宋体" w:hAnsi="宋体" w:eastAsia="宋体" w:cs="宋体"/>
+              <w:rFonts w:ascii="宋体" w:eastAsia="宋体" w:hAnsi="宋体" w:cs="宋体" w:hint="eastAsia"/>
               <w:szCs w:val="24"/>
             </w:rPr>
             <w:fldChar w:fldCharType="end"/>
@@ -3596,7 +3574,7 @@
         </w:p>
         <w:p>
           <w:pPr>
-            <w:pStyle w:val="16"/>
+            <w:pStyle w:val="TOC1"/>
             <w:keepNext w:val="0"/>
             <w:keepLines w:val="0"/>
             <w:pageBreakBefore w:val="0"/>
@@ -3617,21 +3595,21 @@
           </w:pPr>
           <w:r>
             <w:rPr>
-              <w:rFonts w:hint="eastAsia" w:ascii="宋体" w:hAnsi="宋体" w:eastAsia="宋体" w:cs="宋体"/>
+              <w:rFonts w:ascii="宋体" w:eastAsia="宋体" w:hAnsi="宋体" w:cs="宋体" w:hint="eastAsia"/>
               <w:szCs w:val="24"/>
             </w:rPr>
             <w:fldChar w:fldCharType="begin"/>
           </w:r>
           <w:r>
             <w:rPr>
-              <w:rFonts w:hint="eastAsia" w:ascii="宋体" w:hAnsi="宋体" w:eastAsia="宋体" w:cs="宋体"/>
+              <w:rFonts w:ascii="宋体" w:eastAsia="宋体" w:hAnsi="宋体" w:cs="宋体" w:hint="eastAsia"/>
               <w:szCs w:val="24"/>
             </w:rPr>
             <w:instrText xml:space="preserve"> HYPERLINK \l _Toc9133 </w:instrText>
           </w:r>
           <w:r>
             <w:rPr>
-              <w:rFonts w:hint="eastAsia" w:ascii="宋体" w:hAnsi="宋体" w:eastAsia="宋体" w:cs="宋体"/>
+              <w:rFonts w:ascii="宋体" w:eastAsia="宋体" w:hAnsi="宋体" w:cs="宋体" w:hint="eastAsia"/>
               <w:szCs w:val="24"/>
             </w:rPr>
             <w:fldChar w:fldCharType="separate"/>
@@ -3663,7 +3641,7 @@
           </w:r>
           <w:r>
             <w:rPr>
-              <w:rFonts w:hint="eastAsia" w:ascii="宋体" w:hAnsi="宋体" w:eastAsia="宋体" w:cs="宋体"/>
+              <w:rFonts w:ascii="宋体" w:eastAsia="宋体" w:hAnsi="宋体" w:cs="宋体" w:hint="eastAsia"/>
               <w:szCs w:val="24"/>
             </w:rPr>
             <w:fldChar w:fldCharType="end"/>
@@ -3686,7 +3664,7 @@
             <w:snapToGrid w:val="0"/>
             <w:textAlignment w:val="baseline"/>
             <w:rPr>
-              <w:rFonts w:hint="eastAsia" w:ascii="宋体" w:hAnsi="宋体" w:eastAsia="宋体" w:cs="宋体"/>
+              <w:rFonts w:ascii="宋体" w:eastAsia="宋体" w:hAnsi="宋体" w:cs="宋体" w:hint="eastAsia"/>
               <w:snapToGrid w:val="0"/>
               <w:color w:val="000000"/>
               <w:kern w:val="0"/>
@@ -3697,7 +3675,7 @@
           </w:pPr>
           <w:r>
             <w:rPr>
-              <w:rFonts w:hint="eastAsia" w:ascii="宋体" w:hAnsi="宋体" w:eastAsia="宋体" w:cs="宋体"/>
+              <w:rFonts w:ascii="宋体" w:eastAsia="宋体" w:hAnsi="宋体" w:cs="宋体" w:hint="eastAsia"/>
               <w:szCs w:val="24"/>
             </w:rPr>
             <w:fldChar w:fldCharType="end"/>
@@ -3722,7 +3700,7 @@
         <w:snapToGrid w:val="0"/>
         <w:textAlignment w:val="baseline"/>
         <w:rPr>
-          <w:rFonts w:ascii="Arial" w:hAnsi="Arial" w:eastAsia="Arial" w:cs="Arial"/>
+          <w:rFonts w:ascii="Arial" w:eastAsia="Arial" w:hAnsi="Arial" w:cs="Arial"/>
           <w:snapToGrid w:val="0"/>
           <w:color w:val="000000"/>
           <w:kern w:val="0"/>
@@ -3733,7 +3711,7 @@
       </w:pPr>
       <w:r>
         <w:rPr>
-          <w:rFonts w:ascii="Arial" w:hAnsi="Arial" w:eastAsia="Arial" w:cs="Arial"/>
+          <w:rFonts w:ascii="Arial" w:eastAsia="Arial" w:hAnsi="Arial" w:cs="Arial"/>
           <w:snapToGrid w:val="0"/>
           <w:color w:val="000000"/>
           <w:kern w:val="0"/>
@@ -3746,7 +3724,7 @@
     </w:p>
     <w:p>
       <w:pPr>
-        <w:pStyle w:val="28"/>
+        <w:pStyle w:val="1"/>
         <w:keepNext w:val="0"/>
         <w:keepLines w:val="0"/>
         <w:pageBreakBefore w:val="0"/>
@@ -3778,7 +3756,7 @@
     </w:p>
     <w:p>
       <w:pPr>
-        <w:pStyle w:val="30"/>
+        <w:pStyle w:val="2"/>
         <w:keepNext w:val="0"/>
         <w:keepLines w:val="0"/>
         <w:pageBreakBefore w:val="0"/>
@@ -3810,7 +3788,7 @@
     </w:p>
     <w:p>
       <w:pPr>
-        <w:pStyle w:val="29"/>
+        <w:pStyle w:val="a1"/>
         <w:keepNext w:val="0"/>
         <w:keepLines w:val="0"/>
         <w:pageBreakBefore w:val="0"/>
@@ -3840,7 +3818,7 @@
     </w:p>
     <w:p>
       <w:pPr>
-        <w:pStyle w:val="30"/>
+        <w:pStyle w:val="2"/>
         <w:keepNext w:val="0"/>
         <w:keepLines w:val="0"/>
         <w:pageBreakBefore w:val="0"/>
@@ -3872,7 +3850,7 @@
     </w:p>
     <w:p>
       <w:pPr>
-        <w:pStyle w:val="29"/>
+        <w:pStyle w:val="a1"/>
         <w:keepNext w:val="0"/>
         <w:keepLines w:val="0"/>
         <w:pageBreakBefore w:val="0"/>
@@ -3902,7 +3880,7 @@
     </w:p>
     <w:p>
       <w:pPr>
-        <w:pStyle w:val="30"/>
+        <w:pStyle w:val="2"/>
         <w:keepNext w:val="0"/>
         <w:keepLines w:val="0"/>
         <w:pageBreakBefore w:val="0"/>
@@ -3934,7 +3912,7 @@
     </w:p>
     <w:p>
       <w:pPr>
-        <w:pStyle w:val="29"/>
+        <w:pStyle w:val="a1"/>
         <w:keepNext w:val="0"/>
         <w:keepLines w:val="0"/>
         <w:pageBreakBefore w:val="0"/>
@@ -3964,7 +3942,7 @@
     </w:p>
     <w:p>
       <w:pPr>
-        <w:pStyle w:val="29"/>
+        <w:pStyle w:val="a1"/>
         <w:keepNext w:val="0"/>
         <w:keepLines w:val="0"/>
         <w:pageBreakBefore w:val="0"/>
@@ -3994,7 +3972,7 @@
     </w:p>
     <w:p>
       <w:pPr>
-        <w:pStyle w:val="29"/>
+        <w:pStyle w:val="a1"/>
         <w:keepNext w:val="0"/>
         <w:keepLines w:val="0"/>
         <w:pageBreakBefore w:val="0"/>
@@ -4024,7 +4002,7 @@
     </w:p>
     <w:p>
       <w:pPr>
-        <w:pStyle w:val="29"/>
+        <w:pStyle w:val="a1"/>
         <w:keepNext w:val="0"/>
         <w:keepLines w:val="0"/>
         <w:pageBreakBefore w:val="0"/>
@@ -4054,7 +4032,7 @@
     </w:p>
     <w:p>
       <w:pPr>
-        <w:pStyle w:val="28"/>
+        <w:pStyle w:val="1"/>
         <w:keepNext w:val="0"/>
         <w:keepLines w:val="0"/>
         <w:pageBreakBefore w:val="0"/>
@@ -4086,7 +4064,7 @@
     </w:p>
     <w:p>
       <w:pPr>
-        <w:pStyle w:val="30"/>
+        <w:pStyle w:val="2"/>
         <w:keepNext w:val="0"/>
         <w:keepLines w:val="0"/>
         <w:pageBreakBefore w:val="0"/>
@@ -4118,7 +4096,7 @@
     </w:p>
     <w:p>
       <w:pPr>
-        <w:pStyle w:val="29"/>
+        <w:pStyle w:val="a1"/>
         <w:keepNext w:val="0"/>
         <w:keepLines w:val="0"/>
         <w:pageBreakBefore w:val="0"/>
@@ -4148,7 +4126,7 @@
     </w:p>
     <w:p>
       <w:pPr>
-        <w:pStyle w:val="29"/>
+        <w:pStyle w:val="a1"/>
         <w:keepNext w:val="0"/>
         <w:keepLines w:val="0"/>
         <w:pageBreakBefore w:val="0"/>
@@ -4178,7 +4156,7 @@
     </w:p>
     <w:p>
       <w:pPr>
-        <w:pStyle w:val="29"/>
+        <w:pStyle w:val="a1"/>
         <w:keepNext w:val="0"/>
         <w:keepLines w:val="0"/>
         <w:pageBreakBefore w:val="0"/>
@@ -4208,7 +4186,7 @@
     </w:p>
     <w:p>
       <w:pPr>
-        <w:pStyle w:val="29"/>
+        <w:pStyle w:val="a1"/>
         <w:keepNext w:val="0"/>
         <w:keepLines w:val="0"/>
         <w:pageBreakBefore w:val="0"/>
@@ -4238,7 +4216,7 @@
     </w:p>
     <w:p>
       <w:pPr>
-        <w:pStyle w:val="29"/>
+        <w:pStyle w:val="a1"/>
         <w:keepNext w:val="0"/>
         <w:keepLines w:val="0"/>
         <w:pageBreakBefore w:val="0"/>
@@ -4268,7 +4246,7 @@
     </w:p>
     <w:p>
       <w:pPr>
-        <w:pStyle w:val="30"/>
+        <w:pStyle w:val="2"/>
         <w:keepNext w:val="0"/>
         <w:keepLines w:val="0"/>
         <w:pageBreakBefore w:val="0"/>
@@ -4300,7 +4278,7 @@
     </w:p>
     <w:p>
       <w:pPr>
-        <w:pStyle w:val="29"/>
+        <w:pStyle w:val="a1"/>
         <w:keepNext w:val="0"/>
         <w:keepLines w:val="0"/>
         <w:pageBreakBefore w:val="0"/>
@@ -4330,7 +4308,7 @@
     </w:p>
     <w:p>
       <w:pPr>
-        <w:pStyle w:val="29"/>
+        <w:pStyle w:val="a1"/>
         <w:keepNext w:val="0"/>
         <w:keepLines w:val="0"/>
         <w:pageBreakBefore w:val="0"/>
@@ -4360,7 +4338,7 @@
     </w:p>
     <w:p>
       <w:pPr>
-        <w:pStyle w:val="29"/>
+        <w:pStyle w:val="a1"/>
         <w:keepNext w:val="0"/>
         <w:keepLines w:val="0"/>
         <w:pageBreakBefore w:val="0"/>
@@ -4390,7 +4368,7 @@
     </w:p>
     <w:p>
       <w:pPr>
-        <w:pStyle w:val="29"/>
+        <w:pStyle w:val="a1"/>
         <w:keepNext w:val="0"/>
         <w:keepLines w:val="0"/>
         <w:pageBreakBefore w:val="0"/>
@@ -4420,7 +4398,7 @@
     </w:p>
     <w:p>
       <w:pPr>
-        <w:pStyle w:val="30"/>
+        <w:pStyle w:val="2"/>
         <w:keepNext w:val="0"/>
         <w:keepLines w:val="0"/>
         <w:pageBreakBefore w:val="0"/>
@@ -4452,7 +4430,7 @@
     </w:p>
     <w:p>
       <w:pPr>
-        <w:pStyle w:val="29"/>
+        <w:pStyle w:val="a1"/>
         <w:keepNext w:val="0"/>
         <w:keepLines w:val="0"/>
         <w:pageBreakBefore w:val="0"/>
@@ -4482,7 +4460,7 @@
     </w:p>
     <w:p>
       <w:pPr>
-        <w:pStyle w:val="29"/>
+        <w:pStyle w:val="a1"/>
         <w:keepNext w:val="0"/>
         <w:keepLines w:val="0"/>
         <w:pageBreakBefore w:val="0"/>
@@ -4512,7 +4490,7 @@
     </w:p>
     <w:p>
       <w:pPr>
-        <w:pStyle w:val="30"/>
+        <w:pStyle w:val="2"/>
         <w:keepNext w:val="0"/>
         <w:keepLines w:val="0"/>
         <w:pageBreakBefore w:val="0"/>
@@ -4544,7 +4522,7 @@
     </w:p>
     <w:p>
       <w:pPr>
-        <w:pStyle w:val="29"/>
+        <w:pStyle w:val="a1"/>
         <w:keepNext w:val="0"/>
         <w:keepLines w:val="0"/>
         <w:pageBreakBefore w:val="0"/>
@@ -4574,7 +4552,7 @@
     </w:p>
     <w:p>
       <w:pPr>
-        <w:pStyle w:val="29"/>
+        <w:pStyle w:val="a1"/>
         <w:keepNext w:val="0"/>
         <w:keepLines w:val="0"/>
         <w:pageBreakBefore w:val="0"/>
@@ -4604,7 +4582,7 @@
     </w:p>
     <w:p>
       <w:pPr>
-        <w:pStyle w:val="28"/>
+        <w:pStyle w:val="1"/>
         <w:keepNext w:val="0"/>
         <w:keepLines w:val="0"/>
         <w:pageBreakBefore w:val="0"/>
@@ -4636,19 +4614,18 @@
     </w:p>
     <w:tbl>
       <w:tblPr>
-        <w:tblStyle w:val="20"/>
+        <w:tblStyle w:val="TableNormal"/>
         <w:tblW w:w="9024" w:type="dxa"/>
         <w:tblInd w:w="0" w:type="dxa"/>
         <w:tblBorders>
-          <w:top w:val="single" w:color="auto" w:sz="4" w:space="0"/>
-          <w:left w:val="single" w:color="auto" w:sz="4" w:space="0"/>
-          <w:bottom w:val="single" w:color="auto" w:sz="4" w:space="0"/>
-          <w:right w:val="single" w:color="auto" w:sz="4" w:space="0"/>
-          <w:insideH w:val="single" w:color="auto" w:sz="4" w:space="0"/>
-          <w:insideV w:val="single" w:color="auto" w:sz="4" w:space="0"/>
+          <w:top w:val="single" w:sz="4" w:space="0" w:color="auto"/>
+          <w:left w:val="single" w:sz="4" w:space="0" w:color="auto"/>
+          <w:bottom w:val="single" w:sz="4" w:space="0" w:color="auto"/>
+          <w:right w:val="single" w:sz="4" w:space="0" w:color="auto"/>
+          <w:insideH w:val="single" w:sz="4" w:space="0" w:color="auto"/>
+          <w:insideV w:val="single" w:sz="4" w:space="0" w:color="auto"/>
         </w:tblBorders>
         <w:shd w:val="clear" w:color="auto" w:fill="auto"/>
-        <w:tblLayout w:type="autofit"/>
         <w:tblCellMar>
           <w:top w:w="15" w:type="dxa"/>
           <w:left w:w="15" w:type="dxa"/>
@@ -4663,13 +4640,15 @@
       </w:tblGrid>
       <w:tr>
         <w:tblPrEx>
+          <w:tblW w:w="9024" w:type="dxa"/>
+          <w:tblInd w:w="0" w:type="dxa"/>
           <w:tblBorders>
-            <w:top w:val="single" w:color="auto" w:sz="4" w:space="0"/>
-            <w:left w:val="single" w:color="auto" w:sz="4" w:space="0"/>
-            <w:bottom w:val="single" w:color="auto" w:sz="4" w:space="0"/>
-            <w:right w:val="single" w:color="auto" w:sz="4" w:space="0"/>
-            <w:insideH w:val="single" w:color="auto" w:sz="4" w:space="0"/>
-            <w:insideV w:val="single" w:color="auto" w:sz="4" w:space="0"/>
+            <w:top w:val="single" w:sz="4" w:space="0" w:color="auto"/>
+            <w:left w:val="single" w:sz="4" w:space="0" w:color="auto"/>
+            <w:bottom w:val="single" w:sz="4" w:space="0" w:color="auto"/>
+            <w:right w:val="single" w:sz="4" w:space="0" w:color="auto"/>
+            <w:insideH w:val="single" w:sz="4" w:space="0" w:color="auto"/>
+            <w:insideV w:val="single" w:sz="4" w:space="0" w:color="auto"/>
           </w:tblBorders>
           <w:shd w:val="clear" w:color="auto" w:fill="auto"/>
           <w:tblCellMar>
@@ -4711,11 +4690,11 @@
               <w:adjustRightInd w:val="0"/>
               <w:snapToGrid w:val="0"/>
               <w:spacing w:line="300" w:lineRule="atLeast"/>
-              <w:ind w:left="0" w:leftChars="0" w:right="0" w:rightChars="0" w:firstLine="0" w:firstLineChars="0"/>
+              <w:ind w:left="0" w:right="0" w:firstLine="0" w:leftChars="0" w:rightChars="0" w:firstLineChars="0"/>
               <w:jc w:val="center"/>
               <w:textAlignment w:val="baseline"/>
               <w:rPr>
-                <w:rFonts w:ascii="Segoe UI" w:hAnsi="Segoe UI" w:eastAsia="Segoe UI" w:cs="Segoe UI"/>
+                <w:rFonts w:ascii="Segoe UI" w:eastAsia="Segoe UI" w:hAnsi="Segoe UI" w:cs="Segoe UI"/>
                 <w:i w:val="0"/>
                 <w:iCs w:val="0"/>
                 <w:caps w:val="0"/>
@@ -4727,7 +4706,7 @@
             </w:pPr>
             <w:r>
               <w:rPr>
-                <w:rFonts w:hint="default" w:ascii="Segoe UI" w:hAnsi="Segoe UI" w:eastAsia="Segoe UI" w:cs="Segoe UI"/>
+                <w:rFonts w:ascii="Segoe UI" w:eastAsia="Segoe UI" w:hAnsi="Segoe UI" w:cs="Segoe UI" w:hint="default"/>
                 <w:i w:val="0"/>
                 <w:iCs w:val="0"/>
                 <w:caps w:val="0"/>
@@ -4737,7 +4716,7 @@
                 <w:kern w:val="0"/>
                 <w:sz w:val="18"/>
                 <w:szCs w:val="18"/>
-                <w:lang w:val="en-US" w:eastAsia="zh-CN" w:bidi="ar"/>
+                <w:lang w:val="en-US" w:eastAsia="zh-CN"/>
               </w:rPr>
               <w:t>验收类型</w:t>
             </w:r>
@@ -4772,11 +4751,11 @@
               <w:adjustRightInd w:val="0"/>
               <w:snapToGrid w:val="0"/>
               <w:spacing w:line="300" w:lineRule="atLeast"/>
-              <w:ind w:left="0" w:leftChars="0" w:right="0" w:rightChars="0" w:firstLine="0" w:firstLineChars="0"/>
+              <w:ind w:left="0" w:right="0" w:firstLine="0" w:leftChars="0" w:rightChars="0" w:firstLineChars="0"/>
               <w:jc w:val="center"/>
               <w:textAlignment w:val="baseline"/>
               <w:rPr>
-                <w:rFonts w:hint="default" w:ascii="Segoe UI" w:hAnsi="Segoe UI" w:eastAsia="Segoe UI" w:cs="Segoe UI"/>
+                <w:rFonts w:ascii="Segoe UI" w:eastAsia="Segoe UI" w:hAnsi="Segoe UI" w:cs="Segoe UI" w:hint="default"/>
                 <w:i w:val="0"/>
                 <w:iCs w:val="0"/>
                 <w:caps w:val="0"/>
@@ -4788,7 +4767,7 @@
             </w:pPr>
             <w:r>
               <w:rPr>
-                <w:rFonts w:hint="default" w:ascii="Segoe UI" w:hAnsi="Segoe UI" w:eastAsia="Segoe UI" w:cs="Segoe UI"/>
+                <w:rFonts w:ascii="Segoe UI" w:eastAsia="Segoe UI" w:hAnsi="Segoe UI" w:cs="Segoe UI" w:hint="default"/>
                 <w:i w:val="0"/>
                 <w:iCs w:val="0"/>
                 <w:caps w:val="0"/>
@@ -4798,7 +4777,7 @@
                 <w:kern w:val="0"/>
                 <w:sz w:val="18"/>
                 <w:szCs w:val="18"/>
-                <w:lang w:val="en-US" w:eastAsia="zh-CN" w:bidi="ar"/>
+                <w:lang w:val="en-US" w:eastAsia="zh-CN"/>
               </w:rPr>
               <w:t>触发条件</w:t>
             </w:r>
@@ -4833,11 +4812,11 @@
               <w:adjustRightInd w:val="0"/>
               <w:snapToGrid w:val="0"/>
               <w:spacing w:line="300" w:lineRule="atLeast"/>
-              <w:ind w:left="0" w:leftChars="0" w:right="0" w:rightChars="0" w:firstLine="0" w:firstLineChars="0"/>
+              <w:ind w:left="0" w:right="0" w:firstLine="0" w:leftChars="0" w:rightChars="0" w:firstLineChars="0"/>
               <w:jc w:val="center"/>
               <w:textAlignment w:val="baseline"/>
               <w:rPr>
-                <w:rFonts w:hint="default" w:ascii="Segoe UI" w:hAnsi="Segoe UI" w:eastAsia="Segoe UI" w:cs="Segoe UI"/>
+                <w:rFonts w:ascii="Segoe UI" w:eastAsia="Segoe UI" w:hAnsi="Segoe UI" w:cs="Segoe UI" w:hint="default"/>
                 <w:i w:val="0"/>
                 <w:iCs w:val="0"/>
                 <w:caps w:val="0"/>
@@ -4849,7 +4828,7 @@
             </w:pPr>
             <w:r>
               <w:rPr>
-                <w:rFonts w:hint="default" w:ascii="Segoe UI" w:hAnsi="Segoe UI" w:eastAsia="Segoe UI" w:cs="Segoe UI"/>
+                <w:rFonts w:ascii="Segoe UI" w:eastAsia="Segoe UI" w:hAnsi="Segoe UI" w:cs="Segoe UI" w:hint="default"/>
                 <w:i w:val="0"/>
                 <w:iCs w:val="0"/>
                 <w:caps w:val="0"/>
@@ -4859,7 +4838,7 @@
                 <w:kern w:val="0"/>
                 <w:sz w:val="18"/>
                 <w:szCs w:val="18"/>
-                <w:lang w:val="en-US" w:eastAsia="zh-CN" w:bidi="ar"/>
+                <w:lang w:val="en-US" w:eastAsia="zh-CN"/>
               </w:rPr>
               <w:t>主要验收依据</w:t>
             </w:r>
@@ -4868,14 +4847,8 @@
       </w:tr>
       <w:tr>
         <w:tblPrEx>
-          <w:tblBorders>
-            <w:top w:val="single" w:color="auto" w:sz="4" w:space="0"/>
-            <w:left w:val="single" w:color="auto" w:sz="4" w:space="0"/>
-            <w:bottom w:val="single" w:color="auto" w:sz="4" w:space="0"/>
-            <w:right w:val="single" w:color="auto" w:sz="4" w:space="0"/>
-            <w:insideH w:val="single" w:color="auto" w:sz="4" w:space="0"/>
-            <w:insideV w:val="single" w:color="auto" w:sz="4" w:space="0"/>
-          </w:tblBorders>
+          <w:tblW w:w="9024" w:type="dxa"/>
+          <w:tblInd w:w="0" w:type="dxa"/>
           <w:shd w:val="clear" w:color="auto" w:fill="auto"/>
           <w:tblCellMar>
             <w:top w:w="15" w:type="dxa"/>
@@ -4916,7 +4889,7 @@
               <w:jc w:val="left"/>
               <w:textAlignment w:val="baseline"/>
               <w:rPr>
-                <w:rFonts w:hint="default" w:ascii="Segoe UI" w:hAnsi="Segoe UI" w:eastAsia="Segoe UI" w:cs="Segoe UI"/>
+                <w:rFonts w:ascii="Segoe UI" w:eastAsia="Segoe UI" w:hAnsi="Segoe UI" w:cs="Segoe UI" w:hint="default"/>
                 <w:i w:val="0"/>
                 <w:iCs w:val="0"/>
                 <w:caps w:val="0"/>
@@ -4928,8 +4901,8 @@
             </w:pPr>
             <w:r>
               <w:rPr>
-                <w:rStyle w:val="23"/>
-                <w:rFonts w:hint="default" w:ascii="Segoe UI" w:hAnsi="Segoe UI" w:eastAsia="Segoe UI" w:cs="Segoe UI"/>
+                <w:rStyle w:val="Strong"/>
+                <w:rFonts w:ascii="Segoe UI" w:eastAsia="Segoe UI" w:hAnsi="Segoe UI" w:cs="Segoe UI" w:hint="default"/>
                 <w:b/>
                 <w:bCs/>
                 <w:i w:val="0"/>
@@ -4941,7 +4914,7 @@
                 <w:kern w:val="0"/>
                 <w:sz w:val="18"/>
                 <w:szCs w:val="18"/>
-                <w:lang w:val="en-US" w:eastAsia="zh-CN" w:bidi="ar"/>
+                <w:lang w:val="en-US" w:eastAsia="zh-CN"/>
               </w:rPr>
               <w:t>周期性服务验收</w:t>
             </w:r>
@@ -4979,7 +4952,7 @@
               <w:jc w:val="left"/>
               <w:textAlignment w:val="baseline"/>
               <w:rPr>
-                <w:rFonts w:hint="default" w:ascii="Segoe UI" w:hAnsi="Segoe UI" w:eastAsia="Segoe UI" w:cs="Segoe UI"/>
+                <w:rFonts w:ascii="Segoe UI" w:eastAsia="Segoe UI" w:hAnsi="Segoe UI" w:cs="Segoe UI" w:hint="default"/>
                 <w:i w:val="0"/>
                 <w:iCs w:val="0"/>
                 <w:caps w:val="0"/>
@@ -4991,7 +4964,7 @@
             </w:pPr>
             <w:r>
               <w:rPr>
-                <w:rFonts w:hint="default" w:ascii="Segoe UI" w:hAnsi="Segoe UI" w:eastAsia="Segoe UI" w:cs="Segoe UI"/>
+                <w:rFonts w:ascii="Segoe UI" w:eastAsia="Segoe UI" w:hAnsi="Segoe UI" w:cs="Segoe UI" w:hint="default"/>
                 <w:i w:val="0"/>
                 <w:iCs w:val="0"/>
                 <w:caps w:val="0"/>
@@ -5001,7 +4974,7 @@
                 <w:kern w:val="0"/>
                 <w:sz w:val="18"/>
                 <w:szCs w:val="18"/>
-                <w:lang w:val="en-US" w:eastAsia="zh-CN" w:bidi="ar"/>
+                <w:lang w:val="en-US" w:eastAsia="zh-CN"/>
               </w:rPr>
               <w:t>服务合同约定的月度、季度、年度周期结束。</w:t>
             </w:r>
@@ -5039,7 +5012,7 @@
               <w:jc w:val="left"/>
               <w:textAlignment w:val="baseline"/>
               <w:rPr>
-                <w:rFonts w:hint="default" w:ascii="Segoe UI" w:hAnsi="Segoe UI" w:eastAsia="Segoe UI" w:cs="Segoe UI"/>
+                <w:rFonts w:ascii="Segoe UI" w:eastAsia="Segoe UI" w:hAnsi="Segoe UI" w:cs="Segoe UI" w:hint="default"/>
                 <w:i w:val="0"/>
                 <w:iCs w:val="0"/>
                 <w:caps w:val="0"/>
@@ -5051,7 +5024,7 @@
             </w:pPr>
             <w:r>
               <w:rPr>
-                <w:rFonts w:hint="default" w:ascii="Segoe UI" w:hAnsi="Segoe UI" w:eastAsia="Segoe UI" w:cs="Segoe UI"/>
+                <w:rFonts w:ascii="Segoe UI" w:eastAsia="Segoe UI" w:hAnsi="Segoe UI" w:cs="Segoe UI" w:hint="default"/>
                 <w:i w:val="0"/>
                 <w:iCs w:val="0"/>
                 <w:caps w:val="0"/>
@@ -5061,7 +5034,7 @@
                 <w:kern w:val="0"/>
                 <w:sz w:val="18"/>
                 <w:szCs w:val="18"/>
-                <w:lang w:val="en-US" w:eastAsia="zh-CN" w:bidi="ar"/>
+                <w:lang w:val="en-US" w:eastAsia="zh-CN"/>
               </w:rPr>
               <w:t>该周期内的SLA/KPI达成报告、服务总结报告、事件/问题处理记录等。</w:t>
             </w:r>
@@ -5070,14 +5043,8 @@
       </w:tr>
       <w:tr>
         <w:tblPrEx>
-          <w:tblBorders>
-            <w:top w:val="single" w:color="auto" w:sz="4" w:space="0"/>
-            <w:left w:val="single" w:color="auto" w:sz="4" w:space="0"/>
-            <w:bottom w:val="single" w:color="auto" w:sz="4" w:space="0"/>
-            <w:right w:val="single" w:color="auto" w:sz="4" w:space="0"/>
-            <w:insideH w:val="single" w:color="auto" w:sz="4" w:space="0"/>
-            <w:insideV w:val="single" w:color="auto" w:sz="4" w:space="0"/>
-          </w:tblBorders>
+          <w:tblW w:w="9024" w:type="dxa"/>
+          <w:tblInd w:w="0" w:type="dxa"/>
           <w:shd w:val="clear" w:color="auto" w:fill="auto"/>
           <w:tblCellMar>
             <w:top w:w="15" w:type="dxa"/>
@@ -5118,7 +5085,7 @@
               <w:jc w:val="left"/>
               <w:textAlignment w:val="baseline"/>
               <w:rPr>
-                <w:rFonts w:hint="default" w:ascii="Segoe UI" w:hAnsi="Segoe UI" w:eastAsia="Segoe UI" w:cs="Segoe UI"/>
+                <w:rFonts w:ascii="Segoe UI" w:eastAsia="Segoe UI" w:hAnsi="Segoe UI" w:cs="Segoe UI" w:hint="default"/>
                 <w:i w:val="0"/>
                 <w:iCs w:val="0"/>
                 <w:caps w:val="0"/>
@@ -5130,8 +5097,8 @@
             </w:pPr>
             <w:r>
               <w:rPr>
-                <w:rStyle w:val="23"/>
-                <w:rFonts w:hint="default" w:ascii="Segoe UI" w:hAnsi="Segoe UI" w:eastAsia="Segoe UI" w:cs="Segoe UI"/>
+                <w:rStyle w:val="Strong"/>
+                <w:rFonts w:ascii="Segoe UI" w:eastAsia="Segoe UI" w:hAnsi="Segoe UI" w:cs="Segoe UI" w:hint="default"/>
                 <w:b/>
                 <w:bCs/>
                 <w:i w:val="0"/>
@@ -5143,7 +5110,7 @@
                 <w:kern w:val="0"/>
                 <w:sz w:val="18"/>
                 <w:szCs w:val="18"/>
-                <w:lang w:val="en-US" w:eastAsia="zh-CN" w:bidi="ar"/>
+                <w:lang w:val="en-US" w:eastAsia="zh-CN"/>
               </w:rPr>
               <w:t>项目/专项服务验收</w:t>
             </w:r>
@@ -5181,7 +5148,7 @@
               <w:jc w:val="left"/>
               <w:textAlignment w:val="baseline"/>
               <w:rPr>
-                <w:rFonts w:hint="default" w:ascii="Segoe UI" w:hAnsi="Segoe UI" w:eastAsia="Segoe UI" w:cs="Segoe UI"/>
+                <w:rFonts w:ascii="Segoe UI" w:eastAsia="Segoe UI" w:hAnsi="Segoe UI" w:cs="Segoe UI" w:hint="default"/>
                 <w:i w:val="0"/>
                 <w:iCs w:val="0"/>
                 <w:caps w:val="0"/>
@@ -5193,7 +5160,7 @@
             </w:pPr>
             <w:r>
               <w:rPr>
-                <w:rFonts w:hint="default" w:ascii="Segoe UI" w:hAnsi="Segoe UI" w:eastAsia="Segoe UI" w:cs="Segoe UI"/>
+                <w:rFonts w:ascii="Segoe UI" w:eastAsia="Segoe UI" w:hAnsi="Segoe UI" w:cs="Segoe UI" w:hint="default"/>
                 <w:i w:val="0"/>
                 <w:iCs w:val="0"/>
                 <w:caps w:val="0"/>
@@ -5203,7 +5170,7 @@
                 <w:kern w:val="0"/>
                 <w:sz w:val="18"/>
                 <w:szCs w:val="18"/>
-                <w:lang w:val="en-US" w:eastAsia="zh-CN" w:bidi="ar"/>
+                <w:lang w:val="en-US" w:eastAsia="zh-CN"/>
               </w:rPr>
               <w:t>专项服务（如系统升级、迁移、优化）实施完成，达到约定里程碑。</w:t>
             </w:r>
@@ -5241,7 +5208,7 @@
               <w:jc w:val="left"/>
               <w:textAlignment w:val="baseline"/>
               <w:rPr>
-                <w:rFonts w:hint="default" w:ascii="Segoe UI" w:hAnsi="Segoe UI" w:eastAsia="Segoe UI" w:cs="Segoe UI"/>
+                <w:rFonts w:ascii="Segoe UI" w:eastAsia="Segoe UI" w:hAnsi="Segoe UI" w:cs="Segoe UI" w:hint="default"/>
                 <w:i w:val="0"/>
                 <w:iCs w:val="0"/>
                 <w:caps w:val="0"/>
@@ -5253,7 +5220,7 @@
             </w:pPr>
             <w:r>
               <w:rPr>
-                <w:rFonts w:hint="default" w:ascii="Segoe UI" w:hAnsi="Segoe UI" w:eastAsia="Segoe UI" w:cs="Segoe UI"/>
+                <w:rFonts w:ascii="Segoe UI" w:eastAsia="Segoe UI" w:hAnsi="Segoe UI" w:cs="Segoe UI" w:hint="default"/>
                 <w:i w:val="0"/>
                 <w:iCs w:val="0"/>
                 <w:caps w:val="0"/>
@@ -5263,7 +5230,7 @@
                 <w:kern w:val="0"/>
                 <w:sz w:val="18"/>
                 <w:szCs w:val="18"/>
-                <w:lang w:val="en-US" w:eastAsia="zh-CN" w:bidi="ar"/>
+                <w:lang w:val="en-US" w:eastAsia="zh-CN"/>
               </w:rPr>
               <w:t>项目合同、技术方案、测试报告、上线报告、用户手册等。</w:t>
             </w:r>
@@ -5272,14 +5239,8 @@
       </w:tr>
       <w:tr>
         <w:tblPrEx>
-          <w:tblBorders>
-            <w:top w:val="single" w:color="auto" w:sz="4" w:space="0"/>
-            <w:left w:val="single" w:color="auto" w:sz="4" w:space="0"/>
-            <w:bottom w:val="single" w:color="auto" w:sz="4" w:space="0"/>
-            <w:right w:val="single" w:color="auto" w:sz="4" w:space="0"/>
-            <w:insideH w:val="single" w:color="auto" w:sz="4" w:space="0"/>
-            <w:insideV w:val="single" w:color="auto" w:sz="4" w:space="0"/>
-          </w:tblBorders>
+          <w:tblW w:w="9024" w:type="dxa"/>
+          <w:tblInd w:w="0" w:type="dxa"/>
           <w:shd w:val="clear" w:color="auto" w:fill="auto"/>
           <w:tblCellMar>
             <w:top w:w="15" w:type="dxa"/>
@@ -5320,7 +5281,7 @@
               <w:jc w:val="left"/>
               <w:textAlignment w:val="baseline"/>
               <w:rPr>
-                <w:rFonts w:hint="default" w:ascii="Segoe UI" w:hAnsi="Segoe UI" w:eastAsia="Segoe UI" w:cs="Segoe UI"/>
+                <w:rFonts w:ascii="Segoe UI" w:eastAsia="Segoe UI" w:hAnsi="Segoe UI" w:cs="Segoe UI" w:hint="default"/>
                 <w:i w:val="0"/>
                 <w:iCs w:val="0"/>
                 <w:caps w:val="0"/>
@@ -5332,8 +5293,8 @@
             </w:pPr>
             <w:r>
               <w:rPr>
-                <w:rStyle w:val="23"/>
-                <w:rFonts w:hint="default" w:ascii="Segoe UI" w:hAnsi="Segoe UI" w:eastAsia="Segoe UI" w:cs="Segoe UI"/>
+                <w:rStyle w:val="Strong"/>
+                <w:rFonts w:ascii="Segoe UI" w:eastAsia="Segoe UI" w:hAnsi="Segoe UI" w:cs="Segoe UI" w:hint="default"/>
                 <w:b/>
                 <w:bCs/>
                 <w:i w:val="0"/>
@@ -5345,7 +5306,7 @@
                 <w:kern w:val="0"/>
                 <w:sz w:val="18"/>
                 <w:szCs w:val="18"/>
-                <w:lang w:val="en-US" w:eastAsia="zh-CN" w:bidi="ar"/>
+                <w:lang w:val="en-US" w:eastAsia="zh-CN"/>
               </w:rPr>
               <w:t>合同终止验收</w:t>
             </w:r>
@@ -5383,7 +5344,7 @@
               <w:jc w:val="left"/>
               <w:textAlignment w:val="baseline"/>
               <w:rPr>
-                <w:rFonts w:hint="default" w:ascii="Segoe UI" w:hAnsi="Segoe UI" w:eastAsia="Segoe UI" w:cs="Segoe UI"/>
+                <w:rFonts w:ascii="Segoe UI" w:eastAsia="Segoe UI" w:hAnsi="Segoe UI" w:cs="Segoe UI" w:hint="default"/>
                 <w:i w:val="0"/>
                 <w:iCs w:val="0"/>
                 <w:caps w:val="0"/>
@@ -5395,7 +5356,7 @@
             </w:pPr>
             <w:r>
               <w:rPr>
-                <w:rFonts w:hint="default" w:ascii="Segoe UI" w:hAnsi="Segoe UI" w:eastAsia="Segoe UI" w:cs="Segoe UI"/>
+                <w:rFonts w:ascii="Segoe UI" w:eastAsia="Segoe UI" w:hAnsi="Segoe UI" w:cs="Segoe UI" w:hint="default"/>
                 <w:i w:val="0"/>
                 <w:iCs w:val="0"/>
                 <w:caps w:val="0"/>
@@ -5405,7 +5366,7 @@
                 <w:kern w:val="0"/>
                 <w:sz w:val="18"/>
                 <w:szCs w:val="18"/>
-                <w:lang w:val="en-US" w:eastAsia="zh-CN" w:bidi="ar"/>
+                <w:lang w:val="en-US" w:eastAsia="zh-CN"/>
               </w:rPr>
               <w:t>服务合同履行完毕或提前终止时。</w:t>
             </w:r>
@@ -5443,7 +5404,7 @@
               <w:jc w:val="left"/>
               <w:textAlignment w:val="baseline"/>
               <w:rPr>
-                <w:rFonts w:hint="default" w:ascii="Segoe UI" w:hAnsi="Segoe UI" w:eastAsia="Segoe UI" w:cs="Segoe UI"/>
+                <w:rFonts w:ascii="Segoe UI" w:eastAsia="Segoe UI" w:hAnsi="Segoe UI" w:cs="Segoe UI" w:hint="default"/>
                 <w:i w:val="0"/>
                 <w:iCs w:val="0"/>
                 <w:caps w:val="0"/>
@@ -5455,7 +5416,7 @@
             </w:pPr>
             <w:r>
               <w:rPr>
-                <w:rFonts w:hint="default" w:ascii="Segoe UI" w:hAnsi="Segoe UI" w:eastAsia="Segoe UI" w:cs="Segoe UI"/>
+                <w:rFonts w:ascii="Segoe UI" w:eastAsia="Segoe UI" w:hAnsi="Segoe UI" w:cs="Segoe UI" w:hint="default"/>
                 <w:i w:val="0"/>
                 <w:iCs w:val="0"/>
                 <w:caps w:val="0"/>
@@ -5465,7 +5426,7 @@
                 <w:kern w:val="0"/>
                 <w:sz w:val="18"/>
                 <w:szCs w:val="18"/>
-                <w:lang w:val="en-US" w:eastAsia="zh-CN" w:bidi="ar"/>
+                <w:lang w:val="en-US" w:eastAsia="zh-CN"/>
               </w:rPr>
               <w:t>整个合同期的服务绩效总览、资产清单、知识转移文档等。</w:t>
             </w:r>
@@ -5474,14 +5435,8 @@
       </w:tr>
       <w:tr>
         <w:tblPrEx>
-          <w:tblBorders>
-            <w:top w:val="single" w:color="auto" w:sz="4" w:space="0"/>
-            <w:left w:val="single" w:color="auto" w:sz="4" w:space="0"/>
-            <w:bottom w:val="single" w:color="auto" w:sz="4" w:space="0"/>
-            <w:right w:val="single" w:color="auto" w:sz="4" w:space="0"/>
-            <w:insideH w:val="single" w:color="auto" w:sz="4" w:space="0"/>
-            <w:insideV w:val="single" w:color="auto" w:sz="4" w:space="0"/>
-          </w:tblBorders>
+          <w:tblW w:w="9024" w:type="dxa"/>
+          <w:tblInd w:w="0" w:type="dxa"/>
           <w:shd w:val="clear" w:color="auto" w:fill="auto"/>
           <w:tblCellMar>
             <w:top w:w="15" w:type="dxa"/>
@@ -5522,7 +5477,7 @@
               <w:jc w:val="left"/>
               <w:textAlignment w:val="baseline"/>
               <w:rPr>
-                <w:rFonts w:hint="default" w:ascii="Segoe UI" w:hAnsi="Segoe UI" w:eastAsia="Segoe UI" w:cs="Segoe UI"/>
+                <w:rFonts w:ascii="Segoe UI" w:eastAsia="Segoe UI" w:hAnsi="Segoe UI" w:cs="Segoe UI" w:hint="default"/>
                 <w:i w:val="0"/>
                 <w:iCs w:val="0"/>
                 <w:caps w:val="0"/>
@@ -5534,8 +5489,8 @@
             </w:pPr>
             <w:r>
               <w:rPr>
-                <w:rStyle w:val="23"/>
-                <w:rFonts w:hint="default" w:ascii="Segoe UI" w:hAnsi="Segoe UI" w:eastAsia="Segoe UI" w:cs="Segoe UI"/>
+                <w:rStyle w:val="Strong"/>
+                <w:rFonts w:ascii="Segoe UI" w:eastAsia="Segoe UI" w:hAnsi="Segoe UI" w:cs="Segoe UI" w:hint="default"/>
                 <w:b/>
                 <w:bCs/>
                 <w:i w:val="0"/>
@@ -5547,7 +5502,7 @@
                 <w:kern w:val="0"/>
                 <w:sz w:val="18"/>
                 <w:szCs w:val="18"/>
-                <w:lang w:val="en-US" w:eastAsia="zh-CN" w:bidi="ar"/>
+                <w:lang w:val="en-US" w:eastAsia="zh-CN"/>
               </w:rPr>
               <w:t>新增服务功能验收</w:t>
             </w:r>
@@ -5585,7 +5540,7 @@
               <w:jc w:val="left"/>
               <w:textAlignment w:val="baseline"/>
               <w:rPr>
-                <w:rFonts w:hint="default" w:ascii="Segoe UI" w:hAnsi="Segoe UI" w:eastAsia="Segoe UI" w:cs="Segoe UI"/>
+                <w:rFonts w:ascii="Segoe UI" w:eastAsia="Segoe UI" w:hAnsi="Segoe UI" w:cs="Segoe UI" w:hint="default"/>
                 <w:i w:val="0"/>
                 <w:iCs w:val="0"/>
                 <w:caps w:val="0"/>
@@ -5597,7 +5552,7 @@
             </w:pPr>
             <w:r>
               <w:rPr>
-                <w:rFonts w:hint="default" w:ascii="Segoe UI" w:hAnsi="Segoe UI" w:eastAsia="Segoe UI" w:cs="Segoe UI"/>
+                <w:rFonts w:ascii="Segoe UI" w:eastAsia="Segoe UI" w:hAnsi="Segoe UI" w:cs="Segoe UI" w:hint="default"/>
                 <w:i w:val="0"/>
                 <w:iCs w:val="0"/>
                 <w:caps w:val="0"/>
@@ -5607,7 +5562,7 @@
                 <w:kern w:val="0"/>
                 <w:sz w:val="18"/>
                 <w:szCs w:val="18"/>
-                <w:lang w:val="en-US" w:eastAsia="zh-CN" w:bidi="ar"/>
+                <w:lang w:val="en-US" w:eastAsia="zh-CN"/>
               </w:rPr>
               <w:t>应客户要求新增的运维服务功能或工具上线后。</w:t>
             </w:r>
@@ -5645,7 +5600,7 @@
               <w:jc w:val="left"/>
               <w:textAlignment w:val="baseline"/>
               <w:rPr>
-                <w:rFonts w:hint="default" w:ascii="Segoe UI" w:hAnsi="Segoe UI" w:eastAsia="Segoe UI" w:cs="Segoe UI"/>
+                <w:rFonts w:ascii="Segoe UI" w:eastAsia="Segoe UI" w:hAnsi="Segoe UI" w:cs="Segoe UI" w:hint="default"/>
                 <w:i w:val="0"/>
                 <w:iCs w:val="0"/>
                 <w:caps w:val="0"/>
@@ -5657,7 +5612,7 @@
             </w:pPr>
             <w:r>
               <w:rPr>
-                <w:rFonts w:hint="default" w:ascii="Segoe UI" w:hAnsi="Segoe UI" w:eastAsia="Segoe UI" w:cs="Segoe UI"/>
+                <w:rFonts w:ascii="Segoe UI" w:eastAsia="Segoe UI" w:hAnsi="Segoe UI" w:cs="Segoe UI" w:hint="default"/>
                 <w:i w:val="0"/>
                 <w:iCs w:val="0"/>
                 <w:caps w:val="0"/>
@@ -5667,7 +5622,7 @@
                 <w:kern w:val="0"/>
                 <w:sz w:val="18"/>
                 <w:szCs w:val="18"/>
-                <w:lang w:val="en-US" w:eastAsia="zh-CN" w:bidi="ar"/>
+                <w:lang w:val="en-US" w:eastAsia="zh-CN"/>
               </w:rPr>
               <w:t>新增功能需求说明书、测试验收报告、操作指南等。</w:t>
             </w:r>
@@ -5677,7 +5632,7 @@
     </w:tbl>
     <w:p>
       <w:pPr>
-        <w:pStyle w:val="28"/>
+        <w:pStyle w:val="1"/>
         <w:keepNext w:val="0"/>
         <w:keepLines w:val="0"/>
         <w:pageBreakBefore w:val="0"/>
@@ -5709,7 +5664,7 @@
     </w:p>
     <w:p>
       <w:pPr>
-        <w:pStyle w:val="30"/>
+        <w:pStyle w:val="2"/>
         <w:keepNext w:val="0"/>
         <w:keepLines w:val="0"/>
         <w:pageBreakBefore w:val="0"/>
@@ -5741,7 +5696,7 @@
     </w:p>
     <w:p>
       <w:pPr>
-        <w:pStyle w:val="29"/>
+        <w:pStyle w:val="a1"/>
         <w:keepNext w:val="0"/>
         <w:keepLines w:val="0"/>
         <w:pageBreakBefore w:val="0"/>
@@ -5771,7 +5726,7 @@
     </w:p>
     <w:p>
       <w:pPr>
-        <w:pStyle w:val="29"/>
+        <w:pStyle w:val="a1"/>
         <w:keepNext w:val="0"/>
         <w:keepLines w:val="0"/>
         <w:pageBreakBefore w:val="0"/>
@@ -5801,7 +5756,7 @@
     </w:p>
     <w:p>
       <w:pPr>
-        <w:pStyle w:val="30"/>
+        <w:pStyle w:val="2"/>
         <w:keepNext w:val="0"/>
         <w:keepLines w:val="0"/>
         <w:pageBreakBefore w:val="0"/>
@@ -5833,7 +5788,7 @@
     </w:p>
     <w:p>
       <w:pPr>
-        <w:pStyle w:val="29"/>
+        <w:pStyle w:val="a1"/>
         <w:keepNext w:val="0"/>
         <w:keepLines w:val="0"/>
         <w:pageBreakBefore w:val="0"/>
@@ -5863,7 +5818,7 @@
     </w:p>
     <w:p>
       <w:pPr>
-        <w:pStyle w:val="29"/>
+        <w:pStyle w:val="a1"/>
         <w:keepNext w:val="0"/>
         <w:keepLines w:val="0"/>
         <w:pageBreakBefore w:val="0"/>
@@ -5893,7 +5848,7 @@
     </w:p>
     <w:p>
       <w:pPr>
-        <w:pStyle w:val="30"/>
+        <w:pStyle w:val="2"/>
         <w:keepNext w:val="0"/>
         <w:keepLines w:val="0"/>
         <w:pageBreakBefore w:val="0"/>
@@ -5925,7 +5880,7 @@
     </w:p>
     <w:p>
       <w:pPr>
-        <w:pStyle w:val="29"/>
+        <w:pStyle w:val="a1"/>
         <w:keepNext w:val="0"/>
         <w:keepLines w:val="0"/>
         <w:pageBreakBefore w:val="0"/>
@@ -5955,7 +5910,7 @@
     </w:p>
     <w:p>
       <w:pPr>
-        <w:pStyle w:val="29"/>
+        <w:pStyle w:val="a1"/>
         <w:keepNext w:val="0"/>
         <w:keepLines w:val="0"/>
         <w:pageBreakBefore w:val="0"/>
@@ -5985,7 +5940,7 @@
     </w:p>
     <w:p>
       <w:pPr>
-        <w:pStyle w:val="29"/>
+        <w:pStyle w:val="a1"/>
         <w:keepNext w:val="0"/>
         <w:keepLines w:val="0"/>
         <w:pageBreakBefore w:val="0"/>
@@ -6015,7 +5970,7 @@
     </w:p>
     <w:p>
       <w:pPr>
-        <w:pStyle w:val="29"/>
+        <w:pStyle w:val="a1"/>
         <w:keepNext w:val="0"/>
         <w:keepLines w:val="0"/>
         <w:pageBreakBefore w:val="0"/>
@@ -6045,7 +6000,7 @@
     </w:p>
     <w:p>
       <w:pPr>
-        <w:pStyle w:val="30"/>
+        <w:pStyle w:val="2"/>
         <w:keepNext w:val="0"/>
         <w:keepLines w:val="0"/>
         <w:pageBreakBefore w:val="0"/>
@@ -6077,7 +6032,7 @@
     </w:p>
     <w:p>
       <w:pPr>
-        <w:pStyle w:val="29"/>
+        <w:pStyle w:val="a1"/>
         <w:keepNext w:val="0"/>
         <w:keepLines w:val="0"/>
         <w:pageBreakBefore w:val="0"/>
@@ -6107,7 +6062,7 @@
     </w:p>
     <w:p>
       <w:pPr>
-        <w:pStyle w:val="29"/>
+        <w:pStyle w:val="a1"/>
         <w:keepNext w:val="0"/>
         <w:keepLines w:val="0"/>
         <w:pageBreakBefore w:val="0"/>
@@ -6137,7 +6092,7 @@
     </w:p>
     <w:p>
       <w:pPr>
-        <w:pStyle w:val="29"/>
+        <w:pStyle w:val="a1"/>
         <w:keepNext w:val="0"/>
         <w:keepLines w:val="0"/>
         <w:pageBreakBefore w:val="0"/>
@@ -6167,7 +6122,7 @@
     </w:p>
     <w:p>
       <w:pPr>
-        <w:pStyle w:val="29"/>
+        <w:pStyle w:val="a1"/>
         <w:keepNext w:val="0"/>
         <w:keepLines w:val="0"/>
         <w:pageBreakBefore w:val="0"/>
@@ -6197,7 +6152,7 @@
     </w:p>
     <w:p>
       <w:pPr>
-        <w:pStyle w:val="29"/>
+        <w:pStyle w:val="a1"/>
         <w:keepNext w:val="0"/>
         <w:keepLines w:val="0"/>
         <w:pageBreakBefore w:val="0"/>
@@ -6227,7 +6182,7 @@
     </w:p>
     <w:p>
       <w:pPr>
-        <w:pStyle w:val="30"/>
+        <w:pStyle w:val="2"/>
         <w:keepNext w:val="0"/>
         <w:keepLines w:val="0"/>
         <w:pageBreakBefore w:val="0"/>
@@ -6259,7 +6214,7 @@
     </w:p>
     <w:p>
       <w:pPr>
-        <w:pStyle w:val="29"/>
+        <w:pStyle w:val="a1"/>
         <w:keepNext w:val="0"/>
         <w:keepLines w:val="0"/>
         <w:pageBreakBefore w:val="0"/>
@@ -6289,7 +6244,7 @@
     </w:p>
     <w:p>
       <w:pPr>
-        <w:pStyle w:val="29"/>
+        <w:pStyle w:val="a1"/>
         <w:keepNext w:val="0"/>
         <w:keepLines w:val="0"/>
         <w:pageBreakBefore w:val="0"/>
@@ -6319,7 +6274,7 @@
     </w:p>
     <w:p>
       <w:pPr>
-        <w:pStyle w:val="29"/>
+        <w:pStyle w:val="a1"/>
         <w:keepNext w:val="0"/>
         <w:keepLines w:val="0"/>
         <w:pageBreakBefore w:val="0"/>
@@ -6349,7 +6304,7 @@
     </w:p>
     <w:p>
       <w:pPr>
-        <w:pStyle w:val="30"/>
+        <w:pStyle w:val="2"/>
         <w:keepNext w:val="0"/>
         <w:keepLines w:val="0"/>
         <w:pageBreakBefore w:val="0"/>
@@ -6381,7 +6336,7 @@
     </w:p>
     <w:p>
       <w:pPr>
-        <w:pStyle w:val="29"/>
+        <w:pStyle w:val="a1"/>
         <w:keepNext w:val="0"/>
         <w:keepLines w:val="0"/>
         <w:pageBreakBefore w:val="0"/>
@@ -6411,7 +6366,7 @@
     </w:p>
     <w:p>
       <w:pPr>
-        <w:pStyle w:val="28"/>
+        <w:pStyle w:val="1"/>
         <w:keepNext w:val="0"/>
         <w:keepLines w:val="0"/>
         <w:pageBreakBefore w:val="0"/>
@@ -6443,7 +6398,7 @@
     </w:p>
     <w:p>
       <w:pPr>
-        <w:pStyle w:val="29"/>
+        <w:pStyle w:val="a1"/>
         <w:keepNext w:val="0"/>
         <w:keepLines w:val="0"/>
         <w:pageBreakBefore w:val="0"/>
@@ -6473,7 +6428,7 @@
     </w:p>
     <w:p>
       <w:pPr>
-        <w:pStyle w:val="29"/>
+        <w:pStyle w:val="a1"/>
         <w:keepNext w:val="0"/>
         <w:keepLines w:val="0"/>
         <w:pageBreakBefore w:val="0"/>
@@ -6491,7 +6446,7 @@
         <w:bidi w:val="0"/>
         <w:adjustRightInd w:val="0"/>
         <w:snapToGrid w:val="0"/>
-        <w:ind w:left="425" w:leftChars="0" w:hanging="425" w:firstLineChars="0"/>
+        <w:ind w:left="425" w:hanging="425" w:leftChars="0" w:firstLineChars="0"/>
         <w:textAlignment w:val="baseline"/>
         <w:rPr>
           <w:rFonts w:hint="default"/>
@@ -6508,7 +6463,7 @@
     </w:p>
     <w:p>
       <w:pPr>
-        <w:pStyle w:val="29"/>
+        <w:pStyle w:val="a1"/>
         <w:keepNext w:val="0"/>
         <w:keepLines w:val="0"/>
         <w:pageBreakBefore w:val="0"/>
@@ -6526,7 +6481,7 @@
         <w:bidi w:val="0"/>
         <w:adjustRightInd w:val="0"/>
         <w:snapToGrid w:val="0"/>
-        <w:ind w:left="425" w:leftChars="0" w:hanging="425" w:firstLineChars="0"/>
+        <w:ind w:left="425" w:hanging="425" w:leftChars="0" w:firstLineChars="0"/>
         <w:textAlignment w:val="baseline"/>
         <w:rPr>
           <w:rFonts w:hint="default"/>
@@ -6543,7 +6498,7 @@
     </w:p>
     <w:p>
       <w:pPr>
-        <w:pStyle w:val="29"/>
+        <w:pStyle w:val="a1"/>
         <w:keepNext w:val="0"/>
         <w:keepLines w:val="0"/>
         <w:pageBreakBefore w:val="0"/>
@@ -6561,7 +6516,7 @@
         <w:bidi w:val="0"/>
         <w:adjustRightInd w:val="0"/>
         <w:snapToGrid w:val="0"/>
-        <w:ind w:left="425" w:leftChars="0" w:hanging="425" w:firstLineChars="0"/>
+        <w:ind w:left="425" w:hanging="425" w:leftChars="0" w:firstLineChars="0"/>
         <w:textAlignment w:val="baseline"/>
         <w:rPr>
           <w:rFonts w:hint="default"/>
@@ -6578,7 +6533,7 @@
     </w:p>
     <w:p>
       <w:pPr>
-        <w:pStyle w:val="29"/>
+        <w:pStyle w:val="a1"/>
         <w:keepNext w:val="0"/>
         <w:keepLines w:val="0"/>
         <w:pageBreakBefore w:val="0"/>
@@ -6596,7 +6551,7 @@
         <w:bidi w:val="0"/>
         <w:adjustRightInd w:val="0"/>
         <w:snapToGrid w:val="0"/>
-        <w:ind w:left="425" w:leftChars="0" w:hanging="425" w:firstLineChars="0"/>
+        <w:ind w:left="425" w:hanging="425" w:leftChars="0" w:firstLineChars="0"/>
         <w:textAlignment w:val="baseline"/>
         <w:rPr>
           <w:rFonts w:hint="default"/>
@@ -6613,7 +6568,7 @@
     </w:p>
     <w:p>
       <w:pPr>
-        <w:pStyle w:val="29"/>
+        <w:pStyle w:val="a1"/>
         <w:keepNext w:val="0"/>
         <w:keepLines w:val="0"/>
         <w:pageBreakBefore w:val="0"/>
@@ -6643,7 +6598,7 @@
     </w:p>
     <w:p>
       <w:pPr>
-        <w:pStyle w:val="29"/>
+        <w:pStyle w:val="a1"/>
         <w:keepNext w:val="0"/>
         <w:keepLines w:val="0"/>
         <w:pageBreakBefore w:val="0"/>
@@ -6661,7 +6616,7 @@
         <w:bidi w:val="0"/>
         <w:adjustRightInd w:val="0"/>
         <w:snapToGrid w:val="0"/>
-        <w:ind w:left="425" w:leftChars="0" w:hanging="425" w:firstLineChars="0"/>
+        <w:ind w:left="425" w:hanging="425" w:leftChars="0" w:firstLineChars="0"/>
         <w:textAlignment w:val="baseline"/>
         <w:rPr>
           <w:rFonts w:hint="default"/>
@@ -6678,7 +6633,7 @@
     </w:p>
     <w:p>
       <w:pPr>
-        <w:pStyle w:val="29"/>
+        <w:pStyle w:val="a1"/>
         <w:keepNext w:val="0"/>
         <w:keepLines w:val="0"/>
         <w:pageBreakBefore w:val="0"/>
@@ -6696,7 +6651,7 @@
         <w:bidi w:val="0"/>
         <w:adjustRightInd w:val="0"/>
         <w:snapToGrid w:val="0"/>
-        <w:ind w:left="425" w:leftChars="0" w:hanging="425" w:firstLineChars="0"/>
+        <w:ind w:left="425" w:hanging="425" w:leftChars="0" w:firstLineChars="0"/>
         <w:textAlignment w:val="baseline"/>
         <w:rPr>
           <w:rFonts w:hint="default"/>
@@ -6713,7 +6668,7 @@
     </w:p>
     <w:p>
       <w:pPr>
-        <w:pStyle w:val="29"/>
+        <w:pStyle w:val="a1"/>
         <w:keepNext w:val="0"/>
         <w:keepLines w:val="0"/>
         <w:pageBreakBefore w:val="0"/>
@@ -6731,7 +6686,7 @@
         <w:bidi w:val="0"/>
         <w:adjustRightInd w:val="0"/>
         <w:snapToGrid w:val="0"/>
-        <w:ind w:left="425" w:leftChars="0" w:hanging="425" w:firstLineChars="0"/>
+        <w:ind w:left="425" w:hanging="425" w:leftChars="0" w:firstLineChars="0"/>
         <w:textAlignment w:val="baseline"/>
         <w:rPr>
           <w:rFonts w:hint="default"/>
@@ -6748,7 +6703,7 @@
     </w:p>
     <w:p>
       <w:pPr>
-        <w:pStyle w:val="29"/>
+        <w:pStyle w:val="a1"/>
         <w:keepNext w:val="0"/>
         <w:keepLines w:val="0"/>
         <w:pageBreakBefore w:val="0"/>
@@ -6766,7 +6721,7 @@
         <w:bidi w:val="0"/>
         <w:adjustRightInd w:val="0"/>
         <w:snapToGrid w:val="0"/>
-        <w:ind w:left="425" w:leftChars="0" w:hanging="425" w:firstLineChars="0"/>
+        <w:ind w:left="425" w:hanging="425" w:leftChars="0" w:firstLineChars="0"/>
         <w:textAlignment w:val="baseline"/>
         <w:rPr>
           <w:rFonts w:hint="default"/>
@@ -6783,7 +6738,7 @@
     </w:p>
     <w:p>
       <w:pPr>
-        <w:pStyle w:val="28"/>
+        <w:pStyle w:val="1"/>
         <w:keepNext w:val="0"/>
         <w:keepLines w:val="0"/>
         <w:pageBreakBefore w:val="0"/>
@@ -6815,7 +6770,7 @@
     </w:p>
     <w:p>
       <w:pPr>
-        <w:pStyle w:val="29"/>
+        <w:pStyle w:val="a1"/>
         <w:keepNext w:val="0"/>
         <w:keepLines w:val="0"/>
         <w:pageBreakBefore w:val="0"/>
@@ -6833,7 +6788,7 @@
         <w:bidi w:val="0"/>
         <w:adjustRightInd w:val="0"/>
         <w:snapToGrid w:val="0"/>
-        <w:ind w:left="425" w:leftChars="0" w:hanging="425" w:firstLineChars="0"/>
+        <w:ind w:left="425" w:hanging="425" w:leftChars="0" w:firstLineChars="0"/>
         <w:textAlignment w:val="baseline"/>
         <w:rPr>
           <w:rFonts w:hint="default"/>
@@ -6850,7 +6805,7 @@
     </w:p>
     <w:p>
       <w:pPr>
-        <w:pStyle w:val="29"/>
+        <w:pStyle w:val="a1"/>
         <w:keepNext w:val="0"/>
         <w:keepLines w:val="0"/>
         <w:pageBreakBefore w:val="0"/>
@@ -6868,7 +6823,7 @@
         <w:bidi w:val="0"/>
         <w:adjustRightInd w:val="0"/>
         <w:snapToGrid w:val="0"/>
-        <w:ind w:left="425" w:leftChars="0" w:hanging="425" w:firstLineChars="0"/>
+        <w:ind w:left="425" w:hanging="425" w:leftChars="0" w:firstLineChars="0"/>
         <w:textAlignment w:val="baseline"/>
         <w:rPr>
           <w:rFonts w:hint="default"/>
@@ -6885,7 +6840,7 @@
     </w:p>
     <w:p>
       <w:pPr>
-        <w:pStyle w:val="29"/>
+        <w:pStyle w:val="a1"/>
         <w:keepNext w:val="0"/>
         <w:keepLines w:val="0"/>
         <w:pageBreakBefore w:val="0"/>
@@ -6903,7 +6858,7 @@
         <w:bidi w:val="0"/>
         <w:adjustRightInd w:val="0"/>
         <w:snapToGrid w:val="0"/>
-        <w:ind w:left="425" w:leftChars="0" w:hanging="425" w:firstLineChars="0"/>
+        <w:ind w:left="425" w:hanging="425" w:leftChars="0" w:firstLineChars="0"/>
         <w:textAlignment w:val="baseline"/>
         <w:rPr>
           <w:rFonts w:hint="default"/>
@@ -6918,75 +6873,24 @@
         <w:t>本制度产生的相关记录表单（《服务验收申请表》、《服务验收计划》、《服务验收报告》等）由质量管理部负责设计并管理。</w:t>
       </w:r>
     </w:p>
-    <w:bookmarkEnd w:id="21"/>
     <w:sectPr>
-      <w:headerReference r:id="rId5" w:type="default"/>
+      <w:headerReference w:type="default" r:id="rId7"/>
       <w:pgSz w:w="11906" w:h="16838"/>
       <w:pgMar w:top="1417" w:right="1800" w:bottom="1440" w:left="1800" w:header="1140" w:footer="992" w:gutter="0"/>
-      <w:cols w:space="425" w:num="1"/>
+      <w:cols w:num="1" w:space="425"/>
       <w:docGrid w:type="lines" w:linePitch="312" w:charSpace="0"/>
     </w:sectPr>
   </w:body>
 </w:document>
 </file>
 
-<file path=word/endnotes.xml><?xml version="1.0" encoding="utf-8"?>
-<w:endnotes xmlns:wpc="http://schemas.microsoft.com/office/word/2010/wordprocessingCanvas" xmlns:mc="http://schemas.openxmlformats.org/markup-compatibility/2006" xmlns:o="urn:schemas-microsoft-com:office:office" xmlns:r="http://schemas.openxmlformats.org/officeDocument/2006/relationships" xmlns:m="http://schemas.openxmlformats.org/officeDocument/2006/math" xmlns:v="urn:schemas-microsoft-com:vml" xmlns:wp14="http://schemas.microsoft.com/office/word/2010/wordprocessingDrawing" xmlns:wp="http://schemas.openxmlformats.org/drawingml/2006/wordprocessingDrawing" xmlns:w="http://schemas.openxmlformats.org/wordprocessingml/2006/main" xmlns:w14="http://schemas.microsoft.com/office/word/2010/wordml" xmlns:w15="http://schemas.microsoft.com/office/word/2012/wordml" xmlns:w10="urn:schemas-microsoft-com:office:word" xmlns:wpg="http://schemas.microsoft.com/office/word/2010/wordprocessingGroup" xmlns:wpi="http://schemas.microsoft.com/office/word/2010/wordprocessingInk" xmlns:wne="http://schemas.microsoft.com/office/word/2006/wordml" xmlns:wps="http://schemas.microsoft.com/office/word/2010/wordprocessingShape" xmlns:wpsCustomData="http://www.wps.cn/officeDocument/2013/wpsCustomData" mc:Ignorable="w14 w15 wp14">
-  <w:endnote w:type="separator" w:id="0">
-    <w:p>
-      <w:pPr>
-        <w:spacing w:line="240" w:lineRule="auto"/>
-      </w:pPr>
-      <w:r>
-        <w:separator/>
-      </w:r>
-    </w:p>
-  </w:endnote>
-  <w:endnote w:type="continuationSeparator" w:id="1">
-    <w:p>
-      <w:pPr>
-        <w:spacing w:line="240" w:lineRule="auto"/>
-      </w:pPr>
-      <w:r>
-        <w:continuationSeparator/>
-      </w:r>
-    </w:p>
-  </w:endnote>
-</w:endnotes>
-</file>
-
-<file path=word/footnotes.xml><?xml version="1.0" encoding="utf-8"?>
-<w:footnotes xmlns:wpc="http://schemas.microsoft.com/office/word/2010/wordprocessingCanvas" xmlns:mc="http://schemas.openxmlformats.org/markup-compatibility/2006" xmlns:o="urn:schemas-microsoft-com:office:office" xmlns:r="http://schemas.openxmlformats.org/officeDocument/2006/relationships" xmlns:m="http://schemas.openxmlformats.org/officeDocument/2006/math" xmlns:v="urn:schemas-microsoft-com:vml" xmlns:wp14="http://schemas.microsoft.com/office/word/2010/wordprocessingDrawing" xmlns:wp="http://schemas.openxmlformats.org/drawingml/2006/wordprocessingDrawing" xmlns:w="http://schemas.openxmlformats.org/wordprocessingml/2006/main" xmlns:w14="http://schemas.microsoft.com/office/word/2010/wordml" xmlns:w15="http://schemas.microsoft.com/office/word/2012/wordml" xmlns:w10="urn:schemas-microsoft-com:office:word" xmlns:wpg="http://schemas.microsoft.com/office/word/2010/wordprocessingGroup" xmlns:wpi="http://schemas.microsoft.com/office/word/2010/wordprocessingInk" xmlns:wne="http://schemas.microsoft.com/office/word/2006/wordml" xmlns:wps="http://schemas.microsoft.com/office/word/2010/wordprocessingShape" xmlns:wpsCustomData="http://www.wps.cn/officeDocument/2013/wpsCustomData" mc:Ignorable="w14 w15 wp14">
-  <w:footnote w:type="separator" w:id="0">
-    <w:p>
-      <w:pPr>
-        <w:spacing w:line="360" w:lineRule="auto"/>
-      </w:pPr>
-      <w:r>
-        <w:separator/>
-      </w:r>
-    </w:p>
-  </w:footnote>
-  <w:footnote w:type="continuationSeparator" w:id="1">
-    <w:p>
-      <w:pPr>
-        <w:spacing w:line="360" w:lineRule="auto"/>
-      </w:pPr>
-      <w:r>
-        <w:continuationSeparator/>
-      </w:r>
-    </w:p>
-  </w:footnote>
-</w:footnotes>
-</file>
-
 <file path=word/header1.xml><?xml version="1.0" encoding="utf-8"?>
-<w:hdr xmlns:wpc="http://schemas.microsoft.com/office/word/2010/wordprocessingCanvas" xmlns:mc="http://schemas.openxmlformats.org/markup-compatibility/2006" xmlns:o="urn:schemas-microsoft-com:office:office" xmlns:r="http://schemas.openxmlformats.org/officeDocument/2006/relationships" xmlns:m="http://schemas.openxmlformats.org/officeDocument/2006/math" xmlns:v="urn:schemas-microsoft-com:vml" xmlns:wp14="http://schemas.microsoft.com/office/word/2010/wordprocessingDrawing" xmlns:wp="http://schemas.openxmlformats.org/drawingml/2006/wordprocessingDrawing" xmlns:w10="urn:schemas-microsoft-com:office:word" xmlns:w="http://schemas.openxmlformats.org/wordprocessingml/2006/main" xmlns:w14="http://schemas.microsoft.com/office/word/2010/wordml" xmlns:w15="http://schemas.microsoft.com/office/word/2012/wordml" xmlns:wpg="http://schemas.microsoft.com/office/word/2010/wordprocessingGroup" xmlns:wpi="http://schemas.microsoft.com/office/word/2010/wordprocessingInk" xmlns:wne="http://schemas.microsoft.com/office/word/2006/wordml" xmlns:wps="http://schemas.microsoft.com/office/word/2010/wordprocessingShape" xmlns:wpsCustomData="http://www.wps.cn/officeDocument/2013/wpsCustomData" mc:Ignorable="w14 w15 wp14">
+<w:hdr xmlns:wpc="http://schemas.microsoft.com/office/word/2010/wordprocessingCanvas" xmlns:mc="http://schemas.openxmlformats.org/markup-compatibility/2006" xmlns:o="urn:schemas-microsoft-com:office:office" xmlns:r="http://schemas.openxmlformats.org/officeDocument/2006/relationships" xmlns:m="http://schemas.openxmlformats.org/officeDocument/2006/math" xmlns:v="urn:schemas-microsoft-com:vml" xmlns:wp14="http://schemas.microsoft.com/office/word/2010/wordprocessingDrawing" xmlns:wp="http://schemas.openxmlformats.org/drawingml/2006/wordprocessingDrawing" xmlns:w10="urn:schemas-microsoft-com:office:word" xmlns:w="http://schemas.openxmlformats.org/wordprocessingml/2006/main" xmlns:w14="http://schemas.microsoft.com/office/word/2010/wordml" xmlns:w15="http://schemas.microsoft.com/office/word/2012/wordml" xmlns:wne="http://schemas.microsoft.com/office/word/2006/wordml" xmlns:wpg="http://schemas.microsoft.com/office/word/2010/wordprocessingGroup" xmlns:wpi="http://schemas.microsoft.com/office/word/2010/wordprocessingInk" xmlns:wps="http://schemas.microsoft.com/office/word/2010/wordprocessingShape" mc:Ignorable="w14 w15 wp14">
   <w:p>
     <w:pPr>
-      <w:pStyle w:val="15"/>
+      <w:pStyle w:val="Header"/>
       <w:pBdr>
-        <w:bottom w:val="single" w:color="auto" w:sz="4" w:space="1"/>
+        <w:bottom w:val="single" w:sz="4" w:space="1" w:color="auto"/>
       </w:pBdr>
       <w:tabs>
         <w:tab w:val="left" w:pos="335"/>
@@ -6994,27 +6898,27 @@
       </w:tabs>
       <w:jc w:val="right"/>
       <w:rPr>
-        <w:rFonts w:hint="eastAsia" w:eastAsiaTheme="minorEastAsia"/>
+        <w:rFonts w:eastAsiaTheme="minorEastAsia" w:hint="eastAsia"/>
         <w:lang w:eastAsia="zh-CN"/>
       </w:rPr>
     </w:pPr>
     <w:r>
       <w:rPr>
-        <w:rFonts w:hint="eastAsia" w:eastAsiaTheme="minorEastAsia"/>
+        <w:rFonts w:eastAsiaTheme="minorEastAsia" w:hint="eastAsia"/>
         <w:lang w:val="en-US" w:eastAsia="zh-CN"/>
       </w:rPr>
       <w:tab/>
     </w:r>
     <w:r>
       <w:rPr>
-        <w:rFonts w:hint="eastAsia" w:eastAsiaTheme="minorEastAsia"/>
+        <w:rFonts w:eastAsiaTheme="minorEastAsia" w:hint="eastAsia"/>
         <w:lang w:val="en-US" w:eastAsia="zh-CN"/>
       </w:rPr>
       <w:tab/>
     </w:r>
     <w:r>
       <w:rPr>
-        <w:rFonts w:hint="eastAsia" w:eastAsiaTheme="minorEastAsia"/>
+        <w:rFonts w:eastAsiaTheme="minorEastAsia" w:hint="eastAsia"/>
         <w:lang w:val="en-US" w:eastAsia="zh-CN"/>
       </w:rPr>
       <w:t>江西通信产业服务有限公司</w:t>
@@ -7024,12 +6928,12 @@
 </file>
 
 <file path=word/numbering.xml><?xml version="1.0" encoding="utf-8"?>
-<w:numbering xmlns:wpc="http://schemas.microsoft.com/office/word/2010/wordprocessingCanvas" xmlns:mc="http://schemas.openxmlformats.org/markup-compatibility/2006" xmlns:o="urn:schemas-microsoft-com:office:office" xmlns:r="http://schemas.openxmlformats.org/officeDocument/2006/relationships" xmlns:m="http://schemas.openxmlformats.org/officeDocument/2006/math" xmlns:v="urn:schemas-microsoft-com:vml" xmlns:wp14="http://schemas.microsoft.com/office/word/2010/wordprocessingDrawing" xmlns:wp="http://schemas.openxmlformats.org/drawingml/2006/wordprocessingDrawing" xmlns:w10="urn:schemas-microsoft-com:office:word" xmlns:w="http://schemas.openxmlformats.org/wordprocessingml/2006/main" xmlns:w14="http://schemas.microsoft.com/office/word/2010/wordml" xmlns:wpg="http://schemas.microsoft.com/office/word/2010/wordprocessingGroup" xmlns:wpi="http://schemas.microsoft.com/office/word/2010/wordprocessingInk" xmlns:wne="http://schemas.microsoft.com/office/word/2006/wordml" xmlns:wps="http://schemas.microsoft.com/office/word/2010/wordprocessingShape" xmlns:wpsCustomData="http://www.wps.cn/officeDocument/2013/wpsCustomData" mc:Ignorable="w14 wp14">
+<w:numbering xmlns:wpc="http://schemas.microsoft.com/office/word/2010/wordprocessingCanvas" xmlns:mc="http://schemas.openxmlformats.org/markup-compatibility/2006" xmlns:o="urn:schemas-microsoft-com:office:office" xmlns:r="http://schemas.openxmlformats.org/officeDocument/2006/relationships" xmlns:m="http://schemas.openxmlformats.org/officeDocument/2006/math" xmlns:v="urn:schemas-microsoft-com:vml" xmlns:wp14="http://schemas.microsoft.com/office/word/2010/wordprocessingDrawing" xmlns:wp="http://schemas.openxmlformats.org/drawingml/2006/wordprocessingDrawing" xmlns:w10="urn:schemas-microsoft-com:office:word" xmlns:w="http://schemas.openxmlformats.org/wordprocessingml/2006/main" xmlns:w14="http://schemas.microsoft.com/office/word/2010/wordml" xmlns:w15="http://schemas.microsoft.com/office/word/2012/wordml" xmlns:wne="http://schemas.microsoft.com/office/word/2006/wordml" xmlns:wpg="http://schemas.microsoft.com/office/word/2010/wordprocessingGroup" xmlns:wpi="http://schemas.microsoft.com/office/word/2010/wordprocessingInk" xmlns:wps="http://schemas.microsoft.com/office/word/2010/wordprocessingShape" mc:Ignorable="w14 w15 wp14">
   <w:abstractNum w:abstractNumId="0">
     <w:nsid w:val="8BFB96F1"/>
     <w:multiLevelType w:val="singleLevel"/>
     <w:tmpl w:val="8BFB96F1"/>
-    <w:lvl w:ilvl="0" w:tentative="0">
+    <w:lvl w:ilvl="0">
       <w:start w:val="1"/>
       <w:numFmt w:val="decimal"/>
       <w:lvlText w:val="%1."/>
@@ -7046,10 +6950,10 @@
     <w:nsid w:val="8E964DCE"/>
     <w:multiLevelType w:val="multilevel"/>
     <w:tmpl w:val="8E964DCE"/>
-    <w:lvl w:ilvl="0" w:tentative="0">
+    <w:lvl w:ilvl="0">
       <w:start w:val="1"/>
       <w:numFmt w:val="decimal"/>
-      <w:pStyle w:val="2"/>
+      <w:pStyle w:val="Heading1"/>
       <w:lvlText w:val="%1."/>
       <w:lvlJc w:val="left"/>
       <w:pPr>
@@ -7059,10 +6963,10 @@
         <w:rFonts w:hint="default"/>
       </w:rPr>
     </w:lvl>
-    <w:lvl w:ilvl="1" w:tentative="0">
+    <w:lvl w:ilvl="1">
       <w:start w:val="1"/>
       <w:numFmt w:val="decimal"/>
-      <w:pStyle w:val="3"/>
+      <w:pStyle w:val="Heading2"/>
       <w:lvlText w:val="%1.%2."/>
       <w:lvlJc w:val="left"/>
       <w:pPr>
@@ -7072,10 +6976,10 @@
         <w:rFonts w:hint="default"/>
       </w:rPr>
     </w:lvl>
-    <w:lvl w:ilvl="2" w:tentative="0">
+    <w:lvl w:ilvl="2">
       <w:start w:val="1"/>
       <w:numFmt w:val="decimal"/>
-      <w:pStyle w:val="4"/>
+      <w:pStyle w:val="Heading3"/>
       <w:lvlText w:val="%1.%2.%3."/>
       <w:lvlJc w:val="left"/>
       <w:pPr>
@@ -7085,10 +6989,10 @@
         <w:rFonts w:hint="default"/>
       </w:rPr>
     </w:lvl>
-    <w:lvl w:ilvl="3" w:tentative="0">
+    <w:lvl w:ilvl="3">
       <w:start w:val="1"/>
       <w:numFmt w:val="decimal"/>
-      <w:pStyle w:val="5"/>
+      <w:pStyle w:val="Heading4"/>
       <w:lvlText w:val="%1.%2.%3.%4."/>
       <w:lvlJc w:val="left"/>
       <w:pPr>
@@ -7098,10 +7002,10 @@
         <w:rFonts w:hint="default"/>
       </w:rPr>
     </w:lvl>
-    <w:lvl w:ilvl="4" w:tentative="0">
+    <w:lvl w:ilvl="4">
       <w:start w:val="1"/>
       <w:numFmt w:val="decimal"/>
-      <w:pStyle w:val="6"/>
+      <w:pStyle w:val="Heading5"/>
       <w:lvlText w:val="%1.%2.%3.%4.%5."/>
       <w:lvlJc w:val="left"/>
       <w:pPr>
@@ -7111,10 +7015,10 @@
         <w:rFonts w:hint="default"/>
       </w:rPr>
     </w:lvl>
-    <w:lvl w:ilvl="5" w:tentative="0">
+    <w:lvl w:ilvl="5">
       <w:start w:val="1"/>
       <w:numFmt w:val="decimal"/>
-      <w:pStyle w:val="7"/>
+      <w:pStyle w:val="Heading6"/>
       <w:lvlText w:val="%1.%2.%3.%4.%5.%6."/>
       <w:lvlJc w:val="left"/>
       <w:pPr>
@@ -7124,10 +7028,10 @@
         <w:rFonts w:hint="default"/>
       </w:rPr>
     </w:lvl>
-    <w:lvl w:ilvl="6" w:tentative="0">
+    <w:lvl w:ilvl="6">
       <w:start w:val="1"/>
       <w:numFmt w:val="decimal"/>
-      <w:pStyle w:val="8"/>
+      <w:pStyle w:val="Heading7"/>
       <w:lvlText w:val="%1.%2.%3.%4.%5.%6.%7."/>
       <w:lvlJc w:val="left"/>
       <w:pPr>
@@ -7137,10 +7041,10 @@
         <w:rFonts w:hint="default"/>
       </w:rPr>
     </w:lvl>
-    <w:lvl w:ilvl="7" w:tentative="0">
+    <w:lvl w:ilvl="7">
       <w:start w:val="1"/>
       <w:numFmt w:val="decimal"/>
-      <w:pStyle w:val="9"/>
+      <w:pStyle w:val="Heading8"/>
       <w:lvlText w:val="%1.%2.%3.%4.%5.%6.%7.%8."/>
       <w:lvlJc w:val="left"/>
       <w:pPr>
@@ -7150,10 +7054,10 @@
         <w:rFonts w:hint="default"/>
       </w:rPr>
     </w:lvl>
-    <w:lvl w:ilvl="8" w:tentative="0">
+    <w:lvl w:ilvl="8">
       <w:start w:val="1"/>
       <w:numFmt w:val="decimal"/>
-      <w:pStyle w:val="10"/>
+      <w:pStyle w:val="Heading9"/>
       <w:lvlText w:val="%1.%2.%3.%4.%5.%6.%7.%8.%9."/>
       <w:lvlJc w:val="left"/>
       <w:pPr>
@@ -7168,7 +7072,7 @@
     <w:nsid w:val="28EA26EF"/>
     <w:multiLevelType w:val="singleLevel"/>
     <w:tmpl w:val="28EA26EF"/>
-    <w:lvl w:ilvl="0" w:tentative="0">
+    <w:lvl w:ilvl="0">
       <w:start w:val="1"/>
       <w:numFmt w:val="decimal"/>
       <w:lvlText w:val="%1."/>
@@ -7185,7 +7089,7 @@
     <w:nsid w:val="544F09BB"/>
     <w:multiLevelType w:val="singleLevel"/>
     <w:tmpl w:val="544F09BB"/>
-    <w:lvl w:ilvl="0" w:tentative="0">
+    <w:lvl w:ilvl="0">
       <w:start w:val="1"/>
       <w:numFmt w:val="decimal"/>
       <w:lvlText w:val="%1."/>
@@ -7214,269 +7118,267 @@
 </file>
 
 <file path=word/styles.xml><?xml version="1.0" encoding="utf-8"?>
-<w:styles xmlns:mc="http://schemas.openxmlformats.org/markup-compatibility/2006" xmlns:o="urn:schemas-microsoft-com:office:office" xmlns:r="http://schemas.openxmlformats.org/officeDocument/2006/relationships" xmlns:m="http://schemas.openxmlformats.org/officeDocument/2006/math" xmlns:v="urn:schemas-microsoft-com:vml" xmlns:w="http://schemas.openxmlformats.org/wordprocessingml/2006/main" xmlns:w14="http://schemas.microsoft.com/office/word/2010/wordml" xmlns:w10="urn:schemas-microsoft-com:office:word" xmlns:sl="http://schemas.openxmlformats.org/schemaLibrary/2006/main" xmlns:wpsCustomData="http://www.wps.cn/officeDocument/2013/wpsCustomData" mc:Ignorable="w14">
+<w:styles xmlns:mc="http://schemas.openxmlformats.org/markup-compatibility/2006" xmlns:r="http://schemas.openxmlformats.org/officeDocument/2006/relationships" xmlns:w="http://schemas.openxmlformats.org/wordprocessingml/2006/main" xmlns:w14="http://schemas.microsoft.com/office/word/2010/wordml" xmlns:w15="http://schemas.microsoft.com/office/word/2012/wordml" mc:Ignorable="w14 w15">
   <w:docDefaults>
     <w:rPrDefault>
       <w:rPr>
-        <w:rFonts w:ascii="Times New Roman" w:hAnsi="Times New Roman" w:eastAsia="宋体" w:cs="Times New Roman"/>
+        <w:rFonts w:ascii="Times New Roman" w:eastAsia="宋体" w:hAnsi="Times New Roman" w:cs="Times New Roman"/>
       </w:rPr>
     </w:rPrDefault>
     <w:pPrDefault/>
   </w:docDefaults>
-  <w:latentStyles w:count="260" w:defQFormat="0" w:defUnhideWhenUsed="1" w:defSemiHidden="1" w:defUIPriority="99" w:defLockedState="0">
-    <w:lsdException w:qFormat="1" w:unhideWhenUsed="0" w:uiPriority="0" w:semiHidden="0" w:name="Normal"/>
-    <w:lsdException w:qFormat="1" w:unhideWhenUsed="0" w:uiPriority="0" w:semiHidden="0" w:name="heading 1"/>
-    <w:lsdException w:qFormat="1" w:uiPriority="0" w:semiHidden="0" w:name="heading 2"/>
-    <w:lsdException w:qFormat="1" w:uiPriority="0" w:name="heading 3"/>
-    <w:lsdException w:qFormat="1" w:uiPriority="0" w:semiHidden="0" w:name="heading 4"/>
-    <w:lsdException w:qFormat="1" w:uiPriority="0" w:name="heading 5"/>
-    <w:lsdException w:qFormat="1" w:uiPriority="0" w:name="heading 6"/>
-    <w:lsdException w:qFormat="1" w:uiPriority="0" w:name="heading 7"/>
-    <w:lsdException w:qFormat="1" w:uiPriority="0" w:name="heading 8"/>
-    <w:lsdException w:qFormat="1" w:uiPriority="0" w:name="heading 9"/>
-    <w:lsdException w:unhideWhenUsed="0" w:uiPriority="0" w:semiHidden="0" w:name="index 1"/>
-    <w:lsdException w:unhideWhenUsed="0" w:uiPriority="0" w:semiHidden="0" w:name="index 2"/>
-    <w:lsdException w:unhideWhenUsed="0" w:uiPriority="0" w:semiHidden="0" w:name="index 3"/>
-    <w:lsdException w:unhideWhenUsed="0" w:uiPriority="0" w:semiHidden="0" w:name="index 4"/>
-    <w:lsdException w:unhideWhenUsed="0" w:uiPriority="0" w:semiHidden="0" w:name="index 5"/>
-    <w:lsdException w:unhideWhenUsed="0" w:uiPriority="0" w:semiHidden="0" w:name="index 6"/>
-    <w:lsdException w:unhideWhenUsed="0" w:uiPriority="0" w:semiHidden="0" w:name="index 7"/>
-    <w:lsdException w:unhideWhenUsed="0" w:uiPriority="0" w:semiHidden="0" w:name="index 8"/>
-    <w:lsdException w:unhideWhenUsed="0" w:uiPriority="0" w:semiHidden="0" w:name="index 9"/>
-    <w:lsdException w:qFormat="1" w:unhideWhenUsed="0" w:uiPriority="0" w:semiHidden="0" w:name="toc 1"/>
-    <w:lsdException w:qFormat="1" w:unhideWhenUsed="0" w:uiPriority="0" w:semiHidden="0" w:name="toc 2"/>
-    <w:lsdException w:qFormat="1" w:unhideWhenUsed="0" w:uiPriority="0" w:semiHidden="0" w:name="toc 3"/>
-    <w:lsdException w:unhideWhenUsed="0" w:uiPriority="0" w:semiHidden="0" w:name="toc 4"/>
-    <w:lsdException w:unhideWhenUsed="0" w:uiPriority="0" w:semiHidden="0" w:name="toc 5"/>
-    <w:lsdException w:unhideWhenUsed="0" w:uiPriority="0" w:semiHidden="0" w:name="toc 6"/>
-    <w:lsdException w:unhideWhenUsed="0" w:uiPriority="0" w:semiHidden="0" w:name="toc 7"/>
-    <w:lsdException w:unhideWhenUsed="0" w:uiPriority="0" w:semiHidden="0" w:name="toc 8"/>
-    <w:lsdException w:unhideWhenUsed="0" w:uiPriority="0" w:semiHidden="0" w:name="toc 9"/>
-    <w:lsdException w:unhideWhenUsed="0" w:uiPriority="0" w:semiHidden="0" w:name="Normal Indent"/>
-    <w:lsdException w:unhideWhenUsed="0" w:uiPriority="0" w:semiHidden="0" w:name="footnote text"/>
-    <w:lsdException w:qFormat="1" w:unhideWhenUsed="0" w:uiPriority="0" w:semiHidden="0" w:name="annotation text"/>
-    <w:lsdException w:qFormat="1" w:unhideWhenUsed="0" w:uiPriority="0" w:semiHidden="0" w:name="header"/>
-    <w:lsdException w:qFormat="1" w:unhideWhenUsed="0" w:uiPriority="0" w:semiHidden="0" w:name="footer"/>
-    <w:lsdException w:unhideWhenUsed="0" w:uiPriority="0" w:semiHidden="0" w:name="index heading"/>
-    <w:lsdException w:qFormat="1" w:uiPriority="0" w:name="caption"/>
-    <w:lsdException w:unhideWhenUsed="0" w:uiPriority="0" w:semiHidden="0" w:name="table of figures"/>
-    <w:lsdException w:unhideWhenUsed="0" w:uiPriority="0" w:semiHidden="0" w:name="envelope address"/>
-    <w:lsdException w:unhideWhenUsed="0" w:uiPriority="0" w:semiHidden="0" w:name="envelope return"/>
-    <w:lsdException w:unhideWhenUsed="0" w:uiPriority="0" w:semiHidden="0" w:name="footnote reference"/>
-    <w:lsdException w:unhideWhenUsed="0" w:uiPriority="0" w:semiHidden="0" w:name="annotation reference"/>
-    <w:lsdException w:unhideWhenUsed="0" w:uiPriority="0" w:semiHidden="0" w:name="line number"/>
-    <w:lsdException w:unhideWhenUsed="0" w:uiPriority="0" w:semiHidden="0" w:name="page number"/>
-    <w:lsdException w:unhideWhenUsed="0" w:uiPriority="0" w:semiHidden="0" w:name="endnote reference"/>
-    <w:lsdException w:unhideWhenUsed="0" w:uiPriority="0" w:semiHidden="0" w:name="endnote text"/>
-    <w:lsdException w:unhideWhenUsed="0" w:uiPriority="0" w:semiHidden="0" w:name="table of authorities"/>
-    <w:lsdException w:unhideWhenUsed="0" w:uiPriority="0" w:semiHidden="0" w:name="macro"/>
-    <w:lsdException w:unhideWhenUsed="0" w:uiPriority="0" w:semiHidden="0" w:name="toa heading"/>
-    <w:lsdException w:unhideWhenUsed="0" w:uiPriority="0" w:semiHidden="0" w:name="List"/>
-    <w:lsdException w:unhideWhenUsed="0" w:uiPriority="0" w:semiHidden="0" w:name="List Bullet"/>
-    <w:lsdException w:unhideWhenUsed="0" w:uiPriority="0" w:semiHidden="0" w:name="List Number"/>
-    <w:lsdException w:unhideWhenUsed="0" w:uiPriority="0" w:semiHidden="0" w:name="List 2"/>
-    <w:lsdException w:unhideWhenUsed="0" w:uiPriority="0" w:semiHidden="0" w:name="List 3"/>
-    <w:lsdException w:unhideWhenUsed="0" w:uiPriority="0" w:semiHidden="0" w:name="List 4"/>
-    <w:lsdException w:unhideWhenUsed="0" w:uiPriority="0" w:semiHidden="0" w:name="List 5"/>
-    <w:lsdException w:unhideWhenUsed="0" w:uiPriority="0" w:semiHidden="0" w:name="List Bullet 2"/>
-    <w:lsdException w:unhideWhenUsed="0" w:uiPriority="0" w:semiHidden="0" w:name="List Bullet 3"/>
-    <w:lsdException w:unhideWhenUsed="0" w:uiPriority="0" w:semiHidden="0" w:name="List Bullet 4"/>
-    <w:lsdException w:unhideWhenUsed="0" w:uiPriority="0" w:semiHidden="0" w:name="List Bullet 5"/>
-    <w:lsdException w:unhideWhenUsed="0" w:uiPriority="0" w:semiHidden="0" w:name="List Number 2"/>
-    <w:lsdException w:unhideWhenUsed="0" w:uiPriority="0" w:semiHidden="0" w:name="List Number 3"/>
-    <w:lsdException w:unhideWhenUsed="0" w:uiPriority="0" w:semiHidden="0" w:name="List Number 4"/>
-    <w:lsdException w:unhideWhenUsed="0" w:uiPriority="0" w:semiHidden="0" w:name="List Number 5"/>
-    <w:lsdException w:qFormat="1" w:unhideWhenUsed="0" w:uiPriority="0" w:semiHidden="0" w:name="Title"/>
-    <w:lsdException w:unhideWhenUsed="0" w:uiPriority="0" w:semiHidden="0" w:name="Closing"/>
-    <w:lsdException w:unhideWhenUsed="0" w:uiPriority="0" w:semiHidden="0" w:name="Signature"/>
-    <w:lsdException w:qFormat="1" w:unhideWhenUsed="0" w:uiPriority="0" w:name="Default Paragraph Font"/>
-    <w:lsdException w:qFormat="1" w:unhideWhenUsed="0" w:uiPriority="0" w:name="Body Text"/>
-    <w:lsdException w:unhideWhenUsed="0" w:uiPriority="0" w:semiHidden="0" w:name="Body Text Indent"/>
-    <w:lsdException w:unhideWhenUsed="0" w:uiPriority="0" w:semiHidden="0" w:name="List Continue"/>
-    <w:lsdException w:unhideWhenUsed="0" w:uiPriority="0" w:semiHidden="0" w:name="List Continue 2"/>
-    <w:lsdException w:unhideWhenUsed="0" w:uiPriority="0" w:semiHidden="0" w:name="List Continue 3"/>
-    <w:lsdException w:unhideWhenUsed="0" w:uiPriority="0" w:semiHidden="0" w:name="List Continue 4"/>
-    <w:lsdException w:unhideWhenUsed="0" w:uiPriority="0" w:semiHidden="0" w:name="List Continue 5"/>
-    <w:lsdException w:unhideWhenUsed="0" w:uiPriority="0" w:semiHidden="0" w:name="Message Header"/>
-    <w:lsdException w:qFormat="1" w:unhideWhenUsed="0" w:uiPriority="0" w:semiHidden="0" w:name="Subtitle"/>
-    <w:lsdException w:unhideWhenUsed="0" w:uiPriority="0" w:semiHidden="0" w:name="Salutation"/>
-    <w:lsdException w:unhideWhenUsed="0" w:uiPriority="0" w:semiHidden="0" w:name="Date"/>
-    <w:lsdException w:unhideWhenUsed="0" w:uiPriority="0" w:semiHidden="0" w:name="Body Text First Indent"/>
-    <w:lsdException w:unhideWhenUsed="0" w:uiPriority="0" w:semiHidden="0" w:name="Body Text First Indent 2"/>
-    <w:lsdException w:uiPriority="99" w:name="Note Heading"/>
-    <w:lsdException w:unhideWhenUsed="0" w:uiPriority="0" w:semiHidden="0" w:name="Body Text 2"/>
-    <w:lsdException w:unhideWhenUsed="0" w:uiPriority="0" w:semiHidden="0" w:name="Body Text 3"/>
-    <w:lsdException w:unhideWhenUsed="0" w:uiPriority="0" w:semiHidden="0" w:name="Body Text Indent 2"/>
-    <w:lsdException w:unhideWhenUsed="0" w:uiPriority="0" w:semiHidden="0" w:name="Body Text Indent 3"/>
-    <w:lsdException w:unhideWhenUsed="0" w:uiPriority="0" w:semiHidden="0" w:name="Block Text"/>
-    <w:lsdException w:unhideWhenUsed="0" w:uiPriority="0" w:semiHidden="0" w:name="Hyperlink"/>
-    <w:lsdException w:unhideWhenUsed="0" w:uiPriority="0" w:semiHidden="0" w:name="FollowedHyperlink"/>
-    <w:lsdException w:qFormat="1" w:unhideWhenUsed="0" w:uiPriority="0" w:semiHidden="0" w:name="Strong"/>
-    <w:lsdException w:qFormat="1" w:unhideWhenUsed="0" w:uiPriority="0" w:semiHidden="0" w:name="Emphasis"/>
-    <w:lsdException w:unhideWhenUsed="0" w:uiPriority="0" w:semiHidden="0" w:name="Document Map"/>
-    <w:lsdException w:unhideWhenUsed="0" w:uiPriority="0" w:semiHidden="0" w:name="Plain Text"/>
-    <w:lsdException w:unhideWhenUsed="0" w:uiPriority="0" w:semiHidden="0" w:name="E-mail Signature"/>
-    <w:lsdException w:qFormat="1" w:unhideWhenUsed="0" w:uiPriority="0" w:semiHidden="0" w:name="Normal (Web)"/>
-    <w:lsdException w:unhideWhenUsed="0" w:uiPriority="0" w:semiHidden="0" w:name="HTML Acronym"/>
-    <w:lsdException w:unhideWhenUsed="0" w:uiPriority="0" w:semiHidden="0" w:name="HTML Address"/>
-    <w:lsdException w:unhideWhenUsed="0" w:uiPriority="0" w:semiHidden="0" w:name="HTML Cite"/>
-    <w:lsdException w:unhideWhenUsed="0" w:uiPriority="0" w:semiHidden="0" w:name="HTML Code"/>
-    <w:lsdException w:unhideWhenUsed="0" w:uiPriority="0" w:semiHidden="0" w:name="HTML Definition"/>
-    <w:lsdException w:unhideWhenUsed="0" w:uiPriority="0" w:semiHidden="0" w:name="HTML Keyboard"/>
-    <w:lsdException w:unhideWhenUsed="0" w:uiPriority="0" w:semiHidden="0" w:name="HTML Preformatted"/>
-    <w:lsdException w:unhideWhenUsed="0" w:uiPriority="0" w:semiHidden="0" w:name="HTML Sample"/>
-    <w:lsdException w:unhideWhenUsed="0" w:uiPriority="0" w:semiHidden="0" w:name="HTML Typewriter"/>
-    <w:lsdException w:unhideWhenUsed="0" w:uiPriority="0" w:semiHidden="0" w:name="HTML Variable"/>
-    <w:lsdException w:qFormat="1" w:unhideWhenUsed="0" w:uiPriority="0" w:name="Normal Table"/>
-    <w:lsdException w:unhideWhenUsed="0" w:uiPriority="0" w:semiHidden="0" w:name="annotation subject"/>
-    <w:lsdException w:unhideWhenUsed="0" w:uiPriority="0" w:semiHidden="0" w:name="Table Simple 1"/>
-    <w:lsdException w:unhideWhenUsed="0" w:uiPriority="0" w:semiHidden="0" w:name="Table Simple 2"/>
-    <w:lsdException w:unhideWhenUsed="0" w:uiPriority="0" w:semiHidden="0" w:name="Table Simple 3"/>
-    <w:lsdException w:unhideWhenUsed="0" w:uiPriority="0" w:semiHidden="0" w:name="Table Classic 1"/>
-    <w:lsdException w:unhideWhenUsed="0" w:uiPriority="0" w:semiHidden="0" w:name="Table Classic 2"/>
-    <w:lsdException w:unhideWhenUsed="0" w:uiPriority="0" w:semiHidden="0" w:name="Table Classic 3"/>
-    <w:lsdException w:unhideWhenUsed="0" w:uiPriority="0" w:semiHidden="0" w:name="Table Classic 4"/>
-    <w:lsdException w:unhideWhenUsed="0" w:uiPriority="0" w:semiHidden="0" w:name="Table Colorful 1"/>
-    <w:lsdException w:unhideWhenUsed="0" w:uiPriority="0" w:semiHidden="0" w:name="Table Colorful 2"/>
-    <w:lsdException w:unhideWhenUsed="0" w:uiPriority="0" w:semiHidden="0" w:name="Table Colorful 3"/>
-    <w:lsdException w:unhideWhenUsed="0" w:uiPriority="0" w:semiHidden="0" w:name="Table Columns 1"/>
-    <w:lsdException w:unhideWhenUsed="0" w:uiPriority="0" w:semiHidden="0" w:name="Table Columns 2"/>
-    <w:lsdException w:unhideWhenUsed="0" w:uiPriority="0" w:semiHidden="0" w:name="Table Columns 3"/>
-    <w:lsdException w:unhideWhenUsed="0" w:uiPriority="0" w:semiHidden="0" w:name="Table Columns 4"/>
-    <w:lsdException w:unhideWhenUsed="0" w:uiPriority="0" w:semiHidden="0" w:name="Table Columns 5"/>
-    <w:lsdException w:unhideWhenUsed="0" w:uiPriority="0" w:semiHidden="0" w:name="Table Grid 1"/>
-    <w:lsdException w:unhideWhenUsed="0" w:uiPriority="0" w:semiHidden="0" w:name="Table Grid 2"/>
-    <w:lsdException w:unhideWhenUsed="0" w:uiPriority="0" w:semiHidden="0" w:name="Table Grid 3"/>
-    <w:lsdException w:unhideWhenUsed="0" w:uiPriority="0" w:semiHidden="0" w:name="Table Grid 4"/>
-    <w:lsdException w:unhideWhenUsed="0" w:uiPriority="0" w:semiHidden="0" w:name="Table Grid 5"/>
-    <w:lsdException w:unhideWhenUsed="0" w:uiPriority="0" w:semiHidden="0" w:name="Table Grid 6"/>
-    <w:lsdException w:unhideWhenUsed="0" w:uiPriority="0" w:semiHidden="0" w:name="Table Grid 7"/>
-    <w:lsdException w:unhideWhenUsed="0" w:uiPriority="0" w:semiHidden="0" w:name="Table Grid 8"/>
-    <w:lsdException w:unhideWhenUsed="0" w:uiPriority="0" w:semiHidden="0" w:name="Table List 1"/>
-    <w:lsdException w:unhideWhenUsed="0" w:uiPriority="0" w:semiHidden="0" w:name="Table List 2"/>
-    <w:lsdException w:unhideWhenUsed="0" w:uiPriority="0" w:semiHidden="0" w:name="Table List 3"/>
-    <w:lsdException w:unhideWhenUsed="0" w:uiPriority="0" w:semiHidden="0" w:name="Table List 4"/>
-    <w:lsdException w:unhideWhenUsed="0" w:uiPriority="0" w:semiHidden="0" w:name="Table List 5"/>
-    <w:lsdException w:unhideWhenUsed="0" w:uiPriority="0" w:semiHidden="0" w:name="Table List 6"/>
-    <w:lsdException w:unhideWhenUsed="0" w:uiPriority="0" w:semiHidden="0" w:name="Table List 7"/>
-    <w:lsdException w:unhideWhenUsed="0" w:uiPriority="0" w:semiHidden="0" w:name="Table List 8"/>
-    <w:lsdException w:unhideWhenUsed="0" w:uiPriority="0" w:semiHidden="0" w:name="Table 3D effects 1"/>
-    <w:lsdException w:unhideWhenUsed="0" w:uiPriority="0" w:semiHidden="0" w:name="Table 3D effects 2"/>
-    <w:lsdException w:unhideWhenUsed="0" w:uiPriority="0" w:semiHidden="0" w:name="Table 3D effects 3"/>
-    <w:lsdException w:unhideWhenUsed="0" w:uiPriority="0" w:semiHidden="0" w:name="Table Contemporary"/>
-    <w:lsdException w:unhideWhenUsed="0" w:uiPriority="0" w:semiHidden="0" w:name="Table Elegant"/>
-    <w:lsdException w:unhideWhenUsed="0" w:uiPriority="0" w:semiHidden="0" w:name="Table Professional"/>
-    <w:lsdException w:unhideWhenUsed="0" w:uiPriority="0" w:semiHidden="0" w:name="Table Subtle 1"/>
-    <w:lsdException w:unhideWhenUsed="0" w:uiPriority="0" w:semiHidden="0" w:name="Table Subtle 2"/>
-    <w:lsdException w:unhideWhenUsed="0" w:uiPriority="0" w:semiHidden="0" w:name="Table Web 1"/>
-    <w:lsdException w:unhideWhenUsed="0" w:uiPriority="0" w:semiHidden="0" w:name="Table Web 2"/>
-    <w:lsdException w:unhideWhenUsed="0" w:uiPriority="0" w:semiHidden="0" w:name="Table Web 3"/>
-    <w:lsdException w:unhideWhenUsed="0" w:uiPriority="0" w:semiHidden="0" w:name="Balloon Text"/>
-    <w:lsdException w:qFormat="1" w:unhideWhenUsed="0" w:uiPriority="0" w:semiHidden="0" w:name="Table Grid"/>
-    <w:lsdException w:unhideWhenUsed="0" w:uiPriority="0" w:semiHidden="0" w:name="Table Theme"/>
-    <w:lsdException w:unhideWhenUsed="0" w:uiPriority="60" w:semiHidden="0" w:name="Light Shading"/>
-    <w:lsdException w:unhideWhenUsed="0" w:uiPriority="61" w:semiHidden="0" w:name="Light List"/>
-    <w:lsdException w:unhideWhenUsed="0" w:uiPriority="62" w:semiHidden="0" w:name="Light Grid"/>
-    <w:lsdException w:unhideWhenUsed="0" w:uiPriority="63" w:semiHidden="0" w:name="Medium Shading 1"/>
-    <w:lsdException w:unhideWhenUsed="0" w:uiPriority="64" w:semiHidden="0" w:name="Medium Shading 2"/>
-    <w:lsdException w:unhideWhenUsed="0" w:uiPriority="65" w:semiHidden="0" w:name="Medium List 1"/>
-    <w:lsdException w:unhideWhenUsed="0" w:uiPriority="66" w:semiHidden="0" w:name="Medium List 2"/>
-    <w:lsdException w:unhideWhenUsed="0" w:uiPriority="67" w:semiHidden="0" w:name="Medium Grid 1"/>
-    <w:lsdException w:unhideWhenUsed="0" w:uiPriority="68" w:semiHidden="0" w:name="Medium Grid 2"/>
-    <w:lsdException w:unhideWhenUsed="0" w:uiPriority="69" w:semiHidden="0" w:name="Medium Grid 3"/>
-    <w:lsdException w:unhideWhenUsed="0" w:uiPriority="70" w:semiHidden="0" w:name="Dark List"/>
-    <w:lsdException w:unhideWhenUsed="0" w:uiPriority="71" w:semiHidden="0" w:name="Colorful Shading"/>
-    <w:lsdException w:unhideWhenUsed="0" w:uiPriority="72" w:semiHidden="0" w:name="Colorful List"/>
-    <w:lsdException w:unhideWhenUsed="0" w:uiPriority="73" w:semiHidden="0" w:name="Colorful Grid"/>
-    <w:lsdException w:unhideWhenUsed="0" w:uiPriority="60" w:semiHidden="0" w:name="Light Shading Accent 1"/>
-    <w:lsdException w:unhideWhenUsed="0" w:uiPriority="61" w:semiHidden="0" w:name="Light List Accent 1"/>
-    <w:lsdException w:unhideWhenUsed="0" w:uiPriority="62" w:semiHidden="0" w:name="Light Grid Accent 1"/>
-    <w:lsdException w:unhideWhenUsed="0" w:uiPriority="63" w:semiHidden="0" w:name="Medium Shading 1 Accent 1"/>
-    <w:lsdException w:unhideWhenUsed="0" w:uiPriority="64" w:semiHidden="0" w:name="Medium Shading 2 Accent 1"/>
-    <w:lsdException w:unhideWhenUsed="0" w:uiPriority="65" w:semiHidden="0" w:name="Medium List 1 Accent 1"/>
-    <w:lsdException w:unhideWhenUsed="0" w:uiPriority="66" w:semiHidden="0" w:name="Medium List 2 Accent 1"/>
-    <w:lsdException w:unhideWhenUsed="0" w:uiPriority="67" w:semiHidden="0" w:name="Medium Grid 1 Accent 1"/>
-    <w:lsdException w:unhideWhenUsed="0" w:uiPriority="68" w:semiHidden="0" w:name="Medium Grid 2 Accent 1"/>
-    <w:lsdException w:unhideWhenUsed="0" w:uiPriority="69" w:semiHidden="0" w:name="Medium Grid 3 Accent 1"/>
-    <w:lsdException w:unhideWhenUsed="0" w:uiPriority="70" w:semiHidden="0" w:name="Dark List Accent 1"/>
-    <w:lsdException w:unhideWhenUsed="0" w:uiPriority="71" w:semiHidden="0" w:name="Colorful Shading Accent 1"/>
-    <w:lsdException w:unhideWhenUsed="0" w:uiPriority="72" w:semiHidden="0" w:name="Colorful List Accent 1"/>
-    <w:lsdException w:unhideWhenUsed="0" w:uiPriority="73" w:semiHidden="0" w:name="Colorful Grid Accent 1"/>
-    <w:lsdException w:unhideWhenUsed="0" w:uiPriority="60" w:semiHidden="0" w:name="Light Shading Accent 2"/>
-    <w:lsdException w:unhideWhenUsed="0" w:uiPriority="61" w:semiHidden="0" w:name="Light List Accent 2"/>
-    <w:lsdException w:unhideWhenUsed="0" w:uiPriority="62" w:semiHidden="0" w:name="Light Grid Accent 2"/>
-    <w:lsdException w:unhideWhenUsed="0" w:uiPriority="63" w:semiHidden="0" w:name="Medium Shading 1 Accent 2"/>
-    <w:lsdException w:unhideWhenUsed="0" w:uiPriority="64" w:semiHidden="0" w:name="Medium Shading 2 Accent 2"/>
-    <w:lsdException w:unhideWhenUsed="0" w:uiPriority="65" w:semiHidden="0" w:name="Medium List 1 Accent 2"/>
-    <w:lsdException w:unhideWhenUsed="0" w:uiPriority="66" w:semiHidden="0" w:name="Medium List 2 Accent 2"/>
-    <w:lsdException w:unhideWhenUsed="0" w:uiPriority="67" w:semiHidden="0" w:name="Medium Grid 1 Accent 2"/>
-    <w:lsdException w:unhideWhenUsed="0" w:uiPriority="68" w:semiHidden="0" w:name="Medium Grid 2 Accent 2"/>
-    <w:lsdException w:unhideWhenUsed="0" w:uiPriority="69" w:semiHidden="0" w:name="Medium Grid 3 Accent 2"/>
-    <w:lsdException w:unhideWhenUsed="0" w:uiPriority="70" w:semiHidden="0" w:name="Dark List Accent 2"/>
-    <w:lsdException w:unhideWhenUsed="0" w:uiPriority="71" w:semiHidden="0" w:name="Colorful Shading Accent 2"/>
-    <w:lsdException w:unhideWhenUsed="0" w:uiPriority="72" w:semiHidden="0" w:name="Colorful List Accent 2"/>
-    <w:lsdException w:unhideWhenUsed="0" w:uiPriority="73" w:semiHidden="0" w:name="Colorful Grid Accent 2"/>
-    <w:lsdException w:unhideWhenUsed="0" w:uiPriority="60" w:semiHidden="0" w:name="Light Shading Accent 3"/>
-    <w:lsdException w:unhideWhenUsed="0" w:uiPriority="61" w:semiHidden="0" w:name="Light List Accent 3"/>
-    <w:lsdException w:unhideWhenUsed="0" w:uiPriority="62" w:semiHidden="0" w:name="Light Grid Accent 3"/>
-    <w:lsdException w:unhideWhenUsed="0" w:uiPriority="63" w:semiHidden="0" w:name="Medium Shading 1 Accent 3"/>
-    <w:lsdException w:unhideWhenUsed="0" w:uiPriority="64" w:semiHidden="0" w:name="Medium Shading 2 Accent 3"/>
-    <w:lsdException w:unhideWhenUsed="0" w:uiPriority="65" w:semiHidden="0" w:name="Medium List 1 Accent 3"/>
-    <w:lsdException w:unhideWhenUsed="0" w:uiPriority="66" w:semiHidden="0" w:name="Medium List 2 Accent 3"/>
-    <w:lsdException w:unhideWhenUsed="0" w:uiPriority="67" w:semiHidden="0" w:name="Medium Grid 1 Accent 3"/>
-    <w:lsdException w:unhideWhenUsed="0" w:uiPriority="68" w:semiHidden="0" w:name="Medium Grid 2 Accent 3"/>
-    <w:lsdException w:unhideWhenUsed="0" w:uiPriority="69" w:semiHidden="0" w:name="Medium Grid 3 Accent 3"/>
-    <w:lsdException w:unhideWhenUsed="0" w:uiPriority="70" w:semiHidden="0" w:name="Dark List Accent 3"/>
-    <w:lsdException w:unhideWhenUsed="0" w:uiPriority="71" w:semiHidden="0" w:name="Colorful Shading Accent 3"/>
-    <w:lsdException w:unhideWhenUsed="0" w:uiPriority="72" w:semiHidden="0" w:name="Colorful List Accent 3"/>
-    <w:lsdException w:unhideWhenUsed="0" w:uiPriority="73" w:semiHidden="0" w:name="Colorful Grid Accent 3"/>
-    <w:lsdException w:unhideWhenUsed="0" w:uiPriority="60" w:semiHidden="0" w:name="Light Shading Accent 4"/>
-    <w:lsdException w:unhideWhenUsed="0" w:uiPriority="61" w:semiHidden="0" w:name="Light List Accent 4"/>
-    <w:lsdException w:unhideWhenUsed="0" w:uiPriority="62" w:semiHidden="0" w:name="Light Grid Accent 4"/>
-    <w:lsdException w:unhideWhenUsed="0" w:uiPriority="63" w:semiHidden="0" w:name="Medium Shading 1 Accent 4"/>
-    <w:lsdException w:unhideWhenUsed="0" w:uiPriority="64" w:semiHidden="0" w:name="Medium Shading 2 Accent 4"/>
-    <w:lsdException w:unhideWhenUsed="0" w:uiPriority="65" w:semiHidden="0" w:name="Medium List 1 Accent 4"/>
-    <w:lsdException w:unhideWhenUsed="0" w:uiPriority="66" w:semiHidden="0" w:name="Medium List 2 Accent 4"/>
-    <w:lsdException w:unhideWhenUsed="0" w:uiPriority="67" w:semiHidden="0" w:name="Medium Grid 1 Accent 4"/>
-    <w:lsdException w:unhideWhenUsed="0" w:uiPriority="68" w:semiHidden="0" w:name="Medium Grid 2 Accent 4"/>
-    <w:lsdException w:unhideWhenUsed="0" w:uiPriority="69" w:semiHidden="0" w:name="Medium Grid 3 Accent 4"/>
-    <w:lsdException w:unhideWhenUsed="0" w:uiPriority="70" w:semiHidden="0" w:name="Dark List Accent 4"/>
-    <w:lsdException w:unhideWhenUsed="0" w:uiPriority="71" w:semiHidden="0" w:name="Colorful Shading Accent 4"/>
-    <w:lsdException w:unhideWhenUsed="0" w:uiPriority="72" w:semiHidden="0" w:name="Colorful List Accent 4"/>
-    <w:lsdException w:unhideWhenUsed="0" w:uiPriority="73" w:semiHidden="0" w:name="Colorful Grid Accent 4"/>
-    <w:lsdException w:unhideWhenUsed="0" w:uiPriority="60" w:semiHidden="0" w:name="Light Shading Accent 5"/>
-    <w:lsdException w:unhideWhenUsed="0" w:uiPriority="61" w:semiHidden="0" w:name="Light List Accent 5"/>
-    <w:lsdException w:unhideWhenUsed="0" w:uiPriority="62" w:semiHidden="0" w:name="Light Grid Accent 5"/>
-    <w:lsdException w:unhideWhenUsed="0" w:uiPriority="63" w:semiHidden="0" w:name="Medium Shading 1 Accent 5"/>
-    <w:lsdException w:unhideWhenUsed="0" w:uiPriority="64" w:semiHidden="0" w:name="Medium Shading 2 Accent 5"/>
-    <w:lsdException w:unhideWhenUsed="0" w:uiPriority="65" w:semiHidden="0" w:name="Medium List 1 Accent 5"/>
-    <w:lsdException w:unhideWhenUsed="0" w:uiPriority="66" w:semiHidden="0" w:name="Medium List 2 Accent 5"/>
-    <w:lsdException w:unhideWhenUsed="0" w:uiPriority="67" w:semiHidden="0" w:name="Medium Grid 1 Accent 5"/>
-    <w:lsdException w:unhideWhenUsed="0" w:uiPriority="68" w:semiHidden="0" w:name="Medium Grid 2 Accent 5"/>
-    <w:lsdException w:unhideWhenUsed="0" w:uiPriority="69" w:semiHidden="0" w:name="Medium Grid 3 Accent 5"/>
-    <w:lsdException w:unhideWhenUsed="0" w:uiPriority="70" w:semiHidden="0" w:name="Dark List Accent 5"/>
-    <w:lsdException w:unhideWhenUsed="0" w:uiPriority="71" w:semiHidden="0" w:name="Colorful Shading Accent 5"/>
-    <w:lsdException w:unhideWhenUsed="0" w:uiPriority="72" w:semiHidden="0" w:name="Colorful List Accent 5"/>
-    <w:lsdException w:unhideWhenUsed="0" w:uiPriority="73" w:semiHidden="0" w:name="Colorful Grid Accent 5"/>
-    <w:lsdException w:unhideWhenUsed="0" w:uiPriority="60" w:semiHidden="0" w:name="Light Shading Accent 6"/>
-    <w:lsdException w:unhideWhenUsed="0" w:uiPriority="61" w:semiHidden="0" w:name="Light List Accent 6"/>
-    <w:lsdException w:unhideWhenUsed="0" w:uiPriority="62" w:semiHidden="0" w:name="Light Grid Accent 6"/>
-    <w:lsdException w:unhideWhenUsed="0" w:uiPriority="63" w:semiHidden="0" w:name="Medium Shading 1 Accent 6"/>
-    <w:lsdException w:unhideWhenUsed="0" w:uiPriority="64" w:semiHidden="0" w:name="Medium Shading 2 Accent 6"/>
-    <w:lsdException w:unhideWhenUsed="0" w:uiPriority="65" w:semiHidden="0" w:name="Medium List 1 Accent 6"/>
-    <w:lsdException w:unhideWhenUsed="0" w:uiPriority="66" w:semiHidden="0" w:name="Medium List 2 Accent 6"/>
-    <w:lsdException w:unhideWhenUsed="0" w:uiPriority="67" w:semiHidden="0" w:name="Medium Grid 1 Accent 6"/>
-    <w:lsdException w:unhideWhenUsed="0" w:uiPriority="68" w:semiHidden="0" w:name="Medium Grid 2 Accent 6"/>
-    <w:lsdException w:unhideWhenUsed="0" w:uiPriority="69" w:semiHidden="0" w:name="Medium Grid 3 Accent 6"/>
-    <w:lsdException w:unhideWhenUsed="0" w:uiPriority="70" w:semiHidden="0" w:name="Dark List Accent 6"/>
-    <w:lsdException w:unhideWhenUsed="0" w:uiPriority="71" w:semiHidden="0" w:name="Colorful Shading Accent 6"/>
-    <w:lsdException w:unhideWhenUsed="0" w:uiPriority="72" w:semiHidden="0" w:name="Colorful List Accent 6"/>
-    <w:lsdException w:unhideWhenUsed="0" w:uiPriority="73" w:semiHidden="0" w:name="Colorful Grid Accent 6"/>
+  <w:latentStyles w:defLockedState="0" w:defUIPriority="99" w:defSemiHidden="1" w:defUnhideWhenUsed="1" w:defQFormat="0" w:count="260">
+    <w:lsdException w:name="Normal" w:semiHidden="0" w:uiPriority="0" w:unhideWhenUsed="0" w:qFormat="1"/>
+    <w:lsdException w:name="heading 1" w:semiHidden="0" w:uiPriority="0" w:unhideWhenUsed="0" w:qFormat="1"/>
+    <w:lsdException w:name="heading 2" w:semiHidden="0" w:uiPriority="0" w:qFormat="1"/>
+    <w:lsdException w:name="heading 3" w:uiPriority="0" w:qFormat="1"/>
+    <w:lsdException w:name="heading 4" w:semiHidden="0" w:uiPriority="0" w:qFormat="1"/>
+    <w:lsdException w:name="heading 5" w:uiPriority="0" w:qFormat="1"/>
+    <w:lsdException w:name="heading 6" w:uiPriority="0" w:qFormat="1"/>
+    <w:lsdException w:name="heading 7" w:uiPriority="0" w:qFormat="1"/>
+    <w:lsdException w:name="heading 8" w:uiPriority="0" w:qFormat="1"/>
+    <w:lsdException w:name="heading 9" w:uiPriority="0" w:qFormat="1"/>
+    <w:lsdException w:name="index 1" w:semiHidden="0" w:uiPriority="0" w:unhideWhenUsed="0"/>
+    <w:lsdException w:name="index 2" w:semiHidden="0" w:uiPriority="0" w:unhideWhenUsed="0"/>
+    <w:lsdException w:name="index 3" w:semiHidden="0" w:uiPriority="0" w:unhideWhenUsed="0"/>
+    <w:lsdException w:name="index 4" w:semiHidden="0" w:uiPriority="0" w:unhideWhenUsed="0"/>
+    <w:lsdException w:name="index 5" w:semiHidden="0" w:uiPriority="0" w:unhideWhenUsed="0"/>
+    <w:lsdException w:name="index 6" w:semiHidden="0" w:uiPriority="0" w:unhideWhenUsed="0"/>
+    <w:lsdException w:name="index 7" w:semiHidden="0" w:uiPriority="0" w:unhideWhenUsed="0"/>
+    <w:lsdException w:name="index 8" w:semiHidden="0" w:uiPriority="0" w:unhideWhenUsed="0"/>
+    <w:lsdException w:name="index 9" w:semiHidden="0" w:uiPriority="0" w:unhideWhenUsed="0"/>
+    <w:lsdException w:name="toc 1" w:semiHidden="0" w:uiPriority="0" w:unhideWhenUsed="0" w:qFormat="1"/>
+    <w:lsdException w:name="toc 2" w:semiHidden="0" w:uiPriority="0" w:unhideWhenUsed="0" w:qFormat="1"/>
+    <w:lsdException w:name="toc 3" w:semiHidden="0" w:uiPriority="0" w:unhideWhenUsed="0" w:qFormat="1"/>
+    <w:lsdException w:name="toc 4" w:semiHidden="0" w:uiPriority="0" w:unhideWhenUsed="0"/>
+    <w:lsdException w:name="toc 5" w:semiHidden="0" w:uiPriority="0" w:unhideWhenUsed="0"/>
+    <w:lsdException w:name="toc 6" w:semiHidden="0" w:uiPriority="0" w:unhideWhenUsed="0"/>
+    <w:lsdException w:name="toc 7" w:semiHidden="0" w:uiPriority="0" w:unhideWhenUsed="0"/>
+    <w:lsdException w:name="toc 8" w:semiHidden="0" w:uiPriority="0" w:unhideWhenUsed="0"/>
+    <w:lsdException w:name="toc 9" w:semiHidden="0" w:uiPriority="0" w:unhideWhenUsed="0"/>
+    <w:lsdException w:name="Normal Indent" w:semiHidden="0" w:uiPriority="0" w:unhideWhenUsed="0"/>
+    <w:lsdException w:name="footnote text" w:semiHidden="0" w:uiPriority="0" w:unhideWhenUsed="0"/>
+    <w:lsdException w:name="annotation text" w:semiHidden="0" w:uiPriority="0" w:unhideWhenUsed="0" w:qFormat="1"/>
+    <w:lsdException w:name="header" w:semiHidden="0" w:uiPriority="0" w:unhideWhenUsed="0" w:qFormat="1"/>
+    <w:lsdException w:name="footer" w:semiHidden="0" w:uiPriority="0" w:unhideWhenUsed="0" w:qFormat="1"/>
+    <w:lsdException w:name="index heading" w:semiHidden="0" w:uiPriority="0" w:unhideWhenUsed="0"/>
+    <w:lsdException w:name="caption" w:uiPriority="0" w:qFormat="1"/>
+    <w:lsdException w:name="table of figures" w:semiHidden="0" w:uiPriority="0" w:unhideWhenUsed="0"/>
+    <w:lsdException w:name="envelope address" w:semiHidden="0" w:uiPriority="0" w:unhideWhenUsed="0"/>
+    <w:lsdException w:name="envelope return" w:semiHidden="0" w:uiPriority="0" w:unhideWhenUsed="0"/>
+    <w:lsdException w:name="footnote reference" w:semiHidden="0" w:uiPriority="0" w:unhideWhenUsed="0"/>
+    <w:lsdException w:name="annotation reference" w:semiHidden="0" w:uiPriority="0" w:unhideWhenUsed="0"/>
+    <w:lsdException w:name="line number" w:semiHidden="0" w:uiPriority="0" w:unhideWhenUsed="0"/>
+    <w:lsdException w:name="page number" w:semiHidden="0" w:uiPriority="0" w:unhideWhenUsed="0"/>
+    <w:lsdException w:name="endnote reference" w:semiHidden="0" w:uiPriority="0" w:unhideWhenUsed="0"/>
+    <w:lsdException w:name="endnote text" w:semiHidden="0" w:uiPriority="0" w:unhideWhenUsed="0"/>
+    <w:lsdException w:name="table of authorities" w:semiHidden="0" w:uiPriority="0" w:unhideWhenUsed="0"/>
+    <w:lsdException w:name="macro" w:semiHidden="0" w:uiPriority="0" w:unhideWhenUsed="0"/>
+    <w:lsdException w:name="toa heading" w:semiHidden="0" w:uiPriority="0" w:unhideWhenUsed="0"/>
+    <w:lsdException w:name="List" w:semiHidden="0" w:uiPriority="0" w:unhideWhenUsed="0"/>
+    <w:lsdException w:name="List Bullet" w:semiHidden="0" w:uiPriority="0" w:unhideWhenUsed="0"/>
+    <w:lsdException w:name="List Number" w:semiHidden="0" w:uiPriority="0" w:unhideWhenUsed="0"/>
+    <w:lsdException w:name="List 2" w:semiHidden="0" w:uiPriority="0" w:unhideWhenUsed="0"/>
+    <w:lsdException w:name="List 3" w:semiHidden="0" w:uiPriority="0" w:unhideWhenUsed="0"/>
+    <w:lsdException w:name="List 4" w:semiHidden="0" w:uiPriority="0" w:unhideWhenUsed="0"/>
+    <w:lsdException w:name="List 5" w:semiHidden="0" w:uiPriority="0" w:unhideWhenUsed="0"/>
+    <w:lsdException w:name="List Bullet 2" w:semiHidden="0" w:uiPriority="0" w:unhideWhenUsed="0"/>
+    <w:lsdException w:name="List Bullet 3" w:semiHidden="0" w:uiPriority="0" w:unhideWhenUsed="0"/>
+    <w:lsdException w:name="List Bullet 4" w:semiHidden="0" w:uiPriority="0" w:unhideWhenUsed="0"/>
+    <w:lsdException w:name="List Bullet 5" w:semiHidden="0" w:uiPriority="0" w:unhideWhenUsed="0"/>
+    <w:lsdException w:name="List Number 2" w:semiHidden="0" w:uiPriority="0" w:unhideWhenUsed="0"/>
+    <w:lsdException w:name="List Number 3" w:semiHidden="0" w:uiPriority="0" w:unhideWhenUsed="0"/>
+    <w:lsdException w:name="List Number 4" w:semiHidden="0" w:uiPriority="0" w:unhideWhenUsed="0"/>
+    <w:lsdException w:name="List Number 5" w:semiHidden="0" w:uiPriority="0" w:unhideWhenUsed="0"/>
+    <w:lsdException w:name="Title" w:semiHidden="0" w:uiPriority="0" w:unhideWhenUsed="0" w:qFormat="1"/>
+    <w:lsdException w:name="Closing" w:semiHidden="0" w:uiPriority="0" w:unhideWhenUsed="0"/>
+    <w:lsdException w:name="Signature" w:semiHidden="0" w:uiPriority="0" w:unhideWhenUsed="0"/>
+    <w:lsdException w:name="Default Paragraph Font" w:uiPriority="0" w:unhideWhenUsed="0" w:qFormat="1"/>
+    <w:lsdException w:name="Body Text" w:uiPriority="0" w:unhideWhenUsed="0" w:qFormat="1"/>
+    <w:lsdException w:name="Body Text Indent" w:semiHidden="0" w:uiPriority="0" w:unhideWhenUsed="0"/>
+    <w:lsdException w:name="List Continue" w:semiHidden="0" w:uiPriority="0" w:unhideWhenUsed="0"/>
+    <w:lsdException w:name="List Continue 2" w:semiHidden="0" w:uiPriority="0" w:unhideWhenUsed="0"/>
+    <w:lsdException w:name="List Continue 3" w:semiHidden="0" w:uiPriority="0" w:unhideWhenUsed="0"/>
+    <w:lsdException w:name="List Continue 4" w:semiHidden="0" w:uiPriority="0" w:unhideWhenUsed="0"/>
+    <w:lsdException w:name="List Continue 5" w:semiHidden="0" w:uiPriority="0" w:unhideWhenUsed="0"/>
+    <w:lsdException w:name="Message Header" w:semiHidden="0" w:uiPriority="0" w:unhideWhenUsed="0"/>
+    <w:lsdException w:name="Subtitle" w:semiHidden="0" w:uiPriority="0" w:unhideWhenUsed="0" w:qFormat="1"/>
+    <w:lsdException w:name="Salutation" w:semiHidden="0" w:uiPriority="0" w:unhideWhenUsed="0"/>
+    <w:lsdException w:name="Date" w:semiHidden="0" w:uiPriority="0" w:unhideWhenUsed="0"/>
+    <w:lsdException w:name="Body Text First Indent" w:semiHidden="0" w:uiPriority="0" w:unhideWhenUsed="0"/>
+    <w:lsdException w:name="Body Text First Indent 2" w:semiHidden="0" w:uiPriority="0" w:unhideWhenUsed="0"/>
+    <w:lsdException w:name="Body Text 2" w:semiHidden="0" w:uiPriority="0" w:unhideWhenUsed="0"/>
+    <w:lsdException w:name="Body Text 3" w:semiHidden="0" w:uiPriority="0" w:unhideWhenUsed="0"/>
+    <w:lsdException w:name="Body Text Indent 2" w:semiHidden="0" w:uiPriority="0" w:unhideWhenUsed="0"/>
+    <w:lsdException w:name="Body Text Indent 3" w:semiHidden="0" w:uiPriority="0" w:unhideWhenUsed="0"/>
+    <w:lsdException w:name="Block Text" w:semiHidden="0" w:uiPriority="0" w:unhideWhenUsed="0"/>
+    <w:lsdException w:name="Hyperlink" w:semiHidden="0" w:uiPriority="0" w:unhideWhenUsed="0"/>
+    <w:lsdException w:name="FollowedHyperlink" w:semiHidden="0" w:uiPriority="0" w:unhideWhenUsed="0"/>
+    <w:lsdException w:name="Strong" w:semiHidden="0" w:uiPriority="0" w:unhideWhenUsed="0" w:qFormat="1"/>
+    <w:lsdException w:name="Emphasis" w:semiHidden="0" w:uiPriority="0" w:unhideWhenUsed="0" w:qFormat="1"/>
+    <w:lsdException w:name="Document Map" w:semiHidden="0" w:uiPriority="0" w:unhideWhenUsed="0"/>
+    <w:lsdException w:name="Plain Text" w:semiHidden="0" w:uiPriority="0" w:unhideWhenUsed="0"/>
+    <w:lsdException w:name="E-mail Signature" w:semiHidden="0" w:uiPriority="0" w:unhideWhenUsed="0"/>
+    <w:lsdException w:name="Normal (Web)" w:semiHidden="0" w:uiPriority="0" w:unhideWhenUsed="0" w:qFormat="1"/>
+    <w:lsdException w:name="HTML Acronym" w:semiHidden="0" w:uiPriority="0" w:unhideWhenUsed="0"/>
+    <w:lsdException w:name="HTML Address" w:semiHidden="0" w:uiPriority="0" w:unhideWhenUsed="0"/>
+    <w:lsdException w:name="HTML Cite" w:semiHidden="0" w:uiPriority="0" w:unhideWhenUsed="0"/>
+    <w:lsdException w:name="HTML Code" w:semiHidden="0" w:uiPriority="0" w:unhideWhenUsed="0"/>
+    <w:lsdException w:name="HTML Definition" w:semiHidden="0" w:uiPriority="0" w:unhideWhenUsed="0"/>
+    <w:lsdException w:name="HTML Keyboard" w:semiHidden="0" w:uiPriority="0" w:unhideWhenUsed="0"/>
+    <w:lsdException w:name="HTML Preformatted" w:semiHidden="0" w:uiPriority="0" w:unhideWhenUsed="0"/>
+    <w:lsdException w:name="HTML Sample" w:semiHidden="0" w:uiPriority="0" w:unhideWhenUsed="0"/>
+    <w:lsdException w:name="HTML Typewriter" w:semiHidden="0" w:uiPriority="0" w:unhideWhenUsed="0"/>
+    <w:lsdException w:name="HTML Variable" w:semiHidden="0" w:uiPriority="0" w:unhideWhenUsed="0"/>
+    <w:lsdException w:name="Normal Table" w:uiPriority="0" w:unhideWhenUsed="0" w:qFormat="1"/>
+    <w:lsdException w:name="annotation subject" w:semiHidden="0" w:uiPriority="0" w:unhideWhenUsed="0"/>
+    <w:lsdException w:name="Table Simple 1" w:semiHidden="0" w:uiPriority="0" w:unhideWhenUsed="0"/>
+    <w:lsdException w:name="Table Simple 2" w:semiHidden="0" w:uiPriority="0" w:unhideWhenUsed="0"/>
+    <w:lsdException w:name="Table Simple 3" w:semiHidden="0" w:uiPriority="0" w:unhideWhenUsed="0"/>
+    <w:lsdException w:name="Table Classic 1" w:semiHidden="0" w:uiPriority="0" w:unhideWhenUsed="0"/>
+    <w:lsdException w:name="Table Classic 2" w:semiHidden="0" w:uiPriority="0" w:unhideWhenUsed="0"/>
+    <w:lsdException w:name="Table Classic 3" w:semiHidden="0" w:uiPriority="0" w:unhideWhenUsed="0"/>
+    <w:lsdException w:name="Table Classic 4" w:semiHidden="0" w:uiPriority="0" w:unhideWhenUsed="0"/>
+    <w:lsdException w:name="Table Colorful 1" w:semiHidden="0" w:uiPriority="0" w:unhideWhenUsed="0"/>
+    <w:lsdException w:name="Table Colorful 2" w:semiHidden="0" w:uiPriority="0" w:unhideWhenUsed="0"/>
+    <w:lsdException w:name="Table Colorful 3" w:semiHidden="0" w:uiPriority="0" w:unhideWhenUsed="0"/>
+    <w:lsdException w:name="Table Columns 1" w:semiHidden="0" w:uiPriority="0" w:unhideWhenUsed="0"/>
+    <w:lsdException w:name="Table Columns 2" w:semiHidden="0" w:uiPriority="0" w:unhideWhenUsed="0"/>
+    <w:lsdException w:name="Table Columns 3" w:semiHidden="0" w:uiPriority="0" w:unhideWhenUsed="0"/>
+    <w:lsdException w:name="Table Columns 4" w:semiHidden="0" w:uiPriority="0" w:unhideWhenUsed="0"/>
+    <w:lsdException w:name="Table Columns 5" w:semiHidden="0" w:uiPriority="0" w:unhideWhenUsed="0"/>
+    <w:lsdException w:name="Table Grid 1" w:semiHidden="0" w:uiPriority="0" w:unhideWhenUsed="0"/>
+    <w:lsdException w:name="Table Grid 2" w:semiHidden="0" w:uiPriority="0" w:unhideWhenUsed="0"/>
+    <w:lsdException w:name="Table Grid 3" w:semiHidden="0" w:uiPriority="0" w:unhideWhenUsed="0"/>
+    <w:lsdException w:name="Table Grid 4" w:semiHidden="0" w:uiPriority="0" w:unhideWhenUsed="0"/>
+    <w:lsdException w:name="Table Grid 5" w:semiHidden="0" w:uiPriority="0" w:unhideWhenUsed="0"/>
+    <w:lsdException w:name="Table Grid 6" w:semiHidden="0" w:uiPriority="0" w:unhideWhenUsed="0"/>
+    <w:lsdException w:name="Table Grid 7" w:semiHidden="0" w:uiPriority="0" w:unhideWhenUsed="0"/>
+    <w:lsdException w:name="Table Grid 8" w:semiHidden="0" w:uiPriority="0" w:unhideWhenUsed="0"/>
+    <w:lsdException w:name="Table List 1" w:semiHidden="0" w:uiPriority="0" w:unhideWhenUsed="0"/>
+    <w:lsdException w:name="Table List 2" w:semiHidden="0" w:uiPriority="0" w:unhideWhenUsed="0"/>
+    <w:lsdException w:name="Table List 3" w:semiHidden="0" w:uiPriority="0" w:unhideWhenUsed="0"/>
+    <w:lsdException w:name="Table List 4" w:semiHidden="0" w:uiPriority="0" w:unhideWhenUsed="0"/>
+    <w:lsdException w:name="Table List 5" w:semiHidden="0" w:uiPriority="0" w:unhideWhenUsed="0"/>
+    <w:lsdException w:name="Table List 6" w:semiHidden="0" w:uiPriority="0" w:unhideWhenUsed="0"/>
+    <w:lsdException w:name="Table List 7" w:semiHidden="0" w:uiPriority="0" w:unhideWhenUsed="0"/>
+    <w:lsdException w:name="Table List 8" w:semiHidden="0" w:uiPriority="0" w:unhideWhenUsed="0"/>
+    <w:lsdException w:name="Table 3D effects 1" w:semiHidden="0" w:uiPriority="0" w:unhideWhenUsed="0"/>
+    <w:lsdException w:name="Table 3D effects 2" w:semiHidden="0" w:uiPriority="0" w:unhideWhenUsed="0"/>
+    <w:lsdException w:name="Table 3D effects 3" w:semiHidden="0" w:uiPriority="0" w:unhideWhenUsed="0"/>
+    <w:lsdException w:name="Table Contemporary" w:semiHidden="0" w:uiPriority="0" w:unhideWhenUsed="0"/>
+    <w:lsdException w:name="Table Elegant" w:semiHidden="0" w:uiPriority="0" w:unhideWhenUsed="0"/>
+    <w:lsdException w:name="Table Professional" w:semiHidden="0" w:uiPriority="0" w:unhideWhenUsed="0"/>
+    <w:lsdException w:name="Table Subtle 1" w:semiHidden="0" w:uiPriority="0" w:unhideWhenUsed="0"/>
+    <w:lsdException w:name="Table Subtle 2" w:semiHidden="0" w:uiPriority="0" w:unhideWhenUsed="0"/>
+    <w:lsdException w:name="Table Web 1" w:semiHidden="0" w:uiPriority="0" w:unhideWhenUsed="0"/>
+    <w:lsdException w:name="Table Web 2" w:semiHidden="0" w:uiPriority="0" w:unhideWhenUsed="0"/>
+    <w:lsdException w:name="Table Web 3" w:semiHidden="0" w:uiPriority="0" w:unhideWhenUsed="0"/>
+    <w:lsdException w:name="Balloon Text" w:semiHidden="0" w:uiPriority="0" w:unhideWhenUsed="0"/>
+    <w:lsdException w:name="Table Grid" w:semiHidden="0" w:uiPriority="0" w:unhideWhenUsed="0" w:qFormat="1"/>
+    <w:lsdException w:name="Table Theme" w:semiHidden="0" w:uiPriority="0" w:unhideWhenUsed="0"/>
+    <w:lsdException w:name="Light Shading" w:semiHidden="0" w:uiPriority="60" w:unhideWhenUsed="0"/>
+    <w:lsdException w:name="Light List" w:semiHidden="0" w:uiPriority="61" w:unhideWhenUsed="0"/>
+    <w:lsdException w:name="Light Grid" w:semiHidden="0" w:uiPriority="62" w:unhideWhenUsed="0"/>
+    <w:lsdException w:name="Medium Shading 1" w:semiHidden="0" w:uiPriority="63" w:unhideWhenUsed="0"/>
+    <w:lsdException w:name="Medium Shading 2" w:semiHidden="0" w:uiPriority="64" w:unhideWhenUsed="0"/>
+    <w:lsdException w:name="Medium List 1" w:semiHidden="0" w:uiPriority="65" w:unhideWhenUsed="0"/>
+    <w:lsdException w:name="Medium List 2" w:semiHidden="0" w:uiPriority="66" w:unhideWhenUsed="0"/>
+    <w:lsdException w:name="Medium Grid 1" w:semiHidden="0" w:uiPriority="67" w:unhideWhenUsed="0"/>
+    <w:lsdException w:name="Medium Grid 2" w:semiHidden="0" w:uiPriority="68" w:unhideWhenUsed="0"/>
+    <w:lsdException w:name="Medium Grid 3" w:semiHidden="0" w:uiPriority="69" w:unhideWhenUsed="0"/>
+    <w:lsdException w:name="Dark List" w:semiHidden="0" w:uiPriority="70" w:unhideWhenUsed="0"/>
+    <w:lsdException w:name="Colorful Shading" w:semiHidden="0" w:uiPriority="71" w:unhideWhenUsed="0"/>
+    <w:lsdException w:name="Colorful List" w:semiHidden="0" w:uiPriority="72" w:unhideWhenUsed="0"/>
+    <w:lsdException w:name="Colorful Grid" w:semiHidden="0" w:uiPriority="73" w:unhideWhenUsed="0"/>
+    <w:lsdException w:name="Light Shading Accent 1" w:semiHidden="0" w:uiPriority="60" w:unhideWhenUsed="0"/>
+    <w:lsdException w:name="Light List Accent 1" w:semiHidden="0" w:uiPriority="61" w:unhideWhenUsed="0"/>
+    <w:lsdException w:name="Light Grid Accent 1" w:semiHidden="0" w:uiPriority="62" w:unhideWhenUsed="0"/>
+    <w:lsdException w:name="Medium Shading 1 Accent 1" w:semiHidden="0" w:uiPriority="63" w:unhideWhenUsed="0"/>
+    <w:lsdException w:name="Medium Shading 2 Accent 1" w:semiHidden="0" w:uiPriority="64" w:unhideWhenUsed="0"/>
+    <w:lsdException w:name="Medium List 1 Accent 1" w:semiHidden="0" w:uiPriority="65" w:unhideWhenUsed="0"/>
+    <w:lsdException w:name="Medium List 2 Accent 1" w:semiHidden="0" w:uiPriority="66" w:unhideWhenUsed="0"/>
+    <w:lsdException w:name="Medium Grid 1 Accent 1" w:semiHidden="0" w:uiPriority="67" w:unhideWhenUsed="0"/>
+    <w:lsdException w:name="Medium Grid 2 Accent 1" w:semiHidden="0" w:uiPriority="68" w:unhideWhenUsed="0"/>
+    <w:lsdException w:name="Medium Grid 3 Accent 1" w:semiHidden="0" w:uiPriority="69" w:unhideWhenUsed="0"/>
+    <w:lsdException w:name="Dark List Accent 1" w:semiHidden="0" w:uiPriority="70" w:unhideWhenUsed="0"/>
+    <w:lsdException w:name="Colorful Shading Accent 1" w:semiHidden="0" w:uiPriority="71" w:unhideWhenUsed="0"/>
+    <w:lsdException w:name="Colorful List Accent 1" w:semiHidden="0" w:uiPriority="72" w:unhideWhenUsed="0"/>
+    <w:lsdException w:name="Colorful Grid Accent 1" w:semiHidden="0" w:uiPriority="73" w:unhideWhenUsed="0"/>
+    <w:lsdException w:name="Light Shading Accent 2" w:semiHidden="0" w:uiPriority="60" w:unhideWhenUsed="0"/>
+    <w:lsdException w:name="Light List Accent 2" w:semiHidden="0" w:uiPriority="61" w:unhideWhenUsed="0"/>
+    <w:lsdException w:name="Light Grid Accent 2" w:semiHidden="0" w:uiPriority="62" w:unhideWhenUsed="0"/>
+    <w:lsdException w:name="Medium Shading 1 Accent 2" w:semiHidden="0" w:uiPriority="63" w:unhideWhenUsed="0"/>
+    <w:lsdException w:name="Medium Shading 2 Accent 2" w:semiHidden="0" w:uiPriority="64" w:unhideWhenUsed="0"/>
+    <w:lsdException w:name="Medium List 1 Accent 2" w:semiHidden="0" w:uiPriority="65" w:unhideWhenUsed="0"/>
+    <w:lsdException w:name="Medium List 2 Accent 2" w:semiHidden="0" w:uiPriority="66" w:unhideWhenUsed="0"/>
+    <w:lsdException w:name="Medium Grid 1 Accent 2" w:semiHidden="0" w:uiPriority="67" w:unhideWhenUsed="0"/>
+    <w:lsdException w:name="Medium Grid 2 Accent 2" w:semiHidden="0" w:uiPriority="68" w:unhideWhenUsed="0"/>
+    <w:lsdException w:name="Medium Grid 3 Accent 2" w:semiHidden="0" w:uiPriority="69" w:unhideWhenUsed="0"/>
+    <w:lsdException w:name="Dark List Accent 2" w:semiHidden="0" w:uiPriority="70" w:unhideWhenUsed="0"/>
+    <w:lsdException w:name="Colorful Shading Accent 2" w:semiHidden="0" w:uiPriority="71" w:unhideWhenUsed="0"/>
+    <w:lsdException w:name="Colorful List Accent 2" w:semiHidden="0" w:uiPriority="72" w:unhideWhenUsed="0"/>
+    <w:lsdException w:name="Colorful Grid Accent 2" w:semiHidden="0" w:uiPriority="73" w:unhideWhenUsed="0"/>
+    <w:lsdException w:name="Light Shading Accent 3" w:semiHidden="0" w:uiPriority="60" w:unhideWhenUsed="0"/>
+    <w:lsdException w:name="Light List Accent 3" w:semiHidden="0" w:uiPriority="61" w:unhideWhenUsed="0"/>
+    <w:lsdException w:name="Light Grid Accent 3" w:semiHidden="0" w:uiPriority="62" w:unhideWhenUsed="0"/>
+    <w:lsdException w:name="Medium Shading 1 Accent 3" w:semiHidden="0" w:uiPriority="63" w:unhideWhenUsed="0"/>
+    <w:lsdException w:name="Medium Shading 2 Accent 3" w:semiHidden="0" w:uiPriority="64" w:unhideWhenUsed="0"/>
+    <w:lsdException w:name="Medium List 1 Accent 3" w:semiHidden="0" w:uiPriority="65" w:unhideWhenUsed="0"/>
+    <w:lsdException w:name="Medium List 2 Accent 3" w:semiHidden="0" w:uiPriority="66" w:unhideWhenUsed="0"/>
+    <w:lsdException w:name="Medium Grid 1 Accent 3" w:semiHidden="0" w:uiPriority="67" w:unhideWhenUsed="0"/>
+    <w:lsdException w:name="Medium Grid 2 Accent 3" w:semiHidden="0" w:uiPriority="68" w:unhideWhenUsed="0"/>
+    <w:lsdException w:name="Medium Grid 3 Accent 3" w:semiHidden="0" w:uiPriority="69" w:unhideWhenUsed="0"/>
+    <w:lsdException w:name="Dark List Accent 3" w:semiHidden="0" w:uiPriority="70" w:unhideWhenUsed="0"/>
+    <w:lsdException w:name="Colorful Shading Accent 3" w:semiHidden="0" w:uiPriority="71" w:unhideWhenUsed="0"/>
+    <w:lsdException w:name="Colorful List Accent 3" w:semiHidden="0" w:uiPriority="72" w:unhideWhenUsed="0"/>
+    <w:lsdException w:name="Colorful Grid Accent 3" w:semiHidden="0" w:uiPriority="73" w:unhideWhenUsed="0"/>
+    <w:lsdException w:name="Light Shading Accent 4" w:semiHidden="0" w:uiPriority="60" w:unhideWhenUsed="0"/>
+    <w:lsdException w:name="Light List Accent 4" w:semiHidden="0" w:uiPriority="61" w:unhideWhenUsed="0"/>
+    <w:lsdException w:name="Light Grid Accent 4" w:semiHidden="0" w:uiPriority="62" w:unhideWhenUsed="0"/>
+    <w:lsdException w:name="Medium Shading 1 Accent 4" w:semiHidden="0" w:uiPriority="63" w:unhideWhenUsed="0"/>
+    <w:lsdException w:name="Medium Shading 2 Accent 4" w:semiHidden="0" w:uiPriority="64" w:unhideWhenUsed="0"/>
+    <w:lsdException w:name="Medium List 1 Accent 4" w:semiHidden="0" w:uiPriority="65" w:unhideWhenUsed="0"/>
+    <w:lsdException w:name="Medium List 2 Accent 4" w:semiHidden="0" w:uiPriority="66" w:unhideWhenUsed="0"/>
+    <w:lsdException w:name="Medium Grid 1 Accent 4" w:semiHidden="0" w:uiPriority="67" w:unhideWhenUsed="0"/>
+    <w:lsdException w:name="Medium Grid 2 Accent 4" w:semiHidden="0" w:uiPriority="68" w:unhideWhenUsed="0"/>
+    <w:lsdException w:name="Medium Grid 3 Accent 4" w:semiHidden="0" w:uiPriority="69" w:unhideWhenUsed="0"/>
+    <w:lsdException w:name="Dark List Accent 4" w:semiHidden="0" w:uiPriority="70" w:unhideWhenUsed="0"/>
+    <w:lsdException w:name="Colorful Shading Accent 4" w:semiHidden="0" w:uiPriority="71" w:unhideWhenUsed="0"/>
+    <w:lsdException w:name="Colorful List Accent 4" w:semiHidden="0" w:uiPriority="72" w:unhideWhenUsed="0"/>
+    <w:lsdException w:name="Colorful Grid Accent 4" w:semiHidden="0" w:uiPriority="73" w:unhideWhenUsed="0"/>
+    <w:lsdException w:name="Light Shading Accent 5" w:semiHidden="0" w:uiPriority="60" w:unhideWhenUsed="0"/>
+    <w:lsdException w:name="Light List Accent 5" w:semiHidden="0" w:uiPriority="61" w:unhideWhenUsed="0"/>
+    <w:lsdException w:name="Light Grid Accent 5" w:semiHidden="0" w:uiPriority="62" w:unhideWhenUsed="0"/>
+    <w:lsdException w:name="Medium Shading 1 Accent 5" w:semiHidden="0" w:uiPriority="63" w:unhideWhenUsed="0"/>
+    <w:lsdException w:name="Medium Shading 2 Accent 5" w:semiHidden="0" w:uiPriority="64" w:unhideWhenUsed="0"/>
+    <w:lsdException w:name="Medium List 1 Accent 5" w:semiHidden="0" w:uiPriority="65" w:unhideWhenUsed="0"/>
+    <w:lsdException w:name="Medium List 2 Accent 5" w:semiHidden="0" w:uiPriority="66" w:unhideWhenUsed="0"/>
+    <w:lsdException w:name="Medium Grid 1 Accent 5" w:semiHidden="0" w:uiPriority="67" w:unhideWhenUsed="0"/>
+    <w:lsdException w:name="Medium Grid 2 Accent 5" w:semiHidden="0" w:uiPriority="68" w:unhideWhenUsed="0"/>
+    <w:lsdException w:name="Medium Grid 3 Accent 5" w:semiHidden="0" w:uiPriority="69" w:unhideWhenUsed="0"/>
+    <w:lsdException w:name="Dark List Accent 5" w:semiHidden="0" w:uiPriority="70" w:unhideWhenUsed="0"/>
+    <w:lsdException w:name="Colorful Shading Accent 5" w:semiHidden="0" w:uiPriority="71" w:unhideWhenUsed="0"/>
+    <w:lsdException w:name="Colorful List Accent 5" w:semiHidden="0" w:uiPriority="72" w:unhideWhenUsed="0"/>
+    <w:lsdException w:name="Colorful Grid Accent 5" w:semiHidden="0" w:uiPriority="73" w:unhideWhenUsed="0"/>
+    <w:lsdException w:name="Light Shading Accent 6" w:semiHidden="0" w:uiPriority="60" w:unhideWhenUsed="0"/>
+    <w:lsdException w:name="Light List Accent 6" w:semiHidden="0" w:uiPriority="61" w:unhideWhenUsed="0"/>
+    <w:lsdException w:name="Light Grid Accent 6" w:semiHidden="0" w:uiPriority="62" w:unhideWhenUsed="0"/>
+    <w:lsdException w:name="Medium Shading 1 Accent 6" w:semiHidden="0" w:uiPriority="63" w:unhideWhenUsed="0"/>
+    <w:lsdException w:name="Medium Shading 2 Accent 6" w:semiHidden="0" w:uiPriority="64" w:unhideWhenUsed="0"/>
+    <w:lsdException w:name="Medium List 1 Accent 6" w:semiHidden="0" w:uiPriority="65" w:unhideWhenUsed="0"/>
+    <w:lsdException w:name="Medium List 2 Accent 6" w:semiHidden="0" w:uiPriority="66" w:unhideWhenUsed="0"/>
+    <w:lsdException w:name="Medium Grid 1 Accent 6" w:semiHidden="0" w:uiPriority="67" w:unhideWhenUsed="0"/>
+    <w:lsdException w:name="Medium Grid 2 Accent 6" w:semiHidden="0" w:uiPriority="68" w:unhideWhenUsed="0"/>
+    <w:lsdException w:name="Medium Grid 3 Accent 6" w:semiHidden="0" w:uiPriority="69" w:unhideWhenUsed="0"/>
+    <w:lsdException w:name="Dark List Accent 6" w:semiHidden="0" w:uiPriority="70" w:unhideWhenUsed="0"/>
+    <w:lsdException w:name="Colorful Shading Accent 6" w:semiHidden="0" w:uiPriority="71" w:unhideWhenUsed="0"/>
+    <w:lsdException w:name="Colorful List Accent 6" w:semiHidden="0" w:uiPriority="72" w:unhideWhenUsed="0"/>
+    <w:lsdException w:name="Colorful Grid Accent 6" w:semiHidden="0" w:uiPriority="73" w:unhideWhenUsed="0"/>
   </w:latentStyles>
-  <w:style w:type="paragraph" w:default="1" w:styleId="1">
+  <w:style w:type="paragraph" w:default="1" w:styleId="Normal">
     <w:name w:val="Normal"/>
     <w:qFormat/>
-    <w:uiPriority w:val="0"/>
     <w:pPr>
       <w:kinsoku w:val="0"/>
       <w:autoSpaceDE w:val="0"/>
@@ -7488,7 +7390,7 @@
       <w:textAlignment w:val="baseline"/>
     </w:pPr>
     <w:rPr>
-      <w:rFonts w:ascii="Arial" w:hAnsi="Arial" w:eastAsia="宋体" w:cs="Arial"/>
+      <w:rFonts w:ascii="Arial" w:eastAsia="宋体" w:hAnsi="Arial" w:cs="Arial"/>
       <w:snapToGrid w:val="0"/>
       <w:color w:val="000000"/>
       <w:kern w:val="0"/>
@@ -7497,12 +7399,11 @@
       <w:lang w:val="en-US" w:eastAsia="en-US" w:bidi="ar-SA"/>
     </w:rPr>
   </w:style>
-  <w:style w:type="paragraph" w:styleId="2">
+  <w:style w:type="paragraph" w:styleId="Heading1">
     <w:name w:val="heading 1"/>
-    <w:basedOn w:val="1"/>
-    <w:next w:val="1"/>
+    <w:basedOn w:val="Normal"/>
+    <w:next w:val="Normal"/>
     <w:qFormat/>
-    <w:uiPriority w:val="0"/>
     <w:pPr>
       <w:keepNext/>
       <w:keepLines/>
@@ -7520,13 +7421,12 @@
       <w:sz w:val="44"/>
     </w:rPr>
   </w:style>
-  <w:style w:type="paragraph" w:styleId="3">
+  <w:style w:type="paragraph" w:styleId="Heading2">
     <w:name w:val="heading 2"/>
-    <w:basedOn w:val="1"/>
-    <w:next w:val="1"/>
+    <w:basedOn w:val="Normal"/>
+    <w:next w:val="Normal"/>
     <w:unhideWhenUsed/>
     <w:qFormat/>
-    <w:uiPriority w:val="0"/>
     <w:pPr>
       <w:keepNext/>
       <w:keepLines/>
@@ -7539,19 +7439,18 @@
       <w:outlineLvl w:val="1"/>
     </w:pPr>
     <w:rPr>
-      <w:rFonts w:ascii="Arial" w:hAnsi="Arial" w:eastAsia="黑体"/>
+      <w:rFonts w:ascii="Arial" w:eastAsia="黑体" w:hAnsi="Arial"/>
       <w:b/>
       <w:sz w:val="32"/>
     </w:rPr>
   </w:style>
-  <w:style w:type="paragraph" w:styleId="4">
+  <w:style w:type="paragraph" w:styleId="Heading3">
     <w:name w:val="heading 3"/>
-    <w:basedOn w:val="1"/>
-    <w:next w:val="1"/>
+    <w:basedOn w:val="Normal"/>
+    <w:next w:val="Normal"/>
     <w:semiHidden/>
     <w:unhideWhenUsed/>
     <w:qFormat/>
-    <w:uiPriority w:val="0"/>
     <w:pPr>
       <w:keepNext/>
       <w:keepLines/>
@@ -7568,13 +7467,12 @@
       <w:sz w:val="32"/>
     </w:rPr>
   </w:style>
-  <w:style w:type="paragraph" w:styleId="5">
+  <w:style w:type="paragraph" w:styleId="Heading4">
     <w:name w:val="heading 4"/>
-    <w:basedOn w:val="1"/>
-    <w:next w:val="1"/>
+    <w:basedOn w:val="Normal"/>
+    <w:next w:val="Normal"/>
     <w:unhideWhenUsed/>
     <w:qFormat/>
-    <w:uiPriority w:val="0"/>
     <w:pPr>
       <w:keepNext/>
       <w:keepLines/>
@@ -7587,19 +7485,18 @@
       <w:outlineLvl w:val="3"/>
     </w:pPr>
     <w:rPr>
-      <w:rFonts w:ascii="Arial" w:hAnsi="Arial" w:eastAsia="黑体"/>
+      <w:rFonts w:ascii="Arial" w:eastAsia="黑体" w:hAnsi="Arial"/>
       <w:b/>
       <w:sz w:val="28"/>
     </w:rPr>
   </w:style>
-  <w:style w:type="paragraph" w:styleId="6">
+  <w:style w:type="paragraph" w:styleId="Heading5">
     <w:name w:val="heading 5"/>
-    <w:basedOn w:val="1"/>
-    <w:next w:val="1"/>
+    <w:basedOn w:val="Normal"/>
+    <w:next w:val="Normal"/>
     <w:semiHidden/>
     <w:unhideWhenUsed/>
     <w:qFormat/>
-    <w:uiPriority w:val="0"/>
     <w:pPr>
       <w:keepNext/>
       <w:keepLines/>
@@ -7616,14 +7513,13 @@
       <w:sz w:val="28"/>
     </w:rPr>
   </w:style>
-  <w:style w:type="paragraph" w:styleId="7">
+  <w:style w:type="paragraph" w:styleId="Heading6">
     <w:name w:val="heading 6"/>
-    <w:basedOn w:val="1"/>
-    <w:next w:val="1"/>
+    <w:basedOn w:val="Normal"/>
+    <w:next w:val="Normal"/>
     <w:semiHidden/>
     <w:unhideWhenUsed/>
     <w:qFormat/>
-    <w:uiPriority w:val="0"/>
     <w:pPr>
       <w:keepNext/>
       <w:keepLines/>
@@ -7636,19 +7532,18 @@
       <w:outlineLvl w:val="5"/>
     </w:pPr>
     <w:rPr>
-      <w:rFonts w:ascii="Arial" w:hAnsi="Arial" w:eastAsia="黑体"/>
+      <w:rFonts w:ascii="Arial" w:eastAsia="黑体" w:hAnsi="Arial"/>
       <w:b/>
       <w:sz w:val="24"/>
     </w:rPr>
   </w:style>
-  <w:style w:type="paragraph" w:styleId="8">
+  <w:style w:type="paragraph" w:styleId="Heading7">
     <w:name w:val="heading 7"/>
-    <w:basedOn w:val="1"/>
-    <w:next w:val="1"/>
+    <w:basedOn w:val="Normal"/>
+    <w:next w:val="Normal"/>
     <w:semiHidden/>
     <w:unhideWhenUsed/>
     <w:qFormat/>
-    <w:uiPriority w:val="0"/>
     <w:pPr>
       <w:keepNext/>
       <w:keepLines/>
@@ -7665,14 +7560,13 @@
       <w:sz w:val="24"/>
     </w:rPr>
   </w:style>
-  <w:style w:type="paragraph" w:styleId="9">
+  <w:style w:type="paragraph" w:styleId="Heading8">
     <w:name w:val="heading 8"/>
-    <w:basedOn w:val="1"/>
-    <w:next w:val="1"/>
+    <w:basedOn w:val="Normal"/>
+    <w:next w:val="Normal"/>
     <w:semiHidden/>
     <w:unhideWhenUsed/>
     <w:qFormat/>
-    <w:uiPriority w:val="0"/>
     <w:pPr>
       <w:keepNext/>
       <w:keepLines/>
@@ -7685,18 +7579,17 @@
       <w:outlineLvl w:val="7"/>
     </w:pPr>
     <w:rPr>
-      <w:rFonts w:ascii="Arial" w:hAnsi="Arial" w:eastAsia="黑体"/>
+      <w:rFonts w:ascii="Arial" w:eastAsia="黑体" w:hAnsi="Arial"/>
       <w:sz w:val="24"/>
     </w:rPr>
   </w:style>
-  <w:style w:type="paragraph" w:styleId="10">
+  <w:style w:type="paragraph" w:styleId="Heading9">
     <w:name w:val="heading 9"/>
-    <w:basedOn w:val="1"/>
-    <w:next w:val="1"/>
+    <w:basedOn w:val="Normal"/>
+    <w:next w:val="Normal"/>
     <w:semiHidden/>
     <w:unhideWhenUsed/>
     <w:qFormat/>
-    <w:uiPriority w:val="0"/>
     <w:pPr>
       <w:keepNext/>
       <w:keepLines/>
@@ -7709,21 +7602,19 @@
       <w:outlineLvl w:val="8"/>
     </w:pPr>
     <w:rPr>
-      <w:rFonts w:ascii="Arial" w:hAnsi="Arial" w:eastAsia="黑体"/>
+      <w:rFonts w:ascii="Arial" w:eastAsia="黑体" w:hAnsi="Arial"/>
       <w:sz w:val="21"/>
     </w:rPr>
   </w:style>
-  <w:style w:type="character" w:default="1" w:styleId="22">
+  <w:style w:type="character" w:default="1" w:styleId="DefaultParagraphFont">
     <w:name w:val="Default Paragraph Font"/>
     <w:semiHidden/>
     <w:qFormat/>
-    <w:uiPriority w:val="0"/>
   </w:style>
-  <w:style w:type="table" w:default="1" w:styleId="20">
+  <w:style w:type="table" w:default="1" w:styleId="TableNormal">
     <w:name w:val="Normal Table"/>
     <w:semiHidden/>
     <w:qFormat/>
-    <w:uiPriority w:val="0"/>
     <w:tblPr>
       <w:tblCellMar>
         <w:top w:w="0" w:type="dxa"/>
@@ -7733,43 +7624,39 @@
       </w:tblCellMar>
     </w:tblPr>
   </w:style>
-  <w:style w:type="paragraph" w:styleId="11">
+  <w:style w:type="paragraph" w:styleId="CommentText">
     <w:name w:val="annotation text"/>
-    <w:basedOn w:val="1"/>
+    <w:basedOn w:val="Normal"/>
     <w:qFormat/>
-    <w:uiPriority w:val="0"/>
     <w:pPr>
       <w:jc w:val="left"/>
     </w:pPr>
   </w:style>
-  <w:style w:type="paragraph" w:styleId="12">
+  <w:style w:type="paragraph" w:styleId="BodyText">
     <w:name w:val="Body Text"/>
-    <w:basedOn w:val="1"/>
+    <w:basedOn w:val="Normal"/>
     <w:semiHidden/>
     <w:qFormat/>
-    <w:uiPriority w:val="0"/>
     <w:rPr>
-      <w:rFonts w:ascii="Arial" w:hAnsi="Arial" w:eastAsia="Arial" w:cs="Arial"/>
+      <w:rFonts w:ascii="Arial" w:eastAsia="Arial" w:hAnsi="Arial" w:cs="Arial"/>
       <w:sz w:val="21"/>
       <w:szCs w:val="21"/>
       <w:lang w:val="en-US" w:eastAsia="en-US" w:bidi="ar-SA"/>
     </w:rPr>
   </w:style>
-  <w:style w:type="paragraph" w:styleId="13">
+  <w:style w:type="paragraph" w:styleId="TOC3">
     <w:name w:val="toc 3"/>
-    <w:basedOn w:val="1"/>
-    <w:next w:val="1"/>
+    <w:basedOn w:val="Normal"/>
+    <w:next w:val="Normal"/>
     <w:qFormat/>
-    <w:uiPriority w:val="0"/>
     <w:pPr>
       <w:ind w:left="840" w:leftChars="400"/>
     </w:pPr>
   </w:style>
-  <w:style w:type="paragraph" w:styleId="14">
+  <w:style w:type="paragraph" w:styleId="Footer">
     <w:name w:val="footer"/>
-    <w:basedOn w:val="1"/>
+    <w:basedOn w:val="Normal"/>
     <w:qFormat/>
-    <w:uiPriority w:val="0"/>
     <w:pPr>
       <w:tabs>
         <w:tab w:val="center" w:pos="4153"/>
@@ -7782,17 +7669,16 @@
       <w:sz w:val="18"/>
     </w:rPr>
   </w:style>
-  <w:style w:type="paragraph" w:styleId="15">
+  <w:style w:type="paragraph" w:styleId="Header">
     <w:name w:val="header"/>
-    <w:basedOn w:val="1"/>
+    <w:basedOn w:val="Normal"/>
     <w:qFormat/>
-    <w:uiPriority w:val="0"/>
     <w:pPr>
       <w:pBdr>
-        <w:top w:val="none" w:color="auto" w:sz="0" w:space="0"/>
-        <w:left w:val="none" w:color="auto" w:sz="0" w:space="0"/>
-        <w:bottom w:val="none" w:color="auto" w:sz="0" w:space="0"/>
-        <w:right w:val="none" w:color="auto" w:sz="0" w:space="0"/>
+        <w:top w:val="nil"/>
+        <w:left w:val="nil"/>
+        <w:bottom w:val="nil"/>
+        <w:right w:val="nil"/>
       </w:pBdr>
       <w:tabs>
         <w:tab w:val="center" w:pos="4153"/>
@@ -7807,41 +7693,37 @@
       <w:sz w:val="18"/>
     </w:rPr>
   </w:style>
-  <w:style w:type="paragraph" w:styleId="16">
+  <w:style w:type="paragraph" w:styleId="TOC1">
     <w:name w:val="toc 1"/>
-    <w:basedOn w:val="1"/>
-    <w:next w:val="1"/>
+    <w:basedOn w:val="Normal"/>
+    <w:next w:val="Normal"/>
     <w:qFormat/>
-    <w:uiPriority w:val="0"/>
     <w:rPr>
-      <w:rFonts w:ascii="Arial" w:hAnsi="Arial" w:eastAsia="Microsoft JhengHei"/>
+      <w:rFonts w:ascii="Arial" w:eastAsia="Microsoft JhengHei" w:hAnsi="Arial"/>
       <w:sz w:val="24"/>
     </w:rPr>
   </w:style>
-  <w:style w:type="paragraph" w:styleId="17">
+  <w:style w:type="paragraph" w:styleId="TOC2">
     <w:name w:val="toc 2"/>
-    <w:basedOn w:val="1"/>
-    <w:next w:val="1"/>
+    <w:basedOn w:val="Normal"/>
+    <w:next w:val="Normal"/>
     <w:qFormat/>
-    <w:uiPriority w:val="0"/>
     <w:pPr>
       <w:ind w:left="420" w:leftChars="200"/>
     </w:pPr>
   </w:style>
-  <w:style w:type="paragraph" w:styleId="18">
+  <w:style w:type="paragraph" w:styleId="NormalWeb">
     <w:name w:val="Normal (Web)"/>
-    <w:basedOn w:val="1"/>
+    <w:basedOn w:val="Normal"/>
     <w:qFormat/>
-    <w:uiPriority w:val="0"/>
     <w:rPr>
       <w:sz w:val="24"/>
     </w:rPr>
   </w:style>
-  <w:style w:type="paragraph" w:styleId="19">
+  <w:style w:type="paragraph" w:styleId="Title">
     <w:name w:val="Title"/>
-    <w:basedOn w:val="1"/>
+    <w:basedOn w:val="Normal"/>
     <w:qFormat/>
-    <w:uiPriority w:val="0"/>
     <w:pPr>
       <w:spacing w:before="240" w:beforeLines="0" w:beforeAutospacing="0" w:after="60" w:afterLines="0" w:afterAutospacing="0"/>
       <w:jc w:val="center"/>
@@ -7853,73 +7735,68 @@
       <w:sz w:val="32"/>
     </w:rPr>
   </w:style>
-  <w:style w:type="table" w:styleId="21">
+  <w:style w:type="table" w:styleId="TableGrid">
     <w:name w:val="Table Grid"/>
-    <w:basedOn w:val="20"/>
+    <w:basedOn w:val="TableNormal"/>
     <w:qFormat/>
-    <w:uiPriority w:val="0"/>
     <w:pPr>
       <w:widowControl w:val="0"/>
       <w:jc w:val="both"/>
     </w:pPr>
     <w:tblPr>
       <w:tblBorders>
-        <w:top w:val="single" w:color="auto" w:sz="4" w:space="0"/>
-        <w:left w:val="single" w:color="auto" w:sz="4" w:space="0"/>
-        <w:bottom w:val="single" w:color="auto" w:sz="4" w:space="0"/>
-        <w:right w:val="single" w:color="auto" w:sz="4" w:space="0"/>
-        <w:insideH w:val="single" w:color="auto" w:sz="4" w:space="0"/>
-        <w:insideV w:val="single" w:color="auto" w:sz="4" w:space="0"/>
+        <w:top w:val="single" w:sz="4" w:space="0" w:color="auto"/>
+        <w:left w:val="single" w:sz="4" w:space="0" w:color="auto"/>
+        <w:bottom w:val="single" w:sz="4" w:space="0" w:color="auto"/>
+        <w:right w:val="single" w:sz="4" w:space="0" w:color="auto"/>
+        <w:insideH w:val="single" w:sz="4" w:space="0" w:color="auto"/>
+        <w:insideV w:val="single" w:sz="4" w:space="0" w:color="auto"/>
       </w:tblBorders>
     </w:tblPr>
   </w:style>
-  <w:style w:type="character" w:styleId="23">
+  <w:style w:type="character" w:styleId="Strong">
     <w:name w:val="Strong"/>
-    <w:basedOn w:val="22"/>
+    <w:basedOn w:val="DefaultParagraphFont"/>
     <w:qFormat/>
-    <w:uiPriority w:val="0"/>
     <w:rPr>
       <w:b/>
     </w:rPr>
   </w:style>
-  <w:style w:type="paragraph" w:customStyle="1" w:styleId="24">
+  <w:style w:type="paragraph" w:customStyle="1" w:styleId="a">
     <w:name w:val="柴_公司名"/>
-    <w:basedOn w:val="19"/>
+    <w:basedOn w:val="Title"/>
     <w:qFormat/>
-    <w:uiPriority w:val="0"/>
     <w:pPr>
       <w:spacing w:after="600" w:afterLines="600"/>
     </w:pPr>
     <w:rPr>
-      <w:rFonts w:hint="eastAsia" w:ascii="宋体" w:hAnsi="宋体" w:eastAsia="宋体" w:cs="宋体"/>
+      <w:rFonts w:ascii="宋体" w:eastAsia="宋体" w:hAnsi="宋体" w:cs="宋体" w:hint="eastAsia"/>
       <w:bCs/>
       <w:spacing w:val="-6"/>
       <w:sz w:val="52"/>
       <w:szCs w:val="52"/>
     </w:rPr>
   </w:style>
-  <w:style w:type="paragraph" w:customStyle="1" w:styleId="25">
+  <w:style w:type="paragraph" w:customStyle="1" w:styleId="a0">
     <w:name w:val="柴_文档名"/>
-    <w:basedOn w:val="19"/>
+    <w:basedOn w:val="Title"/>
     <w:qFormat/>
-    <w:uiPriority w:val="0"/>
     <w:pPr>
       <w:spacing w:after="900" w:afterLines="900"/>
     </w:pPr>
     <w:rPr>
-      <w:rFonts w:ascii="黑体" w:hAnsi="黑体" w:eastAsia="黑体" w:cs="黑体"/>
+      <w:rFonts w:ascii="黑体" w:eastAsia="黑体" w:hAnsi="黑体" w:cs="黑体"/>
       <w:bCs/>
       <w:spacing w:val="-7"/>
       <w:sz w:val="52"/>
       <w:szCs w:val="52"/>
     </w:rPr>
   </w:style>
-  <w:style w:type="table" w:customStyle="1" w:styleId="26">
+  <w:style w:type="table" w:customStyle="1" w:styleId="TableNormal0">
     <w:name w:val="Table Normal_0"/>
     <w:semiHidden/>
     <w:unhideWhenUsed/>
     <w:qFormat/>
-    <w:uiPriority w:val="0"/>
     <w:tblPr>
       <w:tblCellMar>
         <w:top w:w="0" w:type="dxa"/>
@@ -7929,87 +7806,81 @@
       </w:tblCellMar>
     </w:tblPr>
   </w:style>
-  <w:style w:type="paragraph" w:customStyle="1" w:styleId="27">
+  <w:style w:type="paragraph" w:customStyle="1" w:styleId="TableText">
     <w:name w:val="Table Text"/>
-    <w:basedOn w:val="1"/>
+    <w:basedOn w:val="Normal"/>
     <w:semiHidden/>
     <w:qFormat/>
-    <w:uiPriority w:val="0"/>
     <w:rPr>
-      <w:rFonts w:ascii="宋体" w:hAnsi="宋体" w:eastAsia="宋体" w:cs="宋体"/>
+      <w:rFonts w:ascii="宋体" w:eastAsia="宋体" w:hAnsi="宋体" w:cs="宋体"/>
       <w:sz w:val="21"/>
       <w:szCs w:val="21"/>
       <w:lang w:val="en-US" w:eastAsia="en-US" w:bidi="ar-SA"/>
     </w:rPr>
   </w:style>
-  <w:style w:type="paragraph" w:customStyle="1" w:styleId="28">
+  <w:style w:type="paragraph" w:customStyle="1" w:styleId="1">
     <w:name w:val="柴_标题1"/>
-    <w:basedOn w:val="2"/>
-    <w:next w:val="29"/>
-    <w:link w:val="38"/>
+    <w:basedOn w:val="Heading1"/>
+    <w:next w:val="a1"/>
+    <w:link w:val="1Char"/>
     <w:qFormat/>
-    <w:uiPriority w:val="0"/>
     <w:pPr>
       <w:spacing w:before="100" w:after="90" w:line="360" w:lineRule="auto"/>
     </w:pPr>
     <w:rPr>
-      <w:rFonts w:ascii="Arial" w:hAnsi="Arial" w:eastAsia="宋体"/>
+      <w:rFonts w:ascii="Arial" w:eastAsia="宋体" w:hAnsi="Arial"/>
       <w:sz w:val="32"/>
     </w:rPr>
   </w:style>
-  <w:style w:type="paragraph" w:customStyle="1" w:styleId="29">
+  <w:style w:type="paragraph" w:customStyle="1" w:styleId="a1">
     <w:name w:val="柴_正文"/>
-    <w:basedOn w:val="12"/>
-    <w:link w:val="42"/>
+    <w:basedOn w:val="BodyText"/>
+    <w:link w:val="Char"/>
     <w:qFormat/>
-    <w:uiPriority w:val="0"/>
     <w:pPr>
       <w:spacing w:line="360" w:lineRule="auto"/>
       <w:ind w:firstLine="470" w:firstLineChars="200"/>
     </w:pPr>
     <w:rPr>
-      <w:rFonts w:ascii="Arial" w:hAnsi="Arial" w:eastAsia="宋体"/>
+      <w:rFonts w:ascii="Arial" w:eastAsia="宋体" w:hAnsi="Arial"/>
       <w:sz w:val="24"/>
       <w:lang w:eastAsia="zh-CN"/>
     </w:rPr>
   </w:style>
-  <w:style w:type="paragraph" w:customStyle="1" w:styleId="30">
+  <w:style w:type="paragraph" w:customStyle="1" w:styleId="2">
     <w:name w:val="柴_标题2"/>
-    <w:basedOn w:val="3"/>
-    <w:next w:val="29"/>
+    <w:basedOn w:val="Heading2"/>
+    <w:next w:val="a1"/>
     <w:qFormat/>
-    <w:uiPriority w:val="0"/>
     <w:pPr>
       <w:spacing w:line="360" w:lineRule="auto"/>
     </w:pPr>
     <w:rPr>
-      <w:rFonts w:ascii="Arial" w:hAnsi="Arial" w:eastAsia="宋体"/>
+      <w:rFonts w:ascii="Arial" w:eastAsia="宋体" w:hAnsi="Arial"/>
       <w:sz w:val="28"/>
     </w:rPr>
   </w:style>
-  <w:style w:type="paragraph" w:customStyle="1" w:styleId="31">
+  <w:style w:type="paragraph" w:customStyle="1" w:styleId="3">
     <w:name w:val="柴_标题3"/>
-    <w:basedOn w:val="4"/>
-    <w:next w:val="29"/>
+    <w:basedOn w:val="Heading3"/>
+    <w:next w:val="a1"/>
     <w:qFormat/>
-    <w:uiPriority w:val="0"/>
     <w:pPr>
       <w:spacing w:line="360" w:lineRule="auto"/>
       <w:ind w:left="0" w:firstLine="472" w:firstLineChars="200"/>
     </w:pPr>
     <w:rPr>
-      <w:rFonts w:ascii="宋体" w:hAnsi="宋体" w:eastAsia="宋体" w:cs="宋体"/>
+      <w:rFonts w:ascii="宋体" w:eastAsia="宋体" w:hAnsi="宋体" w:cs="宋体"/>
       <w:spacing w:val="-2"/>
       <w:sz w:val="24"/>
       <w:szCs w:val="24"/>
     </w:rPr>
   </w:style>
-  <w:style w:type="paragraph" w:customStyle="1" w:styleId="32">
+  <w:style w:type="paragraph" w:customStyle="1" w:styleId="a2">
     <w:name w:val="柴_目录"/>
-    <w:basedOn w:val="1"/>
-    <w:next w:val="12"/>
+    <w:basedOn w:val="Normal"/>
+    <w:next w:val="BodyText"/>
     <w:qFormat/>
-    <w:uiPriority w:val="0"/>
     <w:pPr>
       <w:tabs>
         <w:tab w:val="right" w:leader="dot" w:pos="8442"/>
@@ -8017,64 +7888,59 @@
       <w:ind w:left="0" w:leftChars="0"/>
     </w:pPr>
     <w:rPr>
-      <w:rFonts w:ascii="Arial" w:hAnsi="Arial" w:eastAsia="Microsoft JhengHei"/>
+      <w:rFonts w:ascii="Arial" w:eastAsia="Microsoft JhengHei" w:hAnsi="Arial"/>
       <w:sz w:val="24"/>
     </w:rPr>
   </w:style>
-  <w:style w:type="paragraph" w:customStyle="1" w:styleId="33">
+  <w:style w:type="paragraph" w:customStyle="1" w:styleId="WPSOffice1">
     <w:name w:val="WPSOffice手动目录 1"/>
     <w:qFormat/>
-    <w:uiPriority w:val="0"/>
     <w:pPr>
       <w:ind w:leftChars="0"/>
     </w:pPr>
     <w:rPr>
-      <w:rFonts w:ascii="Times New Roman" w:hAnsi="Times New Roman" w:eastAsia="宋体" w:cs="Times New Roman"/>
+      <w:rFonts w:ascii="Times New Roman" w:eastAsia="宋体" w:hAnsi="Times New Roman" w:cs="Times New Roman"/>
       <w:sz w:val="20"/>
       <w:szCs w:val="20"/>
     </w:rPr>
   </w:style>
-  <w:style w:type="paragraph" w:customStyle="1" w:styleId="34">
+  <w:style w:type="paragraph" w:customStyle="1" w:styleId="WPSOffice2">
     <w:name w:val="WPSOffice手动目录 2"/>
     <w:qFormat/>
-    <w:uiPriority w:val="0"/>
     <w:pPr>
       <w:ind w:leftChars="200"/>
     </w:pPr>
     <w:rPr>
-      <w:rFonts w:ascii="Times New Roman" w:hAnsi="Times New Roman" w:eastAsia="宋体" w:cs="Times New Roman"/>
+      <w:rFonts w:ascii="Times New Roman" w:eastAsia="宋体" w:hAnsi="Times New Roman" w:cs="Times New Roman"/>
       <w:sz w:val="20"/>
       <w:szCs w:val="20"/>
     </w:rPr>
   </w:style>
-  <w:style w:type="paragraph" w:customStyle="1" w:styleId="35">
+  <w:style w:type="paragraph" w:customStyle="1" w:styleId="WPSOffice3">
     <w:name w:val="WPSOffice手动目录 3"/>
     <w:qFormat/>
-    <w:uiPriority w:val="0"/>
     <w:pPr>
       <w:ind w:leftChars="400"/>
     </w:pPr>
     <w:rPr>
-      <w:rFonts w:ascii="Times New Roman" w:hAnsi="Times New Roman" w:eastAsia="宋体" w:cs="Times New Roman"/>
+      <w:rFonts w:ascii="Times New Roman" w:eastAsia="宋体" w:hAnsi="Times New Roman" w:cs="Times New Roman"/>
       <w:sz w:val="20"/>
       <w:szCs w:val="20"/>
     </w:rPr>
   </w:style>
-  <w:style w:type="paragraph" w:customStyle="1" w:styleId="36">
+  <w:style w:type="paragraph" w:customStyle="1" w:styleId="Compact">
     <w:name w:val="Compact"/>
-    <w:basedOn w:val="12"/>
+    <w:basedOn w:val="BodyText"/>
     <w:qFormat/>
-    <w:uiPriority w:val="0"/>
     <w:pPr>
       <w:spacing w:before="36" w:after="36"/>
     </w:pPr>
   </w:style>
-  <w:style w:type="table" w:customStyle="1" w:styleId="37">
+  <w:style w:type="table" w:customStyle="1" w:styleId="Table">
     <w:name w:val="Table"/>
     <w:semiHidden/>
     <w:unhideWhenUsed/>
     <w:qFormat/>
-    <w:uiPriority w:val="0"/>
     <w:tblPr>
       <w:tblCellMar>
         <w:top w:w="0" w:type="dxa"/>
@@ -8086,28 +7952,26 @@
     <w:tblStylePr w:type="firstRow">
       <w:tcPr>
         <w:tcBorders>
-          <w:bottom w:val="single" w:color="auto" w:sz="0" w:space="0"/>
+          <w:bottom w:val="single" w:sz="0" w:space="0" w:color="auto"/>
         </w:tcBorders>
         <w:vAlign w:val="bottom"/>
       </w:tcPr>
     </w:tblStylePr>
   </w:style>
-  <w:style w:type="character" w:customStyle="1" w:styleId="38">
+  <w:style w:type="character" w:customStyle="1" w:styleId="1Char">
     <w:name w:val="柴_标题1 Char"/>
-    <w:link w:val="28"/>
+    <w:link w:val="1"/>
     <w:qFormat/>
-    <w:uiPriority w:val="0"/>
     <w:rPr>
-      <w:rFonts w:ascii="Arial" w:hAnsi="Arial" w:eastAsia="宋体"/>
+      <w:rFonts w:ascii="Arial" w:eastAsia="宋体" w:hAnsi="Arial"/>
       <w:sz w:val="32"/>
     </w:rPr>
   </w:style>
-  <w:style w:type="table" w:customStyle="1" w:styleId="39">
+  <w:style w:type="table" w:customStyle="1" w:styleId="TableNormal1">
     <w:name w:val="Table Normal_1"/>
     <w:semiHidden/>
     <w:unhideWhenUsed/>
     <w:qFormat/>
-    <w:uiPriority w:val="0"/>
     <w:tblPr>
       <w:tblCellMar>
         <w:top w:w="0" w:type="dxa"/>
@@ -8117,11 +7981,10 @@
       </w:tblCellMar>
     </w:tblPr>
   </w:style>
-  <w:style w:type="paragraph" w:customStyle="1" w:styleId="40">
+  <w:style w:type="paragraph" w:customStyle="1" w:styleId="a3">
     <w:name w:val="柴_正文_无缩进"/>
-    <w:basedOn w:val="1"/>
+    <w:basedOn w:val="Normal"/>
     <w:qFormat/>
-    <w:uiPriority w:val="0"/>
     <w:pPr>
       <w:ind w:firstLine="0" w:firstLineChars="0"/>
     </w:pPr>
@@ -8131,31 +7994,29 @@
       <w:lang w:eastAsia="zh-CN"/>
     </w:rPr>
   </w:style>
-  <w:style w:type="paragraph" w:customStyle="1" w:styleId="41">
+  <w:style w:type="paragraph" w:customStyle="1" w:styleId="4">
     <w:name w:val="柴_标题4"/>
-    <w:basedOn w:val="5"/>
-    <w:next w:val="1"/>
+    <w:basedOn w:val="Heading4"/>
+    <w:next w:val="Normal"/>
     <w:qFormat/>
-    <w:uiPriority w:val="0"/>
     <w:pPr>
       <w:widowControl w:val="0"/>
       <w:spacing w:before="160" w:line="360" w:lineRule="auto"/>
-      <w:ind w:left="981" w:leftChars="300" w:hanging="862"/>
+      <w:ind w:left="981" w:hanging="862" w:leftChars="300"/>
     </w:pPr>
     <w:rPr>
-      <w:rFonts w:hint="eastAsia" w:ascii="Calibri" w:hAnsi="Calibri" w:eastAsia="宋体" w:cs="宋体"/>
+      <w:rFonts w:ascii="Calibri" w:eastAsia="宋体" w:hAnsi="Calibri" w:cs="宋体" w:hint="eastAsia"/>
       <w:sz w:val="24"/>
       <w:szCs w:val="24"/>
       <w:lang w:eastAsia="zh-CN" w:bidi="zh-CN"/>
     </w:rPr>
   </w:style>
-  <w:style w:type="character" w:customStyle="1" w:styleId="42">
+  <w:style w:type="character" w:customStyle="1" w:styleId="Char">
     <w:name w:val="柴_正文 Char"/>
-    <w:link w:val="29"/>
+    <w:link w:val="a1"/>
     <w:qFormat/>
-    <w:uiPriority w:val="0"/>
     <w:rPr>
-      <w:rFonts w:ascii="Arial" w:hAnsi="Arial" w:eastAsia="宋体"/>
+      <w:rFonts w:ascii="Arial" w:eastAsia="宋体" w:hAnsi="Arial"/>
       <w:sz w:val="24"/>
       <w:lang w:eastAsia="zh-CN"/>
     </w:rPr>

--- a/4.质量管理/1.流程制度规范类文件/JXTX-04-08-运维服务验收管理制度.docx
+++ b/4.质量管理/1.流程制度规范类文件/JXTX-04-08-运维服务验收管理制度.docx
@@ -1,11 +1,10 @@
 
 <file path=word/document.xml><?xml version="1.0" encoding="utf-8"?>
-<w:document xmlns:wpc="http://schemas.microsoft.com/office/word/2010/wordprocessingCanvas" xmlns:mc="http://schemas.openxmlformats.org/markup-compatibility/2006" xmlns:o="urn:schemas-microsoft-com:office:office" xmlns:r="http://schemas.openxmlformats.org/officeDocument/2006/relationships" xmlns:m="http://schemas.openxmlformats.org/officeDocument/2006/math" xmlns:v="urn:schemas-microsoft-com:vml" xmlns:wp14="http://schemas.microsoft.com/office/word/2010/wordprocessingDrawing" xmlns:wp="http://schemas.openxmlformats.org/drawingml/2006/wordprocessingDrawing" xmlns:w10="urn:schemas-microsoft-com:office:word" xmlns:w="http://schemas.openxmlformats.org/wordprocessingml/2006/main" xmlns:w14="http://schemas.microsoft.com/office/word/2010/wordml" xmlns:w15="http://schemas.microsoft.com/office/word/2012/wordml" xmlns:wne="http://schemas.microsoft.com/office/word/2006/wordml" xmlns:wpg="http://schemas.microsoft.com/office/word/2010/wordprocessingGroup" xmlns:wpi="http://schemas.microsoft.com/office/word/2010/wordprocessingInk" xmlns:wps="http://schemas.microsoft.com/office/word/2010/wordprocessingShape" mc:Ignorable="w14 w15 wp14">
-  <!-- Generated by Aspose.Words for .NET 13.3.0.1 -->
+<w:document xmlns:wpc="http://schemas.microsoft.com/office/word/2010/wordprocessingCanvas" xmlns:mc="http://schemas.openxmlformats.org/markup-compatibility/2006" xmlns:o="urn:schemas-microsoft-com:office:office" xmlns:r="http://schemas.openxmlformats.org/officeDocument/2006/relationships" xmlns:m="http://schemas.openxmlformats.org/officeDocument/2006/math" xmlns:v="urn:schemas-microsoft-com:vml" xmlns:wp14="http://schemas.microsoft.com/office/word/2010/wordprocessingDrawing" xmlns:wp="http://schemas.openxmlformats.org/drawingml/2006/wordprocessingDrawing" xmlns:w="http://schemas.openxmlformats.org/wordprocessingml/2006/main" xmlns:w14="http://schemas.microsoft.com/office/word/2010/wordml" xmlns:w10="urn:schemas-microsoft-com:office:word" xmlns:w15="http://schemas.microsoft.com/office/word/2012/wordml" xmlns:wpg="http://schemas.microsoft.com/office/word/2010/wordprocessingGroup" xmlns:wpi="http://schemas.microsoft.com/office/word/2010/wordprocessingInk" xmlns:wne="http://schemas.microsoft.com/office/word/2006/wordml" xmlns:wps="http://schemas.microsoft.com/office/word/2010/wordprocessingShape" xmlns:wpsCustomData="http://www.wps.cn/officeDocument/2013/wpsCustomData" mc:Ignorable="w14 w15 wp14">
   <w:body>
     <w:p>
       <w:pPr>
-        <w:pStyle w:val="a"/>
+        <w:pStyle w:val="24"/>
         <w:keepNext w:val="0"/>
         <w:keepLines w:val="0"/>
         <w:pageBreakBefore w:val="0"/>
@@ -22,10 +21,10 @@
         <w:spacing w:before="3120" w:beforeLines="1000"/>
         <w:textAlignment w:val="baseline"/>
       </w:pPr>
-      <w:bookmarkStart w:id="0" w:name="_Toc7470"/>
+      <w:bookmarkStart w:id="0" w:name="_Toc26646"/>
       <w:r>
         <w:drawing>
-          <wp:anchor distT="0" distB="0" distL="114300" distR="114300" simplePos="0" relativeHeight="251660288" behindDoc="1" locked="0" layoutInCell="1" allowOverlap="1">
+          <wp:anchor distT="0" distB="0" distL="114300" distR="114300" simplePos="0" relativeHeight="251661312" behindDoc="1" locked="0" layoutInCell="1" allowOverlap="1">
             <wp:simplePos x="0" y="0"/>
             <wp:positionH relativeFrom="column">
               <wp:posOffset>-19050</wp:posOffset>
@@ -50,7 +49,7 @@
                     </pic:cNvPicPr>
                   </pic:nvPicPr>
                   <pic:blipFill>
-                    <a:blip xmlns:r="http://schemas.openxmlformats.org/officeDocument/2006/relationships" r:embed="rId4"/>
+                    <a:blip r:embed="rId7"/>
                     <a:stretch>
                       <a:fillRect/>
                     </a:stretch>
@@ -76,7 +75,7 @@
       </w:r>
       <w:r>
         <w:drawing>
-          <wp:anchor distT="0" distB="0" distL="114300" distR="114300" simplePos="0" relativeHeight="251659264" behindDoc="1" locked="0" layoutInCell="1" allowOverlap="1">
+          <wp:anchor distT="0" distB="0" distL="114300" distR="114300" simplePos="0" relativeHeight="251660288" behindDoc="1" locked="0" layoutInCell="1" allowOverlap="1">
             <wp:simplePos x="0" y="0"/>
             <wp:positionH relativeFrom="column">
               <wp:posOffset>0</wp:posOffset>
@@ -101,7 +100,7 @@
                     </pic:cNvPicPr>
                   </pic:nvPicPr>
                   <pic:blipFill>
-                    <a:blip xmlns:r="http://schemas.openxmlformats.org/officeDocument/2006/relationships" r:embed="rId5"/>
+                    <a:blip r:embed="rId8"/>
                     <a:stretch>
                       <a:fillRect/>
                     </a:stretch>
@@ -131,7 +130,7 @@
           <w:lang w:val="en-US" w:eastAsia="zh-CN"/>
         </w:rPr>
         <w:drawing>
-          <wp:anchor distT="0" distB="0" distL="114300" distR="114300" simplePos="0" relativeHeight="251658240" behindDoc="1" locked="0" layoutInCell="1" allowOverlap="1">
+          <wp:anchor distT="0" distB="0" distL="114300" distR="114300" simplePos="0" relativeHeight="251659264" behindDoc="1" locked="0" layoutInCell="1" allowOverlap="1">
             <wp:simplePos x="0" y="0"/>
             <wp:positionH relativeFrom="column">
               <wp:posOffset>635</wp:posOffset>
@@ -156,7 +155,7 @@
                     </pic:cNvPicPr>
                   </pic:nvPicPr>
                   <pic:blipFill>
-                    <a:blip xmlns:r="http://schemas.openxmlformats.org/officeDocument/2006/relationships" r:embed="rId6">
+                    <a:blip r:embed="rId9">
                       <a:alphaModFix amt="58000"/>
                       <a:lum contrast="-52000"/>
                     </a:blip>
@@ -190,7 +189,7 @@
     </w:p>
     <w:p>
       <w:pPr>
-        <w:pStyle w:val="a0"/>
+        <w:pStyle w:val="25"/>
         <w:keepNext w:val="0"/>
         <w:keepLines w:val="0"/>
         <w:pageBreakBefore w:val="0"/>
@@ -211,7 +210,7 @@
           <w:lang w:val="en-US" w:eastAsia="zh-CN"/>
         </w:rPr>
       </w:pPr>
-      <w:bookmarkStart w:id="1" w:name="_Toc24640"/>
+      <w:bookmarkStart w:id="1" w:name="_Toc10693"/>
       <w:r>
         <w:rPr>
           <w:rFonts w:hint="eastAsia"/>
@@ -237,11 +236,11 @@
         <w:adjustRightInd w:val="0"/>
         <w:snapToGrid w:val="0"/>
         <w:spacing w:after="624" w:afterLines="200" w:line="219" w:lineRule="auto"/>
-        <w:ind w:left="0" w:right="0" w:firstLine="0" w:leftChars="0" w:rightChars="0" w:firstLineChars="0"/>
+        <w:ind w:left="0" w:leftChars="0" w:right="0" w:rightChars="0" w:firstLine="0" w:firstLineChars="0"/>
         <w:jc w:val="center"/>
         <w:textAlignment w:val="baseline"/>
         <w:rPr>
-          <w:rFonts w:ascii="宋体" w:eastAsia="宋体" w:hAnsi="宋体" w:cs="宋体" w:hint="eastAsia"/>
+          <w:rFonts w:hint="eastAsia" w:ascii="宋体" w:hAnsi="宋体" w:eastAsia="宋体" w:cs="宋体"/>
           <w:sz w:val="24"/>
           <w:szCs w:val="24"/>
           <w:lang w:val="en-US" w:eastAsia="zh-CN"/>
@@ -249,7 +248,7 @@
       </w:pPr>
       <w:r>
         <w:rPr>
-          <w:rFonts w:ascii="宋体" w:eastAsia="宋体" w:hAnsi="宋体" w:cs="宋体"/>
+          <w:rFonts w:ascii="宋体" w:hAnsi="宋体" w:eastAsia="宋体" w:cs="宋体"/>
           <w:b/>
           <w:bCs/>
           <w:spacing w:val="-3"/>
@@ -260,7 +259,7 @@
       </w:r>
       <w:r>
         <w:rPr>
-          <w:rFonts w:ascii="宋体" w:eastAsia="宋体" w:hAnsi="宋体" w:cs="宋体" w:hint="eastAsia"/>
+          <w:rFonts w:hint="eastAsia" w:ascii="宋体" w:hAnsi="宋体" w:eastAsia="宋体" w:cs="宋体"/>
           <w:b/>
           <w:bCs/>
           <w:spacing w:val="-3"/>
@@ -272,7 +271,7 @@
       </w:r>
       <w:r>
         <w:rPr>
-          <w:rFonts w:ascii="宋体" w:eastAsia="宋体" w:hAnsi="宋体" w:cs="宋体"/>
+          <w:rFonts w:ascii="宋体" w:hAnsi="宋体" w:eastAsia="宋体" w:cs="宋体"/>
           <w:b/>
           <w:bCs/>
           <w:spacing w:val="-3"/>
@@ -283,7 +282,7 @@
       </w:r>
       <w:r>
         <w:rPr>
-          <w:rFonts w:ascii="宋体" w:hAnsi="宋体" w:cs="宋体" w:hint="eastAsia"/>
+          <w:rFonts w:hint="eastAsia" w:ascii="宋体" w:hAnsi="宋体" w:cs="宋体"/>
           <w:b/>
           <w:bCs/>
           <w:spacing w:val="-3"/>
@@ -295,7 +294,7 @@
       </w:r>
       <w:r>
         <w:rPr>
-          <w:rFonts w:ascii="宋体" w:eastAsia="宋体" w:hAnsi="宋体" w:cs="宋体"/>
+          <w:rFonts w:ascii="宋体" w:hAnsi="宋体" w:eastAsia="宋体" w:cs="宋体"/>
           <w:b/>
           <w:bCs/>
           <w:spacing w:val="-3"/>
@@ -306,7 +305,7 @@
       </w:r>
       <w:r>
         <w:rPr>
-          <w:rFonts w:ascii="宋体" w:hAnsi="宋体" w:cs="宋体" w:hint="eastAsia"/>
+          <w:rFonts w:hint="eastAsia" w:ascii="宋体" w:hAnsi="宋体" w:cs="宋体"/>
           <w:b/>
           <w:bCs/>
           <w:spacing w:val="-3"/>
@@ -319,17 +318,18 @@
     </w:p>
     <w:tbl>
       <w:tblPr>
-        <w:tblStyle w:val="TableGrid"/>
+        <w:tblStyle w:val="21"/>
         <w:tblW w:w="0" w:type="auto"/>
         <w:jc w:val="center"/>
         <w:tblBorders>
-          <w:top w:val="nil"/>
-          <w:left w:val="nil"/>
-          <w:bottom w:val="nil"/>
-          <w:right w:val="nil"/>
-          <w:insideH w:val="nil"/>
-          <w:insideV w:val="nil"/>
+          <w:top w:val="none" w:color="auto" w:sz="0" w:space="0"/>
+          <w:left w:val="none" w:color="auto" w:sz="0" w:space="0"/>
+          <w:bottom w:val="none" w:color="auto" w:sz="0" w:space="0"/>
+          <w:right w:val="none" w:color="auto" w:sz="0" w:space="0"/>
+          <w:insideH w:val="none" w:color="auto" w:sz="0" w:space="0"/>
+          <w:insideV w:val="none" w:color="auto" w:sz="0" w:space="0"/>
         </w:tblBorders>
+        <w:tblLayout w:type="autofit"/>
         <w:tblCellMar>
           <w:top w:w="0" w:type="dxa"/>
           <w:left w:w="108" w:type="dxa"/>
@@ -343,25 +343,17 @@
       </w:tblGrid>
       <w:tr>
         <w:tblPrEx>
-          <w:tblW w:w="0" w:type="auto"/>
-          <w:jc w:val="center"/>
           <w:tblBorders>
-            <w:top w:val="nil"/>
-            <w:left w:val="nil"/>
-            <w:bottom w:val="nil"/>
-            <w:right w:val="nil"/>
-            <w:insideH w:val="nil"/>
-            <w:insideV w:val="nil"/>
+            <w:top w:val="none" w:color="auto" w:sz="0" w:space="0"/>
+            <w:left w:val="none" w:color="auto" w:sz="0" w:space="0"/>
+            <w:bottom w:val="none" w:color="auto" w:sz="0" w:space="0"/>
+            <w:right w:val="none" w:color="auto" w:sz="0" w:space="0"/>
+            <w:insideH w:val="none" w:color="auto" w:sz="0" w:space="0"/>
+            <w:insideV w:val="none" w:color="auto" w:sz="0" w:space="0"/>
           </w:tblBorders>
-          <w:tblCellMar>
-            <w:top w:w="0" w:type="dxa"/>
-            <w:left w:w="108" w:type="dxa"/>
-            <w:bottom w:w="0" w:type="dxa"/>
-            <w:right w:w="108" w:type="dxa"/>
-          </w:tblCellMar>
         </w:tblPrEx>
         <w:trPr>
-          <w:trHeight w:val="810"/>
+          <w:trHeight w:val="810" w:hRule="atLeast"/>
           <w:jc w:val="center"/>
         </w:trPr>
         <w:tc>
@@ -400,7 +392,7 @@
             </w:r>
             <w:r>
               <w:rPr>
-                <w:rFonts w:asciiTheme="minorAscii" w:eastAsiaTheme="minorEastAsia" w:hAnsiTheme="minorAscii" w:hint="default"/>
+                <w:rFonts w:hint="default" w:asciiTheme="minorAscii" w:hAnsiTheme="minorAscii" w:eastAsiaTheme="minorEastAsia"/>
                 <w:spacing w:val="227"/>
                 <w:sz w:val="21"/>
                 <w:vertAlign w:val="baseline"/>
@@ -454,7 +446,7 @@
             </w:r>
             <w:r>
               <w:rPr>
-                <w:rFonts w:asciiTheme="minorAscii" w:eastAsiaTheme="minorEastAsia" w:hAnsiTheme="minorAscii" w:hint="eastAsia"/>
+                <w:rFonts w:hint="eastAsia" w:asciiTheme="minorAscii" w:hAnsiTheme="minorAscii" w:eastAsiaTheme="minorEastAsia"/>
                 <w:spacing w:val="227"/>
                 <w:sz w:val="21"/>
                 <w:vertAlign w:val="baseline"/>
@@ -476,8 +468,14 @@
       </w:tr>
       <w:tr>
         <w:tblPrEx>
-          <w:tblW w:w="0" w:type="auto"/>
-          <w:jc w:val="center"/>
+          <w:tblBorders>
+            <w:top w:val="none" w:color="auto" w:sz="0" w:space="0"/>
+            <w:left w:val="none" w:color="auto" w:sz="0" w:space="0"/>
+            <w:bottom w:val="none" w:color="auto" w:sz="0" w:space="0"/>
+            <w:right w:val="none" w:color="auto" w:sz="0" w:space="0"/>
+            <w:insideH w:val="none" w:color="auto" w:sz="0" w:space="0"/>
+            <w:insideV w:val="none" w:color="auto" w:sz="0" w:space="0"/>
+          </w:tblBorders>
           <w:tblCellMar>
             <w:top w:w="0" w:type="dxa"/>
             <w:left w:w="108" w:type="dxa"/>
@@ -486,7 +484,7 @@
           </w:tblCellMar>
         </w:tblPrEx>
         <w:trPr>
-          <w:trHeight w:val="810"/>
+          <w:trHeight w:val="810" w:hRule="atLeast"/>
           <w:jc w:val="center"/>
         </w:trPr>
         <w:tc>
@@ -511,7 +509,7 @@
               <w:snapToGrid w:val="0"/>
               <w:textAlignment w:val="baseline"/>
               <w:rPr>
-                <w:rFonts w:ascii="Arial" w:eastAsia="Arial" w:hAnsi="Arial" w:cs="Arial" w:hint="default"/>
+                <w:rFonts w:hint="default" w:ascii="Arial" w:hAnsi="Arial" w:eastAsia="Arial" w:cs="Arial"/>
                 <w:snapToGrid w:val="0"/>
                 <w:color w:val="000000"/>
                 <w:kern w:val="0"/>
@@ -543,7 +541,7 @@
             </w:r>
             <w:r>
               <w:rPr>
-                <w:rFonts w:asciiTheme="minorAscii" w:eastAsiaTheme="minorEastAsia" w:hAnsiTheme="minorAscii" w:hint="default"/>
+                <w:rFonts w:hint="default" w:asciiTheme="minorAscii" w:hAnsiTheme="minorAscii" w:eastAsiaTheme="minorEastAsia"/>
                 <w:spacing w:val="227"/>
                 <w:sz w:val="21"/>
                 <w:vertAlign w:val="baseline"/>
@@ -597,7 +595,7 @@
               <w:snapToGrid w:val="0"/>
               <w:textAlignment w:val="baseline"/>
               <w:rPr>
-                <w:rFonts w:ascii="Arial" w:eastAsia="Arial" w:hAnsi="Arial" w:cs="Arial" w:hint="default"/>
+                <w:rFonts w:hint="default" w:ascii="Arial" w:hAnsi="Arial" w:eastAsia="Arial" w:cs="Arial"/>
                 <w:snapToGrid w:val="0"/>
                 <w:color w:val="000000"/>
                 <w:kern w:val="0"/>
@@ -617,7 +615,7 @@
             </w:r>
             <w:r>
               <w:rPr>
-                <w:rFonts w:asciiTheme="minorAscii" w:eastAsiaTheme="minorEastAsia" w:hAnsiTheme="minorAscii" w:hint="eastAsia"/>
+                <w:rFonts w:hint="eastAsia" w:asciiTheme="minorAscii" w:hAnsiTheme="minorAscii" w:eastAsiaTheme="minorEastAsia"/>
                 <w:spacing w:val="227"/>
                 <w:sz w:val="21"/>
                 <w:vertAlign w:val="baseline"/>
@@ -639,8 +637,14 @@
       </w:tr>
       <w:tr>
         <w:tblPrEx>
-          <w:tblW w:w="0" w:type="auto"/>
-          <w:jc w:val="center"/>
+          <w:tblBorders>
+            <w:top w:val="none" w:color="auto" w:sz="0" w:space="0"/>
+            <w:left w:val="none" w:color="auto" w:sz="0" w:space="0"/>
+            <w:bottom w:val="none" w:color="auto" w:sz="0" w:space="0"/>
+            <w:right w:val="none" w:color="auto" w:sz="0" w:space="0"/>
+            <w:insideH w:val="none" w:color="auto" w:sz="0" w:space="0"/>
+            <w:insideV w:val="none" w:color="auto" w:sz="0" w:space="0"/>
+          </w:tblBorders>
           <w:tblCellMar>
             <w:top w:w="0" w:type="dxa"/>
             <w:left w:w="108" w:type="dxa"/>
@@ -649,7 +653,7 @@
           </w:tblCellMar>
         </w:tblPrEx>
         <w:trPr>
-          <w:trHeight w:val="635"/>
+          <w:trHeight w:val="635" w:hRule="atLeast"/>
           <w:jc w:val="center"/>
         </w:trPr>
         <w:tc>
@@ -700,7 +704,7 @@
             </w:r>
             <w:r>
               <w:rPr>
-                <w:rFonts w:asciiTheme="minorAscii" w:eastAsiaTheme="minorEastAsia" w:hAnsiTheme="minorAscii" w:hint="eastAsia"/>
+                <w:rFonts w:hint="eastAsia" w:asciiTheme="minorAscii" w:hAnsiTheme="minorAscii" w:eastAsiaTheme="minorEastAsia"/>
                 <w:spacing w:val="227"/>
                 <w:sz w:val="21"/>
                 <w:vertAlign w:val="baseline"/>
@@ -754,7 +758,7 @@
             </w:r>
             <w:r>
               <w:rPr>
-                <w:rFonts w:asciiTheme="minorAscii" w:eastAsiaTheme="minorEastAsia" w:hAnsiTheme="minorAscii" w:hint="eastAsia"/>
+                <w:rFonts w:hint="eastAsia" w:asciiTheme="minorAscii" w:hAnsiTheme="minorAscii" w:eastAsiaTheme="minorEastAsia"/>
                 <w:spacing w:val="227"/>
                 <w:sz w:val="21"/>
                 <w:vertAlign w:val="baseline"/>
@@ -815,14 +819,14 @@
         <w:ind w:left="3634"/>
         <w:textAlignment w:val="baseline"/>
         <w:rPr>
-          <w:rFonts w:ascii="宋体" w:eastAsia="宋体" w:hAnsi="宋体" w:cs="宋体"/>
+          <w:rFonts w:ascii="宋体" w:hAnsi="宋体" w:eastAsia="宋体" w:cs="宋体"/>
           <w:sz w:val="31"/>
           <w:szCs w:val="31"/>
         </w:rPr>
       </w:pPr>
       <w:r>
         <w:rPr>
-          <w:rFonts w:ascii="宋体" w:eastAsia="宋体" w:hAnsi="宋体" w:cs="宋体"/>
+          <w:rFonts w:ascii="宋体" w:hAnsi="宋体" w:eastAsia="宋体" w:cs="宋体"/>
           <w:b/>
           <w:bCs/>
           <w:spacing w:val="4"/>
@@ -834,16 +838,16 @@
     </w:p>
     <w:tbl>
       <w:tblPr>
-        <w:tblStyle w:val="TableNormal0"/>
+        <w:tblStyle w:val="26"/>
         <w:tblW w:w="8214" w:type="dxa"/>
         <w:jc w:val="center"/>
         <w:tblBorders>
-          <w:top w:val="single" w:sz="2" w:space="0" w:color="000000"/>
-          <w:left w:val="single" w:sz="2" w:space="0" w:color="000000"/>
-          <w:bottom w:val="single" w:sz="2" w:space="0" w:color="000000"/>
-          <w:right w:val="single" w:sz="2" w:space="0" w:color="000000"/>
-          <w:insideH w:val="single" w:sz="2" w:space="0" w:color="000000"/>
-          <w:insideV w:val="single" w:sz="2" w:space="0" w:color="000000"/>
+          <w:top w:val="single" w:color="000000" w:sz="2" w:space="0"/>
+          <w:left w:val="single" w:color="000000" w:sz="2" w:space="0"/>
+          <w:bottom w:val="single" w:color="000000" w:sz="2" w:space="0"/>
+          <w:right w:val="single" w:color="000000" w:sz="2" w:space="0"/>
+          <w:insideH w:val="single" w:color="000000" w:sz="2" w:space="0"/>
+          <w:insideV w:val="single" w:color="000000" w:sz="2" w:space="0"/>
         </w:tblBorders>
         <w:tblLayout w:type="fixed"/>
         <w:tblCellMar>
@@ -863,17 +867,14 @@
       </w:tblGrid>
       <w:tr>
         <w:tblPrEx>
-          <w:tblW w:w="8214" w:type="dxa"/>
-          <w:jc w:val="center"/>
           <w:tblBorders>
-            <w:top w:val="single" w:sz="2" w:space="0" w:color="000000"/>
-            <w:left w:val="single" w:sz="2" w:space="0" w:color="000000"/>
-            <w:bottom w:val="single" w:sz="2" w:space="0" w:color="000000"/>
-            <w:right w:val="single" w:sz="2" w:space="0" w:color="000000"/>
-            <w:insideH w:val="single" w:sz="2" w:space="0" w:color="000000"/>
-            <w:insideV w:val="single" w:sz="2" w:space="0" w:color="000000"/>
+            <w:top w:val="single" w:color="000000" w:sz="2" w:space="0"/>
+            <w:left w:val="single" w:color="000000" w:sz="2" w:space="0"/>
+            <w:bottom w:val="single" w:color="000000" w:sz="2" w:space="0"/>
+            <w:right w:val="single" w:color="000000" w:sz="2" w:space="0"/>
+            <w:insideH w:val="single" w:color="000000" w:sz="2" w:space="0"/>
+            <w:insideV w:val="single" w:color="000000" w:sz="2" w:space="0"/>
           </w:tblBorders>
-          <w:tblLayout w:type="fixed"/>
           <w:tblCellMar>
             <w:top w:w="0" w:type="dxa"/>
             <w:left w:w="0" w:type="dxa"/>
@@ -882,7 +883,7 @@
           </w:tblCellMar>
         </w:tblPrEx>
         <w:trPr>
-          <w:trHeight w:val="593"/>
+          <w:trHeight w:val="593" w:hRule="atLeast"/>
           <w:jc w:val="center"/>
         </w:trPr>
         <w:tc>
@@ -905,18 +906,18 @@
               <w:adjustRightInd w:val="0"/>
               <w:snapToGrid w:val="0"/>
               <w:spacing w:before="176" w:line="228" w:lineRule="auto"/>
-              <w:ind w:left="0" w:right="0" w:firstLine="0" w:leftChars="0" w:rightChars="0" w:firstLineChars="0"/>
+              <w:ind w:left="0" w:leftChars="0" w:right="0" w:rightChars="0" w:firstLine="0" w:firstLineChars="0"/>
               <w:jc w:val="center"/>
               <w:textAlignment w:val="baseline"/>
               <w:rPr>
-                <w:rFonts w:ascii="宋体" w:eastAsia="宋体" w:hAnsi="宋体" w:cs="宋体"/>
+                <w:rFonts w:ascii="宋体" w:hAnsi="宋体" w:eastAsia="宋体" w:cs="宋体"/>
                 <w:sz w:val="20"/>
                 <w:szCs w:val="20"/>
               </w:rPr>
             </w:pPr>
             <w:r>
               <w:rPr>
-                <w:rFonts w:ascii="宋体" w:hAnsi="宋体" w:cs="宋体" w:hint="eastAsia"/>
+                <w:rFonts w:hint="eastAsia" w:ascii="宋体" w:hAnsi="宋体" w:cs="宋体"/>
                 <w:spacing w:val="-14"/>
                 <w:sz w:val="20"/>
                 <w:szCs w:val="20"/>
@@ -926,7 +927,7 @@
             </w:r>
             <w:r>
               <w:rPr>
-                <w:rFonts w:ascii="宋体" w:eastAsia="宋体" w:hAnsi="宋体" w:cs="宋体"/>
+                <w:rFonts w:ascii="宋体" w:hAnsi="宋体" w:eastAsia="宋体" w:cs="宋体"/>
                 <w:spacing w:val="-14"/>
                 <w:sz w:val="20"/>
                 <w:szCs w:val="20"/>
@@ -955,18 +956,18 @@
               <w:adjustRightInd w:val="0"/>
               <w:snapToGrid w:val="0"/>
               <w:spacing w:before="175" w:line="227" w:lineRule="auto"/>
-              <w:ind w:left="0" w:right="0" w:firstLine="0" w:leftChars="0" w:rightChars="0" w:firstLineChars="0"/>
+              <w:ind w:left="0" w:leftChars="0" w:right="0" w:rightChars="0" w:firstLine="0" w:firstLineChars="0"/>
               <w:jc w:val="center"/>
               <w:textAlignment w:val="baseline"/>
               <w:rPr>
-                <w:rFonts w:ascii="宋体" w:eastAsia="宋体" w:hAnsi="宋体" w:cs="宋体"/>
+                <w:rFonts w:ascii="宋体" w:hAnsi="宋体" w:eastAsia="宋体" w:cs="宋体"/>
                 <w:sz w:val="20"/>
                 <w:szCs w:val="20"/>
               </w:rPr>
             </w:pPr>
             <w:r>
               <w:rPr>
-                <w:rFonts w:ascii="宋体" w:eastAsia="宋体" w:hAnsi="宋体" w:cs="宋体"/>
+                <w:rFonts w:ascii="宋体" w:hAnsi="宋体" w:eastAsia="宋体" w:cs="宋体"/>
                 <w:spacing w:val="4"/>
                 <w:sz w:val="20"/>
                 <w:szCs w:val="20"/>
@@ -995,18 +996,18 @@
               <w:adjustRightInd w:val="0"/>
               <w:snapToGrid w:val="0"/>
               <w:spacing w:before="175" w:line="228" w:lineRule="auto"/>
-              <w:ind w:left="0" w:right="0" w:firstLine="0" w:leftChars="0" w:rightChars="0" w:firstLineChars="0"/>
+              <w:ind w:left="0" w:leftChars="0" w:right="0" w:rightChars="0" w:firstLine="0" w:firstLineChars="0"/>
               <w:jc w:val="center"/>
               <w:textAlignment w:val="baseline"/>
               <w:rPr>
-                <w:rFonts w:ascii="宋体" w:eastAsia="宋体" w:hAnsi="宋体" w:cs="宋体"/>
+                <w:rFonts w:ascii="宋体" w:hAnsi="宋体" w:eastAsia="宋体" w:cs="宋体"/>
                 <w:sz w:val="20"/>
                 <w:szCs w:val="20"/>
               </w:rPr>
             </w:pPr>
             <w:r>
               <w:rPr>
-                <w:rFonts w:ascii="宋体" w:eastAsia="宋体" w:hAnsi="宋体" w:cs="宋体"/>
+                <w:rFonts w:ascii="宋体" w:hAnsi="宋体" w:eastAsia="宋体" w:cs="宋体"/>
                 <w:spacing w:val="7"/>
                 <w:sz w:val="20"/>
                 <w:szCs w:val="20"/>
@@ -1035,11 +1036,11 @@
               <w:adjustRightInd w:val="0"/>
               <w:snapToGrid w:val="0"/>
               <w:spacing w:before="175" w:line="228" w:lineRule="auto"/>
-              <w:ind w:left="0" w:right="0" w:firstLine="0" w:leftChars="0" w:rightChars="0" w:firstLineChars="0"/>
+              <w:ind w:left="0" w:leftChars="0" w:right="0" w:rightChars="0" w:firstLine="0" w:firstLineChars="0"/>
               <w:jc w:val="center"/>
               <w:textAlignment w:val="baseline"/>
               <w:rPr>
-                <w:rFonts w:ascii="宋体" w:eastAsia="宋体" w:hAnsi="宋体" w:cs="宋体" w:hint="eastAsia"/>
+                <w:rFonts w:hint="eastAsia" w:ascii="宋体" w:hAnsi="宋体" w:eastAsia="宋体" w:cs="宋体"/>
                 <w:spacing w:val="7"/>
                 <w:sz w:val="20"/>
                 <w:szCs w:val="20"/>
@@ -1048,7 +1049,7 @@
             </w:pPr>
             <w:r>
               <w:rPr>
-                <w:rFonts w:ascii="宋体" w:hAnsi="宋体" w:cs="宋体" w:hint="eastAsia"/>
+                <w:rFonts w:hint="eastAsia" w:ascii="宋体" w:hAnsi="宋体" w:cs="宋体"/>
                 <w:spacing w:val="7"/>
                 <w:sz w:val="20"/>
                 <w:szCs w:val="20"/>
@@ -1078,11 +1079,11 @@
               <w:adjustRightInd w:val="0"/>
               <w:snapToGrid w:val="0"/>
               <w:spacing w:before="175" w:line="228" w:lineRule="auto"/>
-              <w:ind w:left="0" w:right="0" w:firstLine="0" w:leftChars="0" w:rightChars="0" w:firstLineChars="0"/>
+              <w:ind w:left="0" w:leftChars="0" w:right="0" w:rightChars="0" w:firstLine="0" w:firstLineChars="0"/>
               <w:jc w:val="center"/>
               <w:textAlignment w:val="baseline"/>
               <w:rPr>
-                <w:rFonts w:ascii="宋体" w:hAnsi="宋体" w:cs="宋体" w:hint="default"/>
+                <w:rFonts w:hint="default" w:ascii="宋体" w:hAnsi="宋体" w:cs="宋体"/>
                 <w:spacing w:val="7"/>
                 <w:sz w:val="20"/>
                 <w:szCs w:val="20"/>
@@ -1091,7 +1092,7 @@
             </w:pPr>
             <w:r>
               <w:rPr>
-                <w:rFonts w:ascii="宋体" w:hAnsi="宋体" w:cs="宋体" w:hint="eastAsia"/>
+                <w:rFonts w:hint="eastAsia" w:ascii="宋体" w:hAnsi="宋体" w:cs="宋体"/>
                 <w:spacing w:val="7"/>
                 <w:sz w:val="20"/>
                 <w:szCs w:val="20"/>
@@ -1121,18 +1122,18 @@
               <w:adjustRightInd w:val="0"/>
               <w:snapToGrid w:val="0"/>
               <w:spacing w:before="176" w:line="229" w:lineRule="auto"/>
-              <w:ind w:left="0" w:right="0" w:firstLine="0" w:leftChars="0" w:rightChars="0" w:firstLineChars="0"/>
+              <w:ind w:left="0" w:leftChars="0" w:right="0" w:rightChars="0" w:firstLine="0" w:firstLineChars="0"/>
               <w:jc w:val="center"/>
               <w:textAlignment w:val="baseline"/>
               <w:rPr>
-                <w:rFonts w:ascii="宋体" w:eastAsia="宋体" w:hAnsi="宋体" w:cs="宋体"/>
+                <w:rFonts w:ascii="宋体" w:hAnsi="宋体" w:eastAsia="宋体" w:cs="宋体"/>
                 <w:sz w:val="20"/>
                 <w:szCs w:val="20"/>
               </w:rPr>
             </w:pPr>
             <w:r>
               <w:rPr>
-                <w:rFonts w:ascii="宋体" w:eastAsia="宋体" w:hAnsi="宋体" w:cs="宋体"/>
+                <w:rFonts w:ascii="宋体" w:hAnsi="宋体" w:eastAsia="宋体" w:cs="宋体"/>
                 <w:spacing w:val="7"/>
                 <w:sz w:val="20"/>
                 <w:szCs w:val="20"/>
@@ -1144,9 +1145,14 @@
       </w:tr>
       <w:tr>
         <w:tblPrEx>
-          <w:tblW w:w="8214" w:type="dxa"/>
-          <w:jc w:val="center"/>
-          <w:tblLayout w:type="fixed"/>
+          <w:tblBorders>
+            <w:top w:val="single" w:color="000000" w:sz="2" w:space="0"/>
+            <w:left w:val="single" w:color="000000" w:sz="2" w:space="0"/>
+            <w:bottom w:val="single" w:color="000000" w:sz="2" w:space="0"/>
+            <w:right w:val="single" w:color="000000" w:sz="2" w:space="0"/>
+            <w:insideH w:val="single" w:color="000000" w:sz="2" w:space="0"/>
+            <w:insideV w:val="single" w:color="000000" w:sz="2" w:space="0"/>
+          </w:tblBorders>
           <w:tblCellMar>
             <w:top w:w="0" w:type="dxa"/>
             <w:left w:w="0" w:type="dxa"/>
@@ -1155,7 +1161,7 @@
           </w:tblCellMar>
         </w:tblPrEx>
         <w:trPr>
-          <w:trHeight w:val="516"/>
+          <w:trHeight w:val="516" w:hRule="atLeast"/>
           <w:jc w:val="center"/>
         </w:trPr>
         <w:tc>
@@ -1178,11 +1184,11 @@
               <w:adjustRightInd w:val="0"/>
               <w:snapToGrid w:val="0"/>
               <w:spacing w:before="173" w:line="267" w:lineRule="exact"/>
-              <w:ind w:left="0" w:right="0" w:firstLine="0" w:leftChars="0" w:rightChars="0" w:firstLineChars="0"/>
+              <w:ind w:left="0" w:leftChars="0" w:right="0" w:rightChars="0" w:firstLine="0" w:firstLineChars="0"/>
               <w:jc w:val="center"/>
               <w:textAlignment w:val="baseline"/>
               <w:rPr>
-                <w:rFonts w:ascii="宋体" w:eastAsia="宋体" w:hAnsi="宋体" w:cs="宋体" w:hint="default"/>
+                <w:rFonts w:hint="default" w:ascii="宋体" w:hAnsi="宋体" w:eastAsia="宋体" w:cs="宋体"/>
                 <w:sz w:val="20"/>
                 <w:szCs w:val="20"/>
                 <w:lang w:val="en-US"/>
@@ -1190,7 +1196,7 @@
             </w:pPr>
             <w:r>
               <w:rPr>
-                <w:rFonts w:ascii="宋体" w:eastAsia="宋体" w:hAnsi="宋体" w:cs="宋体"/>
+                <w:rFonts w:ascii="宋体" w:hAnsi="宋体" w:eastAsia="宋体" w:cs="宋体"/>
                 <w:spacing w:val="3"/>
                 <w:position w:val="1"/>
                 <w:sz w:val="20"/>
@@ -1200,7 +1206,7 @@
             </w:r>
             <w:r>
               <w:rPr>
-                <w:rFonts w:ascii="宋体" w:hAnsi="宋体" w:cs="宋体" w:hint="eastAsia"/>
+                <w:rFonts w:hint="eastAsia" w:ascii="宋体" w:hAnsi="宋体" w:cs="宋体"/>
                 <w:spacing w:val="3"/>
                 <w:position w:val="1"/>
                 <w:sz w:val="20"/>
@@ -1231,18 +1237,18 @@
               <w:adjustRightInd w:val="0"/>
               <w:snapToGrid w:val="0"/>
               <w:spacing w:before="173" w:line="267" w:lineRule="exact"/>
-              <w:ind w:left="0" w:right="0" w:firstLine="0" w:leftChars="0" w:rightChars="0" w:firstLineChars="0"/>
+              <w:ind w:left="0" w:leftChars="0" w:right="0" w:rightChars="0" w:firstLine="0" w:firstLineChars="0"/>
               <w:jc w:val="center"/>
               <w:textAlignment w:val="baseline"/>
               <w:rPr>
-                <w:rFonts w:ascii="宋体" w:eastAsia="宋体" w:hAnsi="宋体" w:cs="宋体"/>
+                <w:rFonts w:ascii="宋体" w:hAnsi="宋体" w:eastAsia="宋体" w:cs="宋体"/>
                 <w:sz w:val="20"/>
                 <w:szCs w:val="20"/>
               </w:rPr>
             </w:pPr>
             <w:r>
               <w:rPr>
-                <w:rFonts w:ascii="宋体" w:eastAsia="宋体" w:hAnsi="宋体" w:cs="宋体"/>
+                <w:rFonts w:ascii="宋体" w:hAnsi="宋体" w:eastAsia="宋体" w:cs="宋体"/>
                 <w:spacing w:val="4"/>
                 <w:position w:val="1"/>
                 <w:sz w:val="20"/>
@@ -1272,18 +1278,18 @@
               <w:adjustRightInd w:val="0"/>
               <w:snapToGrid w:val="0"/>
               <w:spacing w:before="172" w:line="228" w:lineRule="auto"/>
-              <w:ind w:left="0" w:right="0" w:firstLine="0" w:leftChars="0" w:rightChars="0" w:firstLineChars="0"/>
+              <w:ind w:left="0" w:leftChars="0" w:right="0" w:rightChars="0" w:firstLine="0" w:firstLineChars="0"/>
               <w:jc w:val="center"/>
               <w:textAlignment w:val="baseline"/>
               <w:rPr>
-                <w:rFonts w:ascii="宋体" w:eastAsia="宋体" w:hAnsi="宋体" w:cs="宋体"/>
+                <w:rFonts w:ascii="宋体" w:hAnsi="宋体" w:eastAsia="宋体" w:cs="宋体"/>
                 <w:sz w:val="20"/>
                 <w:szCs w:val="20"/>
               </w:rPr>
             </w:pPr>
             <w:r>
               <w:rPr>
-                <w:rFonts w:ascii="宋体" w:eastAsia="宋体" w:hAnsi="宋体" w:cs="宋体"/>
+                <w:rFonts w:ascii="宋体" w:hAnsi="宋体" w:eastAsia="宋体" w:cs="宋体"/>
                 <w:spacing w:val="200"/>
                 <w:kern w:val="0"/>
                 <w:sz w:val="20"/>
@@ -1293,7 +1299,7 @@
             </w:r>
             <w:r>
               <w:rPr>
-                <w:rFonts w:ascii="宋体" w:eastAsia="宋体" w:hAnsi="宋体" w:cs="宋体"/>
+                <w:rFonts w:ascii="宋体" w:hAnsi="宋体" w:eastAsia="宋体" w:cs="宋体"/>
                 <w:spacing w:val="0"/>
                 <w:kern w:val="0"/>
                 <w:sz w:val="20"/>
@@ -1323,11 +1329,11 @@
               <w:adjustRightInd w:val="0"/>
               <w:snapToGrid w:val="0"/>
               <w:spacing w:before="173" w:line="229" w:lineRule="auto"/>
-              <w:ind w:left="0" w:right="0" w:firstLine="0" w:leftChars="0" w:rightChars="0" w:firstLineChars="0"/>
+              <w:ind w:left="0" w:leftChars="0" w:right="0" w:rightChars="0" w:firstLine="0" w:firstLineChars="0"/>
               <w:jc w:val="center"/>
               <w:textAlignment w:val="baseline"/>
               <w:rPr>
-                <w:rFonts w:ascii="宋体" w:eastAsia="宋体" w:hAnsi="宋体" w:cs="宋体"/>
+                <w:rFonts w:ascii="宋体" w:hAnsi="宋体" w:eastAsia="宋体" w:cs="宋体"/>
                 <w:spacing w:val="200"/>
                 <w:kern w:val="0"/>
                 <w:sz w:val="20"/>
@@ -1336,7 +1342,7 @@
             </w:pPr>
             <w:r>
               <w:rPr>
-                <w:rFonts w:asciiTheme="minorAscii" w:eastAsiaTheme="minorEastAsia" w:hAnsiTheme="minorAscii" w:hint="eastAsia"/>
+                <w:rFonts w:hint="eastAsia" w:asciiTheme="minorAscii" w:hAnsiTheme="minorAscii" w:eastAsiaTheme="minorEastAsia"/>
                 <w:spacing w:val="0"/>
                 <w:kern w:val="0"/>
                 <w:sz w:val="21"/>
@@ -1367,11 +1373,11 @@
               <w:adjustRightInd w:val="0"/>
               <w:snapToGrid w:val="0"/>
               <w:spacing w:before="172" w:line="228" w:lineRule="auto"/>
-              <w:ind w:left="0" w:right="0" w:firstLine="0" w:leftChars="0" w:rightChars="0" w:firstLineChars="0"/>
+              <w:ind w:left="0" w:leftChars="0" w:right="0" w:rightChars="0" w:firstLine="0" w:firstLineChars="0"/>
               <w:jc w:val="center"/>
               <w:textAlignment w:val="baseline"/>
               <w:rPr>
-                <w:rFonts w:ascii="宋体" w:eastAsia="宋体" w:hAnsi="宋体" w:cs="宋体"/>
+                <w:rFonts w:ascii="宋体" w:hAnsi="宋体" w:eastAsia="宋体" w:cs="宋体"/>
                 <w:spacing w:val="200"/>
                 <w:kern w:val="0"/>
                 <w:sz w:val="20"/>
@@ -1380,7 +1386,7 @@
             </w:pPr>
             <w:r>
               <w:rPr>
-                <w:rFonts w:ascii="宋体" w:eastAsia="宋体" w:hAnsi="宋体" w:cs="宋体" w:hint="eastAsia"/>
+                <w:rFonts w:hint="eastAsia" w:ascii="宋体" w:hAnsi="宋体" w:eastAsia="宋体" w:cs="宋体"/>
                 <w:spacing w:val="200"/>
                 <w:kern w:val="0"/>
                 <w:sz w:val="20"/>
@@ -1390,7 +1396,7 @@
             </w:r>
             <w:r>
               <w:rPr>
-                <w:rFonts w:asciiTheme="minorAscii" w:eastAsiaTheme="minorEastAsia" w:hAnsiTheme="minorAscii" w:hint="eastAsia"/>
+                <w:rFonts w:hint="eastAsia" w:asciiTheme="minorAscii" w:hAnsiTheme="minorAscii" w:eastAsiaTheme="minorEastAsia"/>
                 <w:spacing w:val="0"/>
                 <w:kern w:val="0"/>
                 <w:sz w:val="21"/>
@@ -1421,18 +1427,18 @@
               <w:adjustRightInd w:val="0"/>
               <w:snapToGrid w:val="0"/>
               <w:spacing w:before="173" w:line="229" w:lineRule="auto"/>
-              <w:ind w:left="0" w:right="0" w:firstLine="0" w:leftChars="0" w:rightChars="0" w:firstLineChars="0"/>
+              <w:ind w:left="0" w:leftChars="0" w:right="0" w:rightChars="0" w:firstLine="0" w:firstLineChars="0"/>
               <w:jc w:val="center"/>
               <w:textAlignment w:val="baseline"/>
               <w:rPr>
-                <w:rFonts w:ascii="宋体" w:eastAsia="宋体" w:hAnsi="宋体" w:cs="宋体"/>
+                <w:rFonts w:ascii="宋体" w:hAnsi="宋体" w:eastAsia="宋体" w:cs="宋体"/>
                 <w:sz w:val="20"/>
                 <w:szCs w:val="20"/>
               </w:rPr>
             </w:pPr>
             <w:r>
               <w:rPr>
-                <w:rFonts w:asciiTheme="minorAscii" w:eastAsiaTheme="minorEastAsia" w:hAnsiTheme="minorAscii" w:hint="eastAsia"/>
+                <w:rFonts w:hint="eastAsia" w:asciiTheme="minorAscii" w:hAnsiTheme="minorAscii" w:eastAsiaTheme="minorEastAsia"/>
                 <w:spacing w:val="0"/>
                 <w:kern w:val="0"/>
                 <w:sz w:val="21"/>
@@ -1446,9 +1452,14 @@
       </w:tr>
       <w:tr>
         <w:tblPrEx>
-          <w:tblW w:w="8214" w:type="dxa"/>
-          <w:jc w:val="center"/>
-          <w:tblLayout w:type="fixed"/>
+          <w:tblBorders>
+            <w:top w:val="single" w:color="000000" w:sz="2" w:space="0"/>
+            <w:left w:val="single" w:color="000000" w:sz="2" w:space="0"/>
+            <w:bottom w:val="single" w:color="000000" w:sz="2" w:space="0"/>
+            <w:right w:val="single" w:color="000000" w:sz="2" w:space="0"/>
+            <w:insideH w:val="single" w:color="000000" w:sz="2" w:space="0"/>
+            <w:insideV w:val="single" w:color="000000" w:sz="2" w:space="0"/>
+          </w:tblBorders>
           <w:tblCellMar>
             <w:top w:w="0" w:type="dxa"/>
             <w:left w:w="0" w:type="dxa"/>
@@ -1457,7 +1468,7 @@
           </w:tblCellMar>
         </w:tblPrEx>
         <w:trPr>
-          <w:trHeight w:val="556"/>
+          <w:trHeight w:val="556" w:hRule="atLeast"/>
           <w:jc w:val="center"/>
         </w:trPr>
         <w:tc>
@@ -1466,7 +1477,7 @@
           </w:tcPr>
           <w:p>
             <w:pPr>
-              <w:pStyle w:val="TableText"/>
+              <w:pStyle w:val="27"/>
               <w:keepNext w:val="0"/>
               <w:keepLines w:val="0"/>
               <w:pageBreakBefore w:val="0"/>
@@ -1480,7 +1491,7 @@
               <w:bidi w:val="0"/>
               <w:adjustRightInd w:val="0"/>
               <w:snapToGrid w:val="0"/>
-              <w:ind w:left="0" w:right="0" w:firstLine="0" w:leftChars="0" w:rightChars="0" w:firstLineChars="0"/>
+              <w:ind w:left="0" w:leftChars="0" w:right="0" w:rightChars="0" w:firstLine="0" w:firstLineChars="0"/>
               <w:jc w:val="center"/>
               <w:textAlignment w:val="baseline"/>
             </w:pPr>
@@ -1492,7 +1503,7 @@
           </w:tcPr>
           <w:p>
             <w:pPr>
-              <w:pStyle w:val="TableText"/>
+              <w:pStyle w:val="27"/>
               <w:keepNext w:val="0"/>
               <w:keepLines w:val="0"/>
               <w:pageBreakBefore w:val="0"/>
@@ -1506,7 +1517,7 @@
               <w:bidi w:val="0"/>
               <w:adjustRightInd w:val="0"/>
               <w:snapToGrid w:val="0"/>
-              <w:ind w:left="0" w:right="0" w:firstLine="0" w:leftChars="0" w:rightChars="0" w:firstLineChars="0"/>
+              <w:ind w:left="0" w:leftChars="0" w:right="0" w:rightChars="0" w:firstLine="0" w:firstLineChars="0"/>
               <w:jc w:val="center"/>
               <w:textAlignment w:val="baseline"/>
             </w:pPr>
@@ -1518,7 +1529,7 @@
           </w:tcPr>
           <w:p>
             <w:pPr>
-              <w:pStyle w:val="TableText"/>
+              <w:pStyle w:val="27"/>
               <w:keepNext w:val="0"/>
               <w:keepLines w:val="0"/>
               <w:pageBreakBefore w:val="0"/>
@@ -1532,7 +1543,7 @@
               <w:bidi w:val="0"/>
               <w:adjustRightInd w:val="0"/>
               <w:snapToGrid w:val="0"/>
-              <w:ind w:left="0" w:right="0" w:firstLine="0" w:leftChars="0" w:rightChars="0" w:firstLineChars="0"/>
+              <w:ind w:left="0" w:leftChars="0" w:right="0" w:rightChars="0" w:firstLine="0" w:firstLineChars="0"/>
               <w:jc w:val="center"/>
               <w:textAlignment w:val="baseline"/>
             </w:pPr>
@@ -1544,7 +1555,7 @@
           </w:tcPr>
           <w:p>
             <w:pPr>
-              <w:pStyle w:val="TableText"/>
+              <w:pStyle w:val="27"/>
               <w:keepNext w:val="0"/>
               <w:keepLines w:val="0"/>
               <w:pageBreakBefore w:val="0"/>
@@ -1558,7 +1569,7 @@
               <w:bidi w:val="0"/>
               <w:adjustRightInd w:val="0"/>
               <w:snapToGrid w:val="0"/>
-              <w:ind w:left="0" w:right="0" w:firstLine="0" w:leftChars="0" w:rightChars="0" w:firstLineChars="0"/>
+              <w:ind w:left="0" w:leftChars="0" w:right="0" w:rightChars="0" w:firstLine="0" w:firstLineChars="0"/>
               <w:jc w:val="center"/>
               <w:textAlignment w:val="baseline"/>
             </w:pPr>
@@ -1570,7 +1581,7 @@
           </w:tcPr>
           <w:p>
             <w:pPr>
-              <w:pStyle w:val="TableText"/>
+              <w:pStyle w:val="27"/>
               <w:keepNext w:val="0"/>
               <w:keepLines w:val="0"/>
               <w:pageBreakBefore w:val="0"/>
@@ -1584,7 +1595,7 @@
               <w:bidi w:val="0"/>
               <w:adjustRightInd w:val="0"/>
               <w:snapToGrid w:val="0"/>
-              <w:ind w:left="0" w:right="0" w:firstLine="0" w:leftChars="0" w:rightChars="0" w:firstLineChars="0"/>
+              <w:ind w:left="0" w:leftChars="0" w:right="0" w:rightChars="0" w:firstLine="0" w:firstLineChars="0"/>
               <w:jc w:val="center"/>
               <w:textAlignment w:val="baseline"/>
             </w:pPr>
@@ -1596,7 +1607,7 @@
           </w:tcPr>
           <w:p>
             <w:pPr>
-              <w:pStyle w:val="TableText"/>
+              <w:pStyle w:val="27"/>
               <w:keepNext w:val="0"/>
               <w:keepLines w:val="0"/>
               <w:pageBreakBefore w:val="0"/>
@@ -1610,7 +1621,7 @@
               <w:bidi w:val="0"/>
               <w:adjustRightInd w:val="0"/>
               <w:snapToGrid w:val="0"/>
-              <w:ind w:left="0" w:right="0" w:firstLine="0" w:leftChars="0" w:rightChars="0" w:firstLineChars="0"/>
+              <w:ind w:left="0" w:leftChars="0" w:right="0" w:rightChars="0" w:firstLine="0" w:firstLineChars="0"/>
               <w:jc w:val="center"/>
               <w:textAlignment w:val="baseline"/>
             </w:pPr>
@@ -1619,9 +1630,14 @@
       </w:tr>
       <w:tr>
         <w:tblPrEx>
-          <w:tblW w:w="8214" w:type="dxa"/>
-          <w:jc w:val="center"/>
-          <w:tblLayout w:type="fixed"/>
+          <w:tblBorders>
+            <w:top w:val="single" w:color="000000" w:sz="2" w:space="0"/>
+            <w:left w:val="single" w:color="000000" w:sz="2" w:space="0"/>
+            <w:bottom w:val="single" w:color="000000" w:sz="2" w:space="0"/>
+            <w:right w:val="single" w:color="000000" w:sz="2" w:space="0"/>
+            <w:insideH w:val="single" w:color="000000" w:sz="2" w:space="0"/>
+            <w:insideV w:val="single" w:color="000000" w:sz="2" w:space="0"/>
+          </w:tblBorders>
           <w:tblCellMar>
             <w:top w:w="0" w:type="dxa"/>
             <w:left w:w="0" w:type="dxa"/>
@@ -1630,7 +1646,7 @@
           </w:tblCellMar>
         </w:tblPrEx>
         <w:trPr>
-          <w:trHeight w:val="556"/>
+          <w:trHeight w:val="556" w:hRule="atLeast"/>
           <w:jc w:val="center"/>
         </w:trPr>
         <w:tc>
@@ -1639,7 +1655,7 @@
           </w:tcPr>
           <w:p>
             <w:pPr>
-              <w:pStyle w:val="TableText"/>
+              <w:pStyle w:val="27"/>
               <w:keepNext w:val="0"/>
               <w:keepLines w:val="0"/>
               <w:pageBreakBefore w:val="0"/>
@@ -1653,7 +1669,7 @@
               <w:bidi w:val="0"/>
               <w:adjustRightInd w:val="0"/>
               <w:snapToGrid w:val="0"/>
-              <w:ind w:left="0" w:right="0" w:firstLine="0" w:leftChars="0" w:rightChars="0" w:firstLineChars="0"/>
+              <w:ind w:left="0" w:leftChars="0" w:right="0" w:rightChars="0" w:firstLine="0" w:firstLineChars="0"/>
               <w:jc w:val="center"/>
               <w:textAlignment w:val="baseline"/>
             </w:pPr>
@@ -1665,7 +1681,7 @@
           </w:tcPr>
           <w:p>
             <w:pPr>
-              <w:pStyle w:val="TableText"/>
+              <w:pStyle w:val="27"/>
               <w:keepNext w:val="0"/>
               <w:keepLines w:val="0"/>
               <w:pageBreakBefore w:val="0"/>
@@ -1679,7 +1695,7 @@
               <w:bidi w:val="0"/>
               <w:adjustRightInd w:val="0"/>
               <w:snapToGrid w:val="0"/>
-              <w:ind w:left="0" w:right="0" w:firstLine="0" w:leftChars="0" w:rightChars="0" w:firstLineChars="0"/>
+              <w:ind w:left="0" w:leftChars="0" w:right="0" w:rightChars="0" w:firstLine="0" w:firstLineChars="0"/>
               <w:jc w:val="center"/>
               <w:textAlignment w:val="baseline"/>
             </w:pPr>
@@ -1691,7 +1707,7 @@
           </w:tcPr>
           <w:p>
             <w:pPr>
-              <w:pStyle w:val="TableText"/>
+              <w:pStyle w:val="27"/>
               <w:keepNext w:val="0"/>
               <w:keepLines w:val="0"/>
               <w:pageBreakBefore w:val="0"/>
@@ -1705,7 +1721,7 @@
               <w:bidi w:val="0"/>
               <w:adjustRightInd w:val="0"/>
               <w:snapToGrid w:val="0"/>
-              <w:ind w:left="0" w:right="0" w:firstLine="0" w:leftChars="0" w:rightChars="0" w:firstLineChars="0"/>
+              <w:ind w:left="0" w:leftChars="0" w:right="0" w:rightChars="0" w:firstLine="0" w:firstLineChars="0"/>
               <w:jc w:val="center"/>
               <w:textAlignment w:val="baseline"/>
             </w:pPr>
@@ -1717,7 +1733,7 @@
           </w:tcPr>
           <w:p>
             <w:pPr>
-              <w:pStyle w:val="TableText"/>
+              <w:pStyle w:val="27"/>
               <w:keepNext w:val="0"/>
               <w:keepLines w:val="0"/>
               <w:pageBreakBefore w:val="0"/>
@@ -1731,7 +1747,7 @@
               <w:bidi w:val="0"/>
               <w:adjustRightInd w:val="0"/>
               <w:snapToGrid w:val="0"/>
-              <w:ind w:left="0" w:right="0" w:firstLine="0" w:leftChars="0" w:rightChars="0" w:firstLineChars="0"/>
+              <w:ind w:left="0" w:leftChars="0" w:right="0" w:rightChars="0" w:firstLine="0" w:firstLineChars="0"/>
               <w:jc w:val="center"/>
               <w:textAlignment w:val="baseline"/>
             </w:pPr>
@@ -1743,7 +1759,7 @@
           </w:tcPr>
           <w:p>
             <w:pPr>
-              <w:pStyle w:val="TableText"/>
+              <w:pStyle w:val="27"/>
               <w:keepNext w:val="0"/>
               <w:keepLines w:val="0"/>
               <w:pageBreakBefore w:val="0"/>
@@ -1757,7 +1773,7 @@
               <w:bidi w:val="0"/>
               <w:adjustRightInd w:val="0"/>
               <w:snapToGrid w:val="0"/>
-              <w:ind w:left="0" w:right="0" w:firstLine="0" w:leftChars="0" w:rightChars="0" w:firstLineChars="0"/>
+              <w:ind w:left="0" w:leftChars="0" w:right="0" w:rightChars="0" w:firstLine="0" w:firstLineChars="0"/>
               <w:jc w:val="center"/>
               <w:textAlignment w:val="baseline"/>
             </w:pPr>
@@ -1769,7 +1785,7 @@
           </w:tcPr>
           <w:p>
             <w:pPr>
-              <w:pStyle w:val="TableText"/>
+              <w:pStyle w:val="27"/>
               <w:keepNext w:val="0"/>
               <w:keepLines w:val="0"/>
               <w:pageBreakBefore w:val="0"/>
@@ -1783,7 +1799,7 @@
               <w:bidi w:val="0"/>
               <w:adjustRightInd w:val="0"/>
               <w:snapToGrid w:val="0"/>
-              <w:ind w:left="0" w:right="0" w:firstLine="0" w:leftChars="0" w:rightChars="0" w:firstLineChars="0"/>
+              <w:ind w:left="0" w:leftChars="0" w:right="0" w:rightChars="0" w:firstLine="0" w:firstLineChars="0"/>
               <w:jc w:val="center"/>
               <w:textAlignment w:val="baseline"/>
             </w:pPr>
@@ -1792,9 +1808,14 @@
       </w:tr>
       <w:tr>
         <w:tblPrEx>
-          <w:tblW w:w="8214" w:type="dxa"/>
-          <w:jc w:val="center"/>
-          <w:tblLayout w:type="fixed"/>
+          <w:tblBorders>
+            <w:top w:val="single" w:color="000000" w:sz="2" w:space="0"/>
+            <w:left w:val="single" w:color="000000" w:sz="2" w:space="0"/>
+            <w:bottom w:val="single" w:color="000000" w:sz="2" w:space="0"/>
+            <w:right w:val="single" w:color="000000" w:sz="2" w:space="0"/>
+            <w:insideH w:val="single" w:color="000000" w:sz="2" w:space="0"/>
+            <w:insideV w:val="single" w:color="000000" w:sz="2" w:space="0"/>
+          </w:tblBorders>
           <w:tblCellMar>
             <w:top w:w="0" w:type="dxa"/>
             <w:left w:w="0" w:type="dxa"/>
@@ -1803,7 +1824,7 @@
           </w:tblCellMar>
         </w:tblPrEx>
         <w:trPr>
-          <w:trHeight w:val="557"/>
+          <w:trHeight w:val="557" w:hRule="atLeast"/>
           <w:jc w:val="center"/>
         </w:trPr>
         <w:tc>
@@ -1812,7 +1833,7 @@
           </w:tcPr>
           <w:p>
             <w:pPr>
-              <w:pStyle w:val="TableText"/>
+              <w:pStyle w:val="27"/>
               <w:keepNext w:val="0"/>
               <w:keepLines w:val="0"/>
               <w:pageBreakBefore w:val="0"/>
@@ -1826,7 +1847,7 @@
               <w:bidi w:val="0"/>
               <w:adjustRightInd w:val="0"/>
               <w:snapToGrid w:val="0"/>
-              <w:ind w:left="0" w:right="0" w:firstLine="0" w:leftChars="0" w:rightChars="0" w:firstLineChars="0"/>
+              <w:ind w:left="0" w:leftChars="0" w:right="0" w:rightChars="0" w:firstLine="0" w:firstLineChars="0"/>
               <w:jc w:val="center"/>
               <w:textAlignment w:val="baseline"/>
             </w:pPr>
@@ -1838,7 +1859,7 @@
           </w:tcPr>
           <w:p>
             <w:pPr>
-              <w:pStyle w:val="TableText"/>
+              <w:pStyle w:val="27"/>
               <w:keepNext w:val="0"/>
               <w:keepLines w:val="0"/>
               <w:pageBreakBefore w:val="0"/>
@@ -1852,7 +1873,7 @@
               <w:bidi w:val="0"/>
               <w:adjustRightInd w:val="0"/>
               <w:snapToGrid w:val="0"/>
-              <w:ind w:left="0" w:right="0" w:firstLine="0" w:leftChars="0" w:rightChars="0" w:firstLineChars="0"/>
+              <w:ind w:left="0" w:leftChars="0" w:right="0" w:rightChars="0" w:firstLine="0" w:firstLineChars="0"/>
               <w:jc w:val="center"/>
               <w:textAlignment w:val="baseline"/>
             </w:pPr>
@@ -1864,7 +1885,7 @@
           </w:tcPr>
           <w:p>
             <w:pPr>
-              <w:pStyle w:val="TableText"/>
+              <w:pStyle w:val="27"/>
               <w:keepNext w:val="0"/>
               <w:keepLines w:val="0"/>
               <w:pageBreakBefore w:val="0"/>
@@ -1878,7 +1899,7 @@
               <w:bidi w:val="0"/>
               <w:adjustRightInd w:val="0"/>
               <w:snapToGrid w:val="0"/>
-              <w:ind w:left="0" w:right="0" w:firstLine="0" w:leftChars="0" w:rightChars="0" w:firstLineChars="0"/>
+              <w:ind w:left="0" w:leftChars="0" w:right="0" w:rightChars="0" w:firstLine="0" w:firstLineChars="0"/>
               <w:jc w:val="center"/>
               <w:textAlignment w:val="baseline"/>
             </w:pPr>
@@ -1890,7 +1911,7 @@
           </w:tcPr>
           <w:p>
             <w:pPr>
-              <w:pStyle w:val="TableText"/>
+              <w:pStyle w:val="27"/>
               <w:keepNext w:val="0"/>
               <w:keepLines w:val="0"/>
               <w:pageBreakBefore w:val="0"/>
@@ -1904,7 +1925,7 @@
               <w:bidi w:val="0"/>
               <w:adjustRightInd w:val="0"/>
               <w:snapToGrid w:val="0"/>
-              <w:ind w:left="0" w:right="0" w:firstLine="0" w:leftChars="0" w:rightChars="0" w:firstLineChars="0"/>
+              <w:ind w:left="0" w:leftChars="0" w:right="0" w:rightChars="0" w:firstLine="0" w:firstLineChars="0"/>
               <w:jc w:val="center"/>
               <w:textAlignment w:val="baseline"/>
             </w:pPr>
@@ -1916,7 +1937,7 @@
           </w:tcPr>
           <w:p>
             <w:pPr>
-              <w:pStyle w:val="TableText"/>
+              <w:pStyle w:val="27"/>
               <w:keepNext w:val="0"/>
               <w:keepLines w:val="0"/>
               <w:pageBreakBefore w:val="0"/>
@@ -1930,7 +1951,7 @@
               <w:bidi w:val="0"/>
               <w:adjustRightInd w:val="0"/>
               <w:snapToGrid w:val="0"/>
-              <w:ind w:left="0" w:right="0" w:firstLine="0" w:leftChars="0" w:rightChars="0" w:firstLineChars="0"/>
+              <w:ind w:left="0" w:leftChars="0" w:right="0" w:rightChars="0" w:firstLine="0" w:firstLineChars="0"/>
               <w:jc w:val="center"/>
               <w:textAlignment w:val="baseline"/>
             </w:pPr>
@@ -1942,7 +1963,7 @@
           </w:tcPr>
           <w:p>
             <w:pPr>
-              <w:pStyle w:val="TableText"/>
+              <w:pStyle w:val="27"/>
               <w:keepNext w:val="0"/>
               <w:keepLines w:val="0"/>
               <w:pageBreakBefore w:val="0"/>
@@ -1956,7 +1977,7 @@
               <w:bidi w:val="0"/>
               <w:adjustRightInd w:val="0"/>
               <w:snapToGrid w:val="0"/>
-              <w:ind w:left="0" w:right="0" w:firstLine="0" w:leftChars="0" w:rightChars="0" w:firstLineChars="0"/>
+              <w:ind w:left="0" w:leftChars="0" w:right="0" w:rightChars="0" w:firstLine="0" w:firstLineChars="0"/>
               <w:jc w:val="center"/>
               <w:textAlignment w:val="baseline"/>
             </w:pPr>
@@ -1988,7 +2009,7 @@
     <w:sdt>
       <w:sdtPr>
         <w:rPr>
-          <w:rFonts w:ascii="宋体" w:eastAsia="宋体" w:hAnsi="宋体" w:cs="Arial"/>
+          <w:rFonts w:ascii="宋体" w:hAnsi="宋体" w:eastAsia="宋体" w:cs="Arial"/>
           <w:snapToGrid w:val="0"/>
           <w:color w:val="000000"/>
           <w:kern w:val="0"/>
@@ -2004,7 +2025,7 @@
       </w:sdtPr>
       <w:sdtEndPr>
         <w:rPr>
-          <w:rFonts w:ascii="宋体" w:eastAsia="宋体" w:hAnsi="宋体" w:cs="宋体" w:hint="eastAsia"/>
+          <w:rFonts w:hint="eastAsia" w:ascii="宋体" w:hAnsi="宋体" w:eastAsia="宋体" w:cs="宋体"/>
           <w:snapToGrid w:val="0"/>
           <w:color w:val="000000"/>
           <w:kern w:val="0"/>
@@ -2030,18 +2051,18 @@
             <w:adjustRightInd w:val="0"/>
             <w:snapToGrid w:val="0"/>
             <w:spacing w:before="0" w:beforeLines="0" w:after="0" w:afterLines="0" w:line="240" w:lineRule="auto"/>
-            <w:ind w:left="0" w:right="0" w:firstLine="0" w:leftChars="0" w:rightChars="0" w:firstLineChars="0"/>
+            <w:ind w:left="0" w:leftChars="0" w:right="0" w:rightChars="0" w:firstLine="0" w:firstLineChars="0"/>
             <w:jc w:val="center"/>
             <w:textAlignment w:val="baseline"/>
             <w:rPr>
-              <w:rFonts w:ascii="宋体" w:eastAsia="宋体" w:hAnsi="宋体" w:cs="宋体" w:hint="eastAsia"/>
+              <w:rFonts w:hint="eastAsia" w:ascii="宋体" w:hAnsi="宋体" w:eastAsia="宋体" w:cs="宋体"/>
               <w:sz w:val="24"/>
               <w:szCs w:val="24"/>
             </w:rPr>
           </w:pPr>
           <w:r>
             <w:rPr>
-              <w:rFonts w:ascii="宋体" w:eastAsia="宋体" w:hAnsi="宋体" w:cs="宋体" w:hint="eastAsia"/>
+              <w:rFonts w:hint="eastAsia" w:ascii="宋体" w:hAnsi="宋体" w:eastAsia="宋体" w:cs="宋体"/>
               <w:sz w:val="24"/>
               <w:szCs w:val="24"/>
             </w:rPr>
@@ -2050,28 +2071,14 @@
         </w:p>
         <w:p>
           <w:pPr>
-            <w:pStyle w:val="TOC1"/>
-            <w:keepNext w:val="0"/>
-            <w:keepLines w:val="0"/>
-            <w:pageBreakBefore w:val="0"/>
-            <w:widowControl w:val="0"/>
+            <w:pStyle w:val="16"/>
             <w:tabs>
               <w:tab w:val="right" w:leader="dot" w:pos="8306"/>
             </w:tabs>
-            <w:kinsoku w:val="0"/>
-            <w:wordWrap/>
-            <w:overflowPunct/>
-            <w:topLinePunct w:val="0"/>
-            <w:autoSpaceDE w:val="0"/>
-            <w:autoSpaceDN w:val="0"/>
-            <w:bidi w:val="0"/>
-            <w:adjustRightInd w:val="0"/>
-            <w:snapToGrid w:val="0"/>
-            <w:textAlignment w:val="baseline"/>
           </w:pPr>
           <w:r>
             <w:rPr>
-              <w:rFonts w:ascii="宋体" w:eastAsia="宋体" w:hAnsi="宋体" w:cs="宋体" w:hint="eastAsia"/>
+              <w:rFonts w:hint="eastAsia" w:ascii="宋体" w:hAnsi="宋体" w:eastAsia="宋体" w:cs="宋体"/>
               <w:sz w:val="24"/>
               <w:szCs w:val="24"/>
             </w:rPr>
@@ -2079,7 +2086,7 @@
           </w:r>
           <w:r>
             <w:rPr>
-              <w:rFonts w:ascii="宋体" w:eastAsia="宋体" w:hAnsi="宋体" w:cs="宋体" w:hint="eastAsia"/>
+              <w:rFonts w:hint="eastAsia" w:ascii="宋体" w:hAnsi="宋体" w:eastAsia="宋体" w:cs="宋体"/>
               <w:sz w:val="24"/>
               <w:szCs w:val="24"/>
             </w:rPr>
@@ -2087,7 +2094,7 @@
           </w:r>
           <w:r>
             <w:rPr>
-              <w:rFonts w:ascii="宋体" w:eastAsia="宋体" w:hAnsi="宋体" w:cs="宋体" w:hint="eastAsia"/>
+              <w:rFonts w:hint="eastAsia" w:ascii="宋体" w:hAnsi="宋体" w:eastAsia="宋体" w:cs="宋体"/>
               <w:sz w:val="24"/>
               <w:szCs w:val="24"/>
             </w:rPr>
@@ -2095,21 +2102,21 @@
           </w:r>
           <w:r>
             <w:rPr>
-              <w:rFonts w:ascii="宋体" w:eastAsia="宋体" w:hAnsi="宋体" w:cs="宋体" w:hint="eastAsia"/>
+              <w:rFonts w:hint="eastAsia" w:ascii="宋体" w:hAnsi="宋体" w:eastAsia="宋体" w:cs="宋体"/>
               <w:szCs w:val="24"/>
             </w:rPr>
             <w:fldChar w:fldCharType="begin"/>
           </w:r>
           <w:r>
             <w:rPr>
-              <w:rFonts w:ascii="宋体" w:eastAsia="宋体" w:hAnsi="宋体" w:cs="宋体" w:hint="eastAsia"/>
-              <w:szCs w:val="24"/>
-            </w:rPr>
-            <w:instrText xml:space="preserve"> HYPERLINK \l _Toc7470 </w:instrText>
-          </w:r>
-          <w:r>
-            <w:rPr>
-              <w:rFonts w:ascii="宋体" w:eastAsia="宋体" w:hAnsi="宋体" w:cs="宋体" w:hint="eastAsia"/>
+              <w:rFonts w:hint="eastAsia" w:ascii="宋体" w:hAnsi="宋体" w:eastAsia="宋体" w:cs="宋体"/>
+              <w:szCs w:val="24"/>
+            </w:rPr>
+            <w:instrText xml:space="preserve"> HYPERLINK \l _Toc26646 </w:instrText>
+          </w:r>
+          <w:r>
+            <w:rPr>
+              <w:rFonts w:hint="eastAsia" w:ascii="宋体" w:hAnsi="宋体" w:eastAsia="宋体" w:cs="宋体"/>
               <w:szCs w:val="24"/>
             </w:rPr>
             <w:fldChar w:fldCharType="separate"/>
@@ -2128,7 +2135,7 @@
             <w:fldChar w:fldCharType="begin"/>
           </w:r>
           <w:r>
-            <w:instrText xml:space="preserve"> PAGEREF _Toc7470 \h </w:instrText>
+            <w:instrText xml:space="preserve"> PAGEREF _Toc26646 \h </w:instrText>
           </w:r>
           <w:r>
             <w:fldChar w:fldCharType="separate"/>
@@ -2141,7 +2148,7 @@
           </w:r>
           <w:r>
             <w:rPr>
-              <w:rFonts w:ascii="宋体" w:eastAsia="宋体" w:hAnsi="宋体" w:cs="宋体" w:hint="eastAsia"/>
+              <w:rFonts w:hint="eastAsia" w:ascii="宋体" w:hAnsi="宋体" w:eastAsia="宋体" w:cs="宋体"/>
               <w:szCs w:val="24"/>
             </w:rPr>
             <w:fldChar w:fldCharType="end"/>
@@ -2149,42 +2156,28 @@
         </w:p>
         <w:p>
           <w:pPr>
-            <w:pStyle w:val="TOC1"/>
-            <w:keepNext w:val="0"/>
-            <w:keepLines w:val="0"/>
-            <w:pageBreakBefore w:val="0"/>
-            <w:widowControl w:val="0"/>
+            <w:pStyle w:val="16"/>
             <w:tabs>
               <w:tab w:val="right" w:leader="dot" w:pos="8306"/>
             </w:tabs>
-            <w:kinsoku w:val="0"/>
-            <w:wordWrap/>
-            <w:overflowPunct/>
-            <w:topLinePunct w:val="0"/>
-            <w:autoSpaceDE w:val="0"/>
-            <w:autoSpaceDN w:val="0"/>
-            <w:bidi w:val="0"/>
-            <w:adjustRightInd w:val="0"/>
-            <w:snapToGrid w:val="0"/>
-            <w:textAlignment w:val="baseline"/>
           </w:pPr>
           <w:r>
             <w:rPr>
-              <w:rFonts w:ascii="宋体" w:eastAsia="宋体" w:hAnsi="宋体" w:cs="宋体" w:hint="eastAsia"/>
+              <w:rFonts w:hint="eastAsia" w:ascii="宋体" w:hAnsi="宋体" w:eastAsia="宋体" w:cs="宋体"/>
               <w:szCs w:val="24"/>
             </w:rPr>
             <w:fldChar w:fldCharType="begin"/>
           </w:r>
           <w:r>
             <w:rPr>
-              <w:rFonts w:ascii="宋体" w:eastAsia="宋体" w:hAnsi="宋体" w:cs="宋体" w:hint="eastAsia"/>
-              <w:szCs w:val="24"/>
-            </w:rPr>
-            <w:instrText xml:space="preserve"> HYPERLINK \l _Toc24640 </w:instrText>
-          </w:r>
-          <w:r>
-            <w:rPr>
-              <w:rFonts w:ascii="宋体" w:eastAsia="宋体" w:hAnsi="宋体" w:cs="宋体" w:hint="eastAsia"/>
+              <w:rFonts w:hint="eastAsia" w:ascii="宋体" w:hAnsi="宋体" w:eastAsia="宋体" w:cs="宋体"/>
+              <w:szCs w:val="24"/>
+            </w:rPr>
+            <w:instrText xml:space="preserve"> HYPERLINK \l _Toc10693 </w:instrText>
+          </w:r>
+          <w:r>
+            <w:rPr>
+              <w:rFonts w:hint="eastAsia" w:ascii="宋体" w:hAnsi="宋体" w:eastAsia="宋体" w:cs="宋体"/>
               <w:szCs w:val="24"/>
             </w:rPr>
             <w:fldChar w:fldCharType="separate"/>
@@ -2203,7 +2196,7 @@
             <w:fldChar w:fldCharType="begin"/>
           </w:r>
           <w:r>
-            <w:instrText xml:space="preserve"> PAGEREF _Toc24640 \h </w:instrText>
+            <w:instrText xml:space="preserve"> PAGEREF _Toc10693 \h </w:instrText>
           </w:r>
           <w:r>
             <w:fldChar w:fldCharType="separate"/>
@@ -2216,7 +2209,7 @@
           </w:r>
           <w:r>
             <w:rPr>
-              <w:rFonts w:ascii="宋体" w:eastAsia="宋体" w:hAnsi="宋体" w:cs="宋体" w:hint="eastAsia"/>
+              <w:rFonts w:hint="eastAsia" w:ascii="宋体" w:hAnsi="宋体" w:eastAsia="宋体" w:cs="宋体"/>
               <w:szCs w:val="24"/>
             </w:rPr>
             <w:fldChar w:fldCharType="end"/>
@@ -2224,42 +2217,28 @@
         </w:p>
         <w:p>
           <w:pPr>
-            <w:pStyle w:val="TOC1"/>
-            <w:keepNext w:val="0"/>
-            <w:keepLines w:val="0"/>
-            <w:pageBreakBefore w:val="0"/>
-            <w:widowControl w:val="0"/>
+            <w:pStyle w:val="16"/>
             <w:tabs>
               <w:tab w:val="right" w:leader="dot" w:pos="8306"/>
             </w:tabs>
-            <w:kinsoku w:val="0"/>
-            <w:wordWrap/>
-            <w:overflowPunct/>
-            <w:topLinePunct w:val="0"/>
-            <w:autoSpaceDE w:val="0"/>
-            <w:autoSpaceDN w:val="0"/>
-            <w:bidi w:val="0"/>
-            <w:adjustRightInd w:val="0"/>
-            <w:snapToGrid w:val="0"/>
-            <w:textAlignment w:val="baseline"/>
           </w:pPr>
           <w:r>
             <w:rPr>
-              <w:rFonts w:ascii="宋体" w:eastAsia="宋体" w:hAnsi="宋体" w:cs="宋体" w:hint="eastAsia"/>
+              <w:rFonts w:hint="eastAsia" w:ascii="宋体" w:hAnsi="宋体" w:eastAsia="宋体" w:cs="宋体"/>
               <w:szCs w:val="24"/>
             </w:rPr>
             <w:fldChar w:fldCharType="begin"/>
           </w:r>
           <w:r>
             <w:rPr>
-              <w:rFonts w:ascii="宋体" w:eastAsia="宋体" w:hAnsi="宋体" w:cs="宋体" w:hint="eastAsia"/>
-              <w:szCs w:val="24"/>
-            </w:rPr>
-            <w:instrText xml:space="preserve"> HYPERLINK \l _Toc23703 </w:instrText>
-          </w:r>
-          <w:r>
-            <w:rPr>
-              <w:rFonts w:ascii="宋体" w:eastAsia="宋体" w:hAnsi="宋体" w:cs="宋体" w:hint="eastAsia"/>
+              <w:rFonts w:hint="eastAsia" w:ascii="宋体" w:hAnsi="宋体" w:eastAsia="宋体" w:cs="宋体"/>
+              <w:szCs w:val="24"/>
+            </w:rPr>
+            <w:instrText xml:space="preserve"> HYPERLINK \l _Toc8279 </w:instrText>
+          </w:r>
+          <w:r>
+            <w:rPr>
+              <w:rFonts w:hint="eastAsia" w:ascii="宋体" w:hAnsi="宋体" w:eastAsia="宋体" w:cs="宋体"/>
               <w:szCs w:val="24"/>
             </w:rPr>
             <w:fldChar w:fldCharType="separate"/>
@@ -2278,7 +2257,7 @@
             <w:fldChar w:fldCharType="begin"/>
           </w:r>
           <w:r>
-            <w:instrText xml:space="preserve"> PAGEREF _Toc23703 \h </w:instrText>
+            <w:instrText xml:space="preserve"> PAGEREF _Toc8279 \h </w:instrText>
           </w:r>
           <w:r>
             <w:fldChar w:fldCharType="separate"/>
@@ -2291,7 +2270,7 @@
           </w:r>
           <w:r>
             <w:rPr>
-              <w:rFonts w:ascii="宋体" w:eastAsia="宋体" w:hAnsi="宋体" w:cs="宋体" w:hint="eastAsia"/>
+              <w:rFonts w:hint="eastAsia" w:ascii="宋体" w:hAnsi="宋体" w:eastAsia="宋体" w:cs="宋体"/>
               <w:szCs w:val="24"/>
             </w:rPr>
             <w:fldChar w:fldCharType="end"/>
@@ -2299,42 +2278,28 @@
         </w:p>
         <w:p>
           <w:pPr>
-            <w:pStyle w:val="TOC2"/>
-            <w:keepNext w:val="0"/>
-            <w:keepLines w:val="0"/>
-            <w:pageBreakBefore w:val="0"/>
-            <w:widowControl w:val="0"/>
+            <w:pStyle w:val="17"/>
             <w:tabs>
               <w:tab w:val="right" w:leader="dot" w:pos="8306"/>
             </w:tabs>
-            <w:kinsoku w:val="0"/>
-            <w:wordWrap/>
-            <w:overflowPunct/>
-            <w:topLinePunct w:val="0"/>
-            <w:autoSpaceDE w:val="0"/>
-            <w:autoSpaceDN w:val="0"/>
-            <w:bidi w:val="0"/>
-            <w:adjustRightInd w:val="0"/>
-            <w:snapToGrid w:val="0"/>
-            <w:textAlignment w:val="baseline"/>
           </w:pPr>
           <w:r>
             <w:rPr>
-              <w:rFonts w:ascii="宋体" w:eastAsia="宋体" w:hAnsi="宋体" w:cs="宋体" w:hint="eastAsia"/>
+              <w:rFonts w:hint="eastAsia" w:ascii="宋体" w:hAnsi="宋体" w:eastAsia="宋体" w:cs="宋体"/>
               <w:szCs w:val="24"/>
             </w:rPr>
             <w:fldChar w:fldCharType="begin"/>
           </w:r>
           <w:r>
             <w:rPr>
-              <w:rFonts w:ascii="宋体" w:eastAsia="宋体" w:hAnsi="宋体" w:cs="宋体" w:hint="eastAsia"/>
-              <w:szCs w:val="24"/>
-            </w:rPr>
-            <w:instrText xml:space="preserve"> HYPERLINK \l _Toc10841 </w:instrText>
-          </w:r>
-          <w:r>
-            <w:rPr>
-              <w:rFonts w:ascii="宋体" w:eastAsia="宋体" w:hAnsi="宋体" w:cs="宋体" w:hint="eastAsia"/>
+              <w:rFonts w:hint="eastAsia" w:ascii="宋体" w:hAnsi="宋体" w:eastAsia="宋体" w:cs="宋体"/>
+              <w:szCs w:val="24"/>
+            </w:rPr>
+            <w:instrText xml:space="preserve"> HYPERLINK \l _Toc8498 </w:instrText>
+          </w:r>
+          <w:r>
+            <w:rPr>
+              <w:rFonts w:hint="eastAsia" w:ascii="宋体" w:hAnsi="宋体" w:eastAsia="宋体" w:cs="宋体"/>
               <w:szCs w:val="24"/>
             </w:rPr>
             <w:fldChar w:fldCharType="separate"/>
@@ -2353,7 +2318,7 @@
             <w:fldChar w:fldCharType="begin"/>
           </w:r>
           <w:r>
-            <w:instrText xml:space="preserve"> PAGEREF _Toc10841 \h </w:instrText>
+            <w:instrText xml:space="preserve"> PAGEREF _Toc8498 \h </w:instrText>
           </w:r>
           <w:r>
             <w:fldChar w:fldCharType="separate"/>
@@ -2366,7 +2331,7 @@
           </w:r>
           <w:r>
             <w:rPr>
-              <w:rFonts w:ascii="宋体" w:eastAsia="宋体" w:hAnsi="宋体" w:cs="宋体" w:hint="eastAsia"/>
+              <w:rFonts w:hint="eastAsia" w:ascii="宋体" w:hAnsi="宋体" w:eastAsia="宋体" w:cs="宋体"/>
               <w:szCs w:val="24"/>
             </w:rPr>
             <w:fldChar w:fldCharType="end"/>
@@ -2374,42 +2339,28 @@
         </w:p>
         <w:p>
           <w:pPr>
-            <w:pStyle w:val="TOC2"/>
-            <w:keepNext w:val="0"/>
-            <w:keepLines w:val="0"/>
-            <w:pageBreakBefore w:val="0"/>
-            <w:widowControl w:val="0"/>
+            <w:pStyle w:val="17"/>
             <w:tabs>
               <w:tab w:val="right" w:leader="dot" w:pos="8306"/>
             </w:tabs>
-            <w:kinsoku w:val="0"/>
-            <w:wordWrap/>
-            <w:overflowPunct/>
-            <w:topLinePunct w:val="0"/>
-            <w:autoSpaceDE w:val="0"/>
-            <w:autoSpaceDN w:val="0"/>
-            <w:bidi w:val="0"/>
-            <w:adjustRightInd w:val="0"/>
-            <w:snapToGrid w:val="0"/>
-            <w:textAlignment w:val="baseline"/>
           </w:pPr>
           <w:r>
             <w:rPr>
-              <w:rFonts w:ascii="宋体" w:eastAsia="宋体" w:hAnsi="宋体" w:cs="宋体" w:hint="eastAsia"/>
+              <w:rFonts w:hint="eastAsia" w:ascii="宋体" w:hAnsi="宋体" w:eastAsia="宋体" w:cs="宋体"/>
               <w:szCs w:val="24"/>
             </w:rPr>
             <w:fldChar w:fldCharType="begin"/>
           </w:r>
           <w:r>
             <w:rPr>
-              <w:rFonts w:ascii="宋体" w:eastAsia="宋体" w:hAnsi="宋体" w:cs="宋体" w:hint="eastAsia"/>
-              <w:szCs w:val="24"/>
-            </w:rPr>
-            <w:instrText xml:space="preserve"> HYPERLINK \l _Toc32371 </w:instrText>
-          </w:r>
-          <w:r>
-            <w:rPr>
-              <w:rFonts w:ascii="宋体" w:eastAsia="宋体" w:hAnsi="宋体" w:cs="宋体" w:hint="eastAsia"/>
+              <w:rFonts w:hint="eastAsia" w:ascii="宋体" w:hAnsi="宋体" w:eastAsia="宋体" w:cs="宋体"/>
+              <w:szCs w:val="24"/>
+            </w:rPr>
+            <w:instrText xml:space="preserve"> HYPERLINK \l _Toc27291 </w:instrText>
+          </w:r>
+          <w:r>
+            <w:rPr>
+              <w:rFonts w:hint="eastAsia" w:ascii="宋体" w:hAnsi="宋体" w:eastAsia="宋体" w:cs="宋体"/>
               <w:szCs w:val="24"/>
             </w:rPr>
             <w:fldChar w:fldCharType="separate"/>
@@ -2428,7 +2379,7 @@
             <w:fldChar w:fldCharType="begin"/>
           </w:r>
           <w:r>
-            <w:instrText xml:space="preserve"> PAGEREF _Toc32371 \h </w:instrText>
+            <w:instrText xml:space="preserve"> PAGEREF _Toc27291 \h </w:instrText>
           </w:r>
           <w:r>
             <w:fldChar w:fldCharType="separate"/>
@@ -2441,7 +2392,7 @@
           </w:r>
           <w:r>
             <w:rPr>
-              <w:rFonts w:ascii="宋体" w:eastAsia="宋体" w:hAnsi="宋体" w:cs="宋体" w:hint="eastAsia"/>
+              <w:rFonts w:hint="eastAsia" w:ascii="宋体" w:hAnsi="宋体" w:eastAsia="宋体" w:cs="宋体"/>
               <w:szCs w:val="24"/>
             </w:rPr>
             <w:fldChar w:fldCharType="end"/>
@@ -2449,42 +2400,28 @@
         </w:p>
         <w:p>
           <w:pPr>
-            <w:pStyle w:val="TOC2"/>
-            <w:keepNext w:val="0"/>
-            <w:keepLines w:val="0"/>
-            <w:pageBreakBefore w:val="0"/>
-            <w:widowControl w:val="0"/>
+            <w:pStyle w:val="17"/>
             <w:tabs>
               <w:tab w:val="right" w:leader="dot" w:pos="8306"/>
             </w:tabs>
-            <w:kinsoku w:val="0"/>
-            <w:wordWrap/>
-            <w:overflowPunct/>
-            <w:topLinePunct w:val="0"/>
-            <w:autoSpaceDE w:val="0"/>
-            <w:autoSpaceDN w:val="0"/>
-            <w:bidi w:val="0"/>
-            <w:adjustRightInd w:val="0"/>
-            <w:snapToGrid w:val="0"/>
-            <w:textAlignment w:val="baseline"/>
           </w:pPr>
           <w:r>
             <w:rPr>
-              <w:rFonts w:ascii="宋体" w:eastAsia="宋体" w:hAnsi="宋体" w:cs="宋体" w:hint="eastAsia"/>
+              <w:rFonts w:hint="eastAsia" w:ascii="宋体" w:hAnsi="宋体" w:eastAsia="宋体" w:cs="宋体"/>
               <w:szCs w:val="24"/>
             </w:rPr>
             <w:fldChar w:fldCharType="begin"/>
           </w:r>
           <w:r>
             <w:rPr>
-              <w:rFonts w:ascii="宋体" w:eastAsia="宋体" w:hAnsi="宋体" w:cs="宋体" w:hint="eastAsia"/>
-              <w:szCs w:val="24"/>
-            </w:rPr>
-            <w:instrText xml:space="preserve"> HYPERLINK \l _Toc30966 </w:instrText>
-          </w:r>
-          <w:r>
-            <w:rPr>
-              <w:rFonts w:ascii="宋体" w:eastAsia="宋体" w:hAnsi="宋体" w:cs="宋体" w:hint="eastAsia"/>
+              <w:rFonts w:hint="eastAsia" w:ascii="宋体" w:hAnsi="宋体" w:eastAsia="宋体" w:cs="宋体"/>
+              <w:szCs w:val="24"/>
+            </w:rPr>
+            <w:instrText xml:space="preserve"> HYPERLINK \l _Toc32103 </w:instrText>
+          </w:r>
+          <w:r>
+            <w:rPr>
+              <w:rFonts w:hint="eastAsia" w:ascii="宋体" w:hAnsi="宋体" w:eastAsia="宋体" w:cs="宋体"/>
               <w:szCs w:val="24"/>
             </w:rPr>
             <w:fldChar w:fldCharType="separate"/>
@@ -2503,7 +2440,7 @@
             <w:fldChar w:fldCharType="begin"/>
           </w:r>
           <w:r>
-            <w:instrText xml:space="preserve"> PAGEREF _Toc30966 \h </w:instrText>
+            <w:instrText xml:space="preserve"> PAGEREF _Toc32103 \h </w:instrText>
           </w:r>
           <w:r>
             <w:fldChar w:fldCharType="separate"/>
@@ -2516,7 +2453,7 @@
           </w:r>
           <w:r>
             <w:rPr>
-              <w:rFonts w:ascii="宋体" w:eastAsia="宋体" w:hAnsi="宋体" w:cs="宋体" w:hint="eastAsia"/>
+              <w:rFonts w:hint="eastAsia" w:ascii="宋体" w:hAnsi="宋体" w:eastAsia="宋体" w:cs="宋体"/>
               <w:szCs w:val="24"/>
             </w:rPr>
             <w:fldChar w:fldCharType="end"/>
@@ -2524,42 +2461,28 @@
         </w:p>
         <w:p>
           <w:pPr>
-            <w:pStyle w:val="TOC1"/>
-            <w:keepNext w:val="0"/>
-            <w:keepLines w:val="0"/>
-            <w:pageBreakBefore w:val="0"/>
-            <w:widowControl w:val="0"/>
+            <w:pStyle w:val="16"/>
             <w:tabs>
               <w:tab w:val="right" w:leader="dot" w:pos="8306"/>
             </w:tabs>
-            <w:kinsoku w:val="0"/>
-            <w:wordWrap/>
-            <w:overflowPunct/>
-            <w:topLinePunct w:val="0"/>
-            <w:autoSpaceDE w:val="0"/>
-            <w:autoSpaceDN w:val="0"/>
-            <w:bidi w:val="0"/>
-            <w:adjustRightInd w:val="0"/>
-            <w:snapToGrid w:val="0"/>
-            <w:textAlignment w:val="baseline"/>
           </w:pPr>
           <w:r>
             <w:rPr>
-              <w:rFonts w:ascii="宋体" w:eastAsia="宋体" w:hAnsi="宋体" w:cs="宋体" w:hint="eastAsia"/>
+              <w:rFonts w:hint="eastAsia" w:ascii="宋体" w:hAnsi="宋体" w:eastAsia="宋体" w:cs="宋体"/>
               <w:szCs w:val="24"/>
             </w:rPr>
             <w:fldChar w:fldCharType="begin"/>
           </w:r>
           <w:r>
             <w:rPr>
-              <w:rFonts w:ascii="宋体" w:eastAsia="宋体" w:hAnsi="宋体" w:cs="宋体" w:hint="eastAsia"/>
-              <w:szCs w:val="24"/>
-            </w:rPr>
-            <w:instrText xml:space="preserve"> HYPERLINK \l _Toc22564 </w:instrText>
-          </w:r>
-          <w:r>
-            <w:rPr>
-              <w:rFonts w:ascii="宋体" w:eastAsia="宋体" w:hAnsi="宋体" w:cs="宋体" w:hint="eastAsia"/>
+              <w:rFonts w:hint="eastAsia" w:ascii="宋体" w:hAnsi="宋体" w:eastAsia="宋体" w:cs="宋体"/>
+              <w:szCs w:val="24"/>
+            </w:rPr>
+            <w:instrText xml:space="preserve"> HYPERLINK \l _Toc16154 </w:instrText>
+          </w:r>
+          <w:r>
+            <w:rPr>
+              <w:rFonts w:hint="eastAsia" w:ascii="宋体" w:hAnsi="宋体" w:eastAsia="宋体" w:cs="宋体"/>
               <w:szCs w:val="24"/>
             </w:rPr>
             <w:fldChar w:fldCharType="separate"/>
@@ -2578,7 +2501,7 @@
             <w:fldChar w:fldCharType="begin"/>
           </w:r>
           <w:r>
-            <w:instrText xml:space="preserve"> PAGEREF _Toc22564 \h </w:instrText>
+            <w:instrText xml:space="preserve"> PAGEREF _Toc16154 \h </w:instrText>
           </w:r>
           <w:r>
             <w:fldChar w:fldCharType="separate"/>
@@ -2591,7 +2514,7 @@
           </w:r>
           <w:r>
             <w:rPr>
-              <w:rFonts w:ascii="宋体" w:eastAsia="宋体" w:hAnsi="宋体" w:cs="宋体" w:hint="eastAsia"/>
+              <w:rFonts w:hint="eastAsia" w:ascii="宋体" w:hAnsi="宋体" w:eastAsia="宋体" w:cs="宋体"/>
               <w:szCs w:val="24"/>
             </w:rPr>
             <w:fldChar w:fldCharType="end"/>
@@ -2599,42 +2522,28 @@
         </w:p>
         <w:p>
           <w:pPr>
-            <w:pStyle w:val="TOC2"/>
-            <w:keepNext w:val="0"/>
-            <w:keepLines w:val="0"/>
-            <w:pageBreakBefore w:val="0"/>
-            <w:widowControl w:val="0"/>
+            <w:pStyle w:val="17"/>
             <w:tabs>
               <w:tab w:val="right" w:leader="dot" w:pos="8306"/>
             </w:tabs>
-            <w:kinsoku w:val="0"/>
-            <w:wordWrap/>
-            <w:overflowPunct/>
-            <w:topLinePunct w:val="0"/>
-            <w:autoSpaceDE w:val="0"/>
-            <w:autoSpaceDN w:val="0"/>
-            <w:bidi w:val="0"/>
-            <w:adjustRightInd w:val="0"/>
-            <w:snapToGrid w:val="0"/>
-            <w:textAlignment w:val="baseline"/>
           </w:pPr>
           <w:r>
             <w:rPr>
-              <w:rFonts w:ascii="宋体" w:eastAsia="宋体" w:hAnsi="宋体" w:cs="宋体" w:hint="eastAsia"/>
+              <w:rFonts w:hint="eastAsia" w:ascii="宋体" w:hAnsi="宋体" w:eastAsia="宋体" w:cs="宋体"/>
               <w:szCs w:val="24"/>
             </w:rPr>
             <w:fldChar w:fldCharType="begin"/>
           </w:r>
           <w:r>
             <w:rPr>
-              <w:rFonts w:ascii="宋体" w:eastAsia="宋体" w:hAnsi="宋体" w:cs="宋体" w:hint="eastAsia"/>
-              <w:szCs w:val="24"/>
-            </w:rPr>
-            <w:instrText xml:space="preserve"> HYPERLINK \l _Toc29927 </w:instrText>
-          </w:r>
-          <w:r>
-            <w:rPr>
-              <w:rFonts w:ascii="宋体" w:eastAsia="宋体" w:hAnsi="宋体" w:cs="宋体" w:hint="eastAsia"/>
+              <w:rFonts w:hint="eastAsia" w:ascii="宋体" w:hAnsi="宋体" w:eastAsia="宋体" w:cs="宋体"/>
+              <w:szCs w:val="24"/>
+            </w:rPr>
+            <w:instrText xml:space="preserve"> HYPERLINK \l _Toc30251 </w:instrText>
+          </w:r>
+          <w:r>
+            <w:rPr>
+              <w:rFonts w:hint="eastAsia" w:ascii="宋体" w:hAnsi="宋体" w:eastAsia="宋体" w:cs="宋体"/>
               <w:szCs w:val="24"/>
             </w:rPr>
             <w:fldChar w:fldCharType="separate"/>
@@ -2653,7 +2562,7 @@
             <w:fldChar w:fldCharType="begin"/>
           </w:r>
           <w:r>
-            <w:instrText xml:space="preserve"> PAGEREF _Toc29927 \h </w:instrText>
+            <w:instrText xml:space="preserve"> PAGEREF _Toc30251 \h </w:instrText>
           </w:r>
           <w:r>
             <w:fldChar w:fldCharType="separate"/>
@@ -2666,7 +2575,7 @@
           </w:r>
           <w:r>
             <w:rPr>
-              <w:rFonts w:ascii="宋体" w:eastAsia="宋体" w:hAnsi="宋体" w:cs="宋体" w:hint="eastAsia"/>
+              <w:rFonts w:hint="eastAsia" w:ascii="宋体" w:hAnsi="宋体" w:eastAsia="宋体" w:cs="宋体"/>
               <w:szCs w:val="24"/>
             </w:rPr>
             <w:fldChar w:fldCharType="end"/>
@@ -2674,42 +2583,28 @@
         </w:p>
         <w:p>
           <w:pPr>
-            <w:pStyle w:val="TOC2"/>
-            <w:keepNext w:val="0"/>
-            <w:keepLines w:val="0"/>
-            <w:pageBreakBefore w:val="0"/>
-            <w:widowControl w:val="0"/>
+            <w:pStyle w:val="17"/>
             <w:tabs>
               <w:tab w:val="right" w:leader="dot" w:pos="8306"/>
             </w:tabs>
-            <w:kinsoku w:val="0"/>
-            <w:wordWrap/>
-            <w:overflowPunct/>
-            <w:topLinePunct w:val="0"/>
-            <w:autoSpaceDE w:val="0"/>
-            <w:autoSpaceDN w:val="0"/>
-            <w:bidi w:val="0"/>
-            <w:adjustRightInd w:val="0"/>
-            <w:snapToGrid w:val="0"/>
-            <w:textAlignment w:val="baseline"/>
           </w:pPr>
           <w:r>
             <w:rPr>
-              <w:rFonts w:ascii="宋体" w:eastAsia="宋体" w:hAnsi="宋体" w:cs="宋体" w:hint="eastAsia"/>
+              <w:rFonts w:hint="eastAsia" w:ascii="宋体" w:hAnsi="宋体" w:eastAsia="宋体" w:cs="宋体"/>
               <w:szCs w:val="24"/>
             </w:rPr>
             <w:fldChar w:fldCharType="begin"/>
           </w:r>
           <w:r>
             <w:rPr>
-              <w:rFonts w:ascii="宋体" w:eastAsia="宋体" w:hAnsi="宋体" w:cs="宋体" w:hint="eastAsia"/>
-              <w:szCs w:val="24"/>
-            </w:rPr>
-            <w:instrText xml:space="preserve"> HYPERLINK \l _Toc15467 </w:instrText>
-          </w:r>
-          <w:r>
-            <w:rPr>
-              <w:rFonts w:ascii="宋体" w:eastAsia="宋体" w:hAnsi="宋体" w:cs="宋体" w:hint="eastAsia"/>
+              <w:rFonts w:hint="eastAsia" w:ascii="宋体" w:hAnsi="宋体" w:eastAsia="宋体" w:cs="宋体"/>
+              <w:szCs w:val="24"/>
+            </w:rPr>
+            <w:instrText xml:space="preserve"> HYPERLINK \l _Toc23853 </w:instrText>
+          </w:r>
+          <w:r>
+            <w:rPr>
+              <w:rFonts w:hint="eastAsia" w:ascii="宋体" w:hAnsi="宋体" w:eastAsia="宋体" w:cs="宋体"/>
               <w:szCs w:val="24"/>
             </w:rPr>
             <w:fldChar w:fldCharType="separate"/>
@@ -2728,7 +2623,7 @@
             <w:fldChar w:fldCharType="begin"/>
           </w:r>
           <w:r>
-            <w:instrText xml:space="preserve"> PAGEREF _Toc15467 \h </w:instrText>
+            <w:instrText xml:space="preserve"> PAGEREF _Toc23853 \h </w:instrText>
           </w:r>
           <w:r>
             <w:fldChar w:fldCharType="separate"/>
@@ -2741,7 +2636,7 @@
           </w:r>
           <w:r>
             <w:rPr>
-              <w:rFonts w:ascii="宋体" w:eastAsia="宋体" w:hAnsi="宋体" w:cs="宋体" w:hint="eastAsia"/>
+              <w:rFonts w:hint="eastAsia" w:ascii="宋体" w:hAnsi="宋体" w:eastAsia="宋体" w:cs="宋体"/>
               <w:szCs w:val="24"/>
             </w:rPr>
             <w:fldChar w:fldCharType="end"/>
@@ -2749,42 +2644,28 @@
         </w:p>
         <w:p>
           <w:pPr>
-            <w:pStyle w:val="TOC2"/>
-            <w:keepNext w:val="0"/>
-            <w:keepLines w:val="0"/>
-            <w:pageBreakBefore w:val="0"/>
-            <w:widowControl w:val="0"/>
+            <w:pStyle w:val="17"/>
             <w:tabs>
               <w:tab w:val="right" w:leader="dot" w:pos="8306"/>
             </w:tabs>
-            <w:kinsoku w:val="0"/>
-            <w:wordWrap/>
-            <w:overflowPunct/>
-            <w:topLinePunct w:val="0"/>
-            <w:autoSpaceDE w:val="0"/>
-            <w:autoSpaceDN w:val="0"/>
-            <w:bidi w:val="0"/>
-            <w:adjustRightInd w:val="0"/>
-            <w:snapToGrid w:val="0"/>
-            <w:textAlignment w:val="baseline"/>
           </w:pPr>
           <w:r>
             <w:rPr>
-              <w:rFonts w:ascii="宋体" w:eastAsia="宋体" w:hAnsi="宋体" w:cs="宋体" w:hint="eastAsia"/>
+              <w:rFonts w:hint="eastAsia" w:ascii="宋体" w:hAnsi="宋体" w:eastAsia="宋体" w:cs="宋体"/>
               <w:szCs w:val="24"/>
             </w:rPr>
             <w:fldChar w:fldCharType="begin"/>
           </w:r>
           <w:r>
             <w:rPr>
-              <w:rFonts w:ascii="宋体" w:eastAsia="宋体" w:hAnsi="宋体" w:cs="宋体" w:hint="eastAsia"/>
-              <w:szCs w:val="24"/>
-            </w:rPr>
-            <w:instrText xml:space="preserve"> HYPERLINK \l _Toc26214 </w:instrText>
-          </w:r>
-          <w:r>
-            <w:rPr>
-              <w:rFonts w:ascii="宋体" w:eastAsia="宋体" w:hAnsi="宋体" w:cs="宋体" w:hint="eastAsia"/>
+              <w:rFonts w:hint="eastAsia" w:ascii="宋体" w:hAnsi="宋体" w:eastAsia="宋体" w:cs="宋体"/>
+              <w:szCs w:val="24"/>
+            </w:rPr>
+            <w:instrText xml:space="preserve"> HYPERLINK \l _Toc16756 </w:instrText>
+          </w:r>
+          <w:r>
+            <w:rPr>
+              <w:rFonts w:hint="eastAsia" w:ascii="宋体" w:hAnsi="宋体" w:eastAsia="宋体" w:cs="宋体"/>
               <w:szCs w:val="24"/>
             </w:rPr>
             <w:fldChar w:fldCharType="separate"/>
@@ -2803,7 +2684,7 @@
             <w:fldChar w:fldCharType="begin"/>
           </w:r>
           <w:r>
-            <w:instrText xml:space="preserve"> PAGEREF _Toc26214 \h </w:instrText>
+            <w:instrText xml:space="preserve"> PAGEREF _Toc16756 \h </w:instrText>
           </w:r>
           <w:r>
             <w:fldChar w:fldCharType="separate"/>
@@ -2816,7 +2697,7 @@
           </w:r>
           <w:r>
             <w:rPr>
-              <w:rFonts w:ascii="宋体" w:eastAsia="宋体" w:hAnsi="宋体" w:cs="宋体" w:hint="eastAsia"/>
+              <w:rFonts w:hint="eastAsia" w:ascii="宋体" w:hAnsi="宋体" w:eastAsia="宋体" w:cs="宋体"/>
               <w:szCs w:val="24"/>
             </w:rPr>
             <w:fldChar w:fldCharType="end"/>
@@ -2824,42 +2705,28 @@
         </w:p>
         <w:p>
           <w:pPr>
-            <w:pStyle w:val="TOC2"/>
-            <w:keepNext w:val="0"/>
-            <w:keepLines w:val="0"/>
-            <w:pageBreakBefore w:val="0"/>
-            <w:widowControl w:val="0"/>
+            <w:pStyle w:val="17"/>
             <w:tabs>
               <w:tab w:val="right" w:leader="dot" w:pos="8306"/>
             </w:tabs>
-            <w:kinsoku w:val="0"/>
-            <w:wordWrap/>
-            <w:overflowPunct/>
-            <w:topLinePunct w:val="0"/>
-            <w:autoSpaceDE w:val="0"/>
-            <w:autoSpaceDN w:val="0"/>
-            <w:bidi w:val="0"/>
-            <w:adjustRightInd w:val="0"/>
-            <w:snapToGrid w:val="0"/>
-            <w:textAlignment w:val="baseline"/>
           </w:pPr>
           <w:r>
             <w:rPr>
-              <w:rFonts w:ascii="宋体" w:eastAsia="宋体" w:hAnsi="宋体" w:cs="宋体" w:hint="eastAsia"/>
+              <w:rFonts w:hint="eastAsia" w:ascii="宋体" w:hAnsi="宋体" w:eastAsia="宋体" w:cs="宋体"/>
               <w:szCs w:val="24"/>
             </w:rPr>
             <w:fldChar w:fldCharType="begin"/>
           </w:r>
           <w:r>
             <w:rPr>
-              <w:rFonts w:ascii="宋体" w:eastAsia="宋体" w:hAnsi="宋体" w:cs="宋体" w:hint="eastAsia"/>
-              <w:szCs w:val="24"/>
-            </w:rPr>
-            <w:instrText xml:space="preserve"> HYPERLINK \l _Toc6417 </w:instrText>
-          </w:r>
-          <w:r>
-            <w:rPr>
-              <w:rFonts w:ascii="宋体" w:eastAsia="宋体" w:hAnsi="宋体" w:cs="宋体" w:hint="eastAsia"/>
+              <w:rFonts w:hint="eastAsia" w:ascii="宋体" w:hAnsi="宋体" w:eastAsia="宋体" w:cs="宋体"/>
+              <w:szCs w:val="24"/>
+            </w:rPr>
+            <w:instrText xml:space="preserve"> HYPERLINK \l _Toc20202 </w:instrText>
+          </w:r>
+          <w:r>
+            <w:rPr>
+              <w:rFonts w:hint="eastAsia" w:ascii="宋体" w:hAnsi="宋体" w:eastAsia="宋体" w:cs="宋体"/>
               <w:szCs w:val="24"/>
             </w:rPr>
             <w:fldChar w:fldCharType="separate"/>
@@ -2878,7 +2745,7 @@
             <w:fldChar w:fldCharType="begin"/>
           </w:r>
           <w:r>
-            <w:instrText xml:space="preserve"> PAGEREF _Toc6417 \h </w:instrText>
+            <w:instrText xml:space="preserve"> PAGEREF _Toc20202 \h </w:instrText>
           </w:r>
           <w:r>
             <w:fldChar w:fldCharType="separate"/>
@@ -2891,7 +2758,7 @@
           </w:r>
           <w:r>
             <w:rPr>
-              <w:rFonts w:ascii="宋体" w:eastAsia="宋体" w:hAnsi="宋体" w:cs="宋体" w:hint="eastAsia"/>
+              <w:rFonts w:hint="eastAsia" w:ascii="宋体" w:hAnsi="宋体" w:eastAsia="宋体" w:cs="宋体"/>
               <w:szCs w:val="24"/>
             </w:rPr>
             <w:fldChar w:fldCharType="end"/>
@@ -2899,42 +2766,28 @@
         </w:p>
         <w:p>
           <w:pPr>
-            <w:pStyle w:val="TOC1"/>
-            <w:keepNext w:val="0"/>
-            <w:keepLines w:val="0"/>
-            <w:pageBreakBefore w:val="0"/>
-            <w:widowControl w:val="0"/>
+            <w:pStyle w:val="16"/>
             <w:tabs>
               <w:tab w:val="right" w:leader="dot" w:pos="8306"/>
             </w:tabs>
-            <w:kinsoku w:val="0"/>
-            <w:wordWrap/>
-            <w:overflowPunct/>
-            <w:topLinePunct w:val="0"/>
-            <w:autoSpaceDE w:val="0"/>
-            <w:autoSpaceDN w:val="0"/>
-            <w:bidi w:val="0"/>
-            <w:adjustRightInd w:val="0"/>
-            <w:snapToGrid w:val="0"/>
-            <w:textAlignment w:val="baseline"/>
           </w:pPr>
           <w:r>
             <w:rPr>
-              <w:rFonts w:ascii="宋体" w:eastAsia="宋体" w:hAnsi="宋体" w:cs="宋体" w:hint="eastAsia"/>
+              <w:rFonts w:hint="eastAsia" w:ascii="宋体" w:hAnsi="宋体" w:eastAsia="宋体" w:cs="宋体"/>
               <w:szCs w:val="24"/>
             </w:rPr>
             <w:fldChar w:fldCharType="begin"/>
           </w:r>
           <w:r>
             <w:rPr>
-              <w:rFonts w:ascii="宋体" w:eastAsia="宋体" w:hAnsi="宋体" w:cs="宋体" w:hint="eastAsia"/>
-              <w:szCs w:val="24"/>
-            </w:rPr>
-            <w:instrText xml:space="preserve"> HYPERLINK \l _Toc6317 </w:instrText>
-          </w:r>
-          <w:r>
-            <w:rPr>
-              <w:rFonts w:ascii="宋体" w:eastAsia="宋体" w:hAnsi="宋体" w:cs="宋体" w:hint="eastAsia"/>
+              <w:rFonts w:hint="eastAsia" w:ascii="宋体" w:hAnsi="宋体" w:eastAsia="宋体" w:cs="宋体"/>
+              <w:szCs w:val="24"/>
+            </w:rPr>
+            <w:instrText xml:space="preserve"> HYPERLINK \l _Toc9491 </w:instrText>
+          </w:r>
+          <w:r>
+            <w:rPr>
+              <w:rFonts w:hint="eastAsia" w:ascii="宋体" w:hAnsi="宋体" w:eastAsia="宋体" w:cs="宋体"/>
               <w:szCs w:val="24"/>
             </w:rPr>
             <w:fldChar w:fldCharType="separate"/>
@@ -2953,7 +2806,7 @@
             <w:fldChar w:fldCharType="begin"/>
           </w:r>
           <w:r>
-            <w:instrText xml:space="preserve"> PAGEREF _Toc6317 \h </w:instrText>
+            <w:instrText xml:space="preserve"> PAGEREF _Toc9491 \h </w:instrText>
           </w:r>
           <w:r>
             <w:fldChar w:fldCharType="separate"/>
@@ -2966,7 +2819,7 @@
           </w:r>
           <w:r>
             <w:rPr>
-              <w:rFonts w:ascii="宋体" w:eastAsia="宋体" w:hAnsi="宋体" w:cs="宋体" w:hint="eastAsia"/>
+              <w:rFonts w:hint="eastAsia" w:ascii="宋体" w:hAnsi="宋体" w:eastAsia="宋体" w:cs="宋体"/>
               <w:szCs w:val="24"/>
             </w:rPr>
             <w:fldChar w:fldCharType="end"/>
@@ -2974,42 +2827,28 @@
         </w:p>
         <w:p>
           <w:pPr>
-            <w:pStyle w:val="TOC1"/>
-            <w:keepNext w:val="0"/>
-            <w:keepLines w:val="0"/>
-            <w:pageBreakBefore w:val="0"/>
-            <w:widowControl w:val="0"/>
+            <w:pStyle w:val="16"/>
             <w:tabs>
               <w:tab w:val="right" w:leader="dot" w:pos="8306"/>
             </w:tabs>
-            <w:kinsoku w:val="0"/>
-            <w:wordWrap/>
-            <w:overflowPunct/>
-            <w:topLinePunct w:val="0"/>
-            <w:autoSpaceDE w:val="0"/>
-            <w:autoSpaceDN w:val="0"/>
-            <w:bidi w:val="0"/>
-            <w:adjustRightInd w:val="0"/>
-            <w:snapToGrid w:val="0"/>
-            <w:textAlignment w:val="baseline"/>
           </w:pPr>
           <w:r>
             <w:rPr>
-              <w:rFonts w:ascii="宋体" w:eastAsia="宋体" w:hAnsi="宋体" w:cs="宋体" w:hint="eastAsia"/>
+              <w:rFonts w:hint="eastAsia" w:ascii="宋体" w:hAnsi="宋体" w:eastAsia="宋体" w:cs="宋体"/>
               <w:szCs w:val="24"/>
             </w:rPr>
             <w:fldChar w:fldCharType="begin"/>
           </w:r>
           <w:r>
             <w:rPr>
-              <w:rFonts w:ascii="宋体" w:eastAsia="宋体" w:hAnsi="宋体" w:cs="宋体" w:hint="eastAsia"/>
-              <w:szCs w:val="24"/>
-            </w:rPr>
-            <w:instrText xml:space="preserve"> HYPERLINK \l _Toc5809 </w:instrText>
-          </w:r>
-          <w:r>
-            <w:rPr>
-              <w:rFonts w:ascii="宋体" w:eastAsia="宋体" w:hAnsi="宋体" w:cs="宋体" w:hint="eastAsia"/>
+              <w:rFonts w:hint="eastAsia" w:ascii="宋体" w:hAnsi="宋体" w:eastAsia="宋体" w:cs="宋体"/>
+              <w:szCs w:val="24"/>
+            </w:rPr>
+            <w:instrText xml:space="preserve"> HYPERLINK \l _Toc24235 </w:instrText>
+          </w:r>
+          <w:r>
+            <w:rPr>
+              <w:rFonts w:hint="eastAsia" w:ascii="宋体" w:hAnsi="宋体" w:eastAsia="宋体" w:cs="宋体"/>
               <w:szCs w:val="24"/>
             </w:rPr>
             <w:fldChar w:fldCharType="separate"/>
@@ -3028,20 +2867,20 @@
             <w:fldChar w:fldCharType="begin"/>
           </w:r>
           <w:r>
-            <w:instrText xml:space="preserve"> PAGEREF _Toc5809 \h </w:instrText>
+            <w:instrText xml:space="preserve"> PAGEREF _Toc24235 \h </w:instrText>
           </w:r>
           <w:r>
             <w:fldChar w:fldCharType="separate"/>
           </w:r>
           <w:r>
-            <w:t>6</w:t>
+            <w:t>5</w:t>
           </w:r>
           <w:r>
             <w:fldChar w:fldCharType="end"/>
           </w:r>
           <w:r>
             <w:rPr>
-              <w:rFonts w:ascii="宋体" w:eastAsia="宋体" w:hAnsi="宋体" w:cs="宋体" w:hint="eastAsia"/>
+              <w:rFonts w:hint="eastAsia" w:ascii="宋体" w:hAnsi="宋体" w:eastAsia="宋体" w:cs="宋体"/>
               <w:szCs w:val="24"/>
             </w:rPr>
             <w:fldChar w:fldCharType="end"/>
@@ -3049,42 +2888,28 @@
         </w:p>
         <w:p>
           <w:pPr>
-            <w:pStyle w:val="TOC2"/>
-            <w:keepNext w:val="0"/>
-            <w:keepLines w:val="0"/>
-            <w:pageBreakBefore w:val="0"/>
-            <w:widowControl w:val="0"/>
+            <w:pStyle w:val="17"/>
             <w:tabs>
               <w:tab w:val="right" w:leader="dot" w:pos="8306"/>
             </w:tabs>
-            <w:kinsoku w:val="0"/>
-            <w:wordWrap/>
-            <w:overflowPunct/>
-            <w:topLinePunct w:val="0"/>
-            <w:autoSpaceDE w:val="0"/>
-            <w:autoSpaceDN w:val="0"/>
-            <w:bidi w:val="0"/>
-            <w:adjustRightInd w:val="0"/>
-            <w:snapToGrid w:val="0"/>
-            <w:textAlignment w:val="baseline"/>
           </w:pPr>
           <w:r>
             <w:rPr>
-              <w:rFonts w:ascii="宋体" w:eastAsia="宋体" w:hAnsi="宋体" w:cs="宋体" w:hint="eastAsia"/>
+              <w:rFonts w:hint="eastAsia" w:ascii="宋体" w:hAnsi="宋体" w:eastAsia="宋体" w:cs="宋体"/>
               <w:szCs w:val="24"/>
             </w:rPr>
             <w:fldChar w:fldCharType="begin"/>
           </w:r>
           <w:r>
             <w:rPr>
-              <w:rFonts w:ascii="宋体" w:eastAsia="宋体" w:hAnsi="宋体" w:cs="宋体" w:hint="eastAsia"/>
-              <w:szCs w:val="24"/>
-            </w:rPr>
-            <w:instrText xml:space="preserve"> HYPERLINK \l _Toc6923 </w:instrText>
-          </w:r>
-          <w:r>
-            <w:rPr>
-              <w:rFonts w:ascii="宋体" w:eastAsia="宋体" w:hAnsi="宋体" w:cs="宋体" w:hint="eastAsia"/>
+              <w:rFonts w:hint="eastAsia" w:ascii="宋体" w:hAnsi="宋体" w:eastAsia="宋体" w:cs="宋体"/>
+              <w:szCs w:val="24"/>
+            </w:rPr>
+            <w:instrText xml:space="preserve"> HYPERLINK \l _Toc5790 </w:instrText>
+          </w:r>
+          <w:r>
+            <w:rPr>
+              <w:rFonts w:hint="eastAsia" w:ascii="宋体" w:hAnsi="宋体" w:eastAsia="宋体" w:cs="宋体"/>
               <w:szCs w:val="24"/>
             </w:rPr>
             <w:fldChar w:fldCharType="separate"/>
@@ -3103,20 +2928,20 @@
             <w:fldChar w:fldCharType="begin"/>
           </w:r>
           <w:r>
-            <w:instrText xml:space="preserve"> PAGEREF _Toc6923 \h </w:instrText>
+            <w:instrText xml:space="preserve"> PAGEREF _Toc5790 \h </w:instrText>
           </w:r>
           <w:r>
             <w:fldChar w:fldCharType="separate"/>
           </w:r>
           <w:r>
-            <w:t>6</w:t>
+            <w:t>5</w:t>
           </w:r>
           <w:r>
             <w:fldChar w:fldCharType="end"/>
           </w:r>
           <w:r>
             <w:rPr>
-              <w:rFonts w:ascii="宋体" w:eastAsia="宋体" w:hAnsi="宋体" w:cs="宋体" w:hint="eastAsia"/>
+              <w:rFonts w:hint="eastAsia" w:ascii="宋体" w:hAnsi="宋体" w:eastAsia="宋体" w:cs="宋体"/>
               <w:szCs w:val="24"/>
             </w:rPr>
             <w:fldChar w:fldCharType="end"/>
@@ -3124,42 +2949,28 @@
         </w:p>
         <w:p>
           <w:pPr>
-            <w:pStyle w:val="TOC2"/>
-            <w:keepNext w:val="0"/>
-            <w:keepLines w:val="0"/>
-            <w:pageBreakBefore w:val="0"/>
-            <w:widowControl w:val="0"/>
+            <w:pStyle w:val="17"/>
             <w:tabs>
               <w:tab w:val="right" w:leader="dot" w:pos="8306"/>
             </w:tabs>
-            <w:kinsoku w:val="0"/>
-            <w:wordWrap/>
-            <w:overflowPunct/>
-            <w:topLinePunct w:val="0"/>
-            <w:autoSpaceDE w:val="0"/>
-            <w:autoSpaceDN w:val="0"/>
-            <w:bidi w:val="0"/>
-            <w:adjustRightInd w:val="0"/>
-            <w:snapToGrid w:val="0"/>
-            <w:textAlignment w:val="baseline"/>
           </w:pPr>
           <w:r>
             <w:rPr>
-              <w:rFonts w:ascii="宋体" w:eastAsia="宋体" w:hAnsi="宋体" w:cs="宋体" w:hint="eastAsia"/>
+              <w:rFonts w:hint="eastAsia" w:ascii="宋体" w:hAnsi="宋体" w:eastAsia="宋体" w:cs="宋体"/>
               <w:szCs w:val="24"/>
             </w:rPr>
             <w:fldChar w:fldCharType="begin"/>
           </w:r>
           <w:r>
             <w:rPr>
-              <w:rFonts w:ascii="宋体" w:eastAsia="宋体" w:hAnsi="宋体" w:cs="宋体" w:hint="eastAsia"/>
-              <w:szCs w:val="24"/>
-            </w:rPr>
-            <w:instrText xml:space="preserve"> HYPERLINK \l _Toc29691 </w:instrText>
-          </w:r>
-          <w:r>
-            <w:rPr>
-              <w:rFonts w:ascii="宋体" w:eastAsia="宋体" w:hAnsi="宋体" w:cs="宋体" w:hint="eastAsia"/>
+              <w:rFonts w:hint="eastAsia" w:ascii="宋体" w:hAnsi="宋体" w:eastAsia="宋体" w:cs="宋体"/>
+              <w:szCs w:val="24"/>
+            </w:rPr>
+            <w:instrText xml:space="preserve"> HYPERLINK \l _Toc13761 </w:instrText>
+          </w:r>
+          <w:r>
+            <w:rPr>
+              <w:rFonts w:hint="eastAsia" w:ascii="宋体" w:hAnsi="宋体" w:eastAsia="宋体" w:cs="宋体"/>
               <w:szCs w:val="24"/>
             </w:rPr>
             <w:fldChar w:fldCharType="separate"/>
@@ -3178,7 +2989,7 @@
             <w:fldChar w:fldCharType="begin"/>
           </w:r>
           <w:r>
-            <w:instrText xml:space="preserve"> PAGEREF _Toc29691 \h </w:instrText>
+            <w:instrText xml:space="preserve"> PAGEREF _Toc13761 \h </w:instrText>
           </w:r>
           <w:r>
             <w:fldChar w:fldCharType="separate"/>
@@ -3191,7 +3002,7 @@
           </w:r>
           <w:r>
             <w:rPr>
-              <w:rFonts w:ascii="宋体" w:eastAsia="宋体" w:hAnsi="宋体" w:cs="宋体" w:hint="eastAsia"/>
+              <w:rFonts w:hint="eastAsia" w:ascii="宋体" w:hAnsi="宋体" w:eastAsia="宋体" w:cs="宋体"/>
               <w:szCs w:val="24"/>
             </w:rPr>
             <w:fldChar w:fldCharType="end"/>
@@ -3199,42 +3010,28 @@
         </w:p>
         <w:p>
           <w:pPr>
-            <w:pStyle w:val="TOC2"/>
-            <w:keepNext w:val="0"/>
-            <w:keepLines w:val="0"/>
-            <w:pageBreakBefore w:val="0"/>
-            <w:widowControl w:val="0"/>
+            <w:pStyle w:val="17"/>
             <w:tabs>
               <w:tab w:val="right" w:leader="dot" w:pos="8306"/>
             </w:tabs>
-            <w:kinsoku w:val="0"/>
-            <w:wordWrap/>
-            <w:overflowPunct/>
-            <w:topLinePunct w:val="0"/>
-            <w:autoSpaceDE w:val="0"/>
-            <w:autoSpaceDN w:val="0"/>
-            <w:bidi w:val="0"/>
-            <w:adjustRightInd w:val="0"/>
-            <w:snapToGrid w:val="0"/>
-            <w:textAlignment w:val="baseline"/>
           </w:pPr>
           <w:r>
             <w:rPr>
-              <w:rFonts w:ascii="宋体" w:eastAsia="宋体" w:hAnsi="宋体" w:cs="宋体" w:hint="eastAsia"/>
+              <w:rFonts w:hint="eastAsia" w:ascii="宋体" w:hAnsi="宋体" w:eastAsia="宋体" w:cs="宋体"/>
               <w:szCs w:val="24"/>
             </w:rPr>
             <w:fldChar w:fldCharType="begin"/>
           </w:r>
           <w:r>
             <w:rPr>
-              <w:rFonts w:ascii="宋体" w:eastAsia="宋体" w:hAnsi="宋体" w:cs="宋体" w:hint="eastAsia"/>
-              <w:szCs w:val="24"/>
-            </w:rPr>
-            <w:instrText xml:space="preserve"> HYPERLINK \l _Toc21412 </w:instrText>
-          </w:r>
-          <w:r>
-            <w:rPr>
-              <w:rFonts w:ascii="宋体" w:eastAsia="宋体" w:hAnsi="宋体" w:cs="宋体" w:hint="eastAsia"/>
+              <w:rFonts w:hint="eastAsia" w:ascii="宋体" w:hAnsi="宋体" w:eastAsia="宋体" w:cs="宋体"/>
+              <w:szCs w:val="24"/>
+            </w:rPr>
+            <w:instrText xml:space="preserve"> HYPERLINK \l _Toc25553 </w:instrText>
+          </w:r>
+          <w:r>
+            <w:rPr>
+              <w:rFonts w:hint="eastAsia" w:ascii="宋体" w:hAnsi="宋体" w:eastAsia="宋体" w:cs="宋体"/>
               <w:szCs w:val="24"/>
             </w:rPr>
             <w:fldChar w:fldCharType="separate"/>
@@ -3253,7 +3050,7 @@
             <w:fldChar w:fldCharType="begin"/>
           </w:r>
           <w:r>
-            <w:instrText xml:space="preserve"> PAGEREF _Toc21412 \h </w:instrText>
+            <w:instrText xml:space="preserve"> PAGEREF _Toc25553 \h </w:instrText>
           </w:r>
           <w:r>
             <w:fldChar w:fldCharType="separate"/>
@@ -3266,7 +3063,7 @@
           </w:r>
           <w:r>
             <w:rPr>
-              <w:rFonts w:ascii="宋体" w:eastAsia="宋体" w:hAnsi="宋体" w:cs="宋体" w:hint="eastAsia"/>
+              <w:rFonts w:hint="eastAsia" w:ascii="宋体" w:hAnsi="宋体" w:eastAsia="宋体" w:cs="宋体"/>
               <w:szCs w:val="24"/>
             </w:rPr>
             <w:fldChar w:fldCharType="end"/>
@@ -3274,42 +3071,28 @@
         </w:p>
         <w:p>
           <w:pPr>
-            <w:pStyle w:val="TOC2"/>
-            <w:keepNext w:val="0"/>
-            <w:keepLines w:val="0"/>
-            <w:pageBreakBefore w:val="0"/>
-            <w:widowControl w:val="0"/>
+            <w:pStyle w:val="17"/>
             <w:tabs>
               <w:tab w:val="right" w:leader="dot" w:pos="8306"/>
             </w:tabs>
-            <w:kinsoku w:val="0"/>
-            <w:wordWrap/>
-            <w:overflowPunct/>
-            <w:topLinePunct w:val="0"/>
-            <w:autoSpaceDE w:val="0"/>
-            <w:autoSpaceDN w:val="0"/>
-            <w:bidi w:val="0"/>
-            <w:adjustRightInd w:val="0"/>
-            <w:snapToGrid w:val="0"/>
-            <w:textAlignment w:val="baseline"/>
           </w:pPr>
           <w:r>
             <w:rPr>
-              <w:rFonts w:ascii="宋体" w:eastAsia="宋体" w:hAnsi="宋体" w:cs="宋体" w:hint="eastAsia"/>
+              <w:rFonts w:hint="eastAsia" w:ascii="宋体" w:hAnsi="宋体" w:eastAsia="宋体" w:cs="宋体"/>
               <w:szCs w:val="24"/>
             </w:rPr>
             <w:fldChar w:fldCharType="begin"/>
           </w:r>
           <w:r>
             <w:rPr>
-              <w:rFonts w:ascii="宋体" w:eastAsia="宋体" w:hAnsi="宋体" w:cs="宋体" w:hint="eastAsia"/>
-              <w:szCs w:val="24"/>
-            </w:rPr>
-            <w:instrText xml:space="preserve"> HYPERLINK \l _Toc24553 </w:instrText>
-          </w:r>
-          <w:r>
-            <w:rPr>
-              <w:rFonts w:ascii="宋体" w:eastAsia="宋体" w:hAnsi="宋体" w:cs="宋体" w:hint="eastAsia"/>
+              <w:rFonts w:hint="eastAsia" w:ascii="宋体" w:hAnsi="宋体" w:eastAsia="宋体" w:cs="宋体"/>
+              <w:szCs w:val="24"/>
+            </w:rPr>
+            <w:instrText xml:space="preserve"> HYPERLINK \l _Toc21994 </w:instrText>
+          </w:r>
+          <w:r>
+            <w:rPr>
+              <w:rFonts w:hint="eastAsia" w:ascii="宋体" w:hAnsi="宋体" w:eastAsia="宋体" w:cs="宋体"/>
               <w:szCs w:val="24"/>
             </w:rPr>
             <w:fldChar w:fldCharType="separate"/>
@@ -3328,7 +3111,7 @@
             <w:fldChar w:fldCharType="begin"/>
           </w:r>
           <w:r>
-            <w:instrText xml:space="preserve"> PAGEREF _Toc24553 \h </w:instrText>
+            <w:instrText xml:space="preserve"> PAGEREF _Toc21994 \h </w:instrText>
           </w:r>
           <w:r>
             <w:fldChar w:fldCharType="separate"/>
@@ -3341,7 +3124,7 @@
           </w:r>
           <w:r>
             <w:rPr>
-              <w:rFonts w:ascii="宋体" w:eastAsia="宋体" w:hAnsi="宋体" w:cs="宋体" w:hint="eastAsia"/>
+              <w:rFonts w:hint="eastAsia" w:ascii="宋体" w:hAnsi="宋体" w:eastAsia="宋体" w:cs="宋体"/>
               <w:szCs w:val="24"/>
             </w:rPr>
             <w:fldChar w:fldCharType="end"/>
@@ -3349,42 +3132,28 @@
         </w:p>
         <w:p>
           <w:pPr>
-            <w:pStyle w:val="TOC2"/>
-            <w:keepNext w:val="0"/>
-            <w:keepLines w:val="0"/>
-            <w:pageBreakBefore w:val="0"/>
-            <w:widowControl w:val="0"/>
+            <w:pStyle w:val="17"/>
             <w:tabs>
               <w:tab w:val="right" w:leader="dot" w:pos="8306"/>
             </w:tabs>
-            <w:kinsoku w:val="0"/>
-            <w:wordWrap/>
-            <w:overflowPunct/>
-            <w:topLinePunct w:val="0"/>
-            <w:autoSpaceDE w:val="0"/>
-            <w:autoSpaceDN w:val="0"/>
-            <w:bidi w:val="0"/>
-            <w:adjustRightInd w:val="0"/>
-            <w:snapToGrid w:val="0"/>
-            <w:textAlignment w:val="baseline"/>
           </w:pPr>
           <w:r>
             <w:rPr>
-              <w:rFonts w:ascii="宋体" w:eastAsia="宋体" w:hAnsi="宋体" w:cs="宋体" w:hint="eastAsia"/>
+              <w:rFonts w:hint="eastAsia" w:ascii="宋体" w:hAnsi="宋体" w:eastAsia="宋体" w:cs="宋体"/>
               <w:szCs w:val="24"/>
             </w:rPr>
             <w:fldChar w:fldCharType="begin"/>
           </w:r>
           <w:r>
             <w:rPr>
-              <w:rFonts w:ascii="宋体" w:eastAsia="宋体" w:hAnsi="宋体" w:cs="宋体" w:hint="eastAsia"/>
-              <w:szCs w:val="24"/>
-            </w:rPr>
-            <w:instrText xml:space="preserve"> HYPERLINK \l _Toc14670 </w:instrText>
-          </w:r>
-          <w:r>
-            <w:rPr>
-              <w:rFonts w:ascii="宋体" w:eastAsia="宋体" w:hAnsi="宋体" w:cs="宋体" w:hint="eastAsia"/>
+              <w:rFonts w:hint="eastAsia" w:ascii="宋体" w:hAnsi="宋体" w:eastAsia="宋体" w:cs="宋体"/>
+              <w:szCs w:val="24"/>
+            </w:rPr>
+            <w:instrText xml:space="preserve"> HYPERLINK \l _Toc28341 </w:instrText>
+          </w:r>
+          <w:r>
+            <w:rPr>
+              <w:rFonts w:hint="eastAsia" w:ascii="宋体" w:hAnsi="宋体" w:eastAsia="宋体" w:cs="宋体"/>
               <w:szCs w:val="24"/>
             </w:rPr>
             <w:fldChar w:fldCharType="separate"/>
@@ -3403,20 +3172,20 @@
             <w:fldChar w:fldCharType="begin"/>
           </w:r>
           <w:r>
-            <w:instrText xml:space="preserve"> PAGEREF _Toc14670 \h </w:instrText>
+            <w:instrText xml:space="preserve"> PAGEREF _Toc28341 \h </w:instrText>
           </w:r>
           <w:r>
             <w:fldChar w:fldCharType="separate"/>
           </w:r>
           <w:r>
-            <w:t>7</w:t>
+            <w:t>6</w:t>
           </w:r>
           <w:r>
             <w:fldChar w:fldCharType="end"/>
           </w:r>
           <w:r>
             <w:rPr>
-              <w:rFonts w:ascii="宋体" w:eastAsia="宋体" w:hAnsi="宋体" w:cs="宋体" w:hint="eastAsia"/>
+              <w:rFonts w:hint="eastAsia" w:ascii="宋体" w:hAnsi="宋体" w:eastAsia="宋体" w:cs="宋体"/>
               <w:szCs w:val="24"/>
             </w:rPr>
             <w:fldChar w:fldCharType="end"/>
@@ -3424,42 +3193,28 @@
         </w:p>
         <w:p>
           <w:pPr>
-            <w:pStyle w:val="TOC2"/>
-            <w:keepNext w:val="0"/>
-            <w:keepLines w:val="0"/>
-            <w:pageBreakBefore w:val="0"/>
-            <w:widowControl w:val="0"/>
+            <w:pStyle w:val="17"/>
             <w:tabs>
               <w:tab w:val="right" w:leader="dot" w:pos="8306"/>
             </w:tabs>
-            <w:kinsoku w:val="0"/>
-            <w:wordWrap/>
-            <w:overflowPunct/>
-            <w:topLinePunct w:val="0"/>
-            <w:autoSpaceDE w:val="0"/>
-            <w:autoSpaceDN w:val="0"/>
-            <w:bidi w:val="0"/>
-            <w:adjustRightInd w:val="0"/>
-            <w:snapToGrid w:val="0"/>
-            <w:textAlignment w:val="baseline"/>
           </w:pPr>
           <w:r>
             <w:rPr>
-              <w:rFonts w:ascii="宋体" w:eastAsia="宋体" w:hAnsi="宋体" w:cs="宋体" w:hint="eastAsia"/>
+              <w:rFonts w:hint="eastAsia" w:ascii="宋体" w:hAnsi="宋体" w:eastAsia="宋体" w:cs="宋体"/>
               <w:szCs w:val="24"/>
             </w:rPr>
             <w:fldChar w:fldCharType="begin"/>
           </w:r>
           <w:r>
             <w:rPr>
-              <w:rFonts w:ascii="宋体" w:eastAsia="宋体" w:hAnsi="宋体" w:cs="宋体" w:hint="eastAsia"/>
-              <w:szCs w:val="24"/>
-            </w:rPr>
-            <w:instrText xml:space="preserve"> HYPERLINK \l _Toc29368 </w:instrText>
-          </w:r>
-          <w:r>
-            <w:rPr>
-              <w:rFonts w:ascii="宋体" w:eastAsia="宋体" w:hAnsi="宋体" w:cs="宋体" w:hint="eastAsia"/>
+              <w:rFonts w:hint="eastAsia" w:ascii="宋体" w:hAnsi="宋体" w:eastAsia="宋体" w:cs="宋体"/>
+              <w:szCs w:val="24"/>
+            </w:rPr>
+            <w:instrText xml:space="preserve"> HYPERLINK \l _Toc27454 </w:instrText>
+          </w:r>
+          <w:r>
+            <w:rPr>
+              <w:rFonts w:hint="eastAsia" w:ascii="宋体" w:hAnsi="宋体" w:eastAsia="宋体" w:cs="宋体"/>
               <w:szCs w:val="24"/>
             </w:rPr>
             <w:fldChar w:fldCharType="separate"/>
@@ -3478,7 +3233,7 @@
             <w:fldChar w:fldCharType="begin"/>
           </w:r>
           <w:r>
-            <w:instrText xml:space="preserve"> PAGEREF _Toc29368 \h </w:instrText>
+            <w:instrText xml:space="preserve"> PAGEREF _Toc27454 \h </w:instrText>
           </w:r>
           <w:r>
             <w:fldChar w:fldCharType="separate"/>
@@ -3491,7 +3246,7 @@
           </w:r>
           <w:r>
             <w:rPr>
-              <w:rFonts w:ascii="宋体" w:eastAsia="宋体" w:hAnsi="宋体" w:cs="宋体" w:hint="eastAsia"/>
+              <w:rFonts w:hint="eastAsia" w:ascii="宋体" w:hAnsi="宋体" w:eastAsia="宋体" w:cs="宋体"/>
               <w:szCs w:val="24"/>
             </w:rPr>
             <w:fldChar w:fldCharType="end"/>
@@ -3499,42 +3254,28 @@
         </w:p>
         <w:p>
           <w:pPr>
-            <w:pStyle w:val="TOC1"/>
-            <w:keepNext w:val="0"/>
-            <w:keepLines w:val="0"/>
-            <w:pageBreakBefore w:val="0"/>
-            <w:widowControl w:val="0"/>
+            <w:pStyle w:val="16"/>
             <w:tabs>
               <w:tab w:val="right" w:leader="dot" w:pos="8306"/>
             </w:tabs>
-            <w:kinsoku w:val="0"/>
-            <w:wordWrap/>
-            <w:overflowPunct/>
-            <w:topLinePunct w:val="0"/>
-            <w:autoSpaceDE w:val="0"/>
-            <w:autoSpaceDN w:val="0"/>
-            <w:bidi w:val="0"/>
-            <w:adjustRightInd w:val="0"/>
-            <w:snapToGrid w:val="0"/>
-            <w:textAlignment w:val="baseline"/>
           </w:pPr>
           <w:r>
             <w:rPr>
-              <w:rFonts w:ascii="宋体" w:eastAsia="宋体" w:hAnsi="宋体" w:cs="宋体" w:hint="eastAsia"/>
+              <w:rFonts w:hint="eastAsia" w:ascii="宋体" w:hAnsi="宋体" w:eastAsia="宋体" w:cs="宋体"/>
               <w:szCs w:val="24"/>
             </w:rPr>
             <w:fldChar w:fldCharType="begin"/>
           </w:r>
           <w:r>
             <w:rPr>
-              <w:rFonts w:ascii="宋体" w:eastAsia="宋体" w:hAnsi="宋体" w:cs="宋体" w:hint="eastAsia"/>
-              <w:szCs w:val="24"/>
-            </w:rPr>
-            <w:instrText xml:space="preserve"> HYPERLINK \l _Toc29982 </w:instrText>
-          </w:r>
-          <w:r>
-            <w:rPr>
-              <w:rFonts w:ascii="宋体" w:eastAsia="宋体" w:hAnsi="宋体" w:cs="宋体" w:hint="eastAsia"/>
+              <w:rFonts w:hint="eastAsia" w:ascii="宋体" w:hAnsi="宋体" w:eastAsia="宋体" w:cs="宋体"/>
+              <w:szCs w:val="24"/>
+            </w:rPr>
+            <w:instrText xml:space="preserve"> HYPERLINK \l _Toc9301 </w:instrText>
+          </w:r>
+          <w:r>
+            <w:rPr>
+              <w:rFonts w:hint="eastAsia" w:ascii="宋体" w:hAnsi="宋体" w:eastAsia="宋体" w:cs="宋体"/>
               <w:szCs w:val="24"/>
             </w:rPr>
             <w:fldChar w:fldCharType="separate"/>
@@ -3553,7 +3294,7 @@
             <w:fldChar w:fldCharType="begin"/>
           </w:r>
           <w:r>
-            <w:instrText xml:space="preserve"> PAGEREF _Toc29982 \h </w:instrText>
+            <w:instrText xml:space="preserve"> PAGEREF _Toc9301 \h </w:instrText>
           </w:r>
           <w:r>
             <w:fldChar w:fldCharType="separate"/>
@@ -3566,7 +3307,7 @@
           </w:r>
           <w:r>
             <w:rPr>
-              <w:rFonts w:ascii="宋体" w:eastAsia="宋体" w:hAnsi="宋体" w:cs="宋体" w:hint="eastAsia"/>
+              <w:rFonts w:hint="eastAsia" w:ascii="宋体" w:hAnsi="宋体" w:eastAsia="宋体" w:cs="宋体"/>
               <w:szCs w:val="24"/>
             </w:rPr>
             <w:fldChar w:fldCharType="end"/>
@@ -3574,42 +3315,28 @@
         </w:p>
         <w:p>
           <w:pPr>
-            <w:pStyle w:val="TOC1"/>
-            <w:keepNext w:val="0"/>
-            <w:keepLines w:val="0"/>
-            <w:pageBreakBefore w:val="0"/>
-            <w:widowControl w:val="0"/>
+            <w:pStyle w:val="16"/>
             <w:tabs>
               <w:tab w:val="right" w:leader="dot" w:pos="8306"/>
             </w:tabs>
-            <w:kinsoku w:val="0"/>
-            <w:wordWrap/>
-            <w:overflowPunct/>
-            <w:topLinePunct w:val="0"/>
-            <w:autoSpaceDE w:val="0"/>
-            <w:autoSpaceDN w:val="0"/>
-            <w:bidi w:val="0"/>
-            <w:adjustRightInd w:val="0"/>
-            <w:snapToGrid w:val="0"/>
-            <w:textAlignment w:val="baseline"/>
           </w:pPr>
           <w:r>
             <w:rPr>
-              <w:rFonts w:ascii="宋体" w:eastAsia="宋体" w:hAnsi="宋体" w:cs="宋体" w:hint="eastAsia"/>
+              <w:rFonts w:hint="eastAsia" w:ascii="宋体" w:hAnsi="宋体" w:eastAsia="宋体" w:cs="宋体"/>
               <w:szCs w:val="24"/>
             </w:rPr>
             <w:fldChar w:fldCharType="begin"/>
           </w:r>
           <w:r>
             <w:rPr>
-              <w:rFonts w:ascii="宋体" w:eastAsia="宋体" w:hAnsi="宋体" w:cs="宋体" w:hint="eastAsia"/>
-              <w:szCs w:val="24"/>
-            </w:rPr>
-            <w:instrText xml:space="preserve"> HYPERLINK \l _Toc9133 </w:instrText>
-          </w:r>
-          <w:r>
-            <w:rPr>
-              <w:rFonts w:ascii="宋体" w:eastAsia="宋体" w:hAnsi="宋体" w:cs="宋体" w:hint="eastAsia"/>
+              <w:rFonts w:hint="eastAsia" w:ascii="宋体" w:hAnsi="宋体" w:eastAsia="宋体" w:cs="宋体"/>
+              <w:szCs w:val="24"/>
+            </w:rPr>
+            <w:instrText xml:space="preserve"> HYPERLINK \l _Toc8874 </w:instrText>
+          </w:r>
+          <w:r>
+            <w:rPr>
+              <w:rFonts w:hint="eastAsia" w:ascii="宋体" w:hAnsi="宋体" w:eastAsia="宋体" w:cs="宋体"/>
               <w:szCs w:val="24"/>
             </w:rPr>
             <w:fldChar w:fldCharType="separate"/>
@@ -3628,7 +3355,7 @@
             <w:fldChar w:fldCharType="begin"/>
           </w:r>
           <w:r>
-            <w:instrText xml:space="preserve"> PAGEREF _Toc9133 \h </w:instrText>
+            <w:instrText xml:space="preserve"> PAGEREF _Toc8874 \h </w:instrText>
           </w:r>
           <w:r>
             <w:fldChar w:fldCharType="separate"/>
@@ -3641,7 +3368,7 @@
           </w:r>
           <w:r>
             <w:rPr>
-              <w:rFonts w:ascii="宋体" w:eastAsia="宋体" w:hAnsi="宋体" w:cs="宋体" w:hint="eastAsia"/>
+              <w:rFonts w:hint="eastAsia" w:ascii="宋体" w:hAnsi="宋体" w:eastAsia="宋体" w:cs="宋体"/>
               <w:szCs w:val="24"/>
             </w:rPr>
             <w:fldChar w:fldCharType="end"/>
@@ -3664,7 +3391,7 @@
             <w:snapToGrid w:val="0"/>
             <w:textAlignment w:val="baseline"/>
             <w:rPr>
-              <w:rFonts w:ascii="宋体" w:eastAsia="宋体" w:hAnsi="宋体" w:cs="宋体" w:hint="eastAsia"/>
+              <w:rFonts w:hint="eastAsia" w:ascii="宋体" w:hAnsi="宋体" w:eastAsia="宋体" w:cs="宋体"/>
               <w:snapToGrid w:val="0"/>
               <w:color w:val="000000"/>
               <w:kern w:val="0"/>
@@ -3675,7 +3402,7 @@
           </w:pPr>
           <w:r>
             <w:rPr>
-              <w:rFonts w:ascii="宋体" w:eastAsia="宋体" w:hAnsi="宋体" w:cs="宋体" w:hint="eastAsia"/>
+              <w:rFonts w:hint="eastAsia" w:ascii="宋体" w:hAnsi="宋体" w:eastAsia="宋体" w:cs="宋体"/>
               <w:szCs w:val="24"/>
             </w:rPr>
             <w:fldChar w:fldCharType="end"/>
@@ -3700,7 +3427,7 @@
         <w:snapToGrid w:val="0"/>
         <w:textAlignment w:val="baseline"/>
         <w:rPr>
-          <w:rFonts w:ascii="Arial" w:eastAsia="Arial" w:hAnsi="Arial" w:cs="Arial"/>
+          <w:rFonts w:ascii="Arial" w:hAnsi="Arial" w:eastAsia="Arial" w:cs="Arial"/>
           <w:snapToGrid w:val="0"/>
           <w:color w:val="000000"/>
           <w:kern w:val="0"/>
@@ -3711,7 +3438,7 @@
       </w:pPr>
       <w:r>
         <w:rPr>
-          <w:rFonts w:ascii="Arial" w:eastAsia="Arial" w:hAnsi="Arial" w:cs="Arial"/>
+          <w:rFonts w:ascii="Arial" w:hAnsi="Arial" w:eastAsia="Arial" w:cs="Arial"/>
           <w:snapToGrid w:val="0"/>
           <w:color w:val="000000"/>
           <w:kern w:val="0"/>
@@ -3724,7 +3451,7 @@
     </w:p>
     <w:p>
       <w:pPr>
-        <w:pStyle w:val="1"/>
+        <w:pStyle w:val="28"/>
         <w:keepNext w:val="0"/>
         <w:keepLines w:val="0"/>
         <w:pageBreakBefore w:val="0"/>
@@ -3744,19 +3471,21 @@
           <w:lang w:val="en-US" w:eastAsia="zh-CN"/>
         </w:rPr>
       </w:pPr>
-      <w:bookmarkStart w:id="2" w:name="_Toc23703"/>
-      <w:r>
-        <w:rPr>
-          <w:rFonts w:hint="default"/>
-          <w:lang w:val="en-US" w:eastAsia="zh-CN"/>
-        </w:rPr>
-        <w:t>1. 总则</w:t>
+      <w:bookmarkStart w:id="2" w:name="_Toc8279"/>
+      <w:bookmarkStart w:id="21" w:name="_GoBack"/>
+      <w:bookmarkEnd w:id="21"/>
+      <w:r>
+        <w:rPr>
+          <w:rFonts w:hint="default"/>
+          <w:lang w:val="en-US" w:eastAsia="zh-CN"/>
+        </w:rPr>
+        <w:t>总则</w:t>
       </w:r>
       <w:bookmarkEnd w:id="2"/>
     </w:p>
     <w:p>
       <w:pPr>
-        <w:pStyle w:val="2"/>
+        <w:pStyle w:val="30"/>
         <w:keepNext w:val="0"/>
         <w:keepLines w:val="0"/>
         <w:pageBreakBefore w:val="0"/>
@@ -3776,7 +3505,7 @@
           <w:lang w:val="en-US" w:eastAsia="zh-CN"/>
         </w:rPr>
       </w:pPr>
-      <w:bookmarkStart w:id="3" w:name="_Toc10841"/>
+      <w:bookmarkStart w:id="3" w:name="_Toc8498"/>
       <w:r>
         <w:rPr>
           <w:rFonts w:hint="default"/>
@@ -3788,7 +3517,7 @@
     </w:p>
     <w:p>
       <w:pPr>
-        <w:pStyle w:val="a1"/>
+        <w:pStyle w:val="29"/>
         <w:keepNext w:val="0"/>
         <w:keepLines w:val="0"/>
         <w:pageBreakBefore w:val="0"/>
@@ -3818,7 +3547,7 @@
     </w:p>
     <w:p>
       <w:pPr>
-        <w:pStyle w:val="2"/>
+        <w:pStyle w:val="30"/>
         <w:keepNext w:val="0"/>
         <w:keepLines w:val="0"/>
         <w:pageBreakBefore w:val="0"/>
@@ -3838,7 +3567,7 @@
           <w:lang w:val="en-US" w:eastAsia="zh-CN"/>
         </w:rPr>
       </w:pPr>
-      <w:bookmarkStart w:id="4" w:name="_Toc32371"/>
+      <w:bookmarkStart w:id="4" w:name="_Toc27291"/>
       <w:r>
         <w:rPr>
           <w:rFonts w:hint="default"/>
@@ -3850,7 +3579,7 @@
     </w:p>
     <w:p>
       <w:pPr>
-        <w:pStyle w:val="a1"/>
+        <w:pStyle w:val="29"/>
         <w:keepNext w:val="0"/>
         <w:keepLines w:val="0"/>
         <w:pageBreakBefore w:val="0"/>
@@ -3880,7 +3609,7 @@
     </w:p>
     <w:p>
       <w:pPr>
-        <w:pStyle w:val="2"/>
+        <w:pStyle w:val="30"/>
         <w:keepNext w:val="0"/>
         <w:keepLines w:val="0"/>
         <w:pageBreakBefore w:val="0"/>
@@ -3900,7 +3629,7 @@
           <w:lang w:val="en-US" w:eastAsia="zh-CN"/>
         </w:rPr>
       </w:pPr>
-      <w:bookmarkStart w:id="5" w:name="_Toc30966"/>
+      <w:bookmarkStart w:id="5" w:name="_Toc32103"/>
       <w:r>
         <w:rPr>
           <w:rFonts w:hint="default"/>
@@ -3912,7 +3641,7 @@
     </w:p>
     <w:p>
       <w:pPr>
-        <w:pStyle w:val="a1"/>
+        <w:pStyle w:val="29"/>
         <w:keepNext w:val="0"/>
         <w:keepLines w:val="0"/>
         <w:pageBreakBefore w:val="0"/>
@@ -3942,7 +3671,7 @@
     </w:p>
     <w:p>
       <w:pPr>
-        <w:pStyle w:val="a1"/>
+        <w:pStyle w:val="29"/>
         <w:keepNext w:val="0"/>
         <w:keepLines w:val="0"/>
         <w:pageBreakBefore w:val="0"/>
@@ -3972,7 +3701,7 @@
     </w:p>
     <w:p>
       <w:pPr>
-        <w:pStyle w:val="a1"/>
+        <w:pStyle w:val="29"/>
         <w:keepNext w:val="0"/>
         <w:keepLines w:val="0"/>
         <w:pageBreakBefore w:val="0"/>
@@ -4002,7 +3731,7 @@
     </w:p>
     <w:p>
       <w:pPr>
-        <w:pStyle w:val="a1"/>
+        <w:pStyle w:val="29"/>
         <w:keepNext w:val="0"/>
         <w:keepLines w:val="0"/>
         <w:pageBreakBefore w:val="0"/>
@@ -4032,7 +3761,7 @@
     </w:p>
     <w:p>
       <w:pPr>
-        <w:pStyle w:val="1"/>
+        <w:pStyle w:val="28"/>
         <w:keepNext w:val="0"/>
         <w:keepLines w:val="0"/>
         <w:pageBreakBefore w:val="0"/>
@@ -4052,7 +3781,7 @@
           <w:lang w:val="en-US" w:eastAsia="zh-CN"/>
         </w:rPr>
       </w:pPr>
-      <w:bookmarkStart w:id="6" w:name="_Toc22564"/>
+      <w:bookmarkStart w:id="6" w:name="_Toc16154"/>
       <w:r>
         <w:rPr>
           <w:rFonts w:hint="default"/>
@@ -4064,7 +3793,7 @@
     </w:p>
     <w:p>
       <w:pPr>
-        <w:pStyle w:val="2"/>
+        <w:pStyle w:val="30"/>
         <w:keepNext w:val="0"/>
         <w:keepLines w:val="0"/>
         <w:pageBreakBefore w:val="0"/>
@@ -4084,7 +3813,7 @@
           <w:lang w:val="en-US" w:eastAsia="zh-CN"/>
         </w:rPr>
       </w:pPr>
-      <w:bookmarkStart w:id="7" w:name="_Toc29927"/>
+      <w:bookmarkStart w:id="7" w:name="_Toc30251"/>
       <w:r>
         <w:rPr>
           <w:rFonts w:hint="default"/>
@@ -4096,7 +3825,7 @@
     </w:p>
     <w:p>
       <w:pPr>
-        <w:pStyle w:val="a1"/>
+        <w:pStyle w:val="29"/>
         <w:keepNext w:val="0"/>
         <w:keepLines w:val="0"/>
         <w:pageBreakBefore w:val="0"/>
@@ -4126,7 +3855,7 @@
     </w:p>
     <w:p>
       <w:pPr>
-        <w:pStyle w:val="a1"/>
+        <w:pStyle w:val="29"/>
         <w:keepNext w:val="0"/>
         <w:keepLines w:val="0"/>
         <w:pageBreakBefore w:val="0"/>
@@ -4156,7 +3885,7 @@
     </w:p>
     <w:p>
       <w:pPr>
-        <w:pStyle w:val="a1"/>
+        <w:pStyle w:val="29"/>
         <w:keepNext w:val="0"/>
         <w:keepLines w:val="0"/>
         <w:pageBreakBefore w:val="0"/>
@@ -4186,7 +3915,7 @@
     </w:p>
     <w:p>
       <w:pPr>
-        <w:pStyle w:val="a1"/>
+        <w:pStyle w:val="29"/>
         <w:keepNext w:val="0"/>
         <w:keepLines w:val="0"/>
         <w:pageBreakBefore w:val="0"/>
@@ -4216,7 +3945,7 @@
     </w:p>
     <w:p>
       <w:pPr>
-        <w:pStyle w:val="a1"/>
+        <w:pStyle w:val="29"/>
         <w:keepNext w:val="0"/>
         <w:keepLines w:val="0"/>
         <w:pageBreakBefore w:val="0"/>
@@ -4246,7 +3975,7 @@
     </w:p>
     <w:p>
       <w:pPr>
-        <w:pStyle w:val="2"/>
+        <w:pStyle w:val="30"/>
         <w:keepNext w:val="0"/>
         <w:keepLines w:val="0"/>
         <w:pageBreakBefore w:val="0"/>
@@ -4266,7 +3995,7 @@
           <w:lang w:val="en-US" w:eastAsia="zh-CN"/>
         </w:rPr>
       </w:pPr>
-      <w:bookmarkStart w:id="8" w:name="_Toc15467"/>
+      <w:bookmarkStart w:id="8" w:name="_Toc23853"/>
       <w:r>
         <w:rPr>
           <w:rFonts w:hint="default"/>
@@ -4278,7 +4007,7 @@
     </w:p>
     <w:p>
       <w:pPr>
-        <w:pStyle w:val="a1"/>
+        <w:pStyle w:val="29"/>
         <w:keepNext w:val="0"/>
         <w:keepLines w:val="0"/>
         <w:pageBreakBefore w:val="0"/>
@@ -4308,7 +4037,7 @@
     </w:p>
     <w:p>
       <w:pPr>
-        <w:pStyle w:val="a1"/>
+        <w:pStyle w:val="29"/>
         <w:keepNext w:val="0"/>
         <w:keepLines w:val="0"/>
         <w:pageBreakBefore w:val="0"/>
@@ -4338,7 +4067,7 @@
     </w:p>
     <w:p>
       <w:pPr>
-        <w:pStyle w:val="a1"/>
+        <w:pStyle w:val="29"/>
         <w:keepNext w:val="0"/>
         <w:keepLines w:val="0"/>
         <w:pageBreakBefore w:val="0"/>
@@ -4368,7 +4097,7 @@
     </w:p>
     <w:p>
       <w:pPr>
-        <w:pStyle w:val="a1"/>
+        <w:pStyle w:val="29"/>
         <w:keepNext w:val="0"/>
         <w:keepLines w:val="0"/>
         <w:pageBreakBefore w:val="0"/>
@@ -4398,7 +4127,7 @@
     </w:p>
     <w:p>
       <w:pPr>
-        <w:pStyle w:val="2"/>
+        <w:pStyle w:val="30"/>
         <w:keepNext w:val="0"/>
         <w:keepLines w:val="0"/>
         <w:pageBreakBefore w:val="0"/>
@@ -4418,7 +4147,7 @@
           <w:lang w:val="en-US" w:eastAsia="zh-CN"/>
         </w:rPr>
       </w:pPr>
-      <w:bookmarkStart w:id="9" w:name="_Toc26214"/>
+      <w:bookmarkStart w:id="9" w:name="_Toc16756"/>
       <w:r>
         <w:rPr>
           <w:rFonts w:hint="default"/>
@@ -4430,7 +4159,7 @@
     </w:p>
     <w:p>
       <w:pPr>
-        <w:pStyle w:val="a1"/>
+        <w:pStyle w:val="29"/>
         <w:keepNext w:val="0"/>
         <w:keepLines w:val="0"/>
         <w:pageBreakBefore w:val="0"/>
@@ -4460,7 +4189,7 @@
     </w:p>
     <w:p>
       <w:pPr>
-        <w:pStyle w:val="a1"/>
+        <w:pStyle w:val="29"/>
         <w:keepNext w:val="0"/>
         <w:keepLines w:val="0"/>
         <w:pageBreakBefore w:val="0"/>
@@ -4490,7 +4219,7 @@
     </w:p>
     <w:p>
       <w:pPr>
-        <w:pStyle w:val="2"/>
+        <w:pStyle w:val="30"/>
         <w:keepNext w:val="0"/>
         <w:keepLines w:val="0"/>
         <w:pageBreakBefore w:val="0"/>
@@ -4510,7 +4239,7 @@
           <w:lang w:val="en-US" w:eastAsia="zh-CN"/>
         </w:rPr>
       </w:pPr>
-      <w:bookmarkStart w:id="10" w:name="_Toc6417"/>
+      <w:bookmarkStart w:id="10" w:name="_Toc20202"/>
       <w:r>
         <w:rPr>
           <w:rFonts w:hint="default"/>
@@ -4522,7 +4251,7 @@
     </w:p>
     <w:p>
       <w:pPr>
-        <w:pStyle w:val="a1"/>
+        <w:pStyle w:val="29"/>
         <w:keepNext w:val="0"/>
         <w:keepLines w:val="0"/>
         <w:pageBreakBefore w:val="0"/>
@@ -4552,7 +4281,7 @@
     </w:p>
     <w:p>
       <w:pPr>
-        <w:pStyle w:val="a1"/>
+        <w:pStyle w:val="29"/>
         <w:keepNext w:val="0"/>
         <w:keepLines w:val="0"/>
         <w:pageBreakBefore w:val="0"/>
@@ -4582,7 +4311,7 @@
     </w:p>
     <w:p>
       <w:pPr>
-        <w:pStyle w:val="1"/>
+        <w:pStyle w:val="28"/>
         <w:keepNext w:val="0"/>
         <w:keepLines w:val="0"/>
         <w:pageBreakBefore w:val="0"/>
@@ -4602,7 +4331,7 @@
           <w:lang w:val="en-US" w:eastAsia="zh-CN"/>
         </w:rPr>
       </w:pPr>
-      <w:bookmarkStart w:id="11" w:name="_Toc6317"/>
+      <w:bookmarkStart w:id="11" w:name="_Toc9491"/>
       <w:r>
         <w:rPr>
           <w:rFonts w:hint="default"/>
@@ -4614,18 +4343,19 @@
     </w:p>
     <w:tbl>
       <w:tblPr>
-        <w:tblStyle w:val="TableNormal"/>
+        <w:tblStyle w:val="20"/>
         <w:tblW w:w="9024" w:type="dxa"/>
         <w:tblInd w:w="0" w:type="dxa"/>
         <w:tblBorders>
-          <w:top w:val="single" w:sz="4" w:space="0" w:color="auto"/>
-          <w:left w:val="single" w:sz="4" w:space="0" w:color="auto"/>
-          <w:bottom w:val="single" w:sz="4" w:space="0" w:color="auto"/>
-          <w:right w:val="single" w:sz="4" w:space="0" w:color="auto"/>
-          <w:insideH w:val="single" w:sz="4" w:space="0" w:color="auto"/>
-          <w:insideV w:val="single" w:sz="4" w:space="0" w:color="auto"/>
+          <w:top w:val="single" w:color="auto" w:sz="4" w:space="0"/>
+          <w:left w:val="single" w:color="auto" w:sz="4" w:space="0"/>
+          <w:bottom w:val="single" w:color="auto" w:sz="4" w:space="0"/>
+          <w:right w:val="single" w:color="auto" w:sz="4" w:space="0"/>
+          <w:insideH w:val="single" w:color="auto" w:sz="4" w:space="0"/>
+          <w:insideV w:val="single" w:color="auto" w:sz="4" w:space="0"/>
         </w:tblBorders>
         <w:shd w:val="clear" w:color="auto" w:fill="auto"/>
+        <w:tblLayout w:type="autofit"/>
         <w:tblCellMar>
           <w:top w:w="15" w:type="dxa"/>
           <w:left w:w="15" w:type="dxa"/>
@@ -4640,15 +4370,13 @@
       </w:tblGrid>
       <w:tr>
         <w:tblPrEx>
-          <w:tblW w:w="9024" w:type="dxa"/>
-          <w:tblInd w:w="0" w:type="dxa"/>
           <w:tblBorders>
-            <w:top w:val="single" w:sz="4" w:space="0" w:color="auto"/>
-            <w:left w:val="single" w:sz="4" w:space="0" w:color="auto"/>
-            <w:bottom w:val="single" w:sz="4" w:space="0" w:color="auto"/>
-            <w:right w:val="single" w:sz="4" w:space="0" w:color="auto"/>
-            <w:insideH w:val="single" w:sz="4" w:space="0" w:color="auto"/>
-            <w:insideV w:val="single" w:sz="4" w:space="0" w:color="auto"/>
+            <w:top w:val="single" w:color="auto" w:sz="4" w:space="0"/>
+            <w:left w:val="single" w:color="auto" w:sz="4" w:space="0"/>
+            <w:bottom w:val="single" w:color="auto" w:sz="4" w:space="0"/>
+            <w:right w:val="single" w:color="auto" w:sz="4" w:space="0"/>
+            <w:insideH w:val="single" w:color="auto" w:sz="4" w:space="0"/>
+            <w:insideV w:val="single" w:color="auto" w:sz="4" w:space="0"/>
           </w:tblBorders>
           <w:shd w:val="clear" w:color="auto" w:fill="auto"/>
           <w:tblCellMar>
@@ -4690,11 +4418,11 @@
               <w:adjustRightInd w:val="0"/>
               <w:snapToGrid w:val="0"/>
               <w:spacing w:line="300" w:lineRule="atLeast"/>
-              <w:ind w:left="0" w:right="0" w:firstLine="0" w:leftChars="0" w:rightChars="0" w:firstLineChars="0"/>
+              <w:ind w:left="0" w:leftChars="0" w:right="0" w:rightChars="0" w:firstLine="0" w:firstLineChars="0"/>
               <w:jc w:val="center"/>
               <w:textAlignment w:val="baseline"/>
               <w:rPr>
-                <w:rFonts w:ascii="Segoe UI" w:eastAsia="Segoe UI" w:hAnsi="Segoe UI" w:cs="Segoe UI"/>
+                <w:rFonts w:ascii="Segoe UI" w:hAnsi="Segoe UI" w:eastAsia="Segoe UI" w:cs="Segoe UI"/>
                 <w:i w:val="0"/>
                 <w:iCs w:val="0"/>
                 <w:caps w:val="0"/>
@@ -4706,7 +4434,7 @@
             </w:pPr>
             <w:r>
               <w:rPr>
-                <w:rFonts w:ascii="Segoe UI" w:eastAsia="Segoe UI" w:hAnsi="Segoe UI" w:cs="Segoe UI" w:hint="default"/>
+                <w:rFonts w:hint="default" w:ascii="Segoe UI" w:hAnsi="Segoe UI" w:eastAsia="Segoe UI" w:cs="Segoe UI"/>
                 <w:i w:val="0"/>
                 <w:iCs w:val="0"/>
                 <w:caps w:val="0"/>
@@ -4751,11 +4479,11 @@
               <w:adjustRightInd w:val="0"/>
               <w:snapToGrid w:val="0"/>
               <w:spacing w:line="300" w:lineRule="atLeast"/>
-              <w:ind w:left="0" w:right="0" w:firstLine="0" w:leftChars="0" w:rightChars="0" w:firstLineChars="0"/>
+              <w:ind w:left="0" w:leftChars="0" w:right="0" w:rightChars="0" w:firstLine="0" w:firstLineChars="0"/>
               <w:jc w:val="center"/>
               <w:textAlignment w:val="baseline"/>
               <w:rPr>
-                <w:rFonts w:ascii="Segoe UI" w:eastAsia="Segoe UI" w:hAnsi="Segoe UI" w:cs="Segoe UI" w:hint="default"/>
+                <w:rFonts w:hint="default" w:ascii="Segoe UI" w:hAnsi="Segoe UI" w:eastAsia="Segoe UI" w:cs="Segoe UI"/>
                 <w:i w:val="0"/>
                 <w:iCs w:val="0"/>
                 <w:caps w:val="0"/>
@@ -4767,7 +4495,7 @@
             </w:pPr>
             <w:r>
               <w:rPr>
-                <w:rFonts w:ascii="Segoe UI" w:eastAsia="Segoe UI" w:hAnsi="Segoe UI" w:cs="Segoe UI" w:hint="default"/>
+                <w:rFonts w:hint="default" w:ascii="Segoe UI" w:hAnsi="Segoe UI" w:eastAsia="Segoe UI" w:cs="Segoe UI"/>
                 <w:i w:val="0"/>
                 <w:iCs w:val="0"/>
                 <w:caps w:val="0"/>
@@ -4812,11 +4540,11 @@
               <w:adjustRightInd w:val="0"/>
               <w:snapToGrid w:val="0"/>
               <w:spacing w:line="300" w:lineRule="atLeast"/>
-              <w:ind w:left="0" w:right="0" w:firstLine="0" w:leftChars="0" w:rightChars="0" w:firstLineChars="0"/>
+              <w:ind w:left="0" w:leftChars="0" w:right="0" w:rightChars="0" w:firstLine="0" w:firstLineChars="0"/>
               <w:jc w:val="center"/>
               <w:textAlignment w:val="baseline"/>
               <w:rPr>
-                <w:rFonts w:ascii="Segoe UI" w:eastAsia="Segoe UI" w:hAnsi="Segoe UI" w:cs="Segoe UI" w:hint="default"/>
+                <w:rFonts w:hint="default" w:ascii="Segoe UI" w:hAnsi="Segoe UI" w:eastAsia="Segoe UI" w:cs="Segoe UI"/>
                 <w:i w:val="0"/>
                 <w:iCs w:val="0"/>
                 <w:caps w:val="0"/>
@@ -4828,7 +4556,7 @@
             </w:pPr>
             <w:r>
               <w:rPr>
-                <w:rFonts w:ascii="Segoe UI" w:eastAsia="Segoe UI" w:hAnsi="Segoe UI" w:cs="Segoe UI" w:hint="default"/>
+                <w:rFonts w:hint="default" w:ascii="Segoe UI" w:hAnsi="Segoe UI" w:eastAsia="Segoe UI" w:cs="Segoe UI"/>
                 <w:i w:val="0"/>
                 <w:iCs w:val="0"/>
                 <w:caps w:val="0"/>
@@ -4847,8 +4575,14 @@
       </w:tr>
       <w:tr>
         <w:tblPrEx>
-          <w:tblW w:w="9024" w:type="dxa"/>
-          <w:tblInd w:w="0" w:type="dxa"/>
+          <w:tblBorders>
+            <w:top w:val="single" w:color="auto" w:sz="4" w:space="0"/>
+            <w:left w:val="single" w:color="auto" w:sz="4" w:space="0"/>
+            <w:bottom w:val="single" w:color="auto" w:sz="4" w:space="0"/>
+            <w:right w:val="single" w:color="auto" w:sz="4" w:space="0"/>
+            <w:insideH w:val="single" w:color="auto" w:sz="4" w:space="0"/>
+            <w:insideV w:val="single" w:color="auto" w:sz="4" w:space="0"/>
+          </w:tblBorders>
           <w:shd w:val="clear" w:color="auto" w:fill="auto"/>
           <w:tblCellMar>
             <w:top w:w="15" w:type="dxa"/>
@@ -4889,7 +4623,7 @@
               <w:jc w:val="left"/>
               <w:textAlignment w:val="baseline"/>
               <w:rPr>
-                <w:rFonts w:ascii="Segoe UI" w:eastAsia="Segoe UI" w:hAnsi="Segoe UI" w:cs="Segoe UI" w:hint="default"/>
+                <w:rFonts w:hint="default" w:ascii="Segoe UI" w:hAnsi="Segoe UI" w:eastAsia="Segoe UI" w:cs="Segoe UI"/>
                 <w:i w:val="0"/>
                 <w:iCs w:val="0"/>
                 <w:caps w:val="0"/>
@@ -4901,8 +4635,8 @@
             </w:pPr>
             <w:r>
               <w:rPr>
-                <w:rStyle w:val="Strong"/>
-                <w:rFonts w:ascii="Segoe UI" w:eastAsia="Segoe UI" w:hAnsi="Segoe UI" w:cs="Segoe UI" w:hint="default"/>
+                <w:rStyle w:val="23"/>
+                <w:rFonts w:hint="default" w:ascii="Segoe UI" w:hAnsi="Segoe UI" w:eastAsia="Segoe UI" w:cs="Segoe UI"/>
                 <w:b/>
                 <w:bCs/>
                 <w:i w:val="0"/>
@@ -4952,7 +4686,7 @@
               <w:jc w:val="left"/>
               <w:textAlignment w:val="baseline"/>
               <w:rPr>
-                <w:rFonts w:ascii="Segoe UI" w:eastAsia="Segoe UI" w:hAnsi="Segoe UI" w:cs="Segoe UI" w:hint="default"/>
+                <w:rFonts w:hint="default" w:ascii="Segoe UI" w:hAnsi="Segoe UI" w:eastAsia="Segoe UI" w:cs="Segoe UI"/>
                 <w:i w:val="0"/>
                 <w:iCs w:val="0"/>
                 <w:caps w:val="0"/>
@@ -4964,7 +4698,7 @@
             </w:pPr>
             <w:r>
               <w:rPr>
-                <w:rFonts w:ascii="Segoe UI" w:eastAsia="Segoe UI" w:hAnsi="Segoe UI" w:cs="Segoe UI" w:hint="default"/>
+                <w:rFonts w:hint="default" w:ascii="Segoe UI" w:hAnsi="Segoe UI" w:eastAsia="Segoe UI" w:cs="Segoe UI"/>
                 <w:i w:val="0"/>
                 <w:iCs w:val="0"/>
                 <w:caps w:val="0"/>
@@ -5012,7 +4746,7 @@
               <w:jc w:val="left"/>
               <w:textAlignment w:val="baseline"/>
               <w:rPr>
-                <w:rFonts w:ascii="Segoe UI" w:eastAsia="Segoe UI" w:hAnsi="Segoe UI" w:cs="Segoe UI" w:hint="default"/>
+                <w:rFonts w:hint="default" w:ascii="Segoe UI" w:hAnsi="Segoe UI" w:eastAsia="Segoe UI" w:cs="Segoe UI"/>
                 <w:i w:val="0"/>
                 <w:iCs w:val="0"/>
                 <w:caps w:val="0"/>
@@ -5024,7 +4758,7 @@
             </w:pPr>
             <w:r>
               <w:rPr>
-                <w:rFonts w:ascii="Segoe UI" w:eastAsia="Segoe UI" w:hAnsi="Segoe UI" w:cs="Segoe UI" w:hint="default"/>
+                <w:rFonts w:hint="default" w:ascii="Segoe UI" w:hAnsi="Segoe UI" w:eastAsia="Segoe UI" w:cs="Segoe UI"/>
                 <w:i w:val="0"/>
                 <w:iCs w:val="0"/>
                 <w:caps w:val="0"/>
@@ -5043,8 +4777,14 @@
       </w:tr>
       <w:tr>
         <w:tblPrEx>
-          <w:tblW w:w="9024" w:type="dxa"/>
-          <w:tblInd w:w="0" w:type="dxa"/>
+          <w:tblBorders>
+            <w:top w:val="single" w:color="auto" w:sz="4" w:space="0"/>
+            <w:left w:val="single" w:color="auto" w:sz="4" w:space="0"/>
+            <w:bottom w:val="single" w:color="auto" w:sz="4" w:space="0"/>
+            <w:right w:val="single" w:color="auto" w:sz="4" w:space="0"/>
+            <w:insideH w:val="single" w:color="auto" w:sz="4" w:space="0"/>
+            <w:insideV w:val="single" w:color="auto" w:sz="4" w:space="0"/>
+          </w:tblBorders>
           <w:shd w:val="clear" w:color="auto" w:fill="auto"/>
           <w:tblCellMar>
             <w:top w:w="15" w:type="dxa"/>
@@ -5085,7 +4825,7 @@
               <w:jc w:val="left"/>
               <w:textAlignment w:val="baseline"/>
               <w:rPr>
-                <w:rFonts w:ascii="Segoe UI" w:eastAsia="Segoe UI" w:hAnsi="Segoe UI" w:cs="Segoe UI" w:hint="default"/>
+                <w:rFonts w:hint="default" w:ascii="Segoe UI" w:hAnsi="Segoe UI" w:eastAsia="Segoe UI" w:cs="Segoe UI"/>
                 <w:i w:val="0"/>
                 <w:iCs w:val="0"/>
                 <w:caps w:val="0"/>
@@ -5097,8 +4837,8 @@
             </w:pPr>
             <w:r>
               <w:rPr>
-                <w:rStyle w:val="Strong"/>
-                <w:rFonts w:ascii="Segoe UI" w:eastAsia="Segoe UI" w:hAnsi="Segoe UI" w:cs="Segoe UI" w:hint="default"/>
+                <w:rStyle w:val="23"/>
+                <w:rFonts w:hint="default" w:ascii="Segoe UI" w:hAnsi="Segoe UI" w:eastAsia="Segoe UI" w:cs="Segoe UI"/>
                 <w:b/>
                 <w:bCs/>
                 <w:i w:val="0"/>
@@ -5148,7 +4888,7 @@
               <w:jc w:val="left"/>
               <w:textAlignment w:val="baseline"/>
               <w:rPr>
-                <w:rFonts w:ascii="Segoe UI" w:eastAsia="Segoe UI" w:hAnsi="Segoe UI" w:cs="Segoe UI" w:hint="default"/>
+                <w:rFonts w:hint="default" w:ascii="Segoe UI" w:hAnsi="Segoe UI" w:eastAsia="Segoe UI" w:cs="Segoe UI"/>
                 <w:i w:val="0"/>
                 <w:iCs w:val="0"/>
                 <w:caps w:val="0"/>
@@ -5160,7 +4900,7 @@
             </w:pPr>
             <w:r>
               <w:rPr>
-                <w:rFonts w:ascii="Segoe UI" w:eastAsia="Segoe UI" w:hAnsi="Segoe UI" w:cs="Segoe UI" w:hint="default"/>
+                <w:rFonts w:hint="default" w:ascii="Segoe UI" w:hAnsi="Segoe UI" w:eastAsia="Segoe UI" w:cs="Segoe UI"/>
                 <w:i w:val="0"/>
                 <w:iCs w:val="0"/>
                 <w:caps w:val="0"/>
@@ -5208,7 +4948,7 @@
               <w:jc w:val="left"/>
               <w:textAlignment w:val="baseline"/>
               <w:rPr>
-                <w:rFonts w:ascii="Segoe UI" w:eastAsia="Segoe UI" w:hAnsi="Segoe UI" w:cs="Segoe UI" w:hint="default"/>
+                <w:rFonts w:hint="default" w:ascii="Segoe UI" w:hAnsi="Segoe UI" w:eastAsia="Segoe UI" w:cs="Segoe UI"/>
                 <w:i w:val="0"/>
                 <w:iCs w:val="0"/>
                 <w:caps w:val="0"/>
@@ -5220,7 +4960,7 @@
             </w:pPr>
             <w:r>
               <w:rPr>
-                <w:rFonts w:ascii="Segoe UI" w:eastAsia="Segoe UI" w:hAnsi="Segoe UI" w:cs="Segoe UI" w:hint="default"/>
+                <w:rFonts w:hint="default" w:ascii="Segoe UI" w:hAnsi="Segoe UI" w:eastAsia="Segoe UI" w:cs="Segoe UI"/>
                 <w:i w:val="0"/>
                 <w:iCs w:val="0"/>
                 <w:caps w:val="0"/>
@@ -5239,8 +4979,14 @@
       </w:tr>
       <w:tr>
         <w:tblPrEx>
-          <w:tblW w:w="9024" w:type="dxa"/>
-          <w:tblInd w:w="0" w:type="dxa"/>
+          <w:tblBorders>
+            <w:top w:val="single" w:color="auto" w:sz="4" w:space="0"/>
+            <w:left w:val="single" w:color="auto" w:sz="4" w:space="0"/>
+            <w:bottom w:val="single" w:color="auto" w:sz="4" w:space="0"/>
+            <w:right w:val="single" w:color="auto" w:sz="4" w:space="0"/>
+            <w:insideH w:val="single" w:color="auto" w:sz="4" w:space="0"/>
+            <w:insideV w:val="single" w:color="auto" w:sz="4" w:space="0"/>
+          </w:tblBorders>
           <w:shd w:val="clear" w:color="auto" w:fill="auto"/>
           <w:tblCellMar>
             <w:top w:w="15" w:type="dxa"/>
@@ -5281,7 +5027,7 @@
               <w:jc w:val="left"/>
               <w:textAlignment w:val="baseline"/>
               <w:rPr>
-                <w:rFonts w:ascii="Segoe UI" w:eastAsia="Segoe UI" w:hAnsi="Segoe UI" w:cs="Segoe UI" w:hint="default"/>
+                <w:rFonts w:hint="default" w:ascii="Segoe UI" w:hAnsi="Segoe UI" w:eastAsia="Segoe UI" w:cs="Segoe UI"/>
                 <w:i w:val="0"/>
                 <w:iCs w:val="0"/>
                 <w:caps w:val="0"/>
@@ -5293,8 +5039,8 @@
             </w:pPr>
             <w:r>
               <w:rPr>
-                <w:rStyle w:val="Strong"/>
-                <w:rFonts w:ascii="Segoe UI" w:eastAsia="Segoe UI" w:hAnsi="Segoe UI" w:cs="Segoe UI" w:hint="default"/>
+                <w:rStyle w:val="23"/>
+                <w:rFonts w:hint="default" w:ascii="Segoe UI" w:hAnsi="Segoe UI" w:eastAsia="Segoe UI" w:cs="Segoe UI"/>
                 <w:b/>
                 <w:bCs/>
                 <w:i w:val="0"/>
@@ -5344,7 +5090,7 @@
               <w:jc w:val="left"/>
               <w:textAlignment w:val="baseline"/>
               <w:rPr>
-                <w:rFonts w:ascii="Segoe UI" w:eastAsia="Segoe UI" w:hAnsi="Segoe UI" w:cs="Segoe UI" w:hint="default"/>
+                <w:rFonts w:hint="default" w:ascii="Segoe UI" w:hAnsi="Segoe UI" w:eastAsia="Segoe UI" w:cs="Segoe UI"/>
                 <w:i w:val="0"/>
                 <w:iCs w:val="0"/>
                 <w:caps w:val="0"/>
@@ -5356,7 +5102,7 @@
             </w:pPr>
             <w:r>
               <w:rPr>
-                <w:rFonts w:ascii="Segoe UI" w:eastAsia="Segoe UI" w:hAnsi="Segoe UI" w:cs="Segoe UI" w:hint="default"/>
+                <w:rFonts w:hint="default" w:ascii="Segoe UI" w:hAnsi="Segoe UI" w:eastAsia="Segoe UI" w:cs="Segoe UI"/>
                 <w:i w:val="0"/>
                 <w:iCs w:val="0"/>
                 <w:caps w:val="0"/>
@@ -5404,7 +5150,7 @@
               <w:jc w:val="left"/>
               <w:textAlignment w:val="baseline"/>
               <w:rPr>
-                <w:rFonts w:ascii="Segoe UI" w:eastAsia="Segoe UI" w:hAnsi="Segoe UI" w:cs="Segoe UI" w:hint="default"/>
+                <w:rFonts w:hint="default" w:ascii="Segoe UI" w:hAnsi="Segoe UI" w:eastAsia="Segoe UI" w:cs="Segoe UI"/>
                 <w:i w:val="0"/>
                 <w:iCs w:val="0"/>
                 <w:caps w:val="0"/>
@@ -5416,7 +5162,7 @@
             </w:pPr>
             <w:r>
               <w:rPr>
-                <w:rFonts w:ascii="Segoe UI" w:eastAsia="Segoe UI" w:hAnsi="Segoe UI" w:cs="Segoe UI" w:hint="default"/>
+                <w:rFonts w:hint="default" w:ascii="Segoe UI" w:hAnsi="Segoe UI" w:eastAsia="Segoe UI" w:cs="Segoe UI"/>
                 <w:i w:val="0"/>
                 <w:iCs w:val="0"/>
                 <w:caps w:val="0"/>
@@ -5435,8 +5181,14 @@
       </w:tr>
       <w:tr>
         <w:tblPrEx>
-          <w:tblW w:w="9024" w:type="dxa"/>
-          <w:tblInd w:w="0" w:type="dxa"/>
+          <w:tblBorders>
+            <w:top w:val="single" w:color="auto" w:sz="4" w:space="0"/>
+            <w:left w:val="single" w:color="auto" w:sz="4" w:space="0"/>
+            <w:bottom w:val="single" w:color="auto" w:sz="4" w:space="0"/>
+            <w:right w:val="single" w:color="auto" w:sz="4" w:space="0"/>
+            <w:insideH w:val="single" w:color="auto" w:sz="4" w:space="0"/>
+            <w:insideV w:val="single" w:color="auto" w:sz="4" w:space="0"/>
+          </w:tblBorders>
           <w:shd w:val="clear" w:color="auto" w:fill="auto"/>
           <w:tblCellMar>
             <w:top w:w="15" w:type="dxa"/>
@@ -5477,7 +5229,7 @@
               <w:jc w:val="left"/>
               <w:textAlignment w:val="baseline"/>
               <w:rPr>
-                <w:rFonts w:ascii="Segoe UI" w:eastAsia="Segoe UI" w:hAnsi="Segoe UI" w:cs="Segoe UI" w:hint="default"/>
+                <w:rFonts w:hint="default" w:ascii="Segoe UI" w:hAnsi="Segoe UI" w:eastAsia="Segoe UI" w:cs="Segoe UI"/>
                 <w:i w:val="0"/>
                 <w:iCs w:val="0"/>
                 <w:caps w:val="0"/>
@@ -5489,8 +5241,8 @@
             </w:pPr>
             <w:r>
               <w:rPr>
-                <w:rStyle w:val="Strong"/>
-                <w:rFonts w:ascii="Segoe UI" w:eastAsia="Segoe UI" w:hAnsi="Segoe UI" w:cs="Segoe UI" w:hint="default"/>
+                <w:rStyle w:val="23"/>
+                <w:rFonts w:hint="default" w:ascii="Segoe UI" w:hAnsi="Segoe UI" w:eastAsia="Segoe UI" w:cs="Segoe UI"/>
                 <w:b/>
                 <w:bCs/>
                 <w:i w:val="0"/>
@@ -5540,7 +5292,7 @@
               <w:jc w:val="left"/>
               <w:textAlignment w:val="baseline"/>
               <w:rPr>
-                <w:rFonts w:ascii="Segoe UI" w:eastAsia="Segoe UI" w:hAnsi="Segoe UI" w:cs="Segoe UI" w:hint="default"/>
+                <w:rFonts w:hint="default" w:ascii="Segoe UI" w:hAnsi="Segoe UI" w:eastAsia="Segoe UI" w:cs="Segoe UI"/>
                 <w:i w:val="0"/>
                 <w:iCs w:val="0"/>
                 <w:caps w:val="0"/>
@@ -5552,7 +5304,7 @@
             </w:pPr>
             <w:r>
               <w:rPr>
-                <w:rFonts w:ascii="Segoe UI" w:eastAsia="Segoe UI" w:hAnsi="Segoe UI" w:cs="Segoe UI" w:hint="default"/>
+                <w:rFonts w:hint="default" w:ascii="Segoe UI" w:hAnsi="Segoe UI" w:eastAsia="Segoe UI" w:cs="Segoe UI"/>
                 <w:i w:val="0"/>
                 <w:iCs w:val="0"/>
                 <w:caps w:val="0"/>
@@ -5600,7 +5352,7 @@
               <w:jc w:val="left"/>
               <w:textAlignment w:val="baseline"/>
               <w:rPr>
-                <w:rFonts w:ascii="Segoe UI" w:eastAsia="Segoe UI" w:hAnsi="Segoe UI" w:cs="Segoe UI" w:hint="default"/>
+                <w:rFonts w:hint="default" w:ascii="Segoe UI" w:hAnsi="Segoe UI" w:eastAsia="Segoe UI" w:cs="Segoe UI"/>
                 <w:i w:val="0"/>
                 <w:iCs w:val="0"/>
                 <w:caps w:val="0"/>
@@ -5612,7 +5364,7 @@
             </w:pPr>
             <w:r>
               <w:rPr>
-                <w:rFonts w:ascii="Segoe UI" w:eastAsia="Segoe UI" w:hAnsi="Segoe UI" w:cs="Segoe UI" w:hint="default"/>
+                <w:rFonts w:hint="default" w:ascii="Segoe UI" w:hAnsi="Segoe UI" w:eastAsia="Segoe UI" w:cs="Segoe UI"/>
                 <w:i w:val="0"/>
                 <w:iCs w:val="0"/>
                 <w:caps w:val="0"/>
@@ -5632,7 +5384,7 @@
     </w:tbl>
     <w:p>
       <w:pPr>
-        <w:pStyle w:val="1"/>
+        <w:pStyle w:val="28"/>
         <w:keepNext w:val="0"/>
         <w:keepLines w:val="0"/>
         <w:pageBreakBefore w:val="0"/>
@@ -5652,7 +5404,7 @@
           <w:lang w:val="en-US" w:eastAsia="zh-CN"/>
         </w:rPr>
       </w:pPr>
-      <w:bookmarkStart w:id="12" w:name="_Toc5809"/>
+      <w:bookmarkStart w:id="12" w:name="_Toc24235"/>
       <w:r>
         <w:rPr>
           <w:rFonts w:hint="default"/>
@@ -5664,7 +5416,7 @@
     </w:p>
     <w:p>
       <w:pPr>
-        <w:pStyle w:val="2"/>
+        <w:pStyle w:val="30"/>
         <w:keepNext w:val="0"/>
         <w:keepLines w:val="0"/>
         <w:pageBreakBefore w:val="0"/>
@@ -5684,7 +5436,7 @@
           <w:lang w:val="en-US" w:eastAsia="zh-CN"/>
         </w:rPr>
       </w:pPr>
-      <w:bookmarkStart w:id="13" w:name="_Toc6923"/>
+      <w:bookmarkStart w:id="13" w:name="_Toc5790"/>
       <w:r>
         <w:rPr>
           <w:rFonts w:hint="default"/>
@@ -5696,7 +5448,7 @@
     </w:p>
     <w:p>
       <w:pPr>
-        <w:pStyle w:val="a1"/>
+        <w:pStyle w:val="29"/>
         <w:keepNext w:val="0"/>
         <w:keepLines w:val="0"/>
         <w:pageBreakBefore w:val="0"/>
@@ -5726,7 +5478,7 @@
     </w:p>
     <w:p>
       <w:pPr>
-        <w:pStyle w:val="a1"/>
+        <w:pStyle w:val="29"/>
         <w:keepNext w:val="0"/>
         <w:keepLines w:val="0"/>
         <w:pageBreakBefore w:val="0"/>
@@ -5756,7 +5508,7 @@
     </w:p>
     <w:p>
       <w:pPr>
-        <w:pStyle w:val="2"/>
+        <w:pStyle w:val="30"/>
         <w:keepNext w:val="0"/>
         <w:keepLines w:val="0"/>
         <w:pageBreakBefore w:val="0"/>
@@ -5776,7 +5528,7 @@
           <w:lang w:val="en-US" w:eastAsia="zh-CN"/>
         </w:rPr>
       </w:pPr>
-      <w:bookmarkStart w:id="14" w:name="_Toc29691"/>
+      <w:bookmarkStart w:id="14" w:name="_Toc13761"/>
       <w:r>
         <w:rPr>
           <w:rFonts w:hint="default"/>
@@ -5788,7 +5540,7 @@
     </w:p>
     <w:p>
       <w:pPr>
-        <w:pStyle w:val="a1"/>
+        <w:pStyle w:val="29"/>
         <w:keepNext w:val="0"/>
         <w:keepLines w:val="0"/>
         <w:pageBreakBefore w:val="0"/>
@@ -5818,7 +5570,7 @@
     </w:p>
     <w:p>
       <w:pPr>
-        <w:pStyle w:val="a1"/>
+        <w:pStyle w:val="29"/>
         <w:keepNext w:val="0"/>
         <w:keepLines w:val="0"/>
         <w:pageBreakBefore w:val="0"/>
@@ -5848,7 +5600,7 @@
     </w:p>
     <w:p>
       <w:pPr>
-        <w:pStyle w:val="2"/>
+        <w:pStyle w:val="30"/>
         <w:keepNext w:val="0"/>
         <w:keepLines w:val="0"/>
         <w:pageBreakBefore w:val="0"/>
@@ -5868,7 +5620,7 @@
           <w:lang w:val="en-US" w:eastAsia="zh-CN"/>
         </w:rPr>
       </w:pPr>
-      <w:bookmarkStart w:id="15" w:name="_Toc21412"/>
+      <w:bookmarkStart w:id="15" w:name="_Toc25553"/>
       <w:r>
         <w:rPr>
           <w:rFonts w:hint="default"/>
@@ -5880,7 +5632,7 @@
     </w:p>
     <w:p>
       <w:pPr>
-        <w:pStyle w:val="a1"/>
+        <w:pStyle w:val="29"/>
         <w:keepNext w:val="0"/>
         <w:keepLines w:val="0"/>
         <w:pageBreakBefore w:val="0"/>
@@ -5910,7 +5662,7 @@
     </w:p>
     <w:p>
       <w:pPr>
-        <w:pStyle w:val="a1"/>
+        <w:pStyle w:val="29"/>
         <w:keepNext w:val="0"/>
         <w:keepLines w:val="0"/>
         <w:pageBreakBefore w:val="0"/>
@@ -5940,7 +5692,7 @@
     </w:p>
     <w:p>
       <w:pPr>
-        <w:pStyle w:val="a1"/>
+        <w:pStyle w:val="29"/>
         <w:keepNext w:val="0"/>
         <w:keepLines w:val="0"/>
         <w:pageBreakBefore w:val="0"/>
@@ -5970,7 +5722,7 @@
     </w:p>
     <w:p>
       <w:pPr>
-        <w:pStyle w:val="a1"/>
+        <w:pStyle w:val="29"/>
         <w:keepNext w:val="0"/>
         <w:keepLines w:val="0"/>
         <w:pageBreakBefore w:val="0"/>
@@ -6000,7 +5752,7 @@
     </w:p>
     <w:p>
       <w:pPr>
-        <w:pStyle w:val="2"/>
+        <w:pStyle w:val="30"/>
         <w:keepNext w:val="0"/>
         <w:keepLines w:val="0"/>
         <w:pageBreakBefore w:val="0"/>
@@ -6020,7 +5772,7 @@
           <w:lang w:val="en-US" w:eastAsia="zh-CN"/>
         </w:rPr>
       </w:pPr>
-      <w:bookmarkStart w:id="16" w:name="_Toc24553"/>
+      <w:bookmarkStart w:id="16" w:name="_Toc21994"/>
       <w:r>
         <w:rPr>
           <w:rFonts w:hint="default"/>
@@ -6032,7 +5784,7 @@
     </w:p>
     <w:p>
       <w:pPr>
-        <w:pStyle w:val="a1"/>
+        <w:pStyle w:val="29"/>
         <w:keepNext w:val="0"/>
         <w:keepLines w:val="0"/>
         <w:pageBreakBefore w:val="0"/>
@@ -6062,7 +5814,7 @@
     </w:p>
     <w:p>
       <w:pPr>
-        <w:pStyle w:val="a1"/>
+        <w:pStyle w:val="29"/>
         <w:keepNext w:val="0"/>
         <w:keepLines w:val="0"/>
         <w:pageBreakBefore w:val="0"/>
@@ -6092,7 +5844,7 @@
     </w:p>
     <w:p>
       <w:pPr>
-        <w:pStyle w:val="a1"/>
+        <w:pStyle w:val="29"/>
         <w:keepNext w:val="0"/>
         <w:keepLines w:val="0"/>
         <w:pageBreakBefore w:val="0"/>
@@ -6122,7 +5874,7 @@
     </w:p>
     <w:p>
       <w:pPr>
-        <w:pStyle w:val="a1"/>
+        <w:pStyle w:val="29"/>
         <w:keepNext w:val="0"/>
         <w:keepLines w:val="0"/>
         <w:pageBreakBefore w:val="0"/>
@@ -6152,7 +5904,7 @@
     </w:p>
     <w:p>
       <w:pPr>
-        <w:pStyle w:val="a1"/>
+        <w:pStyle w:val="29"/>
         <w:keepNext w:val="0"/>
         <w:keepLines w:val="0"/>
         <w:pageBreakBefore w:val="0"/>
@@ -6182,7 +5934,7 @@
     </w:p>
     <w:p>
       <w:pPr>
-        <w:pStyle w:val="2"/>
+        <w:pStyle w:val="30"/>
         <w:keepNext w:val="0"/>
         <w:keepLines w:val="0"/>
         <w:pageBreakBefore w:val="0"/>
@@ -6202,7 +5954,7 @@
           <w:lang w:val="en-US" w:eastAsia="zh-CN"/>
         </w:rPr>
       </w:pPr>
-      <w:bookmarkStart w:id="17" w:name="_Toc14670"/>
+      <w:bookmarkStart w:id="17" w:name="_Toc28341"/>
       <w:r>
         <w:rPr>
           <w:rFonts w:hint="default"/>
@@ -6214,7 +5966,7 @@
     </w:p>
     <w:p>
       <w:pPr>
-        <w:pStyle w:val="a1"/>
+        <w:pStyle w:val="29"/>
         <w:keepNext w:val="0"/>
         <w:keepLines w:val="0"/>
         <w:pageBreakBefore w:val="0"/>
@@ -6244,7 +5996,7 @@
     </w:p>
     <w:p>
       <w:pPr>
-        <w:pStyle w:val="a1"/>
+        <w:pStyle w:val="29"/>
         <w:keepNext w:val="0"/>
         <w:keepLines w:val="0"/>
         <w:pageBreakBefore w:val="0"/>
@@ -6274,7 +6026,7 @@
     </w:p>
     <w:p>
       <w:pPr>
-        <w:pStyle w:val="a1"/>
+        <w:pStyle w:val="29"/>
         <w:keepNext w:val="0"/>
         <w:keepLines w:val="0"/>
         <w:pageBreakBefore w:val="0"/>
@@ -6304,7 +6056,7 @@
     </w:p>
     <w:p>
       <w:pPr>
-        <w:pStyle w:val="2"/>
+        <w:pStyle w:val="30"/>
         <w:keepNext w:val="0"/>
         <w:keepLines w:val="0"/>
         <w:pageBreakBefore w:val="0"/>
@@ -6324,7 +6076,7 @@
           <w:lang w:val="en-US" w:eastAsia="zh-CN"/>
         </w:rPr>
       </w:pPr>
-      <w:bookmarkStart w:id="18" w:name="_Toc29368"/>
+      <w:bookmarkStart w:id="18" w:name="_Toc27454"/>
       <w:r>
         <w:rPr>
           <w:rFonts w:hint="default"/>
@@ -6336,7 +6088,7 @@
     </w:p>
     <w:p>
       <w:pPr>
-        <w:pStyle w:val="a1"/>
+        <w:pStyle w:val="29"/>
         <w:keepNext w:val="0"/>
         <w:keepLines w:val="0"/>
         <w:pageBreakBefore w:val="0"/>
@@ -6366,7 +6118,7 @@
     </w:p>
     <w:p>
       <w:pPr>
-        <w:pStyle w:val="1"/>
+        <w:pStyle w:val="28"/>
         <w:keepNext w:val="0"/>
         <w:keepLines w:val="0"/>
         <w:pageBreakBefore w:val="0"/>
@@ -6386,7 +6138,7 @@
           <w:lang w:val="en-US" w:eastAsia="zh-CN"/>
         </w:rPr>
       </w:pPr>
-      <w:bookmarkStart w:id="19" w:name="_Toc29982"/>
+      <w:bookmarkStart w:id="19" w:name="_Toc9301"/>
       <w:r>
         <w:rPr>
           <w:rFonts w:hint="default"/>
@@ -6398,7 +6150,7 @@
     </w:p>
     <w:p>
       <w:pPr>
-        <w:pStyle w:val="a1"/>
+        <w:pStyle w:val="29"/>
         <w:keepNext w:val="0"/>
         <w:keepLines w:val="0"/>
         <w:pageBreakBefore w:val="0"/>
@@ -6428,7 +6180,7 @@
     </w:p>
     <w:p>
       <w:pPr>
-        <w:pStyle w:val="a1"/>
+        <w:pStyle w:val="29"/>
         <w:keepNext w:val="0"/>
         <w:keepLines w:val="0"/>
         <w:pageBreakBefore w:val="0"/>
@@ -6446,7 +6198,7 @@
         <w:bidi w:val="0"/>
         <w:adjustRightInd w:val="0"/>
         <w:snapToGrid w:val="0"/>
-        <w:ind w:left="425" w:hanging="425" w:leftChars="0" w:firstLineChars="0"/>
+        <w:ind w:left="425" w:leftChars="0" w:hanging="425" w:firstLineChars="0"/>
         <w:textAlignment w:val="baseline"/>
         <w:rPr>
           <w:rFonts w:hint="default"/>
@@ -6463,7 +6215,7 @@
     </w:p>
     <w:p>
       <w:pPr>
-        <w:pStyle w:val="a1"/>
+        <w:pStyle w:val="29"/>
         <w:keepNext w:val="0"/>
         <w:keepLines w:val="0"/>
         <w:pageBreakBefore w:val="0"/>
@@ -6481,7 +6233,7 @@
         <w:bidi w:val="0"/>
         <w:adjustRightInd w:val="0"/>
         <w:snapToGrid w:val="0"/>
-        <w:ind w:left="425" w:hanging="425" w:leftChars="0" w:firstLineChars="0"/>
+        <w:ind w:left="425" w:leftChars="0" w:hanging="425" w:firstLineChars="0"/>
         <w:textAlignment w:val="baseline"/>
         <w:rPr>
           <w:rFonts w:hint="default"/>
@@ -6498,7 +6250,7 @@
     </w:p>
     <w:p>
       <w:pPr>
-        <w:pStyle w:val="a1"/>
+        <w:pStyle w:val="29"/>
         <w:keepNext w:val="0"/>
         <w:keepLines w:val="0"/>
         <w:pageBreakBefore w:val="0"/>
@@ -6516,7 +6268,7 @@
         <w:bidi w:val="0"/>
         <w:adjustRightInd w:val="0"/>
         <w:snapToGrid w:val="0"/>
-        <w:ind w:left="425" w:hanging="425" w:leftChars="0" w:firstLineChars="0"/>
+        <w:ind w:left="425" w:leftChars="0" w:hanging="425" w:firstLineChars="0"/>
         <w:textAlignment w:val="baseline"/>
         <w:rPr>
           <w:rFonts w:hint="default"/>
@@ -6533,7 +6285,7 @@
     </w:p>
     <w:p>
       <w:pPr>
-        <w:pStyle w:val="a1"/>
+        <w:pStyle w:val="29"/>
         <w:keepNext w:val="0"/>
         <w:keepLines w:val="0"/>
         <w:pageBreakBefore w:val="0"/>
@@ -6551,7 +6303,7 @@
         <w:bidi w:val="0"/>
         <w:adjustRightInd w:val="0"/>
         <w:snapToGrid w:val="0"/>
-        <w:ind w:left="425" w:hanging="425" w:leftChars="0" w:firstLineChars="0"/>
+        <w:ind w:left="425" w:leftChars="0" w:hanging="425" w:firstLineChars="0"/>
         <w:textAlignment w:val="baseline"/>
         <w:rPr>
           <w:rFonts w:hint="default"/>
@@ -6568,7 +6320,7 @@
     </w:p>
     <w:p>
       <w:pPr>
-        <w:pStyle w:val="a1"/>
+        <w:pStyle w:val="29"/>
         <w:keepNext w:val="0"/>
         <w:keepLines w:val="0"/>
         <w:pageBreakBefore w:val="0"/>
@@ -6598,7 +6350,7 @@
     </w:p>
     <w:p>
       <w:pPr>
-        <w:pStyle w:val="a1"/>
+        <w:pStyle w:val="29"/>
         <w:keepNext w:val="0"/>
         <w:keepLines w:val="0"/>
         <w:pageBreakBefore w:val="0"/>
@@ -6616,7 +6368,7 @@
         <w:bidi w:val="0"/>
         <w:adjustRightInd w:val="0"/>
         <w:snapToGrid w:val="0"/>
-        <w:ind w:left="425" w:hanging="425" w:leftChars="0" w:firstLineChars="0"/>
+        <w:ind w:left="425" w:leftChars="0" w:hanging="425" w:firstLineChars="0"/>
         <w:textAlignment w:val="baseline"/>
         <w:rPr>
           <w:rFonts w:hint="default"/>
@@ -6633,7 +6385,7 @@
     </w:p>
     <w:p>
       <w:pPr>
-        <w:pStyle w:val="a1"/>
+        <w:pStyle w:val="29"/>
         <w:keepNext w:val="0"/>
         <w:keepLines w:val="0"/>
         <w:pageBreakBefore w:val="0"/>
@@ -6651,7 +6403,7 @@
         <w:bidi w:val="0"/>
         <w:adjustRightInd w:val="0"/>
         <w:snapToGrid w:val="0"/>
-        <w:ind w:left="425" w:hanging="425" w:leftChars="0" w:firstLineChars="0"/>
+        <w:ind w:left="425" w:leftChars="0" w:hanging="425" w:firstLineChars="0"/>
         <w:textAlignment w:val="baseline"/>
         <w:rPr>
           <w:rFonts w:hint="default"/>
@@ -6668,7 +6420,7 @@
     </w:p>
     <w:p>
       <w:pPr>
-        <w:pStyle w:val="a1"/>
+        <w:pStyle w:val="29"/>
         <w:keepNext w:val="0"/>
         <w:keepLines w:val="0"/>
         <w:pageBreakBefore w:val="0"/>
@@ -6686,7 +6438,7 @@
         <w:bidi w:val="0"/>
         <w:adjustRightInd w:val="0"/>
         <w:snapToGrid w:val="0"/>
-        <w:ind w:left="425" w:hanging="425" w:leftChars="0" w:firstLineChars="0"/>
+        <w:ind w:left="425" w:leftChars="0" w:hanging="425" w:firstLineChars="0"/>
         <w:textAlignment w:val="baseline"/>
         <w:rPr>
           <w:rFonts w:hint="default"/>
@@ -6703,7 +6455,7 @@
     </w:p>
     <w:p>
       <w:pPr>
-        <w:pStyle w:val="a1"/>
+        <w:pStyle w:val="29"/>
         <w:keepNext w:val="0"/>
         <w:keepLines w:val="0"/>
         <w:pageBreakBefore w:val="0"/>
@@ -6721,7 +6473,7 @@
         <w:bidi w:val="0"/>
         <w:adjustRightInd w:val="0"/>
         <w:snapToGrid w:val="0"/>
-        <w:ind w:left="425" w:hanging="425" w:leftChars="0" w:firstLineChars="0"/>
+        <w:ind w:left="425" w:leftChars="0" w:hanging="425" w:firstLineChars="0"/>
         <w:textAlignment w:val="baseline"/>
         <w:rPr>
           <w:rFonts w:hint="default"/>
@@ -6738,7 +6490,7 @@
     </w:p>
     <w:p>
       <w:pPr>
-        <w:pStyle w:val="1"/>
+        <w:pStyle w:val="28"/>
         <w:keepNext w:val="0"/>
         <w:keepLines w:val="0"/>
         <w:pageBreakBefore w:val="0"/>
@@ -6758,7 +6510,7 @@
           <w:lang w:val="en-US" w:eastAsia="zh-CN"/>
         </w:rPr>
       </w:pPr>
-      <w:bookmarkStart w:id="20" w:name="_Toc9133"/>
+      <w:bookmarkStart w:id="20" w:name="_Toc8874"/>
       <w:r>
         <w:rPr>
           <w:rFonts w:hint="default"/>
@@ -6770,7 +6522,7 @@
     </w:p>
     <w:p>
       <w:pPr>
-        <w:pStyle w:val="a1"/>
+        <w:pStyle w:val="29"/>
         <w:keepNext w:val="0"/>
         <w:keepLines w:val="0"/>
         <w:pageBreakBefore w:val="0"/>
@@ -6788,7 +6540,7 @@
         <w:bidi w:val="0"/>
         <w:adjustRightInd w:val="0"/>
         <w:snapToGrid w:val="0"/>
-        <w:ind w:left="425" w:hanging="425" w:leftChars="0" w:firstLineChars="0"/>
+        <w:ind w:left="425" w:leftChars="0" w:hanging="425" w:firstLineChars="0"/>
         <w:textAlignment w:val="baseline"/>
         <w:rPr>
           <w:rFonts w:hint="default"/>
@@ -6805,7 +6557,7 @@
     </w:p>
     <w:p>
       <w:pPr>
-        <w:pStyle w:val="a1"/>
+        <w:pStyle w:val="29"/>
         <w:keepNext w:val="0"/>
         <w:keepLines w:val="0"/>
         <w:pageBreakBefore w:val="0"/>
@@ -6823,7 +6575,7 @@
         <w:bidi w:val="0"/>
         <w:adjustRightInd w:val="0"/>
         <w:snapToGrid w:val="0"/>
-        <w:ind w:left="425" w:hanging="425" w:leftChars="0" w:firstLineChars="0"/>
+        <w:ind w:left="425" w:leftChars="0" w:hanging="425" w:firstLineChars="0"/>
         <w:textAlignment w:val="baseline"/>
         <w:rPr>
           <w:rFonts w:hint="default"/>
@@ -6840,7 +6592,7 @@
     </w:p>
     <w:p>
       <w:pPr>
-        <w:pStyle w:val="a1"/>
+        <w:pStyle w:val="29"/>
         <w:keepNext w:val="0"/>
         <w:keepLines w:val="0"/>
         <w:pageBreakBefore w:val="0"/>
@@ -6858,7 +6610,7 @@
         <w:bidi w:val="0"/>
         <w:adjustRightInd w:val="0"/>
         <w:snapToGrid w:val="0"/>
-        <w:ind w:left="425" w:hanging="425" w:leftChars="0" w:firstLineChars="0"/>
+        <w:ind w:left="425" w:leftChars="0" w:hanging="425" w:firstLineChars="0"/>
         <w:textAlignment w:val="baseline"/>
         <w:rPr>
           <w:rFonts w:hint="default"/>
@@ -6874,23 +6626,73 @@
       </w:r>
     </w:p>
     <w:sectPr>
-      <w:headerReference w:type="default" r:id="rId7"/>
+      <w:headerReference r:id="rId5" w:type="default"/>
       <w:pgSz w:w="11906" w:h="16838"/>
       <w:pgMar w:top="1417" w:right="1800" w:bottom="1440" w:left="1800" w:header="1140" w:footer="992" w:gutter="0"/>
-      <w:cols w:num="1" w:space="425"/>
+      <w:cols w:space="425" w:num="1"/>
       <w:docGrid w:type="lines" w:linePitch="312" w:charSpace="0"/>
     </w:sectPr>
   </w:body>
 </w:document>
 </file>
 
+<file path=word/endnotes.xml><?xml version="1.0" encoding="utf-8"?>
+<w:endnotes xmlns:wpc="http://schemas.microsoft.com/office/word/2010/wordprocessingCanvas" xmlns:mc="http://schemas.openxmlformats.org/markup-compatibility/2006" xmlns:o="urn:schemas-microsoft-com:office:office" xmlns:r="http://schemas.openxmlformats.org/officeDocument/2006/relationships" xmlns:m="http://schemas.openxmlformats.org/officeDocument/2006/math" xmlns:v="urn:schemas-microsoft-com:vml" xmlns:wp14="http://schemas.microsoft.com/office/word/2010/wordprocessingDrawing" xmlns:wp="http://schemas.openxmlformats.org/drawingml/2006/wordprocessingDrawing" xmlns:w="http://schemas.openxmlformats.org/wordprocessingml/2006/main" xmlns:w14="http://schemas.microsoft.com/office/word/2010/wordml" xmlns:w15="http://schemas.microsoft.com/office/word/2012/wordml" xmlns:w10="urn:schemas-microsoft-com:office:word" xmlns:wpg="http://schemas.microsoft.com/office/word/2010/wordprocessingGroup" xmlns:wpi="http://schemas.microsoft.com/office/word/2010/wordprocessingInk" xmlns:wne="http://schemas.microsoft.com/office/word/2006/wordml" xmlns:wps="http://schemas.microsoft.com/office/word/2010/wordprocessingShape" xmlns:wpsCustomData="http://www.wps.cn/officeDocument/2013/wpsCustomData" mc:Ignorable="w14 w15 wp14">
+  <w:endnote w:type="separator" w:id="0">
+    <w:p>
+      <w:pPr>
+        <w:spacing w:line="240" w:lineRule="auto"/>
+      </w:pPr>
+      <w:r>
+        <w:separator/>
+      </w:r>
+    </w:p>
+  </w:endnote>
+  <w:endnote w:type="continuationSeparator" w:id="1">
+    <w:p>
+      <w:pPr>
+        <w:spacing w:line="240" w:lineRule="auto"/>
+      </w:pPr>
+      <w:r>
+        <w:continuationSeparator/>
+      </w:r>
+    </w:p>
+  </w:endnote>
+</w:endnotes>
+</file>
+
+<file path=word/footnotes.xml><?xml version="1.0" encoding="utf-8"?>
+<w:footnotes xmlns:wpc="http://schemas.microsoft.com/office/word/2010/wordprocessingCanvas" xmlns:mc="http://schemas.openxmlformats.org/markup-compatibility/2006" xmlns:o="urn:schemas-microsoft-com:office:office" xmlns:r="http://schemas.openxmlformats.org/officeDocument/2006/relationships" xmlns:m="http://schemas.openxmlformats.org/officeDocument/2006/math" xmlns:v="urn:schemas-microsoft-com:vml" xmlns:wp14="http://schemas.microsoft.com/office/word/2010/wordprocessingDrawing" xmlns:wp="http://schemas.openxmlformats.org/drawingml/2006/wordprocessingDrawing" xmlns:w="http://schemas.openxmlformats.org/wordprocessingml/2006/main" xmlns:w14="http://schemas.microsoft.com/office/word/2010/wordml" xmlns:w15="http://schemas.microsoft.com/office/word/2012/wordml" xmlns:w10="urn:schemas-microsoft-com:office:word" xmlns:wpg="http://schemas.microsoft.com/office/word/2010/wordprocessingGroup" xmlns:wpi="http://schemas.microsoft.com/office/word/2010/wordprocessingInk" xmlns:wne="http://schemas.microsoft.com/office/word/2006/wordml" xmlns:wps="http://schemas.microsoft.com/office/word/2010/wordprocessingShape" xmlns:wpsCustomData="http://www.wps.cn/officeDocument/2013/wpsCustomData" mc:Ignorable="w14 w15 wp14">
+  <w:footnote w:type="separator" w:id="0">
+    <w:p>
+      <w:pPr>
+        <w:spacing w:line="360" w:lineRule="auto"/>
+      </w:pPr>
+      <w:r>
+        <w:separator/>
+      </w:r>
+    </w:p>
+  </w:footnote>
+  <w:footnote w:type="continuationSeparator" w:id="1">
+    <w:p>
+      <w:pPr>
+        <w:spacing w:line="360" w:lineRule="auto"/>
+      </w:pPr>
+      <w:r>
+        <w:continuationSeparator/>
+      </w:r>
+    </w:p>
+  </w:footnote>
+</w:footnotes>
+</file>
+
 <file path=word/header1.xml><?xml version="1.0" encoding="utf-8"?>
-<w:hdr xmlns:wpc="http://schemas.microsoft.com/office/word/2010/wordprocessingCanvas" xmlns:mc="http://schemas.openxmlformats.org/markup-compatibility/2006" xmlns:o="urn:schemas-microsoft-com:office:office" xmlns:r="http://schemas.openxmlformats.org/officeDocument/2006/relationships" xmlns:m="http://schemas.openxmlformats.org/officeDocument/2006/math" xmlns:v="urn:schemas-microsoft-com:vml" xmlns:wp14="http://schemas.microsoft.com/office/word/2010/wordprocessingDrawing" xmlns:wp="http://schemas.openxmlformats.org/drawingml/2006/wordprocessingDrawing" xmlns:w10="urn:schemas-microsoft-com:office:word" xmlns:w="http://schemas.openxmlformats.org/wordprocessingml/2006/main" xmlns:w14="http://schemas.microsoft.com/office/word/2010/wordml" xmlns:w15="http://schemas.microsoft.com/office/word/2012/wordml" xmlns:wne="http://schemas.microsoft.com/office/word/2006/wordml" xmlns:wpg="http://schemas.microsoft.com/office/word/2010/wordprocessingGroup" xmlns:wpi="http://schemas.microsoft.com/office/word/2010/wordprocessingInk" xmlns:wps="http://schemas.microsoft.com/office/word/2010/wordprocessingShape" mc:Ignorable="w14 w15 wp14">
+<w:hdr xmlns:wpc="http://schemas.microsoft.com/office/word/2010/wordprocessingCanvas" xmlns:mc="http://schemas.openxmlformats.org/markup-compatibility/2006" xmlns:o="urn:schemas-microsoft-com:office:office" xmlns:r="http://schemas.openxmlformats.org/officeDocument/2006/relationships" xmlns:m="http://schemas.openxmlformats.org/officeDocument/2006/math" xmlns:v="urn:schemas-microsoft-com:vml" xmlns:wp14="http://schemas.microsoft.com/office/word/2010/wordprocessingDrawing" xmlns:wp="http://schemas.openxmlformats.org/drawingml/2006/wordprocessingDrawing" xmlns:w10="urn:schemas-microsoft-com:office:word" xmlns:w="http://schemas.openxmlformats.org/wordprocessingml/2006/main" xmlns:w14="http://schemas.microsoft.com/office/word/2010/wordml" xmlns:w15="http://schemas.microsoft.com/office/word/2012/wordml" xmlns:wpg="http://schemas.microsoft.com/office/word/2010/wordprocessingGroup" xmlns:wpi="http://schemas.microsoft.com/office/word/2010/wordprocessingInk" xmlns:wne="http://schemas.microsoft.com/office/word/2006/wordml" xmlns:wps="http://schemas.microsoft.com/office/word/2010/wordprocessingShape" xmlns:wpsCustomData="http://www.wps.cn/officeDocument/2013/wpsCustomData" mc:Ignorable="w14 w15 wp14">
   <w:p>
     <w:pPr>
-      <w:pStyle w:val="Header"/>
+      <w:pStyle w:val="15"/>
       <w:pBdr>
-        <w:bottom w:val="single" w:sz="4" w:space="1" w:color="auto"/>
+        <w:bottom w:val="single" w:color="auto" w:sz="4" w:space="1"/>
       </w:pBdr>
       <w:tabs>
         <w:tab w:val="left" w:pos="335"/>
@@ -6898,27 +6700,27 @@
       </w:tabs>
       <w:jc w:val="right"/>
       <w:rPr>
-        <w:rFonts w:eastAsiaTheme="minorEastAsia" w:hint="eastAsia"/>
+        <w:rFonts w:hint="eastAsia" w:eastAsiaTheme="minorEastAsia"/>
         <w:lang w:eastAsia="zh-CN"/>
       </w:rPr>
     </w:pPr>
     <w:r>
       <w:rPr>
-        <w:rFonts w:eastAsiaTheme="minorEastAsia" w:hint="eastAsia"/>
+        <w:rFonts w:hint="eastAsia" w:eastAsiaTheme="minorEastAsia"/>
         <w:lang w:val="en-US" w:eastAsia="zh-CN"/>
       </w:rPr>
       <w:tab/>
     </w:r>
     <w:r>
       <w:rPr>
-        <w:rFonts w:eastAsiaTheme="minorEastAsia" w:hint="eastAsia"/>
+        <w:rFonts w:hint="eastAsia" w:eastAsiaTheme="minorEastAsia"/>
         <w:lang w:val="en-US" w:eastAsia="zh-CN"/>
       </w:rPr>
       <w:tab/>
     </w:r>
     <w:r>
       <w:rPr>
-        <w:rFonts w:eastAsiaTheme="minorEastAsia" w:hint="eastAsia"/>
+        <w:rFonts w:hint="eastAsia" w:eastAsiaTheme="minorEastAsia"/>
         <w:lang w:val="en-US" w:eastAsia="zh-CN"/>
       </w:rPr>
       <w:t>江西通信产业服务有限公司</w:t>
@@ -6928,12 +6730,12 @@
 </file>
 
 <file path=word/numbering.xml><?xml version="1.0" encoding="utf-8"?>
-<w:numbering xmlns:wpc="http://schemas.microsoft.com/office/word/2010/wordprocessingCanvas" xmlns:mc="http://schemas.openxmlformats.org/markup-compatibility/2006" xmlns:o="urn:schemas-microsoft-com:office:office" xmlns:r="http://schemas.openxmlformats.org/officeDocument/2006/relationships" xmlns:m="http://schemas.openxmlformats.org/officeDocument/2006/math" xmlns:v="urn:schemas-microsoft-com:vml" xmlns:wp14="http://schemas.microsoft.com/office/word/2010/wordprocessingDrawing" xmlns:wp="http://schemas.openxmlformats.org/drawingml/2006/wordprocessingDrawing" xmlns:w10="urn:schemas-microsoft-com:office:word" xmlns:w="http://schemas.openxmlformats.org/wordprocessingml/2006/main" xmlns:w14="http://schemas.microsoft.com/office/word/2010/wordml" xmlns:w15="http://schemas.microsoft.com/office/word/2012/wordml" xmlns:wne="http://schemas.microsoft.com/office/word/2006/wordml" xmlns:wpg="http://schemas.microsoft.com/office/word/2010/wordprocessingGroup" xmlns:wpi="http://schemas.microsoft.com/office/word/2010/wordprocessingInk" xmlns:wps="http://schemas.microsoft.com/office/word/2010/wordprocessingShape" mc:Ignorable="w14 w15 wp14">
+<w:numbering xmlns:wpc="http://schemas.microsoft.com/office/word/2010/wordprocessingCanvas" xmlns:mc="http://schemas.openxmlformats.org/markup-compatibility/2006" xmlns:o="urn:schemas-microsoft-com:office:office" xmlns:r="http://schemas.openxmlformats.org/officeDocument/2006/relationships" xmlns:m="http://schemas.openxmlformats.org/officeDocument/2006/math" xmlns:v="urn:schemas-microsoft-com:vml" xmlns:wp14="http://schemas.microsoft.com/office/word/2010/wordprocessingDrawing" xmlns:wp="http://schemas.openxmlformats.org/drawingml/2006/wordprocessingDrawing" xmlns:w10="urn:schemas-microsoft-com:office:word" xmlns:w="http://schemas.openxmlformats.org/wordprocessingml/2006/main" xmlns:w14="http://schemas.microsoft.com/office/word/2010/wordml" xmlns:wpg="http://schemas.microsoft.com/office/word/2010/wordprocessingGroup" xmlns:wpi="http://schemas.microsoft.com/office/word/2010/wordprocessingInk" xmlns:wne="http://schemas.microsoft.com/office/word/2006/wordml" xmlns:wps="http://schemas.microsoft.com/office/word/2010/wordprocessingShape" xmlns:wpsCustomData="http://www.wps.cn/officeDocument/2013/wpsCustomData" mc:Ignorable="w14 wp14">
   <w:abstractNum w:abstractNumId="0">
     <w:nsid w:val="8BFB96F1"/>
     <w:multiLevelType w:val="singleLevel"/>
     <w:tmpl w:val="8BFB96F1"/>
-    <w:lvl w:ilvl="0">
+    <w:lvl w:ilvl="0" w:tentative="0">
       <w:start w:val="1"/>
       <w:numFmt w:val="decimal"/>
       <w:lvlText w:val="%1."/>
@@ -6950,10 +6752,10 @@
     <w:nsid w:val="8E964DCE"/>
     <w:multiLevelType w:val="multilevel"/>
     <w:tmpl w:val="8E964DCE"/>
-    <w:lvl w:ilvl="0">
+    <w:lvl w:ilvl="0" w:tentative="0">
       <w:start w:val="1"/>
       <w:numFmt w:val="decimal"/>
-      <w:pStyle w:val="Heading1"/>
+      <w:pStyle w:val="2"/>
       <w:lvlText w:val="%1."/>
       <w:lvlJc w:val="left"/>
       <w:pPr>
@@ -6963,10 +6765,10 @@
         <w:rFonts w:hint="default"/>
       </w:rPr>
     </w:lvl>
-    <w:lvl w:ilvl="1">
+    <w:lvl w:ilvl="1" w:tentative="0">
       <w:start w:val="1"/>
       <w:numFmt w:val="decimal"/>
-      <w:pStyle w:val="Heading2"/>
+      <w:pStyle w:val="3"/>
       <w:lvlText w:val="%1.%2."/>
       <w:lvlJc w:val="left"/>
       <w:pPr>
@@ -6976,10 +6778,10 @@
         <w:rFonts w:hint="default"/>
       </w:rPr>
     </w:lvl>
-    <w:lvl w:ilvl="2">
+    <w:lvl w:ilvl="2" w:tentative="0">
       <w:start w:val="1"/>
       <w:numFmt w:val="decimal"/>
-      <w:pStyle w:val="Heading3"/>
+      <w:pStyle w:val="4"/>
       <w:lvlText w:val="%1.%2.%3."/>
       <w:lvlJc w:val="left"/>
       <w:pPr>
@@ -6989,10 +6791,10 @@
         <w:rFonts w:hint="default"/>
       </w:rPr>
     </w:lvl>
-    <w:lvl w:ilvl="3">
+    <w:lvl w:ilvl="3" w:tentative="0">
       <w:start w:val="1"/>
       <w:numFmt w:val="decimal"/>
-      <w:pStyle w:val="Heading4"/>
+      <w:pStyle w:val="5"/>
       <w:lvlText w:val="%1.%2.%3.%4."/>
       <w:lvlJc w:val="left"/>
       <w:pPr>
@@ -7002,10 +6804,10 @@
         <w:rFonts w:hint="default"/>
       </w:rPr>
     </w:lvl>
-    <w:lvl w:ilvl="4">
+    <w:lvl w:ilvl="4" w:tentative="0">
       <w:start w:val="1"/>
       <w:numFmt w:val="decimal"/>
-      <w:pStyle w:val="Heading5"/>
+      <w:pStyle w:val="6"/>
       <w:lvlText w:val="%1.%2.%3.%4.%5."/>
       <w:lvlJc w:val="left"/>
       <w:pPr>
@@ -7015,10 +6817,10 @@
         <w:rFonts w:hint="default"/>
       </w:rPr>
     </w:lvl>
-    <w:lvl w:ilvl="5">
+    <w:lvl w:ilvl="5" w:tentative="0">
       <w:start w:val="1"/>
       <w:numFmt w:val="decimal"/>
-      <w:pStyle w:val="Heading6"/>
+      <w:pStyle w:val="7"/>
       <w:lvlText w:val="%1.%2.%3.%4.%5.%6."/>
       <w:lvlJc w:val="left"/>
       <w:pPr>
@@ -7028,10 +6830,10 @@
         <w:rFonts w:hint="default"/>
       </w:rPr>
     </w:lvl>
-    <w:lvl w:ilvl="6">
+    <w:lvl w:ilvl="6" w:tentative="0">
       <w:start w:val="1"/>
       <w:numFmt w:val="decimal"/>
-      <w:pStyle w:val="Heading7"/>
+      <w:pStyle w:val="8"/>
       <w:lvlText w:val="%1.%2.%3.%4.%5.%6.%7."/>
       <w:lvlJc w:val="left"/>
       <w:pPr>
@@ -7041,10 +6843,10 @@
         <w:rFonts w:hint="default"/>
       </w:rPr>
     </w:lvl>
-    <w:lvl w:ilvl="7">
+    <w:lvl w:ilvl="7" w:tentative="0">
       <w:start w:val="1"/>
       <w:numFmt w:val="decimal"/>
-      <w:pStyle w:val="Heading8"/>
+      <w:pStyle w:val="9"/>
       <w:lvlText w:val="%1.%2.%3.%4.%5.%6.%7.%8."/>
       <w:lvlJc w:val="left"/>
       <w:pPr>
@@ -7054,10 +6856,10 @@
         <w:rFonts w:hint="default"/>
       </w:rPr>
     </w:lvl>
-    <w:lvl w:ilvl="8">
+    <w:lvl w:ilvl="8" w:tentative="0">
       <w:start w:val="1"/>
       <w:numFmt w:val="decimal"/>
-      <w:pStyle w:val="Heading9"/>
+      <w:pStyle w:val="10"/>
       <w:lvlText w:val="%1.%2.%3.%4.%5.%6.%7.%8.%9."/>
       <w:lvlJc w:val="left"/>
       <w:pPr>
@@ -7072,7 +6874,7 @@
     <w:nsid w:val="28EA26EF"/>
     <w:multiLevelType w:val="singleLevel"/>
     <w:tmpl w:val="28EA26EF"/>
-    <w:lvl w:ilvl="0">
+    <w:lvl w:ilvl="0" w:tentative="0">
       <w:start w:val="1"/>
       <w:numFmt w:val="decimal"/>
       <w:lvlText w:val="%1."/>
@@ -7089,7 +6891,7 @@
     <w:nsid w:val="544F09BB"/>
     <w:multiLevelType w:val="singleLevel"/>
     <w:tmpl w:val="544F09BB"/>
-    <w:lvl w:ilvl="0">
+    <w:lvl w:ilvl="0" w:tentative="0">
       <w:start w:val="1"/>
       <w:numFmt w:val="decimal"/>
       <w:lvlText w:val="%1."/>
@@ -7118,267 +6920,269 @@
 </file>
 
 <file path=word/styles.xml><?xml version="1.0" encoding="utf-8"?>
-<w:styles xmlns:mc="http://schemas.openxmlformats.org/markup-compatibility/2006" xmlns:r="http://schemas.openxmlformats.org/officeDocument/2006/relationships" xmlns:w="http://schemas.openxmlformats.org/wordprocessingml/2006/main" xmlns:w14="http://schemas.microsoft.com/office/word/2010/wordml" xmlns:w15="http://schemas.microsoft.com/office/word/2012/wordml" mc:Ignorable="w14 w15">
+<w:styles xmlns:mc="http://schemas.openxmlformats.org/markup-compatibility/2006" xmlns:o="urn:schemas-microsoft-com:office:office" xmlns:r="http://schemas.openxmlformats.org/officeDocument/2006/relationships" xmlns:m="http://schemas.openxmlformats.org/officeDocument/2006/math" xmlns:v="urn:schemas-microsoft-com:vml" xmlns:w="http://schemas.openxmlformats.org/wordprocessingml/2006/main" xmlns:w14="http://schemas.microsoft.com/office/word/2010/wordml" xmlns:w10="urn:schemas-microsoft-com:office:word" xmlns:sl="http://schemas.openxmlformats.org/schemaLibrary/2006/main" xmlns:wpsCustomData="http://www.wps.cn/officeDocument/2013/wpsCustomData" mc:Ignorable="w14">
   <w:docDefaults>
     <w:rPrDefault>
       <w:rPr>
-        <w:rFonts w:ascii="Times New Roman" w:eastAsia="宋体" w:hAnsi="Times New Roman" w:cs="Times New Roman"/>
+        <w:rFonts w:ascii="Times New Roman" w:hAnsi="Times New Roman" w:eastAsia="宋体" w:cs="Times New Roman"/>
       </w:rPr>
     </w:rPrDefault>
     <w:pPrDefault/>
   </w:docDefaults>
-  <w:latentStyles w:defLockedState="0" w:defUIPriority="99" w:defSemiHidden="1" w:defUnhideWhenUsed="1" w:defQFormat="0" w:count="260">
-    <w:lsdException w:name="Normal" w:semiHidden="0" w:uiPriority="0" w:unhideWhenUsed="0" w:qFormat="1"/>
-    <w:lsdException w:name="heading 1" w:semiHidden="0" w:uiPriority="0" w:unhideWhenUsed="0" w:qFormat="1"/>
-    <w:lsdException w:name="heading 2" w:semiHidden="0" w:uiPriority="0" w:qFormat="1"/>
-    <w:lsdException w:name="heading 3" w:uiPriority="0" w:qFormat="1"/>
-    <w:lsdException w:name="heading 4" w:semiHidden="0" w:uiPriority="0" w:qFormat="1"/>
-    <w:lsdException w:name="heading 5" w:uiPriority="0" w:qFormat="1"/>
-    <w:lsdException w:name="heading 6" w:uiPriority="0" w:qFormat="1"/>
-    <w:lsdException w:name="heading 7" w:uiPriority="0" w:qFormat="1"/>
-    <w:lsdException w:name="heading 8" w:uiPriority="0" w:qFormat="1"/>
-    <w:lsdException w:name="heading 9" w:uiPriority="0" w:qFormat="1"/>
-    <w:lsdException w:name="index 1" w:semiHidden="0" w:uiPriority="0" w:unhideWhenUsed="0"/>
-    <w:lsdException w:name="index 2" w:semiHidden="0" w:uiPriority="0" w:unhideWhenUsed="0"/>
-    <w:lsdException w:name="index 3" w:semiHidden="0" w:uiPriority="0" w:unhideWhenUsed="0"/>
-    <w:lsdException w:name="index 4" w:semiHidden="0" w:uiPriority="0" w:unhideWhenUsed="0"/>
-    <w:lsdException w:name="index 5" w:semiHidden="0" w:uiPriority="0" w:unhideWhenUsed="0"/>
-    <w:lsdException w:name="index 6" w:semiHidden="0" w:uiPriority="0" w:unhideWhenUsed="0"/>
-    <w:lsdException w:name="index 7" w:semiHidden="0" w:uiPriority="0" w:unhideWhenUsed="0"/>
-    <w:lsdException w:name="index 8" w:semiHidden="0" w:uiPriority="0" w:unhideWhenUsed="0"/>
-    <w:lsdException w:name="index 9" w:semiHidden="0" w:uiPriority="0" w:unhideWhenUsed="0"/>
-    <w:lsdException w:name="toc 1" w:semiHidden="0" w:uiPriority="0" w:unhideWhenUsed="0" w:qFormat="1"/>
-    <w:lsdException w:name="toc 2" w:semiHidden="0" w:uiPriority="0" w:unhideWhenUsed="0" w:qFormat="1"/>
-    <w:lsdException w:name="toc 3" w:semiHidden="0" w:uiPriority="0" w:unhideWhenUsed="0" w:qFormat="1"/>
-    <w:lsdException w:name="toc 4" w:semiHidden="0" w:uiPriority="0" w:unhideWhenUsed="0"/>
-    <w:lsdException w:name="toc 5" w:semiHidden="0" w:uiPriority="0" w:unhideWhenUsed="0"/>
-    <w:lsdException w:name="toc 6" w:semiHidden="0" w:uiPriority="0" w:unhideWhenUsed="0"/>
-    <w:lsdException w:name="toc 7" w:semiHidden="0" w:uiPriority="0" w:unhideWhenUsed="0"/>
-    <w:lsdException w:name="toc 8" w:semiHidden="0" w:uiPriority="0" w:unhideWhenUsed="0"/>
-    <w:lsdException w:name="toc 9" w:semiHidden="0" w:uiPriority="0" w:unhideWhenUsed="0"/>
-    <w:lsdException w:name="Normal Indent" w:semiHidden="0" w:uiPriority="0" w:unhideWhenUsed="0"/>
-    <w:lsdException w:name="footnote text" w:semiHidden="0" w:uiPriority="0" w:unhideWhenUsed="0"/>
-    <w:lsdException w:name="annotation text" w:semiHidden="0" w:uiPriority="0" w:unhideWhenUsed="0" w:qFormat="1"/>
-    <w:lsdException w:name="header" w:semiHidden="0" w:uiPriority="0" w:unhideWhenUsed="0" w:qFormat="1"/>
-    <w:lsdException w:name="footer" w:semiHidden="0" w:uiPriority="0" w:unhideWhenUsed="0" w:qFormat="1"/>
-    <w:lsdException w:name="index heading" w:semiHidden="0" w:uiPriority="0" w:unhideWhenUsed="0"/>
-    <w:lsdException w:name="caption" w:uiPriority="0" w:qFormat="1"/>
-    <w:lsdException w:name="table of figures" w:semiHidden="0" w:uiPriority="0" w:unhideWhenUsed="0"/>
-    <w:lsdException w:name="envelope address" w:semiHidden="0" w:uiPriority="0" w:unhideWhenUsed="0"/>
-    <w:lsdException w:name="envelope return" w:semiHidden="0" w:uiPriority="0" w:unhideWhenUsed="0"/>
-    <w:lsdException w:name="footnote reference" w:semiHidden="0" w:uiPriority="0" w:unhideWhenUsed="0"/>
-    <w:lsdException w:name="annotation reference" w:semiHidden="0" w:uiPriority="0" w:unhideWhenUsed="0"/>
-    <w:lsdException w:name="line number" w:semiHidden="0" w:uiPriority="0" w:unhideWhenUsed="0"/>
-    <w:lsdException w:name="page number" w:semiHidden="0" w:uiPriority="0" w:unhideWhenUsed="0"/>
-    <w:lsdException w:name="endnote reference" w:semiHidden="0" w:uiPriority="0" w:unhideWhenUsed="0"/>
-    <w:lsdException w:name="endnote text" w:semiHidden="0" w:uiPriority="0" w:unhideWhenUsed="0"/>
-    <w:lsdException w:name="table of authorities" w:semiHidden="0" w:uiPriority="0" w:unhideWhenUsed="0"/>
-    <w:lsdException w:name="macro" w:semiHidden="0" w:uiPriority="0" w:unhideWhenUsed="0"/>
-    <w:lsdException w:name="toa heading" w:semiHidden="0" w:uiPriority="0" w:unhideWhenUsed="0"/>
-    <w:lsdException w:name="List" w:semiHidden="0" w:uiPriority="0" w:unhideWhenUsed="0"/>
-    <w:lsdException w:name="List Bullet" w:semiHidden="0" w:uiPriority="0" w:unhideWhenUsed="0"/>
-    <w:lsdException w:name="List Number" w:semiHidden="0" w:uiPriority="0" w:unhideWhenUsed="0"/>
-    <w:lsdException w:name="List 2" w:semiHidden="0" w:uiPriority="0" w:unhideWhenUsed="0"/>
-    <w:lsdException w:name="List 3" w:semiHidden="0" w:uiPriority="0" w:unhideWhenUsed="0"/>
-    <w:lsdException w:name="List 4" w:semiHidden="0" w:uiPriority="0" w:unhideWhenUsed="0"/>
-    <w:lsdException w:name="List 5" w:semiHidden="0" w:uiPriority="0" w:unhideWhenUsed="0"/>
-    <w:lsdException w:name="List Bullet 2" w:semiHidden="0" w:uiPriority="0" w:unhideWhenUsed="0"/>
-    <w:lsdException w:name="List Bullet 3" w:semiHidden="0" w:uiPriority="0" w:unhideWhenUsed="0"/>
-    <w:lsdException w:name="List Bullet 4" w:semiHidden="0" w:uiPriority="0" w:unhideWhenUsed="0"/>
-    <w:lsdException w:name="List Bullet 5" w:semiHidden="0" w:uiPriority="0" w:unhideWhenUsed="0"/>
-    <w:lsdException w:name="List Number 2" w:semiHidden="0" w:uiPriority="0" w:unhideWhenUsed="0"/>
-    <w:lsdException w:name="List Number 3" w:semiHidden="0" w:uiPriority="0" w:unhideWhenUsed="0"/>
-    <w:lsdException w:name="List Number 4" w:semiHidden="0" w:uiPriority="0" w:unhideWhenUsed="0"/>
-    <w:lsdException w:name="List Number 5" w:semiHidden="0" w:uiPriority="0" w:unhideWhenUsed="0"/>
-    <w:lsdException w:name="Title" w:semiHidden="0" w:uiPriority="0" w:unhideWhenUsed="0" w:qFormat="1"/>
-    <w:lsdException w:name="Closing" w:semiHidden="0" w:uiPriority="0" w:unhideWhenUsed="0"/>
-    <w:lsdException w:name="Signature" w:semiHidden="0" w:uiPriority="0" w:unhideWhenUsed="0"/>
-    <w:lsdException w:name="Default Paragraph Font" w:uiPriority="0" w:unhideWhenUsed="0" w:qFormat="1"/>
-    <w:lsdException w:name="Body Text" w:uiPriority="0" w:unhideWhenUsed="0" w:qFormat="1"/>
-    <w:lsdException w:name="Body Text Indent" w:semiHidden="0" w:uiPriority="0" w:unhideWhenUsed="0"/>
-    <w:lsdException w:name="List Continue" w:semiHidden="0" w:uiPriority="0" w:unhideWhenUsed="0"/>
-    <w:lsdException w:name="List Continue 2" w:semiHidden="0" w:uiPriority="0" w:unhideWhenUsed="0"/>
-    <w:lsdException w:name="List Continue 3" w:semiHidden="0" w:uiPriority="0" w:unhideWhenUsed="0"/>
-    <w:lsdException w:name="List Continue 4" w:semiHidden="0" w:uiPriority="0" w:unhideWhenUsed="0"/>
-    <w:lsdException w:name="List Continue 5" w:semiHidden="0" w:uiPriority="0" w:unhideWhenUsed="0"/>
-    <w:lsdException w:name="Message Header" w:semiHidden="0" w:uiPriority="0" w:unhideWhenUsed="0"/>
-    <w:lsdException w:name="Subtitle" w:semiHidden="0" w:uiPriority="0" w:unhideWhenUsed="0" w:qFormat="1"/>
-    <w:lsdException w:name="Salutation" w:semiHidden="0" w:uiPriority="0" w:unhideWhenUsed="0"/>
-    <w:lsdException w:name="Date" w:semiHidden="0" w:uiPriority="0" w:unhideWhenUsed="0"/>
-    <w:lsdException w:name="Body Text First Indent" w:semiHidden="0" w:uiPriority="0" w:unhideWhenUsed="0"/>
-    <w:lsdException w:name="Body Text First Indent 2" w:semiHidden="0" w:uiPriority="0" w:unhideWhenUsed="0"/>
-    <w:lsdException w:name="Body Text 2" w:semiHidden="0" w:uiPriority="0" w:unhideWhenUsed="0"/>
-    <w:lsdException w:name="Body Text 3" w:semiHidden="0" w:uiPriority="0" w:unhideWhenUsed="0"/>
-    <w:lsdException w:name="Body Text Indent 2" w:semiHidden="0" w:uiPriority="0" w:unhideWhenUsed="0"/>
-    <w:lsdException w:name="Body Text Indent 3" w:semiHidden="0" w:uiPriority="0" w:unhideWhenUsed="0"/>
-    <w:lsdException w:name="Block Text" w:semiHidden="0" w:uiPriority="0" w:unhideWhenUsed="0"/>
-    <w:lsdException w:name="Hyperlink" w:semiHidden="0" w:uiPriority="0" w:unhideWhenUsed="0"/>
-    <w:lsdException w:name="FollowedHyperlink" w:semiHidden="0" w:uiPriority="0" w:unhideWhenUsed="0"/>
-    <w:lsdException w:name="Strong" w:semiHidden="0" w:uiPriority="0" w:unhideWhenUsed="0" w:qFormat="1"/>
-    <w:lsdException w:name="Emphasis" w:semiHidden="0" w:uiPriority="0" w:unhideWhenUsed="0" w:qFormat="1"/>
-    <w:lsdException w:name="Document Map" w:semiHidden="0" w:uiPriority="0" w:unhideWhenUsed="0"/>
-    <w:lsdException w:name="Plain Text" w:semiHidden="0" w:uiPriority="0" w:unhideWhenUsed="0"/>
-    <w:lsdException w:name="E-mail Signature" w:semiHidden="0" w:uiPriority="0" w:unhideWhenUsed="0"/>
-    <w:lsdException w:name="Normal (Web)" w:semiHidden="0" w:uiPriority="0" w:unhideWhenUsed="0" w:qFormat="1"/>
-    <w:lsdException w:name="HTML Acronym" w:semiHidden="0" w:uiPriority="0" w:unhideWhenUsed="0"/>
-    <w:lsdException w:name="HTML Address" w:semiHidden="0" w:uiPriority="0" w:unhideWhenUsed="0"/>
-    <w:lsdException w:name="HTML Cite" w:semiHidden="0" w:uiPriority="0" w:unhideWhenUsed="0"/>
-    <w:lsdException w:name="HTML Code" w:semiHidden="0" w:uiPriority="0" w:unhideWhenUsed="0"/>
-    <w:lsdException w:name="HTML Definition" w:semiHidden="0" w:uiPriority="0" w:unhideWhenUsed="0"/>
-    <w:lsdException w:name="HTML Keyboard" w:semiHidden="0" w:uiPriority="0" w:unhideWhenUsed="0"/>
-    <w:lsdException w:name="HTML Preformatted" w:semiHidden="0" w:uiPriority="0" w:unhideWhenUsed="0"/>
-    <w:lsdException w:name="HTML Sample" w:semiHidden="0" w:uiPriority="0" w:unhideWhenUsed="0"/>
-    <w:lsdException w:name="HTML Typewriter" w:semiHidden="0" w:uiPriority="0" w:unhideWhenUsed="0"/>
-    <w:lsdException w:name="HTML Variable" w:semiHidden="0" w:uiPriority="0" w:unhideWhenUsed="0"/>
-    <w:lsdException w:name="Normal Table" w:uiPriority="0" w:unhideWhenUsed="0" w:qFormat="1"/>
-    <w:lsdException w:name="annotation subject" w:semiHidden="0" w:uiPriority="0" w:unhideWhenUsed="0"/>
-    <w:lsdException w:name="Table Simple 1" w:semiHidden="0" w:uiPriority="0" w:unhideWhenUsed="0"/>
-    <w:lsdException w:name="Table Simple 2" w:semiHidden="0" w:uiPriority="0" w:unhideWhenUsed="0"/>
-    <w:lsdException w:name="Table Simple 3" w:semiHidden="0" w:uiPriority="0" w:unhideWhenUsed="0"/>
-    <w:lsdException w:name="Table Classic 1" w:semiHidden="0" w:uiPriority="0" w:unhideWhenUsed="0"/>
-    <w:lsdException w:name="Table Classic 2" w:semiHidden="0" w:uiPriority="0" w:unhideWhenUsed="0"/>
-    <w:lsdException w:name="Table Classic 3" w:semiHidden="0" w:uiPriority="0" w:unhideWhenUsed="0"/>
-    <w:lsdException w:name="Table Classic 4" w:semiHidden="0" w:uiPriority="0" w:unhideWhenUsed="0"/>
-    <w:lsdException w:name="Table Colorful 1" w:semiHidden="0" w:uiPriority="0" w:unhideWhenUsed="0"/>
-    <w:lsdException w:name="Table Colorful 2" w:semiHidden="0" w:uiPriority="0" w:unhideWhenUsed="0"/>
-    <w:lsdException w:name="Table Colorful 3" w:semiHidden="0" w:uiPriority="0" w:unhideWhenUsed="0"/>
-    <w:lsdException w:name="Table Columns 1" w:semiHidden="0" w:uiPriority="0" w:unhideWhenUsed="0"/>
-    <w:lsdException w:name="Table Columns 2" w:semiHidden="0" w:uiPriority="0" w:unhideWhenUsed="0"/>
-    <w:lsdException w:name="Table Columns 3" w:semiHidden="0" w:uiPriority="0" w:unhideWhenUsed="0"/>
-    <w:lsdException w:name="Table Columns 4" w:semiHidden="0" w:uiPriority="0" w:unhideWhenUsed="0"/>
-    <w:lsdException w:name="Table Columns 5" w:semiHidden="0" w:uiPriority="0" w:unhideWhenUsed="0"/>
-    <w:lsdException w:name="Table Grid 1" w:semiHidden="0" w:uiPriority="0" w:unhideWhenUsed="0"/>
-    <w:lsdException w:name="Table Grid 2" w:semiHidden="0" w:uiPriority="0" w:unhideWhenUsed="0"/>
-    <w:lsdException w:name="Table Grid 3" w:semiHidden="0" w:uiPriority="0" w:unhideWhenUsed="0"/>
-    <w:lsdException w:name="Table Grid 4" w:semiHidden="0" w:uiPriority="0" w:unhideWhenUsed="0"/>
-    <w:lsdException w:name="Table Grid 5" w:semiHidden="0" w:uiPriority="0" w:unhideWhenUsed="0"/>
-    <w:lsdException w:name="Table Grid 6" w:semiHidden="0" w:uiPriority="0" w:unhideWhenUsed="0"/>
-    <w:lsdException w:name="Table Grid 7" w:semiHidden="0" w:uiPriority="0" w:unhideWhenUsed="0"/>
-    <w:lsdException w:name="Table Grid 8" w:semiHidden="0" w:uiPriority="0" w:unhideWhenUsed="0"/>
-    <w:lsdException w:name="Table List 1" w:semiHidden="0" w:uiPriority="0" w:unhideWhenUsed="0"/>
-    <w:lsdException w:name="Table List 2" w:semiHidden="0" w:uiPriority="0" w:unhideWhenUsed="0"/>
-    <w:lsdException w:name="Table List 3" w:semiHidden="0" w:uiPriority="0" w:unhideWhenUsed="0"/>
-    <w:lsdException w:name="Table List 4" w:semiHidden="0" w:uiPriority="0" w:unhideWhenUsed="0"/>
-    <w:lsdException w:name="Table List 5" w:semiHidden="0" w:uiPriority="0" w:unhideWhenUsed="0"/>
-    <w:lsdException w:name="Table List 6" w:semiHidden="0" w:uiPriority="0" w:unhideWhenUsed="0"/>
-    <w:lsdException w:name="Table List 7" w:semiHidden="0" w:uiPriority="0" w:unhideWhenUsed="0"/>
-    <w:lsdException w:name="Table List 8" w:semiHidden="0" w:uiPriority="0" w:unhideWhenUsed="0"/>
-    <w:lsdException w:name="Table 3D effects 1" w:semiHidden="0" w:uiPriority="0" w:unhideWhenUsed="0"/>
-    <w:lsdException w:name="Table 3D effects 2" w:semiHidden="0" w:uiPriority="0" w:unhideWhenUsed="0"/>
-    <w:lsdException w:name="Table 3D effects 3" w:semiHidden="0" w:uiPriority="0" w:unhideWhenUsed="0"/>
-    <w:lsdException w:name="Table Contemporary" w:semiHidden="0" w:uiPriority="0" w:unhideWhenUsed="0"/>
-    <w:lsdException w:name="Table Elegant" w:semiHidden="0" w:uiPriority="0" w:unhideWhenUsed="0"/>
-    <w:lsdException w:name="Table Professional" w:semiHidden="0" w:uiPriority="0" w:unhideWhenUsed="0"/>
-    <w:lsdException w:name="Table Subtle 1" w:semiHidden="0" w:uiPriority="0" w:unhideWhenUsed="0"/>
-    <w:lsdException w:name="Table Subtle 2" w:semiHidden="0" w:uiPriority="0" w:unhideWhenUsed="0"/>
-    <w:lsdException w:name="Table Web 1" w:semiHidden="0" w:uiPriority="0" w:unhideWhenUsed="0"/>
-    <w:lsdException w:name="Table Web 2" w:semiHidden="0" w:uiPriority="0" w:unhideWhenUsed="0"/>
-    <w:lsdException w:name="Table Web 3" w:semiHidden="0" w:uiPriority="0" w:unhideWhenUsed="0"/>
-    <w:lsdException w:name="Balloon Text" w:semiHidden="0" w:uiPriority="0" w:unhideWhenUsed="0"/>
-    <w:lsdException w:name="Table Grid" w:semiHidden="0" w:uiPriority="0" w:unhideWhenUsed="0" w:qFormat="1"/>
-    <w:lsdException w:name="Table Theme" w:semiHidden="0" w:uiPriority="0" w:unhideWhenUsed="0"/>
-    <w:lsdException w:name="Light Shading" w:semiHidden="0" w:uiPriority="60" w:unhideWhenUsed="0"/>
-    <w:lsdException w:name="Light List" w:semiHidden="0" w:uiPriority="61" w:unhideWhenUsed="0"/>
-    <w:lsdException w:name="Light Grid" w:semiHidden="0" w:uiPriority="62" w:unhideWhenUsed="0"/>
-    <w:lsdException w:name="Medium Shading 1" w:semiHidden="0" w:uiPriority="63" w:unhideWhenUsed="0"/>
-    <w:lsdException w:name="Medium Shading 2" w:semiHidden="0" w:uiPriority="64" w:unhideWhenUsed="0"/>
-    <w:lsdException w:name="Medium List 1" w:semiHidden="0" w:uiPriority="65" w:unhideWhenUsed="0"/>
-    <w:lsdException w:name="Medium List 2" w:semiHidden="0" w:uiPriority="66" w:unhideWhenUsed="0"/>
-    <w:lsdException w:name="Medium Grid 1" w:semiHidden="0" w:uiPriority="67" w:unhideWhenUsed="0"/>
-    <w:lsdException w:name="Medium Grid 2" w:semiHidden="0" w:uiPriority="68" w:unhideWhenUsed="0"/>
-    <w:lsdException w:name="Medium Grid 3" w:semiHidden="0" w:uiPriority="69" w:unhideWhenUsed="0"/>
-    <w:lsdException w:name="Dark List" w:semiHidden="0" w:uiPriority="70" w:unhideWhenUsed="0"/>
-    <w:lsdException w:name="Colorful Shading" w:semiHidden="0" w:uiPriority="71" w:unhideWhenUsed="0"/>
-    <w:lsdException w:name="Colorful List" w:semiHidden="0" w:uiPriority="72" w:unhideWhenUsed="0"/>
-    <w:lsdException w:name="Colorful Grid" w:semiHidden="0" w:uiPriority="73" w:unhideWhenUsed="0"/>
-    <w:lsdException w:name="Light Shading Accent 1" w:semiHidden="0" w:uiPriority="60" w:unhideWhenUsed="0"/>
-    <w:lsdException w:name="Light List Accent 1" w:semiHidden="0" w:uiPriority="61" w:unhideWhenUsed="0"/>
-    <w:lsdException w:name="Light Grid Accent 1" w:semiHidden="0" w:uiPriority="62" w:unhideWhenUsed="0"/>
-    <w:lsdException w:name="Medium Shading 1 Accent 1" w:semiHidden="0" w:uiPriority="63" w:unhideWhenUsed="0"/>
-    <w:lsdException w:name="Medium Shading 2 Accent 1" w:semiHidden="0" w:uiPriority="64" w:unhideWhenUsed="0"/>
-    <w:lsdException w:name="Medium List 1 Accent 1" w:semiHidden="0" w:uiPriority="65" w:unhideWhenUsed="0"/>
-    <w:lsdException w:name="Medium List 2 Accent 1" w:semiHidden="0" w:uiPriority="66" w:unhideWhenUsed="0"/>
-    <w:lsdException w:name="Medium Grid 1 Accent 1" w:semiHidden="0" w:uiPriority="67" w:unhideWhenUsed="0"/>
-    <w:lsdException w:name="Medium Grid 2 Accent 1" w:semiHidden="0" w:uiPriority="68" w:unhideWhenUsed="0"/>
-    <w:lsdException w:name="Medium Grid 3 Accent 1" w:semiHidden="0" w:uiPriority="69" w:unhideWhenUsed="0"/>
-    <w:lsdException w:name="Dark List Accent 1" w:semiHidden="0" w:uiPriority="70" w:unhideWhenUsed="0"/>
-    <w:lsdException w:name="Colorful Shading Accent 1" w:semiHidden="0" w:uiPriority="71" w:unhideWhenUsed="0"/>
-    <w:lsdException w:name="Colorful List Accent 1" w:semiHidden="0" w:uiPriority="72" w:unhideWhenUsed="0"/>
-    <w:lsdException w:name="Colorful Grid Accent 1" w:semiHidden="0" w:uiPriority="73" w:unhideWhenUsed="0"/>
-    <w:lsdException w:name="Light Shading Accent 2" w:semiHidden="0" w:uiPriority="60" w:unhideWhenUsed="0"/>
-    <w:lsdException w:name="Light List Accent 2" w:semiHidden="0" w:uiPriority="61" w:unhideWhenUsed="0"/>
-    <w:lsdException w:name="Light Grid Accent 2" w:semiHidden="0" w:uiPriority="62" w:unhideWhenUsed="0"/>
-    <w:lsdException w:name="Medium Shading 1 Accent 2" w:semiHidden="0" w:uiPriority="63" w:unhideWhenUsed="0"/>
-    <w:lsdException w:name="Medium Shading 2 Accent 2" w:semiHidden="0" w:uiPriority="64" w:unhideWhenUsed="0"/>
-    <w:lsdException w:name="Medium List 1 Accent 2" w:semiHidden="0" w:uiPriority="65" w:unhideWhenUsed="0"/>
-    <w:lsdException w:name="Medium List 2 Accent 2" w:semiHidden="0" w:uiPriority="66" w:unhideWhenUsed="0"/>
-    <w:lsdException w:name="Medium Grid 1 Accent 2" w:semiHidden="0" w:uiPriority="67" w:unhideWhenUsed="0"/>
-    <w:lsdException w:name="Medium Grid 2 Accent 2" w:semiHidden="0" w:uiPriority="68" w:unhideWhenUsed="0"/>
-    <w:lsdException w:name="Medium Grid 3 Accent 2" w:semiHidden="0" w:uiPriority="69" w:unhideWhenUsed="0"/>
-    <w:lsdException w:name="Dark List Accent 2" w:semiHidden="0" w:uiPriority="70" w:unhideWhenUsed="0"/>
-    <w:lsdException w:name="Colorful Shading Accent 2" w:semiHidden="0" w:uiPriority="71" w:unhideWhenUsed="0"/>
-    <w:lsdException w:name="Colorful List Accent 2" w:semiHidden="0" w:uiPriority="72" w:unhideWhenUsed="0"/>
-    <w:lsdException w:name="Colorful Grid Accent 2" w:semiHidden="0" w:uiPriority="73" w:unhideWhenUsed="0"/>
-    <w:lsdException w:name="Light Shading Accent 3" w:semiHidden="0" w:uiPriority="60" w:unhideWhenUsed="0"/>
-    <w:lsdException w:name="Light List Accent 3" w:semiHidden="0" w:uiPriority="61" w:unhideWhenUsed="0"/>
-    <w:lsdException w:name="Light Grid Accent 3" w:semiHidden="0" w:uiPriority="62" w:unhideWhenUsed="0"/>
-    <w:lsdException w:name="Medium Shading 1 Accent 3" w:semiHidden="0" w:uiPriority="63" w:unhideWhenUsed="0"/>
-    <w:lsdException w:name="Medium Shading 2 Accent 3" w:semiHidden="0" w:uiPriority="64" w:unhideWhenUsed="0"/>
-    <w:lsdException w:name="Medium List 1 Accent 3" w:semiHidden="0" w:uiPriority="65" w:unhideWhenUsed="0"/>
-    <w:lsdException w:name="Medium List 2 Accent 3" w:semiHidden="0" w:uiPriority="66" w:unhideWhenUsed="0"/>
-    <w:lsdException w:name="Medium Grid 1 Accent 3" w:semiHidden="0" w:uiPriority="67" w:unhideWhenUsed="0"/>
-    <w:lsdException w:name="Medium Grid 2 Accent 3" w:semiHidden="0" w:uiPriority="68" w:unhideWhenUsed="0"/>
-    <w:lsdException w:name="Medium Grid 3 Accent 3" w:semiHidden="0" w:uiPriority="69" w:unhideWhenUsed="0"/>
-    <w:lsdException w:name="Dark List Accent 3" w:semiHidden="0" w:uiPriority="70" w:unhideWhenUsed="0"/>
-    <w:lsdException w:name="Colorful Shading Accent 3" w:semiHidden="0" w:uiPriority="71" w:unhideWhenUsed="0"/>
-    <w:lsdException w:name="Colorful List Accent 3" w:semiHidden="0" w:uiPriority="72" w:unhideWhenUsed="0"/>
-    <w:lsdException w:name="Colorful Grid Accent 3" w:semiHidden="0" w:uiPriority="73" w:unhideWhenUsed="0"/>
-    <w:lsdException w:name="Light Shading Accent 4" w:semiHidden="0" w:uiPriority="60" w:unhideWhenUsed="0"/>
-    <w:lsdException w:name="Light List Accent 4" w:semiHidden="0" w:uiPriority="61" w:unhideWhenUsed="0"/>
-    <w:lsdException w:name="Light Grid Accent 4" w:semiHidden="0" w:uiPriority="62" w:unhideWhenUsed="0"/>
-    <w:lsdException w:name="Medium Shading 1 Accent 4" w:semiHidden="0" w:uiPriority="63" w:unhideWhenUsed="0"/>
-    <w:lsdException w:name="Medium Shading 2 Accent 4" w:semiHidden="0" w:uiPriority="64" w:unhideWhenUsed="0"/>
-    <w:lsdException w:name="Medium List 1 Accent 4" w:semiHidden="0" w:uiPriority="65" w:unhideWhenUsed="0"/>
-    <w:lsdException w:name="Medium List 2 Accent 4" w:semiHidden="0" w:uiPriority="66" w:unhideWhenUsed="0"/>
-    <w:lsdException w:name="Medium Grid 1 Accent 4" w:semiHidden="0" w:uiPriority="67" w:unhideWhenUsed="0"/>
-    <w:lsdException w:name="Medium Grid 2 Accent 4" w:semiHidden="0" w:uiPriority="68" w:unhideWhenUsed="0"/>
-    <w:lsdException w:name="Medium Grid 3 Accent 4" w:semiHidden="0" w:uiPriority="69" w:unhideWhenUsed="0"/>
-    <w:lsdException w:name="Dark List Accent 4" w:semiHidden="0" w:uiPriority="70" w:unhideWhenUsed="0"/>
-    <w:lsdException w:name="Colorful Shading Accent 4" w:semiHidden="0" w:uiPriority="71" w:unhideWhenUsed="0"/>
-    <w:lsdException w:name="Colorful List Accent 4" w:semiHidden="0" w:uiPriority="72" w:unhideWhenUsed="0"/>
-    <w:lsdException w:name="Colorful Grid Accent 4" w:semiHidden="0" w:uiPriority="73" w:unhideWhenUsed="0"/>
-    <w:lsdException w:name="Light Shading Accent 5" w:semiHidden="0" w:uiPriority="60" w:unhideWhenUsed="0"/>
-    <w:lsdException w:name="Light List Accent 5" w:semiHidden="0" w:uiPriority="61" w:unhideWhenUsed="0"/>
-    <w:lsdException w:name="Light Grid Accent 5" w:semiHidden="0" w:uiPriority="62" w:unhideWhenUsed="0"/>
-    <w:lsdException w:name="Medium Shading 1 Accent 5" w:semiHidden="0" w:uiPriority="63" w:unhideWhenUsed="0"/>
-    <w:lsdException w:name="Medium Shading 2 Accent 5" w:semiHidden="0" w:uiPriority="64" w:unhideWhenUsed="0"/>
-    <w:lsdException w:name="Medium List 1 Accent 5" w:semiHidden="0" w:uiPriority="65" w:unhideWhenUsed="0"/>
-    <w:lsdException w:name="Medium List 2 Accent 5" w:semiHidden="0" w:uiPriority="66" w:unhideWhenUsed="0"/>
-    <w:lsdException w:name="Medium Grid 1 Accent 5" w:semiHidden="0" w:uiPriority="67" w:unhideWhenUsed="0"/>
-    <w:lsdException w:name="Medium Grid 2 Accent 5" w:semiHidden="0" w:uiPriority="68" w:unhideWhenUsed="0"/>
-    <w:lsdException w:name="Medium Grid 3 Accent 5" w:semiHidden="0" w:uiPriority="69" w:unhideWhenUsed="0"/>
-    <w:lsdException w:name="Dark List Accent 5" w:semiHidden="0" w:uiPriority="70" w:unhideWhenUsed="0"/>
-    <w:lsdException w:name="Colorful Shading Accent 5" w:semiHidden="0" w:uiPriority="71" w:unhideWhenUsed="0"/>
-    <w:lsdException w:name="Colorful List Accent 5" w:semiHidden="0" w:uiPriority="72" w:unhideWhenUsed="0"/>
-    <w:lsdException w:name="Colorful Grid Accent 5" w:semiHidden="0" w:uiPriority="73" w:unhideWhenUsed="0"/>
-    <w:lsdException w:name="Light Shading Accent 6" w:semiHidden="0" w:uiPriority="60" w:unhideWhenUsed="0"/>
-    <w:lsdException w:name="Light List Accent 6" w:semiHidden="0" w:uiPriority="61" w:unhideWhenUsed="0"/>
-    <w:lsdException w:name="Light Grid Accent 6" w:semiHidden="0" w:uiPriority="62" w:unhideWhenUsed="0"/>
-    <w:lsdException w:name="Medium Shading 1 Accent 6" w:semiHidden="0" w:uiPriority="63" w:unhideWhenUsed="0"/>
-    <w:lsdException w:name="Medium Shading 2 Accent 6" w:semiHidden="0" w:uiPriority="64" w:unhideWhenUsed="0"/>
-    <w:lsdException w:name="Medium List 1 Accent 6" w:semiHidden="0" w:uiPriority="65" w:unhideWhenUsed="0"/>
-    <w:lsdException w:name="Medium List 2 Accent 6" w:semiHidden="0" w:uiPriority="66" w:unhideWhenUsed="0"/>
-    <w:lsdException w:name="Medium Grid 1 Accent 6" w:semiHidden="0" w:uiPriority="67" w:unhideWhenUsed="0"/>
-    <w:lsdException w:name="Medium Grid 2 Accent 6" w:semiHidden="0" w:uiPriority="68" w:unhideWhenUsed="0"/>
-    <w:lsdException w:name="Medium Grid 3 Accent 6" w:semiHidden="0" w:uiPriority="69" w:unhideWhenUsed="0"/>
-    <w:lsdException w:name="Dark List Accent 6" w:semiHidden="0" w:uiPriority="70" w:unhideWhenUsed="0"/>
-    <w:lsdException w:name="Colorful Shading Accent 6" w:semiHidden="0" w:uiPriority="71" w:unhideWhenUsed="0"/>
-    <w:lsdException w:name="Colorful List Accent 6" w:semiHidden="0" w:uiPriority="72" w:unhideWhenUsed="0"/>
-    <w:lsdException w:name="Colorful Grid Accent 6" w:semiHidden="0" w:uiPriority="73" w:unhideWhenUsed="0"/>
+  <w:latentStyles w:count="260" w:defQFormat="0" w:defUnhideWhenUsed="1" w:defSemiHidden="1" w:defUIPriority="99" w:defLockedState="0">
+    <w:lsdException w:qFormat="1" w:unhideWhenUsed="0" w:uiPriority="0" w:semiHidden="0" w:name="Normal"/>
+    <w:lsdException w:qFormat="1" w:unhideWhenUsed="0" w:uiPriority="0" w:semiHidden="0" w:name="heading 1"/>
+    <w:lsdException w:qFormat="1" w:uiPriority="0" w:semiHidden="0" w:name="heading 2"/>
+    <w:lsdException w:qFormat="1" w:uiPriority="0" w:name="heading 3"/>
+    <w:lsdException w:qFormat="1" w:uiPriority="0" w:semiHidden="0" w:name="heading 4"/>
+    <w:lsdException w:qFormat="1" w:uiPriority="0" w:name="heading 5"/>
+    <w:lsdException w:qFormat="1" w:uiPriority="0" w:name="heading 6"/>
+    <w:lsdException w:qFormat="1" w:uiPriority="0" w:name="heading 7"/>
+    <w:lsdException w:qFormat="1" w:uiPriority="0" w:name="heading 8"/>
+    <w:lsdException w:qFormat="1" w:uiPriority="0" w:name="heading 9"/>
+    <w:lsdException w:unhideWhenUsed="0" w:uiPriority="0" w:semiHidden="0" w:name="index 1"/>
+    <w:lsdException w:unhideWhenUsed="0" w:uiPriority="0" w:semiHidden="0" w:name="index 2"/>
+    <w:lsdException w:unhideWhenUsed="0" w:uiPriority="0" w:semiHidden="0" w:name="index 3"/>
+    <w:lsdException w:unhideWhenUsed="0" w:uiPriority="0" w:semiHidden="0" w:name="index 4"/>
+    <w:lsdException w:unhideWhenUsed="0" w:uiPriority="0" w:semiHidden="0" w:name="index 5"/>
+    <w:lsdException w:unhideWhenUsed="0" w:uiPriority="0" w:semiHidden="0" w:name="index 6"/>
+    <w:lsdException w:unhideWhenUsed="0" w:uiPriority="0" w:semiHidden="0" w:name="index 7"/>
+    <w:lsdException w:unhideWhenUsed="0" w:uiPriority="0" w:semiHidden="0" w:name="index 8"/>
+    <w:lsdException w:unhideWhenUsed="0" w:uiPriority="0" w:semiHidden="0" w:name="index 9"/>
+    <w:lsdException w:qFormat="1" w:unhideWhenUsed="0" w:uiPriority="0" w:semiHidden="0" w:name="toc 1"/>
+    <w:lsdException w:qFormat="1" w:unhideWhenUsed="0" w:uiPriority="0" w:semiHidden="0" w:name="toc 2"/>
+    <w:lsdException w:qFormat="1" w:unhideWhenUsed="0" w:uiPriority="0" w:semiHidden="0" w:name="toc 3"/>
+    <w:lsdException w:unhideWhenUsed="0" w:uiPriority="0" w:semiHidden="0" w:name="toc 4"/>
+    <w:lsdException w:unhideWhenUsed="0" w:uiPriority="0" w:semiHidden="0" w:name="toc 5"/>
+    <w:lsdException w:unhideWhenUsed="0" w:uiPriority="0" w:semiHidden="0" w:name="toc 6"/>
+    <w:lsdException w:unhideWhenUsed="0" w:uiPriority="0" w:semiHidden="0" w:name="toc 7"/>
+    <w:lsdException w:unhideWhenUsed="0" w:uiPriority="0" w:semiHidden="0" w:name="toc 8"/>
+    <w:lsdException w:unhideWhenUsed="0" w:uiPriority="0" w:semiHidden="0" w:name="toc 9"/>
+    <w:lsdException w:unhideWhenUsed="0" w:uiPriority="0" w:semiHidden="0" w:name="Normal Indent"/>
+    <w:lsdException w:unhideWhenUsed="0" w:uiPriority="0" w:semiHidden="0" w:name="footnote text"/>
+    <w:lsdException w:qFormat="1" w:unhideWhenUsed="0" w:uiPriority="0" w:semiHidden="0" w:name="annotation text"/>
+    <w:lsdException w:qFormat="1" w:unhideWhenUsed="0" w:uiPriority="0" w:semiHidden="0" w:name="header"/>
+    <w:lsdException w:qFormat="1" w:unhideWhenUsed="0" w:uiPriority="0" w:semiHidden="0" w:name="footer"/>
+    <w:lsdException w:unhideWhenUsed="0" w:uiPriority="0" w:semiHidden="0" w:name="index heading"/>
+    <w:lsdException w:qFormat="1" w:uiPriority="0" w:name="caption"/>
+    <w:lsdException w:unhideWhenUsed="0" w:uiPriority="0" w:semiHidden="0" w:name="table of figures"/>
+    <w:lsdException w:unhideWhenUsed="0" w:uiPriority="0" w:semiHidden="0" w:name="envelope address"/>
+    <w:lsdException w:unhideWhenUsed="0" w:uiPriority="0" w:semiHidden="0" w:name="envelope return"/>
+    <w:lsdException w:unhideWhenUsed="0" w:uiPriority="0" w:semiHidden="0" w:name="footnote reference"/>
+    <w:lsdException w:unhideWhenUsed="0" w:uiPriority="0" w:semiHidden="0" w:name="annotation reference"/>
+    <w:lsdException w:unhideWhenUsed="0" w:uiPriority="0" w:semiHidden="0" w:name="line number"/>
+    <w:lsdException w:unhideWhenUsed="0" w:uiPriority="0" w:semiHidden="0" w:name="page number"/>
+    <w:lsdException w:unhideWhenUsed="0" w:uiPriority="0" w:semiHidden="0" w:name="endnote reference"/>
+    <w:lsdException w:unhideWhenUsed="0" w:uiPriority="0" w:semiHidden="0" w:name="endnote text"/>
+    <w:lsdException w:unhideWhenUsed="0" w:uiPriority="0" w:semiHidden="0" w:name="table of authorities"/>
+    <w:lsdException w:unhideWhenUsed="0" w:uiPriority="0" w:semiHidden="0" w:name="macro"/>
+    <w:lsdException w:unhideWhenUsed="0" w:uiPriority="0" w:semiHidden="0" w:name="toa heading"/>
+    <w:lsdException w:unhideWhenUsed="0" w:uiPriority="0" w:semiHidden="0" w:name="List"/>
+    <w:lsdException w:unhideWhenUsed="0" w:uiPriority="0" w:semiHidden="0" w:name="List Bullet"/>
+    <w:lsdException w:unhideWhenUsed="0" w:uiPriority="0" w:semiHidden="0" w:name="List Number"/>
+    <w:lsdException w:unhideWhenUsed="0" w:uiPriority="0" w:semiHidden="0" w:name="List 2"/>
+    <w:lsdException w:unhideWhenUsed="0" w:uiPriority="0" w:semiHidden="0" w:name="List 3"/>
+    <w:lsdException w:unhideWhenUsed="0" w:uiPriority="0" w:semiHidden="0" w:name="List 4"/>
+    <w:lsdException w:unhideWhenUsed="0" w:uiPriority="0" w:semiHidden="0" w:name="List 5"/>
+    <w:lsdException w:unhideWhenUsed="0" w:uiPriority="0" w:semiHidden="0" w:name="List Bullet 2"/>
+    <w:lsdException w:unhideWhenUsed="0" w:uiPriority="0" w:semiHidden="0" w:name="List Bullet 3"/>
+    <w:lsdException w:unhideWhenUsed="0" w:uiPriority="0" w:semiHidden="0" w:name="List Bullet 4"/>
+    <w:lsdException w:unhideWhenUsed="0" w:uiPriority="0" w:semiHidden="0" w:name="List Bullet 5"/>
+    <w:lsdException w:unhideWhenUsed="0" w:uiPriority="0" w:semiHidden="0" w:name="List Number 2"/>
+    <w:lsdException w:unhideWhenUsed="0" w:uiPriority="0" w:semiHidden="0" w:name="List Number 3"/>
+    <w:lsdException w:unhideWhenUsed="0" w:uiPriority="0" w:semiHidden="0" w:name="List Number 4"/>
+    <w:lsdException w:unhideWhenUsed="0" w:uiPriority="0" w:semiHidden="0" w:name="List Number 5"/>
+    <w:lsdException w:qFormat="1" w:unhideWhenUsed="0" w:uiPriority="0" w:semiHidden="0" w:name="Title"/>
+    <w:lsdException w:unhideWhenUsed="0" w:uiPriority="0" w:semiHidden="0" w:name="Closing"/>
+    <w:lsdException w:unhideWhenUsed="0" w:uiPriority="0" w:semiHidden="0" w:name="Signature"/>
+    <w:lsdException w:qFormat="1" w:unhideWhenUsed="0" w:uiPriority="0" w:name="Default Paragraph Font"/>
+    <w:lsdException w:qFormat="1" w:unhideWhenUsed="0" w:uiPriority="0" w:name="Body Text"/>
+    <w:lsdException w:unhideWhenUsed="0" w:uiPriority="0" w:semiHidden="0" w:name="Body Text Indent"/>
+    <w:lsdException w:unhideWhenUsed="0" w:uiPriority="0" w:semiHidden="0" w:name="List Continue"/>
+    <w:lsdException w:unhideWhenUsed="0" w:uiPriority="0" w:semiHidden="0" w:name="List Continue 2"/>
+    <w:lsdException w:unhideWhenUsed="0" w:uiPriority="0" w:semiHidden="0" w:name="List Continue 3"/>
+    <w:lsdException w:unhideWhenUsed="0" w:uiPriority="0" w:semiHidden="0" w:name="List Continue 4"/>
+    <w:lsdException w:unhideWhenUsed="0" w:uiPriority="0" w:semiHidden="0" w:name="List Continue 5"/>
+    <w:lsdException w:unhideWhenUsed="0" w:uiPriority="0" w:semiHidden="0" w:name="Message Header"/>
+    <w:lsdException w:qFormat="1" w:unhideWhenUsed="0" w:uiPriority="0" w:semiHidden="0" w:name="Subtitle"/>
+    <w:lsdException w:unhideWhenUsed="0" w:uiPriority="0" w:semiHidden="0" w:name="Salutation"/>
+    <w:lsdException w:unhideWhenUsed="0" w:uiPriority="0" w:semiHidden="0" w:name="Date"/>
+    <w:lsdException w:unhideWhenUsed="0" w:uiPriority="0" w:semiHidden="0" w:name="Body Text First Indent"/>
+    <w:lsdException w:unhideWhenUsed="0" w:uiPriority="0" w:semiHidden="0" w:name="Body Text First Indent 2"/>
+    <w:lsdException w:uiPriority="99" w:name="Note Heading"/>
+    <w:lsdException w:unhideWhenUsed="0" w:uiPriority="0" w:semiHidden="0" w:name="Body Text 2"/>
+    <w:lsdException w:unhideWhenUsed="0" w:uiPriority="0" w:semiHidden="0" w:name="Body Text 3"/>
+    <w:lsdException w:unhideWhenUsed="0" w:uiPriority="0" w:semiHidden="0" w:name="Body Text Indent 2"/>
+    <w:lsdException w:unhideWhenUsed="0" w:uiPriority="0" w:semiHidden="0" w:name="Body Text Indent 3"/>
+    <w:lsdException w:unhideWhenUsed="0" w:uiPriority="0" w:semiHidden="0" w:name="Block Text"/>
+    <w:lsdException w:unhideWhenUsed="0" w:uiPriority="0" w:semiHidden="0" w:name="Hyperlink"/>
+    <w:lsdException w:unhideWhenUsed="0" w:uiPriority="0" w:semiHidden="0" w:name="FollowedHyperlink"/>
+    <w:lsdException w:qFormat="1" w:unhideWhenUsed="0" w:uiPriority="0" w:semiHidden="0" w:name="Strong"/>
+    <w:lsdException w:qFormat="1" w:unhideWhenUsed="0" w:uiPriority="0" w:semiHidden="0" w:name="Emphasis"/>
+    <w:lsdException w:unhideWhenUsed="0" w:uiPriority="0" w:semiHidden="0" w:name="Document Map"/>
+    <w:lsdException w:unhideWhenUsed="0" w:uiPriority="0" w:semiHidden="0" w:name="Plain Text"/>
+    <w:lsdException w:unhideWhenUsed="0" w:uiPriority="0" w:semiHidden="0" w:name="E-mail Signature"/>
+    <w:lsdException w:qFormat="1" w:unhideWhenUsed="0" w:uiPriority="0" w:semiHidden="0" w:name="Normal (Web)"/>
+    <w:lsdException w:unhideWhenUsed="0" w:uiPriority="0" w:semiHidden="0" w:name="HTML Acronym"/>
+    <w:lsdException w:unhideWhenUsed="0" w:uiPriority="0" w:semiHidden="0" w:name="HTML Address"/>
+    <w:lsdException w:unhideWhenUsed="0" w:uiPriority="0" w:semiHidden="0" w:name="HTML Cite"/>
+    <w:lsdException w:unhideWhenUsed="0" w:uiPriority="0" w:semiHidden="0" w:name="HTML Code"/>
+    <w:lsdException w:unhideWhenUsed="0" w:uiPriority="0" w:semiHidden="0" w:name="HTML Definition"/>
+    <w:lsdException w:unhideWhenUsed="0" w:uiPriority="0" w:semiHidden="0" w:name="HTML Keyboard"/>
+    <w:lsdException w:unhideWhenUsed="0" w:uiPriority="0" w:semiHidden="0" w:name="HTML Preformatted"/>
+    <w:lsdException w:unhideWhenUsed="0" w:uiPriority="0" w:semiHidden="0" w:name="HTML Sample"/>
+    <w:lsdException w:unhideWhenUsed="0" w:uiPriority="0" w:semiHidden="0" w:name="HTML Typewriter"/>
+    <w:lsdException w:unhideWhenUsed="0" w:uiPriority="0" w:semiHidden="0" w:name="HTML Variable"/>
+    <w:lsdException w:qFormat="1" w:unhideWhenUsed="0" w:uiPriority="0" w:name="Normal Table"/>
+    <w:lsdException w:unhideWhenUsed="0" w:uiPriority="0" w:semiHidden="0" w:name="annotation subject"/>
+    <w:lsdException w:unhideWhenUsed="0" w:uiPriority="0" w:semiHidden="0" w:name="Table Simple 1"/>
+    <w:lsdException w:unhideWhenUsed="0" w:uiPriority="0" w:semiHidden="0" w:name="Table Simple 2"/>
+    <w:lsdException w:unhideWhenUsed="0" w:uiPriority="0" w:semiHidden="0" w:name="Table Simple 3"/>
+    <w:lsdException w:unhideWhenUsed="0" w:uiPriority="0" w:semiHidden="0" w:name="Table Classic 1"/>
+    <w:lsdException w:unhideWhenUsed="0" w:uiPriority="0" w:semiHidden="0" w:name="Table Classic 2"/>
+    <w:lsdException w:unhideWhenUsed="0" w:uiPriority="0" w:semiHidden="0" w:name="Table Classic 3"/>
+    <w:lsdException w:unhideWhenUsed="0" w:uiPriority="0" w:semiHidden="0" w:name="Table Classic 4"/>
+    <w:lsdException w:unhideWhenUsed="0" w:uiPriority="0" w:semiHidden="0" w:name="Table Colorful 1"/>
+    <w:lsdException w:unhideWhenUsed="0" w:uiPriority="0" w:semiHidden="0" w:name="Table Colorful 2"/>
+    <w:lsdException w:unhideWhenUsed="0" w:uiPriority="0" w:semiHidden="0" w:name="Table Colorful 3"/>
+    <w:lsdException w:unhideWhenUsed="0" w:uiPriority="0" w:semiHidden="0" w:name="Table Columns 1"/>
+    <w:lsdException w:unhideWhenUsed="0" w:uiPriority="0" w:semiHidden="0" w:name="Table Columns 2"/>
+    <w:lsdException w:unhideWhenUsed="0" w:uiPriority="0" w:semiHidden="0" w:name="Table Columns 3"/>
+    <w:lsdException w:unhideWhenUsed="0" w:uiPriority="0" w:semiHidden="0" w:name="Table Columns 4"/>
+    <w:lsdException w:unhideWhenUsed="0" w:uiPriority="0" w:semiHidden="0" w:name="Table Columns 5"/>
+    <w:lsdException w:unhideWhenUsed="0" w:uiPriority="0" w:semiHidden="0" w:name="Table Grid 1"/>
+    <w:lsdException w:unhideWhenUsed="0" w:uiPriority="0" w:semiHidden="0" w:name="Table Grid 2"/>
+    <w:lsdException w:unhideWhenUsed="0" w:uiPriority="0" w:semiHidden="0" w:name="Table Grid 3"/>
+    <w:lsdException w:unhideWhenUsed="0" w:uiPriority="0" w:semiHidden="0" w:name="Table Grid 4"/>
+    <w:lsdException w:unhideWhenUsed="0" w:uiPriority="0" w:semiHidden="0" w:name="Table Grid 5"/>
+    <w:lsdException w:unhideWhenUsed="0" w:uiPriority="0" w:semiHidden="0" w:name="Table Grid 6"/>
+    <w:lsdException w:unhideWhenUsed="0" w:uiPriority="0" w:semiHidden="0" w:name="Table Grid 7"/>
+    <w:lsdException w:unhideWhenUsed="0" w:uiPriority="0" w:semiHidden="0" w:name="Table Grid 8"/>
+    <w:lsdException w:unhideWhenUsed="0" w:uiPriority="0" w:semiHidden="0" w:name="Table List 1"/>
+    <w:lsdException w:unhideWhenUsed="0" w:uiPriority="0" w:semiHidden="0" w:name="Table List 2"/>
+    <w:lsdException w:unhideWhenUsed="0" w:uiPriority="0" w:semiHidden="0" w:name="Table List 3"/>
+    <w:lsdException w:unhideWhenUsed="0" w:uiPriority="0" w:semiHidden="0" w:name="Table List 4"/>
+    <w:lsdException w:unhideWhenUsed="0" w:uiPriority="0" w:semiHidden="0" w:name="Table List 5"/>
+    <w:lsdException w:unhideWhenUsed="0" w:uiPriority="0" w:semiHidden="0" w:name="Table List 6"/>
+    <w:lsdException w:unhideWhenUsed="0" w:uiPriority="0" w:semiHidden="0" w:name="Table List 7"/>
+    <w:lsdException w:unhideWhenUsed="0" w:uiPriority="0" w:semiHidden="0" w:name="Table List 8"/>
+    <w:lsdException w:unhideWhenUsed="0" w:uiPriority="0" w:semiHidden="0" w:name="Table 3D effects 1"/>
+    <w:lsdException w:unhideWhenUsed="0" w:uiPriority="0" w:semiHidden="0" w:name="Table 3D effects 2"/>
+    <w:lsdException w:unhideWhenUsed="0" w:uiPriority="0" w:semiHidden="0" w:name="Table 3D effects 3"/>
+    <w:lsdException w:unhideWhenUsed="0" w:uiPriority="0" w:semiHidden="0" w:name="Table Contemporary"/>
+    <w:lsdException w:unhideWhenUsed="0" w:uiPriority="0" w:semiHidden="0" w:name="Table Elegant"/>
+    <w:lsdException w:unhideWhenUsed="0" w:uiPriority="0" w:semiHidden="0" w:name="Table Professional"/>
+    <w:lsdException w:unhideWhenUsed="0" w:uiPriority="0" w:semiHidden="0" w:name="Table Subtle 1"/>
+    <w:lsdException w:unhideWhenUsed="0" w:uiPriority="0" w:semiHidden="0" w:name="Table Subtle 2"/>
+    <w:lsdException w:unhideWhenUsed="0" w:uiPriority="0" w:semiHidden="0" w:name="Table Web 1"/>
+    <w:lsdException w:unhideWhenUsed="0" w:uiPriority="0" w:semiHidden="0" w:name="Table Web 2"/>
+    <w:lsdException w:unhideWhenUsed="0" w:uiPriority="0" w:semiHidden="0" w:name="Table Web 3"/>
+    <w:lsdException w:unhideWhenUsed="0" w:uiPriority="0" w:semiHidden="0" w:name="Balloon Text"/>
+    <w:lsdException w:qFormat="1" w:unhideWhenUsed="0" w:uiPriority="0" w:semiHidden="0" w:name="Table Grid"/>
+    <w:lsdException w:unhideWhenUsed="0" w:uiPriority="0" w:semiHidden="0" w:name="Table Theme"/>
+    <w:lsdException w:unhideWhenUsed="0" w:uiPriority="60" w:semiHidden="0" w:name="Light Shading"/>
+    <w:lsdException w:unhideWhenUsed="0" w:uiPriority="61" w:semiHidden="0" w:name="Light List"/>
+    <w:lsdException w:unhideWhenUsed="0" w:uiPriority="62" w:semiHidden="0" w:name="Light Grid"/>
+    <w:lsdException w:unhideWhenUsed="0" w:uiPriority="63" w:semiHidden="0" w:name="Medium Shading 1"/>
+    <w:lsdException w:unhideWhenUsed="0" w:uiPriority="64" w:semiHidden="0" w:name="Medium Shading 2"/>
+    <w:lsdException w:unhideWhenUsed="0" w:uiPriority="65" w:semiHidden="0" w:name="Medium List 1"/>
+    <w:lsdException w:unhideWhenUsed="0" w:uiPriority="66" w:semiHidden="0" w:name="Medium List 2"/>
+    <w:lsdException w:unhideWhenUsed="0" w:uiPriority="67" w:semiHidden="0" w:name="Medium Grid 1"/>
+    <w:lsdException w:unhideWhenUsed="0" w:uiPriority="68" w:semiHidden="0" w:name="Medium Grid 2"/>
+    <w:lsdException w:unhideWhenUsed="0" w:uiPriority="69" w:semiHidden="0" w:name="Medium Grid 3"/>
+    <w:lsdException w:unhideWhenUsed="0" w:uiPriority="70" w:semiHidden="0" w:name="Dark List"/>
+    <w:lsdException w:unhideWhenUsed="0" w:uiPriority="71" w:semiHidden="0" w:name="Colorful Shading"/>
+    <w:lsdException w:unhideWhenUsed="0" w:uiPriority="72" w:semiHidden="0" w:name="Colorful List"/>
+    <w:lsdException w:unhideWhenUsed="0" w:uiPriority="73" w:semiHidden="0" w:name="Colorful Grid"/>
+    <w:lsdException w:unhideWhenUsed="0" w:uiPriority="60" w:semiHidden="0" w:name="Light Shading Accent 1"/>
+    <w:lsdException w:unhideWhenUsed="0" w:uiPriority="61" w:semiHidden="0" w:name="Light List Accent 1"/>
+    <w:lsdException w:unhideWhenUsed="0" w:uiPriority="62" w:semiHidden="0" w:name="Light Grid Accent 1"/>
+    <w:lsdException w:unhideWhenUsed="0" w:uiPriority="63" w:semiHidden="0" w:name="Medium Shading 1 Accent 1"/>
+    <w:lsdException w:unhideWhenUsed="0" w:uiPriority="64" w:semiHidden="0" w:name="Medium Shading 2 Accent 1"/>
+    <w:lsdException w:unhideWhenUsed="0" w:uiPriority="65" w:semiHidden="0" w:name="Medium List 1 Accent 1"/>
+    <w:lsdException w:unhideWhenUsed="0" w:uiPriority="66" w:semiHidden="0" w:name="Medium List 2 Accent 1"/>
+    <w:lsdException w:unhideWhenUsed="0" w:uiPriority="67" w:semiHidden="0" w:name="Medium Grid 1 Accent 1"/>
+    <w:lsdException w:unhideWhenUsed="0" w:uiPriority="68" w:semiHidden="0" w:name="Medium Grid 2 Accent 1"/>
+    <w:lsdException w:unhideWhenUsed="0" w:uiPriority="69" w:semiHidden="0" w:name="Medium Grid 3 Accent 1"/>
+    <w:lsdException w:unhideWhenUsed="0" w:uiPriority="70" w:semiHidden="0" w:name="Dark List Accent 1"/>
+    <w:lsdException w:unhideWhenUsed="0" w:uiPriority="71" w:semiHidden="0" w:name="Colorful Shading Accent 1"/>
+    <w:lsdException w:unhideWhenUsed="0" w:uiPriority="72" w:semiHidden="0" w:name="Colorful List Accent 1"/>
+    <w:lsdException w:unhideWhenUsed="0" w:uiPriority="73" w:semiHidden="0" w:name="Colorful Grid Accent 1"/>
+    <w:lsdException w:unhideWhenUsed="0" w:uiPriority="60" w:semiHidden="0" w:name="Light Shading Accent 2"/>
+    <w:lsdException w:unhideWhenUsed="0" w:uiPriority="61" w:semiHidden="0" w:name="Light List Accent 2"/>
+    <w:lsdException w:unhideWhenUsed="0" w:uiPriority="62" w:semiHidden="0" w:name="Light Grid Accent 2"/>
+    <w:lsdException w:unhideWhenUsed="0" w:uiPriority="63" w:semiHidden="0" w:name="Medium Shading 1 Accent 2"/>
+    <w:lsdException w:unhideWhenUsed="0" w:uiPriority="64" w:semiHidden="0" w:name="Medium Shading 2 Accent 2"/>
+    <w:lsdException w:unhideWhenUsed="0" w:uiPriority="65" w:semiHidden="0" w:name="Medium List 1 Accent 2"/>
+    <w:lsdException w:unhideWhenUsed="0" w:uiPriority="66" w:semiHidden="0" w:name="Medium List 2 Accent 2"/>
+    <w:lsdException w:unhideWhenUsed="0" w:uiPriority="67" w:semiHidden="0" w:name="Medium Grid 1 Accent 2"/>
+    <w:lsdException w:unhideWhenUsed="0" w:uiPriority="68" w:semiHidden="0" w:name="Medium Grid 2 Accent 2"/>
+    <w:lsdException w:unhideWhenUsed="0" w:uiPriority="69" w:semiHidden="0" w:name="Medium Grid 3 Accent 2"/>
+    <w:lsdException w:unhideWhenUsed="0" w:uiPriority="70" w:semiHidden="0" w:name="Dark List Accent 2"/>
+    <w:lsdException w:unhideWhenUsed="0" w:uiPriority="71" w:semiHidden="0" w:name="Colorful Shading Accent 2"/>
+    <w:lsdException w:unhideWhenUsed="0" w:uiPriority="72" w:semiHidden="0" w:name="Colorful List Accent 2"/>
+    <w:lsdException w:unhideWhenUsed="0" w:uiPriority="73" w:semiHidden="0" w:name="Colorful Grid Accent 2"/>
+    <w:lsdException w:unhideWhenUsed="0" w:uiPriority="60" w:semiHidden="0" w:name="Light Shading Accent 3"/>
+    <w:lsdException w:unhideWhenUsed="0" w:uiPriority="61" w:semiHidden="0" w:name="Light List Accent 3"/>
+    <w:lsdException w:unhideWhenUsed="0" w:uiPriority="62" w:semiHidden="0" w:name="Light Grid Accent 3"/>
+    <w:lsdException w:unhideWhenUsed="0" w:uiPriority="63" w:semiHidden="0" w:name="Medium Shading 1 Accent 3"/>
+    <w:lsdException w:unhideWhenUsed="0" w:uiPriority="64" w:semiHidden="0" w:name="Medium Shading 2 Accent 3"/>
+    <w:lsdException w:unhideWhenUsed="0" w:uiPriority="65" w:semiHidden="0" w:name="Medium List 1 Accent 3"/>
+    <w:lsdException w:unhideWhenUsed="0" w:uiPriority="66" w:semiHidden="0" w:name="Medium List 2 Accent 3"/>
+    <w:lsdException w:unhideWhenUsed="0" w:uiPriority="67" w:semiHidden="0" w:name="Medium Grid 1 Accent 3"/>
+    <w:lsdException w:unhideWhenUsed="0" w:uiPriority="68" w:semiHidden="0" w:name="Medium Grid 2 Accent 3"/>
+    <w:lsdException w:unhideWhenUsed="0" w:uiPriority="69" w:semiHidden="0" w:name="Medium Grid 3 Accent 3"/>
+    <w:lsdException w:unhideWhenUsed="0" w:uiPriority="70" w:semiHidden="0" w:name="Dark List Accent 3"/>
+    <w:lsdException w:unhideWhenUsed="0" w:uiPriority="71" w:semiHidden="0" w:name="Colorful Shading Accent 3"/>
+    <w:lsdException w:unhideWhenUsed="0" w:uiPriority="72" w:semiHidden="0" w:name="Colorful List Accent 3"/>
+    <w:lsdException w:unhideWhenUsed="0" w:uiPriority="73" w:semiHidden="0" w:name="Colorful Grid Accent 3"/>
+    <w:lsdException w:unhideWhenUsed="0" w:uiPriority="60" w:semiHidden="0" w:name="Light Shading Accent 4"/>
+    <w:lsdException w:unhideWhenUsed="0" w:uiPriority="61" w:semiHidden="0" w:name="Light List Accent 4"/>
+    <w:lsdException w:unhideWhenUsed="0" w:uiPriority="62" w:semiHidden="0" w:name="Light Grid Accent 4"/>
+    <w:lsdException w:unhideWhenUsed="0" w:uiPriority="63" w:semiHidden="0" w:name="Medium Shading 1 Accent 4"/>
+    <w:lsdException w:unhideWhenUsed="0" w:uiPriority="64" w:semiHidden="0" w:name="Medium Shading 2 Accent 4"/>
+    <w:lsdException w:unhideWhenUsed="0" w:uiPriority="65" w:semiHidden="0" w:name="Medium List 1 Accent 4"/>
+    <w:lsdException w:unhideWhenUsed="0" w:uiPriority="66" w:semiHidden="0" w:name="Medium List 2 Accent 4"/>
+    <w:lsdException w:unhideWhenUsed="0" w:uiPriority="67" w:semiHidden="0" w:name="Medium Grid 1 Accent 4"/>
+    <w:lsdException w:unhideWhenUsed="0" w:uiPriority="68" w:semiHidden="0" w:name="Medium Grid 2 Accent 4"/>
+    <w:lsdException w:unhideWhenUsed="0" w:uiPriority="69" w:semiHidden="0" w:name="Medium Grid 3 Accent 4"/>
+    <w:lsdException w:unhideWhenUsed="0" w:uiPriority="70" w:semiHidden="0" w:name="Dark List Accent 4"/>
+    <w:lsdException w:unhideWhenUsed="0" w:uiPriority="71" w:semiHidden="0" w:name="Colorful Shading Accent 4"/>
+    <w:lsdException w:unhideWhenUsed="0" w:uiPriority="72" w:semiHidden="0" w:name="Colorful List Accent 4"/>
+    <w:lsdException w:unhideWhenUsed="0" w:uiPriority="73" w:semiHidden="0" w:name="Colorful Grid Accent 4"/>
+    <w:lsdException w:unhideWhenUsed="0" w:uiPriority="60" w:semiHidden="0" w:name="Light Shading Accent 5"/>
+    <w:lsdException w:unhideWhenUsed="0" w:uiPriority="61" w:semiHidden="0" w:name="Light List Accent 5"/>
+    <w:lsdException w:unhideWhenUsed="0" w:uiPriority="62" w:semiHidden="0" w:name="Light Grid Accent 5"/>
+    <w:lsdException w:unhideWhenUsed="0" w:uiPriority="63" w:semiHidden="0" w:name="Medium Shading 1 Accent 5"/>
+    <w:lsdException w:unhideWhenUsed="0" w:uiPriority="64" w:semiHidden="0" w:name="Medium Shading 2 Accent 5"/>
+    <w:lsdException w:unhideWhenUsed="0" w:uiPriority="65" w:semiHidden="0" w:name="Medium List 1 Accent 5"/>
+    <w:lsdException w:unhideWhenUsed="0" w:uiPriority="66" w:semiHidden="0" w:name="Medium List 2 Accent 5"/>
+    <w:lsdException w:unhideWhenUsed="0" w:uiPriority="67" w:semiHidden="0" w:name="Medium Grid 1 Accent 5"/>
+    <w:lsdException w:unhideWhenUsed="0" w:uiPriority="68" w:semiHidden="0" w:name="Medium Grid 2 Accent 5"/>
+    <w:lsdException w:unhideWhenUsed="0" w:uiPriority="69" w:semiHidden="0" w:name="Medium Grid 3 Accent 5"/>
+    <w:lsdException w:unhideWhenUsed="0" w:uiPriority="70" w:semiHidden="0" w:name="Dark List Accent 5"/>
+    <w:lsdException w:unhideWhenUsed="0" w:uiPriority="71" w:semiHidden="0" w:name="Colorful Shading Accent 5"/>
+    <w:lsdException w:unhideWhenUsed="0" w:uiPriority="72" w:semiHidden="0" w:name="Colorful List Accent 5"/>
+    <w:lsdException w:unhideWhenUsed="0" w:uiPriority="73" w:semiHidden="0" w:name="Colorful Grid Accent 5"/>
+    <w:lsdException w:unhideWhenUsed="0" w:uiPriority="60" w:semiHidden="0" w:name="Light Shading Accent 6"/>
+    <w:lsdException w:unhideWhenUsed="0" w:uiPriority="61" w:semiHidden="0" w:name="Light List Accent 6"/>
+    <w:lsdException w:unhideWhenUsed="0" w:uiPriority="62" w:semiHidden="0" w:name="Light Grid Accent 6"/>
+    <w:lsdException w:unhideWhenUsed="0" w:uiPriority="63" w:semiHidden="0" w:name="Medium Shading 1 Accent 6"/>
+    <w:lsdException w:unhideWhenUsed="0" w:uiPriority="64" w:semiHidden="0" w:name="Medium Shading 2 Accent 6"/>
+    <w:lsdException w:unhideWhenUsed="0" w:uiPriority="65" w:semiHidden="0" w:name="Medium List 1 Accent 6"/>
+    <w:lsdException w:unhideWhenUsed="0" w:uiPriority="66" w:semiHidden="0" w:name="Medium List 2 Accent 6"/>
+    <w:lsdException w:unhideWhenUsed="0" w:uiPriority="67" w:semiHidden="0" w:name="Medium Grid 1 Accent 6"/>
+    <w:lsdException w:unhideWhenUsed="0" w:uiPriority="68" w:semiHidden="0" w:name="Medium Grid 2 Accent 6"/>
+    <w:lsdException w:unhideWhenUsed="0" w:uiPriority="69" w:semiHidden="0" w:name="Medium Grid 3 Accent 6"/>
+    <w:lsdException w:unhideWhenUsed="0" w:uiPriority="70" w:semiHidden="0" w:name="Dark List Accent 6"/>
+    <w:lsdException w:unhideWhenUsed="0" w:uiPriority="71" w:semiHidden="0" w:name="Colorful Shading Accent 6"/>
+    <w:lsdException w:unhideWhenUsed="0" w:uiPriority="72" w:semiHidden="0" w:name="Colorful List Accent 6"/>
+    <w:lsdException w:unhideWhenUsed="0" w:uiPriority="73" w:semiHidden="0" w:name="Colorful Grid Accent 6"/>
   </w:latentStyles>
-  <w:style w:type="paragraph" w:default="1" w:styleId="Normal">
+  <w:style w:type="paragraph" w:default="1" w:styleId="1">
     <w:name w:val="Normal"/>
     <w:qFormat/>
+    <w:uiPriority w:val="0"/>
     <w:pPr>
       <w:kinsoku w:val="0"/>
       <w:autoSpaceDE w:val="0"/>
@@ -7390,7 +7194,7 @@
       <w:textAlignment w:val="baseline"/>
     </w:pPr>
     <w:rPr>
-      <w:rFonts w:ascii="Arial" w:eastAsia="宋体" w:hAnsi="Arial" w:cs="Arial"/>
+      <w:rFonts w:ascii="Arial" w:hAnsi="Arial" w:eastAsia="宋体" w:cs="Arial"/>
       <w:snapToGrid w:val="0"/>
       <w:color w:val="000000"/>
       <w:kern w:val="0"/>
@@ -7399,11 +7203,12 @@
       <w:lang w:val="en-US" w:eastAsia="en-US" w:bidi="ar-SA"/>
     </w:rPr>
   </w:style>
-  <w:style w:type="paragraph" w:styleId="Heading1">
+  <w:style w:type="paragraph" w:styleId="2">
     <w:name w:val="heading 1"/>
-    <w:basedOn w:val="Normal"/>
-    <w:next w:val="Normal"/>
+    <w:basedOn w:val="1"/>
+    <w:next w:val="1"/>
     <w:qFormat/>
+    <w:uiPriority w:val="0"/>
     <w:pPr>
       <w:keepNext/>
       <w:keepLines/>
@@ -7421,12 +7226,13 @@
       <w:sz w:val="44"/>
     </w:rPr>
   </w:style>
-  <w:style w:type="paragraph" w:styleId="Heading2">
+  <w:style w:type="paragraph" w:styleId="3">
     <w:name w:val="heading 2"/>
-    <w:basedOn w:val="Normal"/>
-    <w:next w:val="Normal"/>
+    <w:basedOn w:val="1"/>
+    <w:next w:val="1"/>
     <w:unhideWhenUsed/>
     <w:qFormat/>
+    <w:uiPriority w:val="0"/>
     <w:pPr>
       <w:keepNext/>
       <w:keepLines/>
@@ -7439,18 +7245,19 @@
       <w:outlineLvl w:val="1"/>
     </w:pPr>
     <w:rPr>
-      <w:rFonts w:ascii="Arial" w:eastAsia="黑体" w:hAnsi="Arial"/>
+      <w:rFonts w:ascii="Arial" w:hAnsi="Arial" w:eastAsia="黑体"/>
       <w:b/>
       <w:sz w:val="32"/>
     </w:rPr>
   </w:style>
-  <w:style w:type="paragraph" w:styleId="Heading3">
+  <w:style w:type="paragraph" w:styleId="4">
     <w:name w:val="heading 3"/>
-    <w:basedOn w:val="Normal"/>
-    <w:next w:val="Normal"/>
+    <w:basedOn w:val="1"/>
+    <w:next w:val="1"/>
     <w:semiHidden/>
     <w:unhideWhenUsed/>
     <w:qFormat/>
+    <w:uiPriority w:val="0"/>
     <w:pPr>
       <w:keepNext/>
       <w:keepLines/>
@@ -7467,12 +7274,13 @@
       <w:sz w:val="32"/>
     </w:rPr>
   </w:style>
-  <w:style w:type="paragraph" w:styleId="Heading4">
+  <w:style w:type="paragraph" w:styleId="5">
     <w:name w:val="heading 4"/>
-    <w:basedOn w:val="Normal"/>
-    <w:next w:val="Normal"/>
+    <w:basedOn w:val="1"/>
+    <w:next w:val="1"/>
     <w:unhideWhenUsed/>
     <w:qFormat/>
+    <w:uiPriority w:val="0"/>
     <w:pPr>
       <w:keepNext/>
       <w:keepLines/>
@@ -7485,18 +7293,19 @@
       <w:outlineLvl w:val="3"/>
     </w:pPr>
     <w:rPr>
-      <w:rFonts w:ascii="Arial" w:eastAsia="黑体" w:hAnsi="Arial"/>
+      <w:rFonts w:ascii="Arial" w:hAnsi="Arial" w:eastAsia="黑体"/>
       <w:b/>
       <w:sz w:val="28"/>
     </w:rPr>
   </w:style>
-  <w:style w:type="paragraph" w:styleId="Heading5">
+  <w:style w:type="paragraph" w:styleId="6">
     <w:name w:val="heading 5"/>
-    <w:basedOn w:val="Normal"/>
-    <w:next w:val="Normal"/>
+    <w:basedOn w:val="1"/>
+    <w:next w:val="1"/>
     <w:semiHidden/>
     <w:unhideWhenUsed/>
     <w:qFormat/>
+    <w:uiPriority w:val="0"/>
     <w:pPr>
       <w:keepNext/>
       <w:keepLines/>
@@ -7513,13 +7322,14 @@
       <w:sz w:val="28"/>
     </w:rPr>
   </w:style>
-  <w:style w:type="paragraph" w:styleId="Heading6">
+  <w:style w:type="paragraph" w:styleId="7">
     <w:name w:val="heading 6"/>
-    <w:basedOn w:val="Normal"/>
-    <w:next w:val="Normal"/>
+    <w:basedOn w:val="1"/>
+    <w:next w:val="1"/>
     <w:semiHidden/>
     <w:unhideWhenUsed/>
     <w:qFormat/>
+    <w:uiPriority w:val="0"/>
     <w:pPr>
       <w:keepNext/>
       <w:keepLines/>
@@ -7532,18 +7342,19 @@
       <w:outlineLvl w:val="5"/>
     </w:pPr>
     <w:rPr>
-      <w:rFonts w:ascii="Arial" w:eastAsia="黑体" w:hAnsi="Arial"/>
+      <w:rFonts w:ascii="Arial" w:hAnsi="Arial" w:eastAsia="黑体"/>
       <w:b/>
       <w:sz w:val="24"/>
     </w:rPr>
   </w:style>
-  <w:style w:type="paragraph" w:styleId="Heading7">
+  <w:style w:type="paragraph" w:styleId="8">
     <w:name w:val="heading 7"/>
-    <w:basedOn w:val="Normal"/>
-    <w:next w:val="Normal"/>
+    <w:basedOn w:val="1"/>
+    <w:next w:val="1"/>
     <w:semiHidden/>
     <w:unhideWhenUsed/>
     <w:qFormat/>
+    <w:uiPriority w:val="0"/>
     <w:pPr>
       <w:keepNext/>
       <w:keepLines/>
@@ -7560,13 +7371,14 @@
       <w:sz w:val="24"/>
     </w:rPr>
   </w:style>
-  <w:style w:type="paragraph" w:styleId="Heading8">
+  <w:style w:type="paragraph" w:styleId="9">
     <w:name w:val="heading 8"/>
-    <w:basedOn w:val="Normal"/>
-    <w:next w:val="Normal"/>
+    <w:basedOn w:val="1"/>
+    <w:next w:val="1"/>
     <w:semiHidden/>
     <w:unhideWhenUsed/>
     <w:qFormat/>
+    <w:uiPriority w:val="0"/>
     <w:pPr>
       <w:keepNext/>
       <w:keepLines/>
@@ -7579,17 +7391,18 @@
       <w:outlineLvl w:val="7"/>
     </w:pPr>
     <w:rPr>
-      <w:rFonts w:ascii="Arial" w:eastAsia="黑体" w:hAnsi="Arial"/>
+      <w:rFonts w:ascii="Arial" w:hAnsi="Arial" w:eastAsia="黑体"/>
       <w:sz w:val="24"/>
     </w:rPr>
   </w:style>
-  <w:style w:type="paragraph" w:styleId="Heading9">
+  <w:style w:type="paragraph" w:styleId="10">
     <w:name w:val="heading 9"/>
-    <w:basedOn w:val="Normal"/>
-    <w:next w:val="Normal"/>
+    <w:basedOn w:val="1"/>
+    <w:next w:val="1"/>
     <w:semiHidden/>
     <w:unhideWhenUsed/>
     <w:qFormat/>
+    <w:uiPriority w:val="0"/>
     <w:pPr>
       <w:keepNext/>
       <w:keepLines/>
@@ -7602,19 +7415,21 @@
       <w:outlineLvl w:val="8"/>
     </w:pPr>
     <w:rPr>
-      <w:rFonts w:ascii="Arial" w:eastAsia="黑体" w:hAnsi="Arial"/>
+      <w:rFonts w:ascii="Arial" w:hAnsi="Arial" w:eastAsia="黑体"/>
       <w:sz w:val="21"/>
     </w:rPr>
   </w:style>
-  <w:style w:type="character" w:default="1" w:styleId="DefaultParagraphFont">
+  <w:style w:type="character" w:default="1" w:styleId="22">
     <w:name w:val="Default Paragraph Font"/>
     <w:semiHidden/>
     <w:qFormat/>
+    <w:uiPriority w:val="0"/>
   </w:style>
-  <w:style w:type="table" w:default="1" w:styleId="TableNormal">
+  <w:style w:type="table" w:default="1" w:styleId="20">
     <w:name w:val="Normal Table"/>
     <w:semiHidden/>
     <w:qFormat/>
+    <w:uiPriority w:val="0"/>
     <w:tblPr>
       <w:tblCellMar>
         <w:top w:w="0" w:type="dxa"/>
@@ -7624,39 +7439,43 @@
       </w:tblCellMar>
     </w:tblPr>
   </w:style>
-  <w:style w:type="paragraph" w:styleId="CommentText">
+  <w:style w:type="paragraph" w:styleId="11">
     <w:name w:val="annotation text"/>
-    <w:basedOn w:val="Normal"/>
+    <w:basedOn w:val="1"/>
     <w:qFormat/>
+    <w:uiPriority w:val="0"/>
     <w:pPr>
       <w:jc w:val="left"/>
     </w:pPr>
   </w:style>
-  <w:style w:type="paragraph" w:styleId="BodyText">
+  <w:style w:type="paragraph" w:styleId="12">
     <w:name w:val="Body Text"/>
-    <w:basedOn w:val="Normal"/>
+    <w:basedOn w:val="1"/>
     <w:semiHidden/>
     <w:qFormat/>
+    <w:uiPriority w:val="0"/>
     <w:rPr>
-      <w:rFonts w:ascii="Arial" w:eastAsia="Arial" w:hAnsi="Arial" w:cs="Arial"/>
+      <w:rFonts w:ascii="Arial" w:hAnsi="Arial" w:eastAsia="Arial" w:cs="Arial"/>
       <w:sz w:val="21"/>
       <w:szCs w:val="21"/>
       <w:lang w:val="en-US" w:eastAsia="en-US" w:bidi="ar-SA"/>
     </w:rPr>
   </w:style>
-  <w:style w:type="paragraph" w:styleId="TOC3">
+  <w:style w:type="paragraph" w:styleId="13">
     <w:name w:val="toc 3"/>
-    <w:basedOn w:val="Normal"/>
-    <w:next w:val="Normal"/>
+    <w:basedOn w:val="1"/>
+    <w:next w:val="1"/>
     <w:qFormat/>
+    <w:uiPriority w:val="0"/>
     <w:pPr>
       <w:ind w:left="840" w:leftChars="400"/>
     </w:pPr>
   </w:style>
-  <w:style w:type="paragraph" w:styleId="Footer">
+  <w:style w:type="paragraph" w:styleId="14">
     <w:name w:val="footer"/>
-    <w:basedOn w:val="Normal"/>
+    <w:basedOn w:val="1"/>
     <w:qFormat/>
+    <w:uiPriority w:val="0"/>
     <w:pPr>
       <w:tabs>
         <w:tab w:val="center" w:pos="4153"/>
@@ -7669,16 +7488,17 @@
       <w:sz w:val="18"/>
     </w:rPr>
   </w:style>
-  <w:style w:type="paragraph" w:styleId="Header">
+  <w:style w:type="paragraph" w:styleId="15">
     <w:name w:val="header"/>
-    <w:basedOn w:val="Normal"/>
+    <w:basedOn w:val="1"/>
     <w:qFormat/>
+    <w:uiPriority w:val="0"/>
     <w:pPr>
       <w:pBdr>
-        <w:top w:val="nil"/>
-        <w:left w:val="nil"/>
-        <w:bottom w:val="nil"/>
-        <w:right w:val="nil"/>
+        <w:top w:val="none" w:color="auto" w:sz="0" w:space="0"/>
+        <w:left w:val="none" w:color="auto" w:sz="0" w:space="0"/>
+        <w:bottom w:val="none" w:color="auto" w:sz="0" w:space="0"/>
+        <w:right w:val="none" w:color="auto" w:sz="0" w:space="0"/>
       </w:pBdr>
       <w:tabs>
         <w:tab w:val="center" w:pos="4153"/>
@@ -7693,37 +7513,41 @@
       <w:sz w:val="18"/>
     </w:rPr>
   </w:style>
-  <w:style w:type="paragraph" w:styleId="TOC1">
+  <w:style w:type="paragraph" w:styleId="16">
     <w:name w:val="toc 1"/>
-    <w:basedOn w:val="Normal"/>
-    <w:next w:val="Normal"/>
+    <w:basedOn w:val="1"/>
+    <w:next w:val="1"/>
     <w:qFormat/>
+    <w:uiPriority w:val="0"/>
     <w:rPr>
-      <w:rFonts w:ascii="Arial" w:eastAsia="Microsoft JhengHei" w:hAnsi="Arial"/>
+      <w:rFonts w:ascii="Arial" w:hAnsi="Arial" w:eastAsia="Microsoft JhengHei"/>
       <w:sz w:val="24"/>
     </w:rPr>
   </w:style>
-  <w:style w:type="paragraph" w:styleId="TOC2">
+  <w:style w:type="paragraph" w:styleId="17">
     <w:name w:val="toc 2"/>
-    <w:basedOn w:val="Normal"/>
-    <w:next w:val="Normal"/>
+    <w:basedOn w:val="1"/>
+    <w:next w:val="1"/>
     <w:qFormat/>
+    <w:uiPriority w:val="0"/>
     <w:pPr>
       <w:ind w:left="420" w:leftChars="200"/>
     </w:pPr>
   </w:style>
-  <w:style w:type="paragraph" w:styleId="NormalWeb">
+  <w:style w:type="paragraph" w:styleId="18">
     <w:name w:val="Normal (Web)"/>
-    <w:basedOn w:val="Normal"/>
+    <w:basedOn w:val="1"/>
     <w:qFormat/>
+    <w:uiPriority w:val="0"/>
     <w:rPr>
       <w:sz w:val="24"/>
     </w:rPr>
   </w:style>
-  <w:style w:type="paragraph" w:styleId="Title">
+  <w:style w:type="paragraph" w:styleId="19">
     <w:name w:val="Title"/>
-    <w:basedOn w:val="Normal"/>
+    <w:basedOn w:val="1"/>
     <w:qFormat/>
+    <w:uiPriority w:val="0"/>
     <w:pPr>
       <w:spacing w:before="240" w:beforeLines="0" w:beforeAutospacing="0" w:after="60" w:afterLines="0" w:afterAutospacing="0"/>
       <w:jc w:val="center"/>
@@ -7735,68 +7559,73 @@
       <w:sz w:val="32"/>
     </w:rPr>
   </w:style>
-  <w:style w:type="table" w:styleId="TableGrid">
+  <w:style w:type="table" w:styleId="21">
     <w:name w:val="Table Grid"/>
-    <w:basedOn w:val="TableNormal"/>
+    <w:basedOn w:val="20"/>
     <w:qFormat/>
+    <w:uiPriority w:val="0"/>
     <w:pPr>
       <w:widowControl w:val="0"/>
       <w:jc w:val="both"/>
     </w:pPr>
     <w:tblPr>
       <w:tblBorders>
-        <w:top w:val="single" w:sz="4" w:space="0" w:color="auto"/>
-        <w:left w:val="single" w:sz="4" w:space="0" w:color="auto"/>
-        <w:bottom w:val="single" w:sz="4" w:space="0" w:color="auto"/>
-        <w:right w:val="single" w:sz="4" w:space="0" w:color="auto"/>
-        <w:insideH w:val="single" w:sz="4" w:space="0" w:color="auto"/>
-        <w:insideV w:val="single" w:sz="4" w:space="0" w:color="auto"/>
+        <w:top w:val="single" w:color="auto" w:sz="4" w:space="0"/>
+        <w:left w:val="single" w:color="auto" w:sz="4" w:space="0"/>
+        <w:bottom w:val="single" w:color="auto" w:sz="4" w:space="0"/>
+        <w:right w:val="single" w:color="auto" w:sz="4" w:space="0"/>
+        <w:insideH w:val="single" w:color="auto" w:sz="4" w:space="0"/>
+        <w:insideV w:val="single" w:color="auto" w:sz="4" w:space="0"/>
       </w:tblBorders>
     </w:tblPr>
   </w:style>
-  <w:style w:type="character" w:styleId="Strong">
+  <w:style w:type="character" w:styleId="23">
     <w:name w:val="Strong"/>
-    <w:basedOn w:val="DefaultParagraphFont"/>
+    <w:basedOn w:val="22"/>
     <w:qFormat/>
+    <w:uiPriority w:val="0"/>
     <w:rPr>
       <w:b/>
     </w:rPr>
   </w:style>
-  <w:style w:type="paragraph" w:customStyle="1" w:styleId="a">
+  <w:style w:type="paragraph" w:customStyle="1" w:styleId="24">
     <w:name w:val="柴_公司名"/>
-    <w:basedOn w:val="Title"/>
+    <w:basedOn w:val="19"/>
     <w:qFormat/>
+    <w:uiPriority w:val="0"/>
     <w:pPr>
       <w:spacing w:after="600" w:afterLines="600"/>
     </w:pPr>
     <w:rPr>
-      <w:rFonts w:ascii="宋体" w:eastAsia="宋体" w:hAnsi="宋体" w:cs="宋体" w:hint="eastAsia"/>
+      <w:rFonts w:hint="eastAsia" w:ascii="宋体" w:hAnsi="宋体" w:eastAsia="宋体" w:cs="宋体"/>
       <w:bCs/>
       <w:spacing w:val="-6"/>
       <w:sz w:val="52"/>
       <w:szCs w:val="52"/>
     </w:rPr>
   </w:style>
-  <w:style w:type="paragraph" w:customStyle="1" w:styleId="a0">
+  <w:style w:type="paragraph" w:customStyle="1" w:styleId="25">
     <w:name w:val="柴_文档名"/>
-    <w:basedOn w:val="Title"/>
+    <w:basedOn w:val="19"/>
     <w:qFormat/>
+    <w:uiPriority w:val="0"/>
     <w:pPr>
       <w:spacing w:after="900" w:afterLines="900"/>
     </w:pPr>
     <w:rPr>
-      <w:rFonts w:ascii="黑体" w:eastAsia="黑体" w:hAnsi="黑体" w:cs="黑体"/>
+      <w:rFonts w:ascii="黑体" w:hAnsi="黑体" w:eastAsia="黑体" w:cs="黑体"/>
       <w:bCs/>
       <w:spacing w:val="-7"/>
       <w:sz w:val="52"/>
       <w:szCs w:val="52"/>
     </w:rPr>
   </w:style>
-  <w:style w:type="table" w:customStyle="1" w:styleId="TableNormal0">
+  <w:style w:type="table" w:customStyle="1" w:styleId="26">
     <w:name w:val="Table Normal_0"/>
     <w:semiHidden/>
     <w:unhideWhenUsed/>
     <w:qFormat/>
+    <w:uiPriority w:val="0"/>
     <w:tblPr>
       <w:tblCellMar>
         <w:top w:w="0" w:type="dxa"/>
@@ -7806,81 +7635,87 @@
       </w:tblCellMar>
     </w:tblPr>
   </w:style>
-  <w:style w:type="paragraph" w:customStyle="1" w:styleId="TableText">
+  <w:style w:type="paragraph" w:customStyle="1" w:styleId="27">
     <w:name w:val="Table Text"/>
-    <w:basedOn w:val="Normal"/>
+    <w:basedOn w:val="1"/>
     <w:semiHidden/>
     <w:qFormat/>
+    <w:uiPriority w:val="0"/>
     <w:rPr>
-      <w:rFonts w:ascii="宋体" w:eastAsia="宋体" w:hAnsi="宋体" w:cs="宋体"/>
+      <w:rFonts w:ascii="宋体" w:hAnsi="宋体" w:eastAsia="宋体" w:cs="宋体"/>
       <w:sz w:val="21"/>
       <w:szCs w:val="21"/>
       <w:lang w:val="en-US" w:eastAsia="en-US" w:bidi="ar-SA"/>
     </w:rPr>
   </w:style>
-  <w:style w:type="paragraph" w:customStyle="1" w:styleId="1">
+  <w:style w:type="paragraph" w:customStyle="1" w:styleId="28">
     <w:name w:val="柴_标题1"/>
-    <w:basedOn w:val="Heading1"/>
-    <w:next w:val="a1"/>
-    <w:link w:val="1Char"/>
+    <w:basedOn w:val="2"/>
+    <w:next w:val="29"/>
+    <w:link w:val="38"/>
     <w:qFormat/>
+    <w:uiPriority w:val="0"/>
     <w:pPr>
       <w:spacing w:before="100" w:after="90" w:line="360" w:lineRule="auto"/>
     </w:pPr>
     <w:rPr>
-      <w:rFonts w:ascii="Arial" w:eastAsia="宋体" w:hAnsi="Arial"/>
+      <w:rFonts w:ascii="Arial" w:hAnsi="Arial" w:eastAsia="宋体"/>
       <w:sz w:val="32"/>
     </w:rPr>
   </w:style>
-  <w:style w:type="paragraph" w:customStyle="1" w:styleId="a1">
+  <w:style w:type="paragraph" w:customStyle="1" w:styleId="29">
     <w:name w:val="柴_正文"/>
-    <w:basedOn w:val="BodyText"/>
-    <w:link w:val="Char"/>
+    <w:basedOn w:val="12"/>
+    <w:link w:val="42"/>
     <w:qFormat/>
+    <w:uiPriority w:val="0"/>
     <w:pPr>
       <w:spacing w:line="360" w:lineRule="auto"/>
       <w:ind w:firstLine="470" w:firstLineChars="200"/>
     </w:pPr>
     <w:rPr>
-      <w:rFonts w:ascii="Arial" w:eastAsia="宋体" w:hAnsi="Arial"/>
+      <w:rFonts w:ascii="Arial" w:hAnsi="Arial" w:eastAsia="宋体"/>
       <w:sz w:val="24"/>
       <w:lang w:eastAsia="zh-CN"/>
     </w:rPr>
   </w:style>
-  <w:style w:type="paragraph" w:customStyle="1" w:styleId="2">
+  <w:style w:type="paragraph" w:customStyle="1" w:styleId="30">
     <w:name w:val="柴_标题2"/>
-    <w:basedOn w:val="Heading2"/>
-    <w:next w:val="a1"/>
+    <w:basedOn w:val="3"/>
+    <w:next w:val="29"/>
     <w:qFormat/>
+    <w:uiPriority w:val="0"/>
     <w:pPr>
       <w:spacing w:line="360" w:lineRule="auto"/>
     </w:pPr>
     <w:rPr>
-      <w:rFonts w:ascii="Arial" w:eastAsia="宋体" w:hAnsi="Arial"/>
+      <w:rFonts w:ascii="Arial" w:hAnsi="Arial" w:eastAsia="宋体"/>
       <w:sz w:val="28"/>
     </w:rPr>
   </w:style>
-  <w:style w:type="paragraph" w:customStyle="1" w:styleId="3">
+  <w:style w:type="paragraph" w:customStyle="1" w:styleId="31">
     <w:name w:val="柴_标题3"/>
-    <w:basedOn w:val="Heading3"/>
-    <w:next w:val="a1"/>
+    <w:basedOn w:val="4"/>
+    <w:next w:val="29"/>
     <w:qFormat/>
+    <w:uiPriority w:val="0"/>
     <w:pPr>
       <w:spacing w:line="360" w:lineRule="auto"/>
       <w:ind w:left="0" w:firstLine="472" w:firstLineChars="200"/>
     </w:pPr>
     <w:rPr>
-      <w:rFonts w:ascii="宋体" w:eastAsia="宋体" w:hAnsi="宋体" w:cs="宋体"/>
+      <w:rFonts w:ascii="宋体" w:hAnsi="宋体" w:eastAsia="宋体" w:cs="宋体"/>
       <w:spacing w:val="-2"/>
       <w:sz w:val="24"/>
       <w:szCs w:val="24"/>
     </w:rPr>
   </w:style>
-  <w:style w:type="paragraph" w:customStyle="1" w:styleId="a2">
+  <w:style w:type="paragraph" w:customStyle="1" w:styleId="32">
     <w:name w:val="柴_目录"/>
-    <w:basedOn w:val="Normal"/>
-    <w:next w:val="BodyText"/>
+    <w:basedOn w:val="1"/>
+    <w:next w:val="12"/>
     <w:qFormat/>
+    <w:uiPriority w:val="0"/>
     <w:pPr>
       <w:tabs>
         <w:tab w:val="right" w:leader="dot" w:pos="8442"/>
@@ -7888,59 +7723,64 @@
       <w:ind w:left="0" w:leftChars="0"/>
     </w:pPr>
     <w:rPr>
-      <w:rFonts w:ascii="Arial" w:eastAsia="Microsoft JhengHei" w:hAnsi="Arial"/>
+      <w:rFonts w:ascii="Arial" w:hAnsi="Arial" w:eastAsia="Microsoft JhengHei"/>
       <w:sz w:val="24"/>
     </w:rPr>
   </w:style>
-  <w:style w:type="paragraph" w:customStyle="1" w:styleId="WPSOffice1">
+  <w:style w:type="paragraph" w:customStyle="1" w:styleId="33">
     <w:name w:val="WPSOffice手动目录 1"/>
     <w:qFormat/>
+    <w:uiPriority w:val="0"/>
     <w:pPr>
       <w:ind w:leftChars="0"/>
     </w:pPr>
     <w:rPr>
-      <w:rFonts w:ascii="Times New Roman" w:eastAsia="宋体" w:hAnsi="Times New Roman" w:cs="Times New Roman"/>
+      <w:rFonts w:ascii="Times New Roman" w:hAnsi="Times New Roman" w:eastAsia="宋体" w:cs="Times New Roman"/>
       <w:sz w:val="20"/>
       <w:szCs w:val="20"/>
     </w:rPr>
   </w:style>
-  <w:style w:type="paragraph" w:customStyle="1" w:styleId="WPSOffice2">
+  <w:style w:type="paragraph" w:customStyle="1" w:styleId="34">
     <w:name w:val="WPSOffice手动目录 2"/>
     <w:qFormat/>
+    <w:uiPriority w:val="0"/>
     <w:pPr>
       <w:ind w:leftChars="200"/>
     </w:pPr>
     <w:rPr>
-      <w:rFonts w:ascii="Times New Roman" w:eastAsia="宋体" w:hAnsi="Times New Roman" w:cs="Times New Roman"/>
+      <w:rFonts w:ascii="Times New Roman" w:hAnsi="Times New Roman" w:eastAsia="宋体" w:cs="Times New Roman"/>
       <w:sz w:val="20"/>
       <w:szCs w:val="20"/>
     </w:rPr>
   </w:style>
-  <w:style w:type="paragraph" w:customStyle="1" w:styleId="WPSOffice3">
+  <w:style w:type="paragraph" w:customStyle="1" w:styleId="35">
     <w:name w:val="WPSOffice手动目录 3"/>
     <w:qFormat/>
+    <w:uiPriority w:val="0"/>
     <w:pPr>
       <w:ind w:leftChars="400"/>
     </w:pPr>
     <w:rPr>
-      <w:rFonts w:ascii="Times New Roman" w:eastAsia="宋体" w:hAnsi="Times New Roman" w:cs="Times New Roman"/>
+      <w:rFonts w:ascii="Times New Roman" w:hAnsi="Times New Roman" w:eastAsia="宋体" w:cs="Times New Roman"/>
       <w:sz w:val="20"/>
       <w:szCs w:val="20"/>
     </w:rPr>
   </w:style>
-  <w:style w:type="paragraph" w:customStyle="1" w:styleId="Compact">
+  <w:style w:type="paragraph" w:customStyle="1" w:styleId="36">
     <w:name w:val="Compact"/>
-    <w:basedOn w:val="BodyText"/>
+    <w:basedOn w:val="12"/>
     <w:qFormat/>
+    <w:uiPriority w:val="0"/>
     <w:pPr>
       <w:spacing w:before="36" w:after="36"/>
     </w:pPr>
   </w:style>
-  <w:style w:type="table" w:customStyle="1" w:styleId="Table">
+  <w:style w:type="table" w:customStyle="1" w:styleId="37">
     <w:name w:val="Table"/>
     <w:semiHidden/>
     <w:unhideWhenUsed/>
     <w:qFormat/>
+    <w:uiPriority w:val="0"/>
     <w:tblPr>
       <w:tblCellMar>
         <w:top w:w="0" w:type="dxa"/>
@@ -7952,26 +7792,28 @@
     <w:tblStylePr w:type="firstRow">
       <w:tcPr>
         <w:tcBorders>
-          <w:bottom w:val="single" w:sz="0" w:space="0" w:color="auto"/>
+          <w:bottom w:val="single" w:color="auto" w:sz="0" w:space="0"/>
         </w:tcBorders>
         <w:vAlign w:val="bottom"/>
       </w:tcPr>
     </w:tblStylePr>
   </w:style>
-  <w:style w:type="character" w:customStyle="1" w:styleId="1Char">
+  <w:style w:type="character" w:customStyle="1" w:styleId="38">
     <w:name w:val="柴_标题1 Char"/>
-    <w:link w:val="1"/>
+    <w:link w:val="28"/>
     <w:qFormat/>
+    <w:uiPriority w:val="0"/>
     <w:rPr>
-      <w:rFonts w:ascii="Arial" w:eastAsia="宋体" w:hAnsi="Arial"/>
+      <w:rFonts w:ascii="Arial" w:hAnsi="Arial" w:eastAsia="宋体"/>
       <w:sz w:val="32"/>
     </w:rPr>
   </w:style>
-  <w:style w:type="table" w:customStyle="1" w:styleId="TableNormal1">
+  <w:style w:type="table" w:customStyle="1" w:styleId="39">
     <w:name w:val="Table Normal_1"/>
     <w:semiHidden/>
     <w:unhideWhenUsed/>
     <w:qFormat/>
+    <w:uiPriority w:val="0"/>
     <w:tblPr>
       <w:tblCellMar>
         <w:top w:w="0" w:type="dxa"/>
@@ -7981,10 +7823,11 @@
       </w:tblCellMar>
     </w:tblPr>
   </w:style>
-  <w:style w:type="paragraph" w:customStyle="1" w:styleId="a3">
+  <w:style w:type="paragraph" w:customStyle="1" w:styleId="40">
     <w:name w:val="柴_正文_无缩进"/>
-    <w:basedOn w:val="Normal"/>
+    <w:basedOn w:val="1"/>
     <w:qFormat/>
+    <w:uiPriority w:val="0"/>
     <w:pPr>
       <w:ind w:firstLine="0" w:firstLineChars="0"/>
     </w:pPr>
@@ -7994,29 +7837,31 @@
       <w:lang w:eastAsia="zh-CN"/>
     </w:rPr>
   </w:style>
-  <w:style w:type="paragraph" w:customStyle="1" w:styleId="4">
+  <w:style w:type="paragraph" w:customStyle="1" w:styleId="41">
     <w:name w:val="柴_标题4"/>
-    <w:basedOn w:val="Heading4"/>
-    <w:next w:val="Normal"/>
+    <w:basedOn w:val="5"/>
+    <w:next w:val="1"/>
     <w:qFormat/>
+    <w:uiPriority w:val="0"/>
     <w:pPr>
       <w:widowControl w:val="0"/>
       <w:spacing w:before="160" w:line="360" w:lineRule="auto"/>
-      <w:ind w:left="981" w:hanging="862" w:leftChars="300"/>
+      <w:ind w:left="981" w:leftChars="300" w:hanging="862"/>
     </w:pPr>
     <w:rPr>
-      <w:rFonts w:ascii="Calibri" w:eastAsia="宋体" w:hAnsi="Calibri" w:cs="宋体" w:hint="eastAsia"/>
+      <w:rFonts w:hint="eastAsia" w:ascii="Calibri" w:hAnsi="Calibri" w:eastAsia="宋体" w:cs="宋体"/>
       <w:sz w:val="24"/>
       <w:szCs w:val="24"/>
       <w:lang w:eastAsia="zh-CN" w:bidi="zh-CN"/>
     </w:rPr>
   </w:style>
-  <w:style w:type="character" w:customStyle="1" w:styleId="Char">
+  <w:style w:type="character" w:customStyle="1" w:styleId="42">
     <w:name w:val="柴_正文 Char"/>
-    <w:link w:val="a1"/>
+    <w:link w:val="29"/>
     <w:qFormat/>
+    <w:uiPriority w:val="0"/>
     <w:rPr>
-      <w:rFonts w:ascii="Arial" w:eastAsia="宋体" w:hAnsi="Arial"/>
+      <w:rFonts w:ascii="Arial" w:hAnsi="Arial" w:eastAsia="宋体"/>
       <w:sz w:val="24"/>
       <w:lang w:eastAsia="zh-CN"/>
     </w:rPr>
